--- a/0.report/4.OpinionReview_통합본.docx
+++ b/0.report/4.OpinionReview_통합본.docx
@@ -288,10 +288,12 @@
         <w:t>• `</w:t>
       </w:r>
       <w:proofErr w:type="spellStart"/>
+      <w:proofErr w:type="gramStart"/>
       <w:r>
         <w:t>pycaret.clustering</w:t>
       </w:r>
       <w:proofErr w:type="spellEnd"/>
+      <w:proofErr w:type="gramEnd"/>
       <w:r>
         <w:t>` 모듈을 활용하여 여러 군집화 모델을 자동 비교</w:t>
       </w:r>
@@ -311,7 +313,7 @@
         <w:ind w:left="840"/>
       </w:pPr>
       <w:r>
-        <w:t>4. **비지도 학습 환경에서의 모델 평가 방법 이해**</w:t>
+        <w:t>4. 비지도 학습 환경에서의 모델 평가 방법 이해</w:t>
       </w:r>
     </w:p>
     <w:p>
@@ -343,7 +345,7 @@
         <w:ind w:left="840"/>
       </w:pPr>
       <w:r>
-        <w:t>• 텍스트 데이터의 특성에 따른 **</w:t>
+        <w:t xml:space="preserve">• 텍스트 데이터의 특성에 따른 </w:t>
       </w:r>
       <w:proofErr w:type="spellStart"/>
       <w:r>
@@ -351,7 +353,7 @@
       </w:r>
       <w:proofErr w:type="spellEnd"/>
       <w:r>
-        <w:t xml:space="preserve"> 전략의 중요성** 체득</w:t>
+        <w:t xml:space="preserve"> 전략의 중요성 체득</w:t>
       </w:r>
     </w:p>
     <w:p>
@@ -360,7 +362,7 @@
         <w:ind w:left="840"/>
       </w:pPr>
       <w:r>
-        <w:t>• 문서 벡터화 방식이 **군집 결과에 미치는 영향** 이해</w:t>
+        <w:t>• 문서 벡터화 방식이 군집 결과에 미치는 영향 이해</w:t>
       </w:r>
     </w:p>
     <w:p>
@@ -369,7 +371,7 @@
         <w:ind w:left="840"/>
       </w:pPr>
       <w:r>
-        <w:t>• 비지도 학습 환경에서 사용되는 **군집 평가 지표의 의미와 한계** 이해</w:t>
+        <w:t>• 비지도 학습 환경에서 사용되는 군집 평가 지표의 의미와 한계 이해</w:t>
       </w:r>
     </w:p>
     <w:p>
@@ -394,7 +396,7 @@
       </w:r>
       <w:proofErr w:type="spellEnd"/>
       <w:r>
-        <w:t>을 활용한 **실험 자동화 및 모델 비교 경험** 습득</w:t>
+        <w:t>을 활용한 실험 자동화 및 모델 비교 경험 습득</w:t>
       </w:r>
     </w:p>
     <w:p/>
@@ -429,15 +431,16 @@
       </w:r>
       <w:proofErr w:type="spellEnd"/>
       <w:r>
-        <w:t xml:space="preserve"> 유틸리티 모듈 (`</w:t>
-      </w:r>
-      <w:proofErr w:type="spellStart"/>
-      <w:r>
-        <w:t>utils.preprocessing</w:t>
-      </w:r>
-      <w:proofErr w:type="spellEnd"/>
-      <w:r>
-        <w:t>`)</w:t>
+        <w:t xml:space="preserve"> 유틸리티 모듈 (`utils</w:t>
+      </w:r>
+      <w:r>
+        <w:rPr>
+          <w:rFonts w:hint="eastAsia"/>
+        </w:rPr>
+        <w:t>/</w:t>
+      </w:r>
+      <w:r>
+        <w:t>preprocessing`)</w:t>
       </w:r>
     </w:p>
     <w:p>
@@ -480,7 +483,7 @@
         <w:rPr>
           <w:b/>
         </w:rPr>
-        <w:t>정답 라벨이 존재하지 않는 리뷰 문서 집합에서, &gt;  문서 간 의미적 유사성을 기반으로 &gt;  의미 있는 군집 구조와 잠재 주제를 자동으로 도출할 수 있는가?</w:t>
+        <w:t>정답 라벨이 존재하지 않는 리뷰 문서 집합에서,&gt; 문서 간 의미적 유사성을 기반으로&gt; 의미 있는 군집 구조와 잠재 주제를 자동으로 도출할 수 있는가?</w:t>
       </w:r>
     </w:p>
     <w:p>
@@ -859,6 +862,19 @@
       </w:tr>
     </w:tbl>
     <w:p>
+      <w:pPr>
+        <w:rPr>
+          <w:rFonts w:hint="eastAsia"/>
+        </w:rPr>
+      </w:pPr>
+      <w:r>
+        <w:rPr>
+          <w:rFonts w:hint="eastAsia"/>
+        </w:rPr>
+        <w:t>[표4.1.1 평가 지표 비교]</w:t>
+      </w:r>
+    </w:p>
+    <w:p>
       <w:r>
         <w:t xml:space="preserve">비지도 학습에서는 </w:t>
       </w:r>
@@ -866,10 +882,21 @@
         <w:rPr>
           <w:b/>
         </w:rPr>
-        <w:t>“정답을 얼마나 맞췄는가”</w:t>
-      </w:r>
-      <w:r>
-        <w:t xml:space="preserve">가 아니라, </w:t>
+        <w:t xml:space="preserve">“정답을 얼마나 </w:t>
+      </w:r>
+      <w:proofErr w:type="gramStart"/>
+      <w:r>
+        <w:rPr>
+          <w:b/>
+        </w:rPr>
+        <w:t>맞췄는가”</w:t>
+      </w:r>
+      <w:r>
+        <w:t>가</w:t>
+      </w:r>
+      <w:proofErr w:type="gramEnd"/>
+      <w:r>
+        <w:t xml:space="preserve"> 아니라, </w:t>
       </w:r>
       <w:r>
         <w:rPr>
@@ -905,7 +932,7 @@
     </w:p>
     <w:p>
       <w:r>
-        <w:t>Silhouette Score (실루엣 점수) :</w:t>
+        <w:t xml:space="preserve">Silhouette Score (실루엣 점수) </w:t>
       </w:r>
     </w:p>
     <w:p>
@@ -971,122 +998,122 @@
     </w:p>
     <w:p>
       <w:r>
+        <w:lastRenderedPageBreak/>
         <w:t>• 0 근처: 군집 간 중첩</w:t>
       </w:r>
     </w:p>
     <w:p>
       <w:r>
+        <w:t>• 음수: 잘못된 군집 할당</w:t>
+      </w:r>
+    </w:p>
+    <w:p/>
+    <w:p>
+      <w:r>
+        <w:t xml:space="preserve">Calinski–Harabasz Index (CH 지수) </w:t>
+      </w:r>
+    </w:p>
+    <w:p>
+      <w:r>
+        <w:t>클러스터 간 분산 대비 클러스터 내 분산 비율을 기반으로 하여, 군집 간 거리와 내부 밀집도를 정량적으로 비교할 수 있으며, 여러 알고리즘 간 상대 비교에 유리하다.</w:t>
+      </w:r>
+    </w:p>
+    <w:p>
+      <w:r>
+        <w:t>• 값이 클수록 우수</w:t>
+      </w:r>
+    </w:p>
+    <w:p>
+      <w:r>
+        <w:t>• 클러스터 간 분산 대비 클러스터 내 분산 비율을 평가</w:t>
+      </w:r>
+    </w:p>
+    <w:p>
+      <w:r>
+        <w:t>• 군집 간 거리가 멀고 내부가 조밀할수록 높은 값</w:t>
+      </w:r>
+    </w:p>
+    <w:p>
+      <w:r>
+        <w:t>• 계산 속도가 빨라 비교 실험에 적합</w:t>
+      </w:r>
+    </w:p>
+    <w:p/>
+    <w:p>
+      <w:r>
+        <w:t>Davies–Bouldin Index (DB 지수)</w:t>
+      </w:r>
+    </w:p>
+    <w:p>
+      <w:r>
+        <w:t>각 클러스터 간 유사도의 평균을 측정함으로써, 군집 간 중첩 여부를 평가하며, 값이 낮을수록 군집 분리가 우수함을 의미한다.</w:t>
+      </w:r>
+    </w:p>
+    <w:p>
+      <w:r>
+        <w:t>• 값이 낮을수록 우수</w:t>
+      </w:r>
+    </w:p>
+    <w:p>
+      <w:r>
+        <w:t>• 각 클러스터 간 유사도를 기반으로 군집 품질을 평가</w:t>
+      </w:r>
+    </w:p>
+    <w:p>
+      <w:r>
+        <w:t>• 클러스터 간 겹침이 적고 분리가 명확할수록 낮은 값</w:t>
+      </w:r>
+    </w:p>
+    <w:p>
+      <w:r>
+        <w:t>• 0에 가까울수록 이상적</w:t>
+      </w:r>
+    </w:p>
+    <w:p/>
+    <w:p>
+      <w:r>
+        <w:t>Clusters (클러스터 수)</w:t>
+      </w:r>
+    </w:p>
+    <w:p>
+      <w:r>
+        <w:t>• 알고리즘이 최종적으로 생성한 클러스터 개수</w:t>
+      </w:r>
+    </w:p>
+    <w:p>
+      <w:r>
+        <w:t>• K-Means 계열은 사전 지정</w:t>
+      </w:r>
+    </w:p>
+    <w:p>
+      <w:r>
+        <w:t>• DBSCAN, OPTICS 등은 데이터 특성에 따라 자동 결정</w:t>
+      </w:r>
+    </w:p>
+    <w:p/>
+    <w:p>
+      <w:proofErr w:type="spellStart"/>
+      <w:r>
+        <w:t>N_Noise</w:t>
+      </w:r>
+      <w:proofErr w:type="spellEnd"/>
+      <w:r>
+        <w:t xml:space="preserve"> (노이즈 포인트 수)</w:t>
+      </w:r>
+    </w:p>
+    <w:p>
+      <w:r>
+        <w:t>• DBSCAN, OPTICS 등 밀도 기반 알고리즘에서</w:t>
+      </w:r>
+    </w:p>
+    <w:p>
+      <w:r>
         <w:lastRenderedPageBreak/>
-        <w:t>• 음수: 잘못된 군집 할당</w:t>
-      </w:r>
-    </w:p>
-    <w:p/>
-    <w:p>
-      <w:r>
-        <w:t>Calinski–Harabasz Index (CH 지수) :</w:t>
-      </w:r>
-    </w:p>
-    <w:p>
-      <w:r>
-        <w:t>클러스터 간 분산 대비 클러스터 내 분산 비율을 기반으로 하여, 군집 간 거리와 내부 밀집도를 정량적으로 비교할 수 있으며, 여러 알고리즘 간 상대 비교에 유리하다.</w:t>
-      </w:r>
-    </w:p>
-    <w:p>
-      <w:r>
-        <w:t>• 값이 클수록 우수</w:t>
-      </w:r>
-    </w:p>
-    <w:p>
-      <w:r>
-        <w:t>• 클러스터 간 분산 대비 클러스터 내 분산 비율을 평가</w:t>
-      </w:r>
-    </w:p>
-    <w:p>
-      <w:r>
-        <w:t>• 군집 간 거리가 멀고 내부가 조밀할수록 높은 값</w:t>
-      </w:r>
-    </w:p>
-    <w:p>
-      <w:r>
-        <w:t>• 계산 속도가 빨라 비교 실험에 적합</w:t>
-      </w:r>
-    </w:p>
-    <w:p/>
-    <w:p>
-      <w:r>
-        <w:t>Davies–Bouldin Index (DB 지수)</w:t>
-      </w:r>
-    </w:p>
-    <w:p>
-      <w:r>
-        <w:t>각 클러스터 간 유사도의 평균을 측정함으로써, 군집 간 중첩 여부를 평가하며, 값이 낮을수록 군집 분리가 우수함을 의미한다.</w:t>
-      </w:r>
-    </w:p>
-    <w:p>
-      <w:r>
-        <w:t>• 값이 낮을수록 우수</w:t>
-      </w:r>
-    </w:p>
-    <w:p>
-      <w:r>
-        <w:t>• 각 클러스터 간 유사도를 기반으로 군집 품질을 평가</w:t>
-      </w:r>
-    </w:p>
-    <w:p>
-      <w:r>
-        <w:t>• 클러스터 간 겹침이 적고 분리가 명확할수록 낮은 값</w:t>
-      </w:r>
-    </w:p>
-    <w:p>
-      <w:r>
-        <w:t>• 0에 가까울수록 이상적</w:t>
-      </w:r>
-    </w:p>
-    <w:p/>
-    <w:p>
-      <w:r>
-        <w:t>Clusters (클러스터 수)</w:t>
-      </w:r>
-    </w:p>
-    <w:p>
-      <w:r>
-        <w:t>• 알고리즘이 최종적으로 생성한 클러스터 개수</w:t>
-      </w:r>
-    </w:p>
-    <w:p>
-      <w:r>
-        <w:t>• K-Means 계열은 사전 지정</w:t>
-      </w:r>
-    </w:p>
-    <w:p>
-      <w:r>
-        <w:t>• DBSCAN, OPTICS 등은 데이터 특성에 따라 자동 결정</w:t>
-      </w:r>
-    </w:p>
-    <w:p/>
-    <w:p>
-      <w:proofErr w:type="spellStart"/>
-      <w:r>
-        <w:t>N_Noise</w:t>
-      </w:r>
-      <w:proofErr w:type="spellEnd"/>
-      <w:r>
-        <w:t xml:space="preserve"> (노이즈 포인트 수)</w:t>
-      </w:r>
-    </w:p>
-    <w:p>
-      <w:r>
-        <w:t>• DBSCAN, OPTICS 등 밀도 기반 알고리즘에서</w:t>
-      </w:r>
-    </w:p>
-    <w:p>
-      <w:r>
         <w:t>• 어떤 클러스터에도 속하지 못한 데이터 수</w:t>
       </w:r>
     </w:p>
     <w:p>
       <w:r>
-        <w:lastRenderedPageBreak/>
         <w:t>• 값이 클수록 군집화 품질 저하 가능성</w:t>
       </w:r>
     </w:p>
@@ -1181,7 +1208,7 @@
         <w:t>Silhouette Score, CH Index, DB Index, 클러스터 수, 실행 시간</w:t>
       </w:r>
       <w:r>
-        <w:t>을 종합적으로 고려하여  이후 장(4.3~4.5)에서 사용할 기반 모델을 선정하였다.</w:t>
+        <w:t>을 종합적으로 고려하여 이후 장(4.3~4.5)에서 사용할 기반 모델을 선정하였다.</w:t>
       </w:r>
     </w:p>
     <w:p>
@@ -1198,7 +1225,7 @@
         <w:ind w:left="840"/>
       </w:pPr>
       <w:r>
-        <w:t>• **Affinity Propagation**</w:t>
+        <w:t>• Affinity Propagation</w:t>
       </w:r>
     </w:p>
     <w:p>
@@ -1225,7 +1252,7 @@
         <w:ind w:left="840"/>
       </w:pPr>
       <w:r>
-        <w:t>• **</w:t>
+        <w:t xml:space="preserve">• </w:t>
       </w:r>
       <w:proofErr w:type="spellStart"/>
       <w:r>
@@ -1233,7 +1260,7 @@
       </w:r>
       <w:proofErr w:type="spellEnd"/>
       <w:r>
-        <w:t>, Spectral, Birch**</w:t>
+        <w:t>, Spectral, Birch</w:t>
       </w:r>
     </w:p>
     <w:p>
@@ -1251,16 +1278,13 @@
         <w:ind w:left="840"/>
       </w:pPr>
       <w:r>
-        <w:t xml:space="preserve">• **DBSCAN, </w:t>
+        <w:t xml:space="preserve">• DBSCAN, </w:t>
       </w:r>
       <w:proofErr w:type="spellStart"/>
       <w:r>
         <w:t>MeanShift</w:t>
       </w:r>
       <w:proofErr w:type="spellEnd"/>
-      <w:r>
-        <w:t>**</w:t>
-      </w:r>
     </w:p>
     <w:p>
       <w:pPr>
@@ -1277,7 +1301,7 @@
         <w:ind w:left="840"/>
       </w:pPr>
       <w:r>
-        <w:t>• **K-Modes**</w:t>
+        <w:t>• K-Modes</w:t>
       </w:r>
     </w:p>
     <w:p>
@@ -1286,6 +1310,7 @@
         <w:ind w:left="840"/>
       </w:pPr>
       <w:r>
+        <w:lastRenderedPageBreak/>
         <w:t>• 음수 Silhouette Score → 군집 구조 부적합</w:t>
       </w:r>
     </w:p>
@@ -1295,8 +1320,7 @@
         <w:ind w:left="840"/>
       </w:pPr>
       <w:r>
-        <w:lastRenderedPageBreak/>
-        <w:t>• **OPTICS**</w:t>
+        <w:t>• OPTICS</w:t>
       </w:r>
     </w:p>
     <w:p>
@@ -1319,7 +1343,7 @@
         <w:t>요약하면</w:t>
       </w:r>
       <w:r>
-        <w:t xml:space="preserve">, &gt;  비지도 학습에서는 </w:t>
+        <w:t xml:space="preserve">,&gt; 비지도 학습에서는 </w:t>
       </w:r>
       <w:proofErr w:type="spellStart"/>
       <w:r>
@@ -1327,7 +1351,7 @@
       </w:r>
       <w:proofErr w:type="spellEnd"/>
       <w:r>
-        <w:t xml:space="preserve"> 정답을 직접 비교할 수 없으므로, &gt;  데이터 구조 자체를 평가하는 내부 지표를 통해 군집 품질을 판단해야 한다.</w:t>
+        <w:t xml:space="preserve"> 정답을 직접 비교할 수 없으므로,&gt; 데이터 구조 자체를 평가하는 내부 지표를 통해 군집 품질을 판단해야 한다.</w:t>
       </w:r>
     </w:p>
     <w:p/>
@@ -1409,7 +1433,16 @@
         <w:t>• 벡터화 후 생성되는 고차원 특성 벡터</w:t>
       </w:r>
     </w:p>
-    <w:p>
+    <w:p/>
+    <w:p>
+      <w:pPr>
+        <w:rPr>
+          <w:rFonts w:asciiTheme="majorHAnsi" w:eastAsiaTheme="majorEastAsia" w:hAnsiTheme="majorHAnsi" w:cstheme="majorBidi"/>
+          <w:b/>
+          <w:sz w:val="32"/>
+          <w:szCs w:val="32"/>
+        </w:rPr>
+      </w:pPr>
       <w:r>
         <w:br w:type="page"/>
       </w:r>
@@ -1444,17 +1477,36 @@
     </w:p>
     <w:p>
       <w:r>
-        <w:t xml:space="preserve">본 프로젝트에서 사용한  </w:t>
-      </w:r>
-      <w:r>
-        <w:rPr>
-          <w:b/>
-        </w:rPr>
-        <w:t>실험 환경 구성 방식</w:t>
+        <w:t xml:space="preserve">본 프로젝트에서 </w:t>
+      </w:r>
+      <w:proofErr w:type="gramStart"/>
+      <w:r>
+        <w:t xml:space="preserve">사용한  </w:t>
+      </w:r>
+      <w:r>
+        <w:rPr>
+          <w:b/>
+        </w:rPr>
+        <w:t>실험</w:t>
+      </w:r>
+      <w:proofErr w:type="gramEnd"/>
+      <w:r>
+        <w:rPr>
+          <w:b/>
+        </w:rPr>
+        <w:t xml:space="preserve"> 환경 구성 </w:t>
+      </w:r>
+      <w:proofErr w:type="gramStart"/>
+      <w:r>
+        <w:rPr>
+          <w:b/>
+        </w:rPr>
+        <w:t>방식</w:t>
       </w:r>
       <w:r>
         <w:t xml:space="preserve"> ,</w:t>
       </w:r>
+      <w:proofErr w:type="gramEnd"/>
     </w:p>
     <w:p>
       <w:r>
@@ -1475,11 +1527,19 @@
         <w:rPr>
           <w:b/>
         </w:rPr>
-        <w:t xml:space="preserve"> 전략</w:t>
+        <w:t xml:space="preserve"> </w:t>
+      </w:r>
+      <w:proofErr w:type="gramStart"/>
+      <w:r>
+        <w:rPr>
+          <w:b/>
+        </w:rPr>
+        <w:t>전략</w:t>
       </w:r>
       <w:r>
         <w:t xml:space="preserve"> ,</w:t>
       </w:r>
+      <w:proofErr w:type="gramEnd"/>
     </w:p>
     <w:p>
       <w:r>
@@ -1520,7 +1580,7 @@
         <w:ind w:left="840"/>
       </w:pPr>
       <w:r>
-        <w:t>• 여러 군집화 알고리즘을 **동일 조건에서 반복 비교**하고</w:t>
+        <w:t>• 여러 군집화 알고리즘을 동일 조건에서 반복 비교하고</w:t>
       </w:r>
     </w:p>
     <w:p>
@@ -1529,7 +1589,7 @@
         <w:ind w:left="840"/>
       </w:pPr>
       <w:r>
-        <w:t>• **</w:t>
+        <w:t xml:space="preserve">• </w:t>
       </w:r>
       <w:proofErr w:type="spellStart"/>
       <w:r>
@@ -1545,7 +1605,7 @@
       </w:r>
       <w:proofErr w:type="spellEnd"/>
       <w:r>
-        <w:t>**을 활용하여 실험을 자동화하는 것을 핵심 목표로 설정하였기 때문에,</w:t>
+        <w:t>을 활용하여 실험을 자동화하는 것을 핵심 목표로 설정하였기 때문에,</w:t>
       </w:r>
     </w:p>
     <w:p>
@@ -1558,8 +1618,12 @@
       <w:r>
         <w:t>과</w:t>
       </w:r>
-    </w:p>
-    <w:p>
+      <w:r>
+        <w:rPr>
+          <w:rFonts w:hint="eastAsia"/>
+        </w:rPr>
+        <w:t xml:space="preserve"> </w:t>
+      </w:r>
       <w:r>
         <w:rPr>
           <w:b/>
@@ -1587,6 +1651,12 @@
       </w:r>
       <w:r>
         <w:rPr>
+          <w:rFonts w:hint="eastAsia"/>
+        </w:rPr>
+        <w:t xml:space="preserve"> </w:t>
+      </w:r>
+      <w:r>
+        <w:rPr>
           <w:b/>
         </w:rPr>
         <w:t xml:space="preserve">동일한 </w:t>
@@ -1609,6 +1679,7 @@
         <w:t>를 구현하고자 하였다.</w:t>
       </w:r>
     </w:p>
+    <w:p/>
     <w:p>
       <w:pPr>
         <w:pStyle w:val="3"/>
@@ -1672,7 +1743,15 @@
       </w:r>
       <w:proofErr w:type="spellEnd"/>
       <w:r>
-        <w:t xml:space="preserve">` 등  다수의 핵심 라이브러리에 의존하는 </w:t>
+        <w:t xml:space="preserve">` </w:t>
+      </w:r>
+      <w:proofErr w:type="gramStart"/>
+      <w:r>
+        <w:t>등  다수의</w:t>
+      </w:r>
+      <w:proofErr w:type="gramEnd"/>
+      <w:r>
+        <w:t xml:space="preserve"> 핵심 라이브러리에 의존하는 </w:t>
       </w:r>
       <w:proofErr w:type="spellStart"/>
       <w:r>
@@ -1710,7 +1789,7 @@
         <w:ind w:left="840"/>
       </w:pPr>
       <w:r>
-        <w:t>• 라이브러리 **버전 충돌**</w:t>
+        <w:t>• 라이브러리 버전 충돌</w:t>
       </w:r>
     </w:p>
     <w:p>
@@ -1736,7 +1815,7 @@
       </w:r>
       <w:proofErr w:type="spellEnd"/>
       <w:r>
-        <w:t xml:space="preserve"> 실행 환경 차이로 인한 **결과 재현성 저하**</w:t>
+        <w:t xml:space="preserve"> 실행 환경 차이로 인한 결과 재현성 저하</w:t>
       </w:r>
     </w:p>
     <w:p>
@@ -1760,10 +1839,21 @@
         <w:rPr>
           <w:b/>
         </w:rPr>
-        <w:t xml:space="preserve"> 전용 Conda 환경을 별도로 구성</w:t>
-      </w:r>
-      <w:r>
-        <w:t>하여  실험 환경을 완전히 분리하였다.</w:t>
+        <w:t xml:space="preserve"> 전용 Conda 환경을 별도로 </w:t>
+      </w:r>
+      <w:proofErr w:type="gramStart"/>
+      <w:r>
+        <w:rPr>
+          <w:b/>
+        </w:rPr>
+        <w:t>구성</w:t>
+      </w:r>
+      <w:r>
+        <w:t>하여  실험</w:t>
+      </w:r>
+      <w:proofErr w:type="gramEnd"/>
+      <w:r>
+        <w:t xml:space="preserve"> 환경을 완전히 분리하였다.</w:t>
       </w:r>
     </w:p>
     <w:p>
@@ -1829,7 +1919,15 @@
         <w:ind w:left="840"/>
       </w:pPr>
       <w:r>
-        <w:t>• `../config/pycaret_setup.md`</w:t>
+        <w:t xml:space="preserve">• </w:t>
+      </w:r>
+      <w:proofErr w:type="gramStart"/>
+      <w:r>
+        <w:t>`..</w:t>
+      </w:r>
+      <w:proofErr w:type="gramEnd"/>
+      <w:r>
+        <w:t>/config/pycaret_setup.md`</w:t>
       </w:r>
     </w:p>
     <w:p>
@@ -1853,7 +1951,7 @@
         <w:ind w:left="840"/>
       </w:pPr>
       <w:r>
-        <w:t>• 팀원 간 **실험 결과의 재현성 확보**</w:t>
+        <w:t>• 팀원 간 실험 결과의 재현성 확보</w:t>
       </w:r>
     </w:p>
     <w:p>
@@ -1975,10 +2073,12 @@
         <w:t>• `</w:t>
       </w:r>
       <w:proofErr w:type="spellStart"/>
+      <w:proofErr w:type="gramStart"/>
       <w:r>
         <w:t>pycaret.clustering</w:t>
       </w:r>
       <w:proofErr w:type="spellEnd"/>
+      <w:proofErr w:type="gramEnd"/>
       <w:r>
         <w:t>`</w:t>
       </w:r>
@@ -2009,10 +2109,12 @@
         <w:t xml:space="preserve"> 모듈 (`</w:t>
       </w:r>
       <w:proofErr w:type="spellStart"/>
+      <w:proofErr w:type="gramStart"/>
       <w:r>
         <w:t>utils.preprocessing</w:t>
       </w:r>
       <w:proofErr w:type="spellEnd"/>
+      <w:proofErr w:type="gramEnd"/>
       <w:r>
         <w:t>`)</w:t>
       </w:r>
@@ -2042,10 +2144,29 @@
         <w:rPr>
           <w:b/>
         </w:rPr>
-        <w:t>의 `clustering` 모듈</w:t>
-      </w:r>
-      <w:r>
-        <w:t>은  여러 군집화 알고리즘을 동일 데이터·동일 지표 기준으로 비교할 수 있도록 지원하여,  4.1절에서 정의한 평가 지표(Silhouette, CH, DB 등)를 실험 단계에서 일관되게 적용하는 데 핵심적인 역할을 하였다.</w:t>
+        <w:t xml:space="preserve">의 `clustering` </w:t>
+      </w:r>
+      <w:proofErr w:type="gramStart"/>
+      <w:r>
+        <w:rPr>
+          <w:b/>
+        </w:rPr>
+        <w:t>모듈</w:t>
+      </w:r>
+      <w:r>
+        <w:t>은  여러</w:t>
+      </w:r>
+      <w:proofErr w:type="gramEnd"/>
+      <w:r>
+        <w:t xml:space="preserve"> 군집화 알고리즘을 동일 데이터·동일 지표 기준으로 비교할 수 있도록 </w:t>
+      </w:r>
+      <w:proofErr w:type="gramStart"/>
+      <w:r>
+        <w:t>지원하여,  4</w:t>
+      </w:r>
+      <w:proofErr w:type="gramEnd"/>
+      <w:r>
+        <w:t>.1절에서 정의한 평가 지표(Silhouette, CH, DB 등)를 실험 단계에서 일관되게 적용하는 데 핵심적인 역할을 하였다.</w:t>
       </w:r>
     </w:p>
     <w:p>
@@ -2075,7 +2196,15 @@
     </w:p>
     <w:p>
       <w:r>
-        <w:t>Opinion Review 원본 데이터는 `../data` 디렉토리에 저장된 다수의 `.data` 파일로 구성되며, 본 프로젝트에서는 `</w:t>
+        <w:t xml:space="preserve">Opinion Review 원본 데이터는 </w:t>
+      </w:r>
+      <w:proofErr w:type="gramStart"/>
+      <w:r>
+        <w:t>`..</w:t>
+      </w:r>
+      <w:proofErr w:type="gramEnd"/>
+      <w:r>
+        <w:t>/data` 디렉토리에 저장된 다수의 `.data` 파일로 구성되며, 본 프로젝트에서는 `</w:t>
       </w:r>
       <w:proofErr w:type="spellStart"/>
       <w:r>
@@ -2105,7 +2234,15 @@
         <w:ind w:left="840"/>
       </w:pPr>
       <w:r>
-        <w:t>• `filename` : 파일명(확장자 제외) — 문서의 암묵적 주제 정보</w:t>
+        <w:t>• `filename</w:t>
+      </w:r>
+      <w:proofErr w:type="gramStart"/>
+      <w:r>
+        <w:t>` :</w:t>
+      </w:r>
+      <w:proofErr w:type="gramEnd"/>
+      <w:r>
+        <w:t xml:space="preserve"> 파일명(확장자 제외) — 문서의 암묵적 주제 정보</w:t>
       </w:r>
     </w:p>
     <w:p>
@@ -2121,8 +2258,13 @@
         <w:t>opinion_text</w:t>
       </w:r>
       <w:proofErr w:type="spellEnd"/>
-      <w:r>
-        <w:t>` : 파일 내용을 `</w:t>
+      <w:proofErr w:type="gramStart"/>
+      <w:r>
+        <w:t>` :</w:t>
+      </w:r>
+      <w:proofErr w:type="gramEnd"/>
+      <w:r>
+        <w:t xml:space="preserve"> 파일 내용을 `</w:t>
       </w:r>
       <w:proofErr w:type="spellStart"/>
       <w:r>
@@ -2130,7 +2272,7 @@
       </w:r>
       <w:proofErr w:type="spellEnd"/>
       <w:r>
-        <w:t>` 컬럼에 적재하여 **문서 단위 데이터프레임** 형태로 통합하였다.</w:t>
+        <w:t>` 컬럼에 적재하여 문서 단위 데이터프레임 형태로 통합하였다.</w:t>
       </w:r>
     </w:p>
     <w:p>
@@ -2247,7 +2389,7 @@
         <w:ind w:left="840"/>
       </w:pPr>
       <w:r>
-        <w:t xml:space="preserve">• **HTML 태그 제거** : </w:t>
+        <w:t xml:space="preserve">• HTML 태그 제거: </w:t>
       </w:r>
       <w:proofErr w:type="spellStart"/>
       <w:r>
@@ -2272,7 +2414,7 @@
         <w:ind w:left="840"/>
       </w:pPr>
       <w:r>
-        <w:t>• **URL 제거** : 정규표현식 기반 http(s), www 패턴 제거(`</w:t>
+        <w:t>• URL 제거: 정규표현식 기반 http(s), www 패턴 제거(`</w:t>
       </w:r>
       <w:proofErr w:type="spellStart"/>
       <w:r>
@@ -2289,7 +2431,7 @@
         <w:ind w:left="840"/>
       </w:pPr>
       <w:r>
-        <w:t>• **이메일 제거** : 이메일 패턴 제거(`</w:t>
+        <w:t>• 이메일 제거: 이메일 패턴 제거(`</w:t>
       </w:r>
       <w:proofErr w:type="spellStart"/>
       <w:r>
@@ -2306,7 +2448,7 @@
         <w:ind w:left="840"/>
       </w:pPr>
       <w:r>
-        <w:t>• **숫자 제거** : 숫자 문자열 제거(`</w:t>
+        <w:t>• 숫자 제거: 숫자 문자열 제거(`</w:t>
       </w:r>
       <w:proofErr w:type="spellStart"/>
       <w:r>
@@ -2323,7 +2465,7 @@
         <w:ind w:left="840"/>
       </w:pPr>
       <w:r>
-        <w:t>• **소문자 변환** : 대소문자 변동으로 인한 희소성 증가 방지(`lowercase=True`)</w:t>
+        <w:t>• 소문자 변환: 대소문자 변동으로 인한 희소성 증가 방지(`lowercase=True`)</w:t>
       </w:r>
     </w:p>
     <w:p>
@@ -2332,7 +2474,7 @@
         <w:ind w:left="840"/>
       </w:pPr>
       <w:r>
-        <w:t>• **구두점/특수문자 제거** : `[^\\w\\s]` 패턴을 공백으로 치환(`</w:t>
+        <w:t>• 구두점/특수문자 제거: `[^\\w\\s]` 패턴을 공백으로 치환(`</w:t>
       </w:r>
       <w:proofErr w:type="spellStart"/>
       <w:r>
@@ -2349,7 +2491,7 @@
         <w:ind w:left="840"/>
       </w:pPr>
       <w:r>
-        <w:t>• **공백 정규화** : 연속 공백을 단일 공백으로 축약 후 strip 처리</w:t>
+        <w:t>• 공백 정규화: 연속 공백을 단일 공백으로 축약 후 strip 처리</w:t>
       </w:r>
     </w:p>
     <w:p>
@@ -2358,7 +2500,15 @@
         <w:ind w:left="840"/>
       </w:pPr>
       <w:r>
-        <w:t>• **토큰화(Tokenization)** : 기본적으로 NLTK `</w:t>
+        <w:t>• 토큰화(Tokenization</w:t>
+      </w:r>
+      <w:proofErr w:type="gramStart"/>
+      <w:r>
+        <w:t>) :</w:t>
+      </w:r>
+      <w:proofErr w:type="gramEnd"/>
+      <w:r>
+        <w:t xml:space="preserve"> 기본적으로 NLTK `</w:t>
       </w:r>
       <w:proofErr w:type="spellStart"/>
       <w:r>
@@ -2375,7 +2525,7 @@
         <w:ind w:left="840"/>
       </w:pPr>
       <w:r>
-        <w:t>• **</w:t>
+        <w:t xml:space="preserve">• </w:t>
       </w:r>
       <w:proofErr w:type="spellStart"/>
       <w:r>
@@ -2390,8 +2540,13 @@
         <w:t>Stopwords</w:t>
       </w:r>
       <w:proofErr w:type="spellEnd"/>
-      <w:r>
-        <w:t xml:space="preserve">)** : NLTK English </w:t>
+      <w:proofErr w:type="gramStart"/>
+      <w:r>
+        <w:t>) :</w:t>
+      </w:r>
+      <w:proofErr w:type="gramEnd"/>
+      <w:r>
+        <w:t xml:space="preserve"> NLTK English </w:t>
       </w:r>
       <w:proofErr w:type="spellStart"/>
       <w:r>
@@ -2416,7 +2571,15 @@
         <w:ind w:left="840"/>
       </w:pPr>
       <w:r>
-        <w:t>• **최소 토큰 길이 필터링** : `</w:t>
+        <w:t xml:space="preserve">• 최소 토큰 길이 </w:t>
+      </w:r>
+      <w:proofErr w:type="gramStart"/>
+      <w:r>
+        <w:t>필터링 :</w:t>
+      </w:r>
+      <w:proofErr w:type="gramEnd"/>
+      <w:r>
+        <w:t xml:space="preserve"> `</w:t>
       </w:r>
       <w:proofErr w:type="spellStart"/>
       <w:r>
@@ -2433,28 +2596,36 @@
         <w:ind w:left="840"/>
       </w:pPr>
       <w:r>
+        <w:t>• 표제어 추출(Lemmatization</w:t>
+      </w:r>
+      <w:proofErr w:type="gramStart"/>
+      <w:r>
+        <w:t>) :</w:t>
+      </w:r>
+      <w:proofErr w:type="gramEnd"/>
+      <w:r>
+        <w:t xml:space="preserve"> 기본값으로 </w:t>
+      </w:r>
+      <w:proofErr w:type="spellStart"/>
+      <w:r>
+        <w:t>WordNetLemmatizer</w:t>
+      </w:r>
+      <w:proofErr w:type="spellEnd"/>
+      <w:r>
+        <w:t xml:space="preserve"> 적용(`</w:t>
+      </w:r>
+      <w:proofErr w:type="spellStart"/>
+      <w:r>
+        <w:t>use_lemmatization</w:t>
+      </w:r>
+      <w:proofErr w:type="spellEnd"/>
+      <w:r>
+        <w:t>=True`)</w:t>
+      </w:r>
+    </w:p>
+    <w:p>
+      <w:r>
         <w:lastRenderedPageBreak/>
-        <w:t xml:space="preserve">• **표제어 추출(Lemmatization)** : 기본값으로 </w:t>
-      </w:r>
-      <w:proofErr w:type="spellStart"/>
-      <w:r>
-        <w:t>WordNetLemmatizer</w:t>
-      </w:r>
-      <w:proofErr w:type="spellEnd"/>
-      <w:r>
-        <w:t xml:space="preserve"> 적용(`</w:t>
-      </w:r>
-      <w:proofErr w:type="spellStart"/>
-      <w:r>
-        <w:t>use_lemmatization</w:t>
-      </w:r>
-      <w:proofErr w:type="spellEnd"/>
-      <w:r>
-        <w:t>=True`)</w:t>
-      </w:r>
-    </w:p>
-    <w:p>
-      <w:r>
         <w:t>(옵션으로 Stemming도 제공하나 본 프로젝트 기본 설정은 Lemmatization 중심)</w:t>
       </w:r>
     </w:p>
@@ -2516,13 +2687,24 @@
       </w:r>
       <w:proofErr w:type="spellEnd"/>
       <w:r>
-        <w:t xml:space="preserve"> 수준은 단순한 텍스트 정제가 아니라,</w:t>
-      </w:r>
-      <w:r>
-        <w:rPr>
-          <w:b/>
-        </w:rPr>
-        <w:t>문서 간 거리 계산과 군집 품질 평가의 안정성을 확보하기 위한 최소한의 정규화 단계</w:t>
+        <w:t xml:space="preserve"> 수준은 단순한 텍스트 정제가 </w:t>
+      </w:r>
+      <w:proofErr w:type="gramStart"/>
+      <w:r>
+        <w:t>아니라,</w:t>
+      </w:r>
+      <w:r>
+        <w:rPr>
+          <w:b/>
+        </w:rPr>
+        <w:t>문서</w:t>
+      </w:r>
+      <w:proofErr w:type="gramEnd"/>
+      <w:r>
+        <w:rPr>
+          <w:b/>
+        </w:rPr>
+        <w:t xml:space="preserve"> 간 거리 계산과 군집 품질 평가의 안정성을 확보하기 위한 최소한의 정규화 단계</w:t>
       </w:r>
       <w:r>
         <w:t>로 설계되었다.</w:t>
@@ -2847,7 +3029,7 @@
         <w:ind w:left="840"/>
       </w:pPr>
       <w:r>
-        <w:t>• **TF-IDF Vectorizer**</w:t>
+        <w:t>• TF-IDF Vectorizer</w:t>
       </w:r>
     </w:p>
     <w:p>
@@ -2856,7 +3038,6 @@
         <w:ind w:left="840"/>
       </w:pPr>
       <w:r>
-        <w:lastRenderedPageBreak/>
         <w:t>• 단어의 문서 내 중요도를 반영</w:t>
       </w:r>
     </w:p>
@@ -2875,16 +3056,14 @@
         <w:ind w:left="840"/>
       </w:pPr>
       <w:r>
-        <w:t>• **</w:t>
+        <w:lastRenderedPageBreak/>
+        <w:t xml:space="preserve">• </w:t>
       </w:r>
       <w:proofErr w:type="spellStart"/>
       <w:r>
         <w:t>CountVectorizer</w:t>
       </w:r>
       <w:proofErr w:type="spellEnd"/>
-      <w:r>
-        <w:t>**</w:t>
-      </w:r>
     </w:p>
     <w:p>
       <w:pPr>
@@ -2914,7 +3093,7 @@
       </w:r>
       <w:proofErr w:type="spellEnd"/>
       <w:r>
-        <w:t xml:space="preserve"> 및 벡터화 기법 비교”라는  프로젝트 목표를 실험적으로 검증하기 위한 설계이며,  이후 장에서 벡터화 방식에 따른 군집 및 토픽 모델링 결과 차이를 비교 분석한다.</w:t>
+        <w:t xml:space="preserve"> 및 벡터화 기법 비교”라는 프로젝트 목표를 실험적으로 검증하기 위한 설계이며, 이후 장에서 벡터화 방식에 따른 군집 및 토픽 모델링 결과 차이를 비교 분석한다.</w:t>
       </w:r>
     </w:p>
     <w:p>
@@ -2936,7 +3115,7 @@
         <w:ind w:left="840"/>
       </w:pPr>
       <w:r>
-        <w:t>• 한글 시각화를 위한 **</w:t>
+        <w:t xml:space="preserve">• 한글 시각화를 위한 </w:t>
       </w:r>
       <w:proofErr w:type="spellStart"/>
       <w:r>
@@ -2944,7 +3123,7 @@
       </w:r>
       <w:proofErr w:type="spellEnd"/>
       <w:r>
-        <w:t xml:space="preserve"> Gothic 폰트 설정**</w:t>
+        <w:t xml:space="preserve"> Gothic 폰트 설정</w:t>
       </w:r>
     </w:p>
     <w:p>
@@ -3015,7 +3194,15 @@
         <w:ind w:left="840"/>
       </w:pPr>
       <w:r>
-        <w:t>3. TF-IDF / Count 기반 벡터화</w:t>
+        <w:t>3. TF-</w:t>
+      </w:r>
+      <w:proofErr w:type="gramStart"/>
+      <w:r>
+        <w:t>IDF/ Count</w:t>
+      </w:r>
+      <w:proofErr w:type="gramEnd"/>
+      <w:r>
+        <w:t xml:space="preserve"> 기반 벡터화</w:t>
       </w:r>
     </w:p>
     <w:p>
@@ -3278,12 +3465,26 @@
     </w:p>
     <w:p>
       <w:pPr>
+        <w:rPr>
+          <w:rFonts w:asciiTheme="majorHAnsi" w:eastAsiaTheme="majorEastAsia" w:hAnsiTheme="majorHAnsi" w:cstheme="majorBidi"/>
+          <w:b/>
+          <w:sz w:val="32"/>
+          <w:szCs w:val="32"/>
+        </w:rPr>
+      </w:pPr>
+      <w:r>
+        <w:br w:type="page"/>
+      </w:r>
+    </w:p>
+    <w:p>
+      <w:pPr>
         <w:pStyle w:val="2"/>
       </w:pPr>
       <w:r>
         <w:rPr>
           <w:rFonts w:hint="eastAsia"/>
         </w:rPr>
+        <w:lastRenderedPageBreak/>
         <w:t>4</w:t>
       </w:r>
       <w:r>
@@ -3329,7 +3530,11 @@
     </w:p>
     <w:p>
       <w:r>
-        <w:t>LDA는 통계 기반의 비지도 학습 토픽 모델링 알고리즘으로, 문서 집합에서 잠재적인</w:t>
+        <w:t xml:space="preserve">LDA는 통계 기반의 비지도 학습 토픽 모델링 알고리즘으로, 문서 집합에서 </w:t>
+      </w:r>
+      <w:proofErr w:type="gramStart"/>
+      <w:r>
+        <w:t>잠재적인</w:t>
       </w:r>
       <w:r>
         <w:rPr>
@@ -3339,7 +3544,11 @@
         <w:t xml:space="preserve"> </w:t>
       </w:r>
       <w:r>
-        <w:t xml:space="preserve"> 토픽을 자동으로 발견합니다. 각 문서는 여러 토픽의 혼합으로, 각 토픽은 여러 단어의 확률 분포로 표현됩니다.</w:t>
+        <w:t xml:space="preserve"> 토픽을</w:t>
+      </w:r>
+      <w:proofErr w:type="gramEnd"/>
+      <w:r>
+        <w:t xml:space="preserve"> 자동으로 발견합니다. 각 문서는 여러 토픽의 혼합으로, 각 토픽은 여러 단어의 확률 분포로 표현됩니다.</w:t>
       </w:r>
     </w:p>
     <w:p>
@@ -3436,7 +3645,6 @@
                 <w:i/>
                 <w:iCs/>
               </w:rPr>
-              <w:lastRenderedPageBreak/>
               <w:t xml:space="preserve"># </w:t>
             </w:r>
             <w:proofErr w:type="spellStart"/>
@@ -3470,6 +3678,7 @@
               <w:t xml:space="preserve">preprocessor = </w:t>
             </w:r>
             <w:proofErr w:type="spellStart"/>
+            <w:proofErr w:type="gramStart"/>
             <w:r>
               <w:t>TextPreprocessor</w:t>
             </w:r>
@@ -3477,6 +3686,7 @@
             <w:r>
               <w:t>(</w:t>
             </w:r>
+            <w:proofErr w:type="gramEnd"/>
           </w:p>
           <w:p>
             <w:r>
@@ -3488,7 +3698,15 @@
             </w:r>
             <w:proofErr w:type="spellEnd"/>
             <w:r>
-              <w:t xml:space="preserve">=True,        </w:t>
+              <w:t>=</w:t>
+            </w:r>
+            <w:proofErr w:type="gramStart"/>
+            <w:r>
+              <w:t xml:space="preserve">True,   </w:t>
+            </w:r>
+            <w:proofErr w:type="gramEnd"/>
+            <w:r>
+              <w:t xml:space="preserve">    </w:t>
             </w:r>
             <w:r>
               <w:rPr>
@@ -3508,7 +3726,15 @@
             </w:r>
             <w:proofErr w:type="spellEnd"/>
             <w:r>
-              <w:t xml:space="preserve">=True,        </w:t>
+              <w:t>=</w:t>
+            </w:r>
+            <w:proofErr w:type="gramStart"/>
+            <w:r>
+              <w:t xml:space="preserve">True,   </w:t>
+            </w:r>
+            <w:proofErr w:type="gramEnd"/>
+            <w:r>
+              <w:t xml:space="preserve">     </w:t>
             </w:r>
             <w:r>
               <w:rPr>
@@ -3528,8 +3754,13 @@
             </w:r>
             <w:proofErr w:type="spellEnd"/>
             <w:r>
-              <w:t xml:space="preserve">=True,     </w:t>
-            </w:r>
+              <w:t>=</w:t>
+            </w:r>
+            <w:proofErr w:type="gramStart"/>
+            <w:r>
+              <w:t xml:space="preserve">True,   </w:t>
+            </w:r>
+            <w:proofErr w:type="gramEnd"/>
             <w:r>
               <w:rPr>
                 <w:i/>
@@ -3540,7 +3771,15 @@
           </w:p>
           <w:p>
             <w:r>
-              <w:t xml:space="preserve">    lowercase=True,          </w:t>
+              <w:t xml:space="preserve">    lowercase=</w:t>
+            </w:r>
+            <w:proofErr w:type="gramStart"/>
+            <w:r>
+              <w:t xml:space="preserve">True,   </w:t>
+            </w:r>
+            <w:proofErr w:type="gramEnd"/>
+            <w:r>
+              <w:t xml:space="preserve">       </w:t>
             </w:r>
             <w:r>
               <w:rPr>
@@ -3560,14 +3799,26 @@
             </w:r>
             <w:proofErr w:type="spellEnd"/>
             <w:r>
-              <w:t xml:space="preserve">=True,   </w:t>
+              <w:t>=</w:t>
+            </w:r>
+            <w:proofErr w:type="gramStart"/>
+            <w:r>
+              <w:t xml:space="preserve">True,  </w:t>
             </w:r>
             <w:r>
               <w:rPr>
                 <w:i/>
                 <w:iCs/>
               </w:rPr>
-              <w:t xml:space="preserve"># </w:t>
+              <w:t>#</w:t>
+            </w:r>
+            <w:proofErr w:type="gramEnd"/>
+            <w:r>
+              <w:rPr>
+                <w:i/>
+                <w:iCs/>
+              </w:rPr>
+              <w:t xml:space="preserve"> </w:t>
             </w:r>
             <w:proofErr w:type="spellStart"/>
             <w:r>
@@ -3690,6 +3941,7 @@
     </w:p>
     <w:p>
       <w:r>
+        <w:lastRenderedPageBreak/>
         <w:t xml:space="preserve">Scikit-learn의 </w:t>
       </w:r>
       <w:proofErr w:type="spellStart"/>
@@ -3723,6 +3975,7 @@
               <w:t xml:space="preserve">vectorizer = </w:t>
             </w:r>
             <w:proofErr w:type="spellStart"/>
+            <w:proofErr w:type="gramStart"/>
             <w:r>
               <w:t>CountVectorizer</w:t>
             </w:r>
@@ -3730,6 +3983,7 @@
             <w:r>
               <w:t>(</w:t>
             </w:r>
+            <w:proofErr w:type="gramEnd"/>
           </w:p>
           <w:p>
             <w:r>
@@ -3741,7 +3995,15 @@
             </w:r>
             <w:proofErr w:type="spellEnd"/>
             <w:r>
-              <w:t xml:space="preserve">=0.8,              </w:t>
+              <w:t>=0.</w:t>
+            </w:r>
+            <w:proofErr w:type="gramStart"/>
+            <w:r>
+              <w:t xml:space="preserve">8,   </w:t>
+            </w:r>
+            <w:proofErr w:type="gramEnd"/>
+            <w:r>
+              <w:t xml:space="preserve">           </w:t>
             </w:r>
             <w:r>
               <w:rPr>
@@ -3761,7 +4023,15 @@
             </w:r>
             <w:proofErr w:type="spellEnd"/>
             <w:r>
-              <w:t xml:space="preserve">=2,                </w:t>
+              <w:t>=</w:t>
+            </w:r>
+            <w:proofErr w:type="gramStart"/>
+            <w:r>
+              <w:t xml:space="preserve">2,   </w:t>
+            </w:r>
+            <w:proofErr w:type="gramEnd"/>
+            <w:r>
+              <w:t xml:space="preserve">             </w:t>
             </w:r>
             <w:r>
               <w:rPr>
@@ -3788,8 +4058,13 @@
               <w:t>english</w:t>
             </w:r>
             <w:proofErr w:type="spellEnd"/>
-            <w:r>
-              <w:t xml:space="preserve">",    </w:t>
+            <w:proofErr w:type="gramStart"/>
+            <w:r>
+              <w:t xml:space="preserve">",   </w:t>
+            </w:r>
+            <w:proofErr w:type="gramEnd"/>
+            <w:r>
+              <w:t xml:space="preserve"> </w:t>
             </w:r>
             <w:r>
               <w:rPr>
@@ -3841,14 +4116,26 @@
             </w:r>
             <w:proofErr w:type="spellEnd"/>
             <w:r>
-              <w:t xml:space="preserve">-Z\-]{2,}"  </w:t>
+              <w:t>-Z\-]{2,}</w:t>
+            </w:r>
+            <w:proofErr w:type="gramStart"/>
+            <w:r>
+              <w:t xml:space="preserve">"  </w:t>
             </w:r>
             <w:r>
               <w:rPr>
                 <w:i/>
                 <w:iCs/>
               </w:rPr>
-              <w:t># 최소 3글자 이상</w:t>
+              <w:t>#</w:t>
+            </w:r>
+            <w:proofErr w:type="gramEnd"/>
+            <w:r>
+              <w:rPr>
+                <w:i/>
+                <w:iCs/>
+              </w:rPr>
+              <w:t xml:space="preserve"> 최소 3글자 이상</w:t>
             </w:r>
           </w:p>
           <w:p>
@@ -3902,6 +4189,7 @@
       <w:r>
         <w:t xml:space="preserve"> </w:t>
       </w:r>
+      <w:proofErr w:type="gramStart"/>
       <w:r>
         <w:rPr>
           <w:rFonts w:hint="eastAsia"/>
@@ -3909,7 +4197,11 @@
         <w:t>= :</w:t>
       </w:r>
       <w:r>
-        <w:t>최소 3글자 제한으로 의미 있는 단어만 선택</w:t>
+        <w:t>최소</w:t>
+      </w:r>
+      <w:proofErr w:type="gramEnd"/>
+      <w:r>
+        <w:t xml:space="preserve"> 3글자 제한으로 의미 있는 단어만 선택</w:t>
       </w:r>
     </w:p>
     <w:p>
@@ -3937,7 +4229,6 @@
           <w:p>
             <w:proofErr w:type="spellStart"/>
             <w:r>
-              <w:lastRenderedPageBreak/>
               <w:t>lda_model</w:t>
             </w:r>
             <w:proofErr w:type="spellEnd"/>
@@ -3945,6 +4236,7 @@
               <w:t xml:space="preserve"> = </w:t>
             </w:r>
             <w:proofErr w:type="spellStart"/>
+            <w:proofErr w:type="gramStart"/>
             <w:r>
               <w:t>LatentDirichletAllocation</w:t>
             </w:r>
@@ -3952,6 +4244,7 @@
             <w:r>
               <w:t>(</w:t>
             </w:r>
+            <w:proofErr w:type="gramEnd"/>
           </w:p>
           <w:p>
             <w:r>
@@ -3963,7 +4256,15 @@
             </w:r>
             <w:proofErr w:type="spellEnd"/>
             <w:r>
-              <w:t xml:space="preserve">=6,          </w:t>
+              <w:t>=</w:t>
+            </w:r>
+            <w:proofErr w:type="gramStart"/>
+            <w:r>
+              <w:t xml:space="preserve">6,   </w:t>
+            </w:r>
+            <w:proofErr w:type="gramEnd"/>
+            <w:r>
+              <w:t xml:space="preserve">       </w:t>
             </w:r>
             <w:r>
               <w:rPr>
@@ -3983,7 +4284,15 @@
             </w:r>
             <w:proofErr w:type="spellEnd"/>
             <w:r>
-              <w:t xml:space="preserve">=23,         </w:t>
+              <w:t>=</w:t>
+            </w:r>
+            <w:proofErr w:type="gramStart"/>
+            <w:r>
+              <w:t xml:space="preserve">23,   </w:t>
+            </w:r>
+            <w:proofErr w:type="gramEnd"/>
+            <w:r>
+              <w:t xml:space="preserve">      </w:t>
             </w:r>
             <w:r>
               <w:rPr>
@@ -4003,7 +4312,15 @@
             </w:r>
             <w:proofErr w:type="spellEnd"/>
             <w:r>
-              <w:t xml:space="preserve">=50,             </w:t>
+              <w:t>=</w:t>
+            </w:r>
+            <w:proofErr w:type="gramStart"/>
+            <w:r>
+              <w:t xml:space="preserve">50,   </w:t>
+            </w:r>
+            <w:proofErr w:type="gramEnd"/>
+            <w:r>
+              <w:t xml:space="preserve">          </w:t>
             </w:r>
             <w:r>
               <w:rPr>
@@ -4166,11 +4483,22 @@
     </w:p>
     <w:p>
       <w:r>
+        <w:lastRenderedPageBreak/>
         <w:t>토픽 분석 결과</w:t>
       </w:r>
     </w:p>
     <w:p>
-      <w:r>
+      <w:pPr>
+        <w:rPr>
+          <w:b/>
+          <w:bCs/>
+        </w:rPr>
+      </w:pPr>
+      <w:r>
+        <w:rPr>
+          <w:b/>
+          <w:bCs/>
+        </w:rPr>
         <w:t>추출된 6개 토픽과 주요 키워드</w:t>
       </w:r>
     </w:p>
@@ -4653,9 +4981,149 @@
       </w:tr>
     </w:tbl>
     <w:p>
-      <w:r>
+      <w:pPr>
+        <w:rPr>
+          <w:b/>
+          <w:bCs/>
+        </w:rPr>
+      </w:pPr>
+      <w:r>
+        <w:rPr>
+          <w:b/>
+          <w:bCs/>
+        </w:rPr>
+        <w:t>토픽 해석</w:t>
+      </w:r>
+    </w:p>
+    <w:p>
+      <w:pPr>
+        <w:ind w:firstLineChars="100" w:firstLine="210"/>
+      </w:pPr>
+      <w:r>
+        <w:t>추출된 토픽들은 다음과 같은 제품/서비스 카테고리를 대표합니다:</w:t>
+      </w:r>
+    </w:p>
+    <w:p>
+      <w:pPr>
+        <w:ind w:firstLineChars="100" w:firstLine="210"/>
+      </w:pPr>
+      <w:r>
+        <w:t>전자제품 성능 (토픽 1, 5): 배터리 수명, 화면 품질, 가격</w:t>
+      </w:r>
+    </w:p>
+    <w:p>
+      <w:pPr>
+        <w:ind w:firstLineChars="100" w:firstLine="210"/>
+      </w:pPr>
+      <w:r>
+        <w:t>호텔/숙박 (토픽 4, 6): 서비스 품질, 편의시설</w:t>
+      </w:r>
+    </w:p>
+    <w:p>
+      <w:pPr>
+        <w:ind w:firstLineChars="100" w:firstLine="210"/>
+      </w:pPr>
+      <w:r>
+        <w:t>차량/교통 (토픽 2): 내부 공간, 연비, 좌석</w:t>
+      </w:r>
+    </w:p>
+    <w:p>
+      <w:pPr>
+        <w:ind w:firstLineChars="100" w:firstLine="210"/>
+      </w:pPr>
+      <w:r>
+        <w:t>네비게이션/멀티미디어 (토픽 3): 음성 안내, 비디오 재생</w:t>
+      </w:r>
+    </w:p>
+    <w:p>
+      <w:r>
+        <w:t>문서-토픽 분포</w:t>
+      </w:r>
+    </w:p>
+    <w:p>
+      <w:pPr>
+        <w:rPr>
+          <w:b/>
+          <w:bCs/>
+        </w:rPr>
+      </w:pPr>
+      <w:r>
+        <w:rPr>
+          <w:b/>
+          <w:bCs/>
+        </w:rPr>
+        <w:t xml:space="preserve"> 분포 특성</w:t>
+      </w:r>
+    </w:p>
+    <w:p>
+      <w:pPr>
+        <w:ind w:firstLineChars="100" w:firstLine="210"/>
+      </w:pPr>
+      <w:r>
+        <w:t xml:space="preserve">각 문서는 6개 토픽에 대한 확률 분포로 표현됩니다. </w:t>
+      </w:r>
+    </w:p>
+    <w:p>
+      <w:pPr>
+        <w:ind w:firstLineChars="100" w:firstLine="210"/>
+      </w:pPr>
+      <w:r>
+        <w:t>예시:</w:t>
+      </w:r>
+    </w:p>
+    <w:p>
+      <w:pPr>
+        <w:ind w:firstLineChars="100" w:firstLine="210"/>
+      </w:pPr>
+      <w:r>
+        <w:t>문서 1: [0.0004, 0.0004, 0.9979, 0.0004, 0.0004, 0.0004]</w:t>
+      </w:r>
+    </w:p>
+    <w:p>
+      <w:r>
+        <w:t xml:space="preserve">        → 토픽 3(네비게이션)에 99.79% 집중</w:t>
+      </w:r>
+    </w:p>
+    <w:p>
+      <w:pPr>
+        <w:ind w:firstLineChars="100" w:firstLine="210"/>
+      </w:pPr>
+      <w:r>
+        <w:t>문서 2: [0.0003, 0.9441, 0.0003, 0.0548, 0.0003, 0.0003]</w:t>
+      </w:r>
+    </w:p>
+    <w:p>
+      <w:r>
+        <w:t xml:space="preserve">        → 토픽 2(공간/편안함)에 94.41% 집중</w:t>
+      </w:r>
+    </w:p>
+    <w:p>
+      <w:pPr>
+        <w:ind w:firstLineChars="100" w:firstLine="210"/>
+      </w:pPr>
+      <w:r>
+        <w:t>문서 5: [0.6162, 0.0001, 0.0053, 0.0001, 0.3783, 0.0001]</w:t>
+      </w:r>
+    </w:p>
+    <w:p>
+      <w:r>
+        <w:t xml:space="preserve">        → 토픽 1(61.62%)과 토픽 5(37.83%)의 혼합</w:t>
+      </w:r>
+    </w:p>
+    <w:p>
+      <w:pPr>
+        <w:rPr>
+          <w:b/>
+          <w:bCs/>
+        </w:rPr>
+      </w:pPr>
+      <w:r>
+        <w:rPr>
+          <w:b/>
+          <w:bCs/>
+        </w:rPr>
         <w:lastRenderedPageBreak/>
-        <w:t>토픽 해석</w:t>
+        <w:t>분포 패턴 분석</w:t>
       </w:r>
     </w:p>
     <w:p>
@@ -4663,7 +5131,7 @@
         <w:ind w:firstLineChars="100" w:firstLine="210"/>
       </w:pPr>
       <w:r>
-        <w:t>추출된 토픽들은 다음과 같은 제품/서비스 카테고리를 대표합니다:</w:t>
+        <w:t>단일 토픽 지배형: 대부분 문서가 하나의 토픽에 90% 이상 집중</w:t>
       </w:r>
     </w:p>
     <w:p>
@@ -4671,7 +5139,7 @@
         <w:ind w:firstLineChars="100" w:firstLine="210"/>
       </w:pPr>
       <w:r>
-        <w:t>전자제품 성능 (토픽 1, 5): 배터리 수명, 화면 품질, 가격</w:t>
+        <w:t>혼합형: 일부 문서는 2-3개 토픽의 혼합 (예: 문서 5)</w:t>
       </w:r>
     </w:p>
     <w:p>
@@ -4679,7 +5147,43 @@
         <w:ind w:firstLineChars="100" w:firstLine="210"/>
       </w:pPr>
       <w:r>
-        <w:t>호텔/숙박 (토픽 4, 6): 서비스 품질, 편의시설</w:t>
+        <w:t>명확한 주제 구분: 토픽 간 경계가 뚜렷하여 해석이 용이</w:t>
+      </w:r>
+    </w:p>
+    <w:p>
+      <w:r>
+        <w:t>후속 분석 활용</w:t>
+      </w:r>
+    </w:p>
+    <w:p>
+      <w:pPr>
+        <w:rPr>
+          <w:b/>
+          <w:bCs/>
+        </w:rPr>
+      </w:pPr>
+      <w:r>
+        <w:rPr>
+          <w:b/>
+          <w:bCs/>
+        </w:rPr>
+        <w:t xml:space="preserve">특징 </w:t>
+      </w:r>
+      <w:proofErr w:type="spellStart"/>
+      <w:r>
+        <w:rPr>
+          <w:b/>
+          <w:bCs/>
+        </w:rPr>
+        <w:t>벡터로서의</w:t>
+      </w:r>
+      <w:proofErr w:type="spellEnd"/>
+      <w:r>
+        <w:rPr>
+          <w:b/>
+          <w:bCs/>
+        </w:rPr>
+        <w:t xml:space="preserve"> 활용</w:t>
       </w:r>
     </w:p>
     <w:p>
@@ -4687,7 +5191,7 @@
         <w:ind w:firstLineChars="100" w:firstLine="210"/>
       </w:pPr>
       <w:r>
-        <w:t>차량/교통 (토픽 2): 내부 공간, 연비, 좌석</w:t>
+        <w:t>LDA의 문서-토픽 분포는 다양한 후속 분석의 입력 특징으로 활용 가능합니다:</w:t>
       </w:r>
     </w:p>
     <w:p>
@@ -4695,17 +5199,7 @@
         <w:ind w:firstLineChars="100" w:firstLine="210"/>
       </w:pPr>
       <w:r>
-        <w:t>네비게이션/멀티미디어 (토픽 3): 음성 안내, 비디오 재생</w:t>
-      </w:r>
-    </w:p>
-    <w:p>
-      <w:r>
-        <w:t>문서-토픽 분포</w:t>
-      </w:r>
-    </w:p>
-    <w:p>
-      <w:r>
-        <w:t xml:space="preserve"> 분포 특성</w:t>
+        <w:t>가능한 활용 방안:</w:t>
       </w:r>
     </w:p>
     <w:p>
@@ -4713,7 +5207,7 @@
         <w:ind w:firstLineChars="100" w:firstLine="210"/>
       </w:pPr>
       <w:r>
-        <w:t xml:space="preserve">각 문서는 6개 토픽에 대한 확률 분포로 표현됩니다. </w:t>
+        <w:t>감성 분석: 토픽 분포 → 긍정/부정 예측</w:t>
       </w:r>
     </w:p>
     <w:p>
@@ -4721,125 +5215,6 @@
         <w:ind w:firstLineChars="100" w:firstLine="210"/>
       </w:pPr>
       <w:r>
-        <w:t>예시:</w:t>
-      </w:r>
-    </w:p>
-    <w:p>
-      <w:pPr>
-        <w:ind w:firstLineChars="100" w:firstLine="210"/>
-      </w:pPr>
-      <w:r>
-        <w:t>문서 1: [0.0004, 0.0004, 0.9979, 0.0004, 0.0004, 0.0004]</w:t>
-      </w:r>
-    </w:p>
-    <w:p>
-      <w:r>
-        <w:t xml:space="preserve">        → 토픽 3(네비게이션)에 99.79% 집중</w:t>
-      </w:r>
-    </w:p>
-    <w:p>
-      <w:pPr>
-        <w:ind w:firstLineChars="100" w:firstLine="210"/>
-      </w:pPr>
-      <w:r>
-        <w:t>문서 2: [0.0003, 0.9441, 0.0003, 0.0548, 0.0003, 0.0003]</w:t>
-      </w:r>
-    </w:p>
-    <w:p>
-      <w:r>
-        <w:t xml:space="preserve">        → 토픽 2(공간/편안함)에 94.41% 집중</w:t>
-      </w:r>
-    </w:p>
-    <w:p>
-      <w:pPr>
-        <w:ind w:firstLineChars="100" w:firstLine="210"/>
-      </w:pPr>
-      <w:r>
-        <w:t>문서 5: [0.6162, 0.0001, 0.0053, 0.0001, 0.3783, 0.0001]</w:t>
-      </w:r>
-    </w:p>
-    <w:p>
-      <w:r>
-        <w:t xml:space="preserve">        → 토픽 1(61.62%)과 토픽 5(37.83%)의 혼합</w:t>
-      </w:r>
-    </w:p>
-    <w:p>
-      <w:r>
-        <w:t>분포 패턴 분석</w:t>
-      </w:r>
-    </w:p>
-    <w:p>
-      <w:pPr>
-        <w:ind w:firstLineChars="100" w:firstLine="210"/>
-      </w:pPr>
-      <w:r>
-        <w:t>단일 토픽 지배형: 대부분 문서가 하나의 토픽에 90% 이상 집중</w:t>
-      </w:r>
-    </w:p>
-    <w:p>
-      <w:pPr>
-        <w:ind w:firstLineChars="100" w:firstLine="210"/>
-      </w:pPr>
-      <w:r>
-        <w:t>혼합형: 일부 문서는 2-3개 토픽의 혼합 (예: 문서 5)</w:t>
-      </w:r>
-    </w:p>
-    <w:p>
-      <w:pPr>
-        <w:ind w:firstLineChars="100" w:firstLine="210"/>
-      </w:pPr>
-      <w:r>
-        <w:t>명확한 주제 구분: 토픽 간 경계가 뚜렷하여 해석이 용이</w:t>
-      </w:r>
-    </w:p>
-    <w:p>
-      <w:r>
-        <w:t>후속 분석 활용</w:t>
-      </w:r>
-    </w:p>
-    <w:p>
-      <w:r>
-        <w:t xml:space="preserve">특징 </w:t>
-      </w:r>
-      <w:proofErr w:type="spellStart"/>
-      <w:r>
-        <w:t>벡터로서의</w:t>
-      </w:r>
-      <w:proofErr w:type="spellEnd"/>
-      <w:r>
-        <w:t xml:space="preserve"> 활용</w:t>
-      </w:r>
-    </w:p>
-    <w:p>
-      <w:pPr>
-        <w:ind w:firstLineChars="100" w:firstLine="210"/>
-      </w:pPr>
-      <w:r>
-        <w:t>LDA의 문서-토픽 분포는 다양한 후속 분석의 입력 특징으로 활용 가능합니다:</w:t>
-      </w:r>
-    </w:p>
-    <w:p>
-      <w:pPr>
-        <w:ind w:firstLineChars="100" w:firstLine="210"/>
-      </w:pPr>
-      <w:r>
-        <w:t>가능한 활용 방안:</w:t>
-      </w:r>
-    </w:p>
-    <w:p>
-      <w:pPr>
-        <w:ind w:firstLineChars="100" w:firstLine="210"/>
-      </w:pPr>
-      <w:r>
-        <w:t>감성 분석: 토픽 분포 → 긍정/부정 예측</w:t>
-      </w:r>
-    </w:p>
-    <w:p>
-      <w:pPr>
-        <w:ind w:firstLineChars="100" w:firstLine="210"/>
-      </w:pPr>
-      <w:r>
-        <w:lastRenderedPageBreak/>
         <w:t>제품 분류: 토픽 분포 → 제품 카테고리 예측</w:t>
       </w:r>
     </w:p>
@@ -4987,16 +5362,9 @@
     </w:p>
     <w:p>
       <w:pPr>
-        <w:rPr>
-          <w:b/>
-          <w:bCs/>
-        </w:rPr>
-      </w:pPr>
-      <w:r>
-        <w:rPr>
-          <w:b/>
-          <w:bCs/>
-        </w:rPr>
+        <w:pStyle w:val="4"/>
+      </w:pPr>
+      <w:r>
         <w:t>4.3.2.1 NMF 모델 구축 및 결과</w:t>
       </w:r>
     </w:p>
@@ -5040,6 +5408,7 @@
       </w:pPr>
       <w:proofErr w:type="spellStart"/>
       <w:r>
+        <w:lastRenderedPageBreak/>
         <w:t>max_df</w:t>
       </w:r>
       <w:proofErr w:type="spellEnd"/>
@@ -5185,16 +5554,9 @@
     </w:p>
     <w:p>
       <w:pPr>
-        <w:rPr>
-          <w:b/>
-          <w:bCs/>
-        </w:rPr>
-      </w:pPr>
-      <w:r>
-        <w:rPr>
-          <w:b/>
-          <w:bCs/>
-        </w:rPr>
+        <w:pStyle w:val="4"/>
+      </w:pPr>
+      <w:r>
         <w:t>4.3.2.2 추출된 5개 토픽과 주요 키워드</w:t>
       </w:r>
     </w:p>
@@ -5205,45 +5567,27 @@
     </w:p>
     <w:tbl>
       <w:tblPr>
+        <w:tblStyle w:val="11"/>
         <w:tblW w:w="0" w:type="auto"/>
-        <w:tblCellSpacing w:w="15" w:type="dxa"/>
-        <w:tblCellMar>
-          <w:top w:w="15" w:type="dxa"/>
-          <w:left w:w="15" w:type="dxa"/>
-          <w:bottom w:w="15" w:type="dxa"/>
-          <w:right w:w="15" w:type="dxa"/>
-        </w:tblCellMar>
         <w:tblLook w:val="04A0" w:firstRow="1" w:lastRow="0" w:firstColumn="1" w:lastColumn="0" w:noHBand="0" w:noVBand="1"/>
       </w:tblPr>
       <w:tblGrid>
-        <w:gridCol w:w="995"/>
-        <w:gridCol w:w="3759"/>
-        <w:gridCol w:w="5696"/>
+        <w:gridCol w:w="1085"/>
+        <w:gridCol w:w="3773"/>
+        <w:gridCol w:w="5598"/>
       </w:tblGrid>
       <w:tr>
         <w:trPr>
-          <w:tblHeader/>
-          <w:tblCellSpacing w:w="15" w:type="dxa"/>
+          <w:cnfStyle w:val="100000000000" w:firstRow="1" w:lastRow="0" w:firstColumn="0" w:lastColumn="0" w:oddVBand="0" w:evenVBand="0" w:oddHBand="0" w:evenHBand="0" w:firstRowFirstColumn="0" w:firstRowLastColumn="0" w:lastRowFirstColumn="0" w:lastRowLastColumn="0"/>
         </w:trPr>
         <w:tc>
           <w:tcPr>
+            <w:cnfStyle w:val="001000000000" w:firstRow="0" w:lastRow="0" w:firstColumn="1" w:lastColumn="0" w:oddVBand="0" w:evenVBand="0" w:oddHBand="0" w:evenHBand="0" w:firstRowFirstColumn="0" w:firstRowLastColumn="0" w:lastRowFirstColumn="0" w:lastRowLastColumn="0"/>
             <w:tcW w:w="0" w:type="auto"/>
-            <w:tcBorders>
-              <w:top w:val="single" w:sz="6" w:space="0" w:color="auto"/>
-              <w:left w:val="single" w:sz="6" w:space="0" w:color="auto"/>
-              <w:bottom w:val="single" w:sz="6" w:space="0" w:color="auto"/>
-              <w:right w:val="single" w:sz="6" w:space="0" w:color="auto"/>
-            </w:tcBorders>
-            <w:vAlign w:val="center"/>
             <w:hideMark/>
           </w:tcPr>
           <w:p>
             <w:r>
-              <w:rPr>
-                <w:b/>
-                <w:bCs/>
-              </w:rPr>
-              <w:lastRenderedPageBreak/>
               <w:t>토픽 번호</w:t>
             </w:r>
           </w:p>
@@ -5251,21 +5595,13 @@
         <w:tc>
           <w:tcPr>
             <w:tcW w:w="0" w:type="auto"/>
-            <w:tcBorders>
-              <w:top w:val="single" w:sz="6" w:space="0" w:color="auto"/>
-              <w:left w:val="single" w:sz="6" w:space="0" w:color="auto"/>
-              <w:bottom w:val="single" w:sz="6" w:space="0" w:color="auto"/>
-              <w:right w:val="single" w:sz="6" w:space="0" w:color="auto"/>
-            </w:tcBorders>
-            <w:vAlign w:val="center"/>
             <w:hideMark/>
           </w:tcPr>
           <w:p>
-            <w:r>
-              <w:rPr>
-                <w:b/>
-                <w:bCs/>
-              </w:rPr>
+            <w:pPr>
+              <w:cnfStyle w:val="100000000000" w:firstRow="1" w:lastRow="0" w:firstColumn="0" w:lastColumn="0" w:oddVBand="0" w:evenVBand="0" w:oddHBand="0" w:evenHBand="0" w:firstRowFirstColumn="0" w:firstRowLastColumn="0" w:lastRowFirstColumn="0" w:lastRowLastColumn="0"/>
+            </w:pPr>
+            <w:r>
               <w:t>주요 키워드 (상위 5개)</w:t>
             </w:r>
           </w:p>
@@ -5273,21 +5609,13 @@
         <w:tc>
           <w:tcPr>
             <w:tcW w:w="0" w:type="auto"/>
-            <w:tcBorders>
-              <w:top w:val="single" w:sz="6" w:space="0" w:color="auto"/>
-              <w:left w:val="single" w:sz="6" w:space="0" w:color="auto"/>
-              <w:bottom w:val="single" w:sz="6" w:space="0" w:color="auto"/>
-              <w:right w:val="single" w:sz="6" w:space="0" w:color="auto"/>
-            </w:tcBorders>
-            <w:vAlign w:val="center"/>
             <w:hideMark/>
           </w:tcPr>
           <w:p>
-            <w:r>
-              <w:rPr>
-                <w:b/>
-                <w:bCs/>
-              </w:rPr>
+            <w:pPr>
+              <w:cnfStyle w:val="100000000000" w:firstRow="1" w:lastRow="0" w:firstColumn="0" w:lastColumn="0" w:oddVBand="0" w:evenVBand="0" w:oddHBand="0" w:evenHBand="0" w:firstRowFirstColumn="0" w:firstRowLastColumn="0" w:lastRowFirstColumn="0" w:lastRowLastColumn="0"/>
+            </w:pPr>
+            <w:r>
               <w:t>해석</w:t>
             </w:r>
           </w:p>
@@ -5295,26 +5623,16 @@
       </w:tr>
       <w:tr>
         <w:trPr>
-          <w:tblCellSpacing w:w="15" w:type="dxa"/>
+          <w:cnfStyle w:val="000000100000" w:firstRow="0" w:lastRow="0" w:firstColumn="0" w:lastColumn="0" w:oddVBand="0" w:evenVBand="0" w:oddHBand="1" w:evenHBand="0" w:firstRowFirstColumn="0" w:firstRowLastColumn="0" w:lastRowFirstColumn="0" w:lastRowLastColumn="0"/>
         </w:trPr>
         <w:tc>
           <w:tcPr>
+            <w:cnfStyle w:val="001000000000" w:firstRow="0" w:lastRow="0" w:firstColumn="1" w:lastColumn="0" w:oddVBand="0" w:evenVBand="0" w:oddHBand="0" w:evenHBand="0" w:firstRowFirstColumn="0" w:firstRowLastColumn="0" w:lastRowFirstColumn="0" w:lastRowLastColumn="0"/>
             <w:tcW w:w="0" w:type="auto"/>
-            <w:tcBorders>
-              <w:top w:val="single" w:sz="6" w:space="0" w:color="auto"/>
-              <w:left w:val="single" w:sz="6" w:space="0" w:color="auto"/>
-              <w:bottom w:val="single" w:sz="6" w:space="0" w:color="auto"/>
-              <w:right w:val="single" w:sz="6" w:space="0" w:color="auto"/>
-            </w:tcBorders>
-            <w:vAlign w:val="center"/>
             <w:hideMark/>
           </w:tcPr>
           <w:p>
             <w:r>
-              <w:rPr>
-                <w:b/>
-                <w:bCs/>
-              </w:rPr>
               <w:t>토픽 1</w:t>
             </w:r>
           </w:p>
@@ -5322,16 +5640,12 @@
         <w:tc>
           <w:tcPr>
             <w:tcW w:w="0" w:type="auto"/>
-            <w:tcBorders>
-              <w:top w:val="single" w:sz="6" w:space="0" w:color="auto"/>
-              <w:left w:val="single" w:sz="6" w:space="0" w:color="auto"/>
-              <w:bottom w:val="single" w:sz="6" w:space="0" w:color="auto"/>
-              <w:right w:val="single" w:sz="6" w:space="0" w:color="auto"/>
-            </w:tcBorders>
-            <w:vAlign w:val="center"/>
             <w:hideMark/>
           </w:tcPr>
           <w:p>
+            <w:pPr>
+              <w:cnfStyle w:val="000000100000" w:firstRow="0" w:lastRow="0" w:firstColumn="0" w:lastColumn="0" w:oddVBand="0" w:evenVBand="0" w:oddHBand="1" w:evenHBand="0" w:firstRowFirstColumn="0" w:firstRowLastColumn="0" w:lastRowFirstColumn="0" w:lastRowLastColumn="0"/>
+            </w:pPr>
             <w:r>
               <w:t>room, hotel, clean, bathroom, staff</w:t>
             </w:r>
@@ -5340,16 +5654,12 @@
         <w:tc>
           <w:tcPr>
             <w:tcW w:w="0" w:type="auto"/>
-            <w:tcBorders>
-              <w:top w:val="single" w:sz="6" w:space="0" w:color="auto"/>
-              <w:left w:val="single" w:sz="6" w:space="0" w:color="auto"/>
-              <w:bottom w:val="single" w:sz="6" w:space="0" w:color="auto"/>
-              <w:right w:val="single" w:sz="6" w:space="0" w:color="auto"/>
-            </w:tcBorders>
-            <w:vAlign w:val="center"/>
             <w:hideMark/>
           </w:tcPr>
           <w:p>
+            <w:pPr>
+              <w:cnfStyle w:val="000000100000" w:firstRow="0" w:lastRow="0" w:firstColumn="0" w:lastColumn="0" w:oddVBand="0" w:evenVBand="0" w:oddHBand="1" w:evenHBand="0" w:firstRowFirstColumn="0" w:firstRowLastColumn="0" w:lastRowFirstColumn="0" w:lastRowLastColumn="0"/>
+            </w:pPr>
             <w:r>
               <w:rPr>
                 <w:b/>
@@ -5364,27 +5674,14 @@
         </w:tc>
       </w:tr>
       <w:tr>
-        <w:trPr>
-          <w:tblCellSpacing w:w="15" w:type="dxa"/>
-        </w:trPr>
         <w:tc>
           <w:tcPr>
+            <w:cnfStyle w:val="001000000000" w:firstRow="0" w:lastRow="0" w:firstColumn="1" w:lastColumn="0" w:oddVBand="0" w:evenVBand="0" w:oddHBand="0" w:evenHBand="0" w:firstRowFirstColumn="0" w:firstRowLastColumn="0" w:lastRowFirstColumn="0" w:lastRowLastColumn="0"/>
             <w:tcW w:w="0" w:type="auto"/>
-            <w:tcBorders>
-              <w:top w:val="single" w:sz="6" w:space="0" w:color="auto"/>
-              <w:left w:val="single" w:sz="6" w:space="0" w:color="auto"/>
-              <w:bottom w:val="single" w:sz="6" w:space="0" w:color="auto"/>
-              <w:right w:val="single" w:sz="6" w:space="0" w:color="auto"/>
-            </w:tcBorders>
-            <w:vAlign w:val="center"/>
             <w:hideMark/>
           </w:tcPr>
           <w:p>
             <w:r>
-              <w:rPr>
-                <w:b/>
-                <w:bCs/>
-              </w:rPr>
               <w:t>토픽 2</w:t>
             </w:r>
           </w:p>
@@ -5392,16 +5689,12 @@
         <w:tc>
           <w:tcPr>
             <w:tcW w:w="0" w:type="auto"/>
-            <w:tcBorders>
-              <w:top w:val="single" w:sz="6" w:space="0" w:color="auto"/>
-              <w:left w:val="single" w:sz="6" w:space="0" w:color="auto"/>
-              <w:bottom w:val="single" w:sz="6" w:space="0" w:color="auto"/>
-              <w:right w:val="single" w:sz="6" w:space="0" w:color="auto"/>
-            </w:tcBorders>
-            <w:vAlign w:val="center"/>
             <w:hideMark/>
           </w:tcPr>
           <w:p>
+            <w:pPr>
+              <w:cnfStyle w:val="000000000000" w:firstRow="0" w:lastRow="0" w:firstColumn="0" w:lastColumn="0" w:oddVBand="0" w:evenVBand="0" w:oddHBand="0" w:evenHBand="0" w:firstRowFirstColumn="0" w:firstRowLastColumn="0" w:lastRowFirstColumn="0" w:lastRowLastColumn="0"/>
+            </w:pPr>
             <w:r>
               <w:t>screen, keyboard, size, direction, speed</w:t>
             </w:r>
@@ -5410,16 +5703,12 @@
         <w:tc>
           <w:tcPr>
             <w:tcW w:w="0" w:type="auto"/>
-            <w:tcBorders>
-              <w:top w:val="single" w:sz="6" w:space="0" w:color="auto"/>
-              <w:left w:val="single" w:sz="6" w:space="0" w:color="auto"/>
-              <w:bottom w:val="single" w:sz="6" w:space="0" w:color="auto"/>
-              <w:right w:val="single" w:sz="6" w:space="0" w:color="auto"/>
-            </w:tcBorders>
-            <w:vAlign w:val="center"/>
             <w:hideMark/>
           </w:tcPr>
           <w:p>
+            <w:pPr>
+              <w:cnfStyle w:val="000000000000" w:firstRow="0" w:lastRow="0" w:firstColumn="0" w:lastColumn="0" w:oddVBand="0" w:evenVBand="0" w:oddHBand="0" w:evenHBand="0" w:firstRowFirstColumn="0" w:firstRowLastColumn="0" w:lastRowFirstColumn="0" w:lastRowLastColumn="0"/>
+            </w:pPr>
             <w:r>
               <w:rPr>
                 <w:b/>
@@ -5435,26 +5724,16 @@
       </w:tr>
       <w:tr>
         <w:trPr>
-          <w:tblCellSpacing w:w="15" w:type="dxa"/>
+          <w:cnfStyle w:val="000000100000" w:firstRow="0" w:lastRow="0" w:firstColumn="0" w:lastColumn="0" w:oddVBand="0" w:evenVBand="0" w:oddHBand="1" w:evenHBand="0" w:firstRowFirstColumn="0" w:firstRowLastColumn="0" w:lastRowFirstColumn="0" w:lastRowLastColumn="0"/>
         </w:trPr>
         <w:tc>
           <w:tcPr>
+            <w:cnfStyle w:val="001000000000" w:firstRow="0" w:lastRow="0" w:firstColumn="1" w:lastColumn="0" w:oddVBand="0" w:evenVBand="0" w:oddHBand="0" w:evenHBand="0" w:firstRowFirstColumn="0" w:firstRowLastColumn="0" w:lastRowFirstColumn="0" w:lastRowLastColumn="0"/>
             <w:tcW w:w="0" w:type="auto"/>
-            <w:tcBorders>
-              <w:top w:val="single" w:sz="6" w:space="0" w:color="auto"/>
-              <w:left w:val="single" w:sz="6" w:space="0" w:color="auto"/>
-              <w:bottom w:val="single" w:sz="6" w:space="0" w:color="auto"/>
-              <w:right w:val="single" w:sz="6" w:space="0" w:color="auto"/>
-            </w:tcBorders>
-            <w:vAlign w:val="center"/>
             <w:hideMark/>
           </w:tcPr>
           <w:p>
             <w:r>
-              <w:rPr>
-                <w:b/>
-                <w:bCs/>
-              </w:rPr>
               <w:t>토픽 3</w:t>
             </w:r>
           </w:p>
@@ -5462,16 +5741,12 @@
         <w:tc>
           <w:tcPr>
             <w:tcW w:w="0" w:type="auto"/>
-            <w:tcBorders>
-              <w:top w:val="single" w:sz="6" w:space="0" w:color="auto"/>
-              <w:left w:val="single" w:sz="6" w:space="0" w:color="auto"/>
-              <w:bottom w:val="single" w:sz="6" w:space="0" w:color="auto"/>
-              <w:right w:val="single" w:sz="6" w:space="0" w:color="auto"/>
-            </w:tcBorders>
-            <w:vAlign w:val="center"/>
             <w:hideMark/>
           </w:tcPr>
           <w:p>
+            <w:pPr>
+              <w:cnfStyle w:val="000000100000" w:firstRow="0" w:lastRow="0" w:firstColumn="0" w:lastColumn="0" w:oddVBand="0" w:evenVBand="0" w:oddHBand="1" w:evenHBand="0" w:firstRowFirstColumn="0" w:firstRowLastColumn="0" w:lastRowFirstColumn="0" w:lastRowLastColumn="0"/>
+            </w:pPr>
             <w:r>
               <w:t>interior, seat, comfortable, mileage, gas</w:t>
             </w:r>
@@ -5480,16 +5755,12 @@
         <w:tc>
           <w:tcPr>
             <w:tcW w:w="0" w:type="auto"/>
-            <w:tcBorders>
-              <w:top w:val="single" w:sz="6" w:space="0" w:color="auto"/>
-              <w:left w:val="single" w:sz="6" w:space="0" w:color="auto"/>
-              <w:bottom w:val="single" w:sz="6" w:space="0" w:color="auto"/>
-              <w:right w:val="single" w:sz="6" w:space="0" w:color="auto"/>
-            </w:tcBorders>
-            <w:vAlign w:val="center"/>
             <w:hideMark/>
           </w:tcPr>
           <w:p>
+            <w:pPr>
+              <w:cnfStyle w:val="000000100000" w:firstRow="0" w:lastRow="0" w:firstColumn="0" w:lastColumn="0" w:oddVBand="0" w:evenVBand="0" w:oddHBand="1" w:evenHBand="0" w:firstRowFirstColumn="0" w:firstRowLastColumn="0" w:lastRowFirstColumn="0" w:lastRowLastColumn="0"/>
+            </w:pPr>
             <w:r>
               <w:rPr>
                 <w:b/>
@@ -5504,27 +5775,14 @@
         </w:tc>
       </w:tr>
       <w:tr>
-        <w:trPr>
-          <w:tblCellSpacing w:w="15" w:type="dxa"/>
-        </w:trPr>
         <w:tc>
           <w:tcPr>
+            <w:cnfStyle w:val="001000000000" w:firstRow="0" w:lastRow="0" w:firstColumn="1" w:lastColumn="0" w:oddVBand="0" w:evenVBand="0" w:oddHBand="0" w:evenHBand="0" w:firstRowFirstColumn="0" w:firstRowLastColumn="0" w:lastRowFirstColumn="0" w:lastRowLastColumn="0"/>
             <w:tcW w:w="0" w:type="auto"/>
-            <w:tcBorders>
-              <w:top w:val="single" w:sz="6" w:space="0" w:color="auto"/>
-              <w:left w:val="single" w:sz="6" w:space="0" w:color="auto"/>
-              <w:bottom w:val="single" w:sz="6" w:space="0" w:color="auto"/>
-              <w:right w:val="single" w:sz="6" w:space="0" w:color="auto"/>
-            </w:tcBorders>
-            <w:vAlign w:val="center"/>
             <w:hideMark/>
           </w:tcPr>
           <w:p>
             <w:r>
-              <w:rPr>
-                <w:b/>
-                <w:bCs/>
-              </w:rPr>
               <w:t>토픽 4</w:t>
             </w:r>
           </w:p>
@@ -5532,16 +5790,12 @@
         <w:tc>
           <w:tcPr>
             <w:tcW w:w="0" w:type="auto"/>
-            <w:tcBorders>
-              <w:top w:val="single" w:sz="6" w:space="0" w:color="auto"/>
-              <w:left w:val="single" w:sz="6" w:space="0" w:color="auto"/>
-              <w:bottom w:val="single" w:sz="6" w:space="0" w:color="auto"/>
-              <w:right w:val="single" w:sz="6" w:space="0" w:color="auto"/>
-            </w:tcBorders>
-            <w:vAlign w:val="center"/>
             <w:hideMark/>
           </w:tcPr>
           <w:p>
+            <w:pPr>
+              <w:cnfStyle w:val="000000000000" w:firstRow="0" w:lastRow="0" w:firstColumn="0" w:lastColumn="0" w:oddVBand="0" w:evenVBand="0" w:oddHBand="0" w:evenHBand="0" w:firstRowFirstColumn="0" w:firstRowLastColumn="0" w:lastRowFirstColumn="0" w:lastRowLastColumn="0"/>
+            </w:pPr>
             <w:r>
               <w:t xml:space="preserve">battery, life, performance, </w:t>
             </w:r>
@@ -5558,16 +5812,12 @@
         <w:tc>
           <w:tcPr>
             <w:tcW w:w="0" w:type="auto"/>
-            <w:tcBorders>
-              <w:top w:val="single" w:sz="6" w:space="0" w:color="auto"/>
-              <w:left w:val="single" w:sz="6" w:space="0" w:color="auto"/>
-              <w:bottom w:val="single" w:sz="6" w:space="0" w:color="auto"/>
-              <w:right w:val="single" w:sz="6" w:space="0" w:color="auto"/>
-            </w:tcBorders>
-            <w:vAlign w:val="center"/>
             <w:hideMark/>
           </w:tcPr>
           <w:p>
+            <w:pPr>
+              <w:cnfStyle w:val="000000000000" w:firstRow="0" w:lastRow="0" w:firstColumn="0" w:lastColumn="0" w:oddVBand="0" w:evenVBand="0" w:oddHBand="0" w:evenHBand="0" w:firstRowFirstColumn="0" w:firstRowLastColumn="0" w:lastRowFirstColumn="0" w:lastRowLastColumn="0"/>
+            </w:pPr>
             <w:r>
               <w:rPr>
                 <w:b/>
@@ -5583,26 +5833,16 @@
       </w:tr>
       <w:tr>
         <w:trPr>
-          <w:tblCellSpacing w:w="15" w:type="dxa"/>
+          <w:cnfStyle w:val="000000100000" w:firstRow="0" w:lastRow="0" w:firstColumn="0" w:lastColumn="0" w:oddVBand="0" w:evenVBand="0" w:oddHBand="1" w:evenHBand="0" w:firstRowFirstColumn="0" w:firstRowLastColumn="0" w:lastRowFirstColumn="0" w:lastRowLastColumn="0"/>
         </w:trPr>
         <w:tc>
           <w:tcPr>
+            <w:cnfStyle w:val="001000000000" w:firstRow="0" w:lastRow="0" w:firstColumn="1" w:lastColumn="0" w:oddVBand="0" w:evenVBand="0" w:oddHBand="0" w:evenHBand="0" w:firstRowFirstColumn="0" w:firstRowLastColumn="0" w:lastRowFirstColumn="0" w:lastRowLastColumn="0"/>
             <w:tcW w:w="0" w:type="auto"/>
-            <w:tcBorders>
-              <w:top w:val="single" w:sz="6" w:space="0" w:color="auto"/>
-              <w:left w:val="single" w:sz="6" w:space="0" w:color="auto"/>
-              <w:bottom w:val="single" w:sz="6" w:space="0" w:color="auto"/>
-              <w:right w:val="single" w:sz="6" w:space="0" w:color="auto"/>
-            </w:tcBorders>
-            <w:vAlign w:val="center"/>
             <w:hideMark/>
           </w:tcPr>
           <w:p>
             <w:r>
-              <w:rPr>
-                <w:b/>
-                <w:bCs/>
-              </w:rPr>
               <w:t>토픽 5</w:t>
             </w:r>
           </w:p>
@@ -5610,16 +5850,12 @@
         <w:tc>
           <w:tcPr>
             <w:tcW w:w="0" w:type="auto"/>
-            <w:tcBorders>
-              <w:top w:val="single" w:sz="6" w:space="0" w:color="auto"/>
-              <w:left w:val="single" w:sz="6" w:space="0" w:color="auto"/>
-              <w:bottom w:val="single" w:sz="6" w:space="0" w:color="auto"/>
-              <w:right w:val="single" w:sz="6" w:space="0" w:color="auto"/>
-            </w:tcBorders>
-            <w:vAlign w:val="center"/>
             <w:hideMark/>
           </w:tcPr>
           <w:p>
+            <w:pPr>
+              <w:cnfStyle w:val="000000100000" w:firstRow="0" w:lastRow="0" w:firstColumn="0" w:lastColumn="0" w:oddVBand="0" w:evenVBand="0" w:oddHBand="1" w:evenHBand="0" w:firstRowFirstColumn="0" w:firstRowLastColumn="0" w:lastRowFirstColumn="0" w:lastRowLastColumn="0"/>
+            </w:pPr>
             <w:r>
               <w:t>service, food, hotel, location, staff</w:t>
             </w:r>
@@ -5628,16 +5864,12 @@
         <w:tc>
           <w:tcPr>
             <w:tcW w:w="0" w:type="auto"/>
-            <w:tcBorders>
-              <w:top w:val="single" w:sz="6" w:space="0" w:color="auto"/>
-              <w:left w:val="single" w:sz="6" w:space="0" w:color="auto"/>
-              <w:bottom w:val="single" w:sz="6" w:space="0" w:color="auto"/>
-              <w:right w:val="single" w:sz="6" w:space="0" w:color="auto"/>
-            </w:tcBorders>
-            <w:vAlign w:val="center"/>
             <w:hideMark/>
           </w:tcPr>
           <w:p>
+            <w:pPr>
+              <w:cnfStyle w:val="000000100000" w:firstRow="0" w:lastRow="0" w:firstColumn="0" w:lastColumn="0" w:oddVBand="0" w:evenVBand="0" w:oddHBand="1" w:evenHBand="0" w:firstRowFirstColumn="0" w:firstRowLastColumn="0" w:lastRowFirstColumn="0" w:lastRowLastColumn="0"/>
+            </w:pPr>
             <w:r>
               <w:rPr>
                 <w:b/>
@@ -5739,6 +5971,7 @@
     </w:p>
     <w:p>
       <w:r>
+        <w:lastRenderedPageBreak/>
         <w:t xml:space="preserve"> [0.0000 0.0000 0.0000 0.8062 0.0004] → 토픽 4 (전자제품 성능)</w:t>
       </w:r>
     </w:p>
@@ -5769,86 +6002,86 @@
     </w:p>
     <w:p>
       <w:r>
+        <w:t xml:space="preserve"> [0.0000 0.2054 0.0163 0.0000 0.0268] → 토픽 2 (전자제품 인터페이스)</w:t>
+      </w:r>
+    </w:p>
+    <w:p>
+      <w:r>
+        <w:t xml:space="preserve"> [0.0000 0.2652 0.0083 0.0000 0.0098]] → 토픽 2 (전자제품 인터페이스)</w:t>
+      </w:r>
+    </w:p>
+    <w:p>
+      <w:r>
+        <w:t xml:space="preserve">대부분의 문서가 하나의 토픽에 높은 가중치를 갖거나 (예: 문서 2, 3, 7), 2~3개의 토픽에 분포하는 (예: 문서 1) 경향을 보입니다. 이는 NMF가 비교적 </w:t>
+      </w:r>
+      <w:r>
+        <w:rPr>
+          <w:b/>
+          <w:bCs/>
+        </w:rPr>
+        <w:t>희소한 (Sparse) 토픽 분포</w:t>
+      </w:r>
+      <w:r>
+        <w:t>를 생성하여 문서의 주제를 명확하게 구분하는 데 효과적임을 시사합니다.</w:t>
+      </w:r>
+    </w:p>
+    <w:p>
+      <w:pPr>
+        <w:rPr>
+          <w:b/>
+          <w:bCs/>
+        </w:rPr>
+      </w:pPr>
+      <w:r>
+        <w:rPr>
+          <w:b/>
+          <w:bCs/>
+        </w:rPr>
+        <w:t>6. 후속 분석 활용: 문서 유사도 분석</w:t>
+      </w:r>
+    </w:p>
+    <w:p>
+      <w:r>
+        <w:t xml:space="preserve">LDA 및 NMF를 통해 추출된 </w:t>
+      </w:r>
+      <w:r>
+        <w:rPr>
+          <w:b/>
+          <w:bCs/>
+        </w:rPr>
+        <w:t>문서-토픽 분포</w:t>
+      </w:r>
+      <w:r>
+        <w:t xml:space="preserve">(W)는 원본 문서의 고차원 단어 공간을 저차원의 토픽 공간으로 압축한 </w:t>
+      </w:r>
+      <w:r>
+        <w:rPr>
+          <w:b/>
+          <w:bCs/>
+        </w:rPr>
+        <w:t>특징 벡터 (Feature Vector)</w:t>
+      </w:r>
+      <w:r>
+        <w:t xml:space="preserve"> 역할을 합니다. 이 특징 벡터를 사용하여 문서 간의 유사도를 측정할 수 있습니다.</w:t>
+      </w:r>
+    </w:p>
+    <w:p>
+      <w:r>
+        <w:br w:type="page"/>
+      </w:r>
+    </w:p>
+    <w:p>
+      <w:pPr>
+        <w:pStyle w:val="af5"/>
+        <w:rPr>
+          <w:rFonts w:hint="eastAsia"/>
+        </w:rPr>
+      </w:pPr>
+      <w:r>
         <w:lastRenderedPageBreak/>
-        <w:t xml:space="preserve"> [0.0000 0.2054 0.0163 0.0000 0.0268] → 토픽 2 (전자제품 인터페이스)</w:t>
-      </w:r>
-    </w:p>
-    <w:p>
-      <w:r>
-        <w:t xml:space="preserve"> [0.0000 0.2652 0.0083 0.0000 0.0098]] → 토픽 2 (전자제품 인터페이스)</w:t>
-      </w:r>
-    </w:p>
-    <w:p>
-      <w:r>
-        <w:t xml:space="preserve">대부분의 문서가 하나의 토픽에 높은 가중치를 갖거나 (예: 문서 2, 3, 7), 2~3개의 토픽에 분포하는 (예: 문서 1) 경향을 보입니다. 이는 NMF가 비교적 </w:t>
-      </w:r>
-      <w:r>
-        <w:rPr>
-          <w:b/>
-          <w:bCs/>
-        </w:rPr>
-        <w:t>희소한 (Sparse) 토픽 분포</w:t>
-      </w:r>
-      <w:r>
-        <w:t>를 생성하여 문서의 주제를 명확하게 구분하는 데 효과적임을 시사합니다.</w:t>
-      </w:r>
-    </w:p>
-    <w:p>
-      <w:pPr>
-        <w:rPr>
-          <w:b/>
-          <w:bCs/>
-        </w:rPr>
-      </w:pPr>
-      <w:r>
-        <w:rPr>
-          <w:b/>
-          <w:bCs/>
-        </w:rPr>
-        <w:t>6. 후속 분석 활용: 문서 유사도 분석</w:t>
-      </w:r>
-    </w:p>
-    <w:p>
-      <w:r>
-        <w:t xml:space="preserve">LDA 및 NMF를 통해 추출된 </w:t>
-      </w:r>
-      <w:r>
-        <w:rPr>
-          <w:b/>
-          <w:bCs/>
-        </w:rPr>
-        <w:t>문서-토픽 분포</w:t>
-      </w:r>
-      <w:r>
-        <w:t xml:space="preserve">(W)는 원본 문서의 고차원 단어 공간을 저차원의 토픽 공간으로 압축한 </w:t>
-      </w:r>
-      <w:r>
-        <w:rPr>
-          <w:b/>
-          <w:bCs/>
-        </w:rPr>
-        <w:t>특징 벡터 (Feature Vector)</w:t>
-      </w:r>
-      <w:r>
-        <w:t xml:space="preserve"> 역할을 합니다. 이 특징 벡터를 사용하여 문서 간의 유사도를 측정할 수 있습니다.</w:t>
-      </w:r>
-    </w:p>
-    <w:p>
-      <w:pPr>
-        <w:rPr>
-          <w:b/>
-          <w:bCs/>
-        </w:rPr>
-      </w:pPr>
-      <w:r>
-        <w:rPr>
-          <w:b/>
-          <w:bCs/>
-        </w:rPr>
         <w:t>6.1 문서 유사도 분석 함수 정의</w:t>
       </w:r>
     </w:p>
-    <w:p/>
     <w:tbl>
       <w:tblPr>
         <w:tblStyle w:val="af3"/>
@@ -5856,30 +6089,34 @@
         <w:tblLook w:val="04A0" w:firstRow="1" w:lastRow="0" w:firstColumn="1" w:lastColumn="0" w:noHBand="0" w:noVBand="1"/>
       </w:tblPr>
       <w:tblGrid>
-        <w:gridCol w:w="10456"/>
+        <w:gridCol w:w="10441"/>
       </w:tblGrid>
       <w:tr>
         <w:trPr>
-          <w:trHeight w:val="10813"/>
+          <w:trHeight w:val="9913"/>
         </w:trPr>
         <w:tc>
           <w:tcPr>
-            <w:tcW w:w="10456" w:type="dxa"/>
+            <w:tcW w:w="10441" w:type="dxa"/>
           </w:tcPr>
           <w:p>
             <w:r>
-              <w:lastRenderedPageBreak/>
               <w:t xml:space="preserve">def </w:t>
             </w:r>
             <w:proofErr w:type="spellStart"/>
             <w:r>
-              <w:t>calculate_document_similarity</w:t>
+              <w:t>calculate_document_</w:t>
+            </w:r>
+            <w:proofErr w:type="gramStart"/>
+            <w:r>
+              <w:t>similarity</w:t>
             </w:r>
             <w:proofErr w:type="spellEnd"/>
             <w:r>
               <w:t>(</w:t>
             </w:r>
             <w:proofErr w:type="spellStart"/>
+            <w:proofErr w:type="gramEnd"/>
             <w:r>
               <w:t>doc_topic_dist</w:t>
             </w:r>
@@ -5970,7 +6207,15 @@
           </w:p>
           <w:p>
             <w:r>
-              <w:t xml:space="preserve">        # 유사도(Similarity) = 1 / (1 + Distance) 형태로 변환하여 유사도 행렬 생성 가능</w:t>
+              <w:t xml:space="preserve">        # 유사도(Similarity) = </w:t>
+            </w:r>
+            <w:proofErr w:type="gramStart"/>
+            <w:r>
+              <w:t>1 /</w:t>
+            </w:r>
+            <w:proofErr w:type="gramEnd"/>
+            <w:r>
+              <w:t xml:space="preserve"> (1 + Distance) 형태로 변환하여 유사도 행렬 생성 가능</w:t>
             </w:r>
           </w:p>
           <w:p>
@@ -6033,12 +6278,17 @@
               <w:t xml:space="preserve">        raise </w:t>
             </w:r>
             <w:proofErr w:type="spellStart"/>
+            <w:proofErr w:type="gramStart"/>
             <w:r>
               <w:t>ValueError</w:t>
             </w:r>
             <w:proofErr w:type="spellEnd"/>
             <w:r>
-              <w:t>("Unsupported metric. Choose 'cosine' or '</w:t>
+              <w:t>(</w:t>
+            </w:r>
+            <w:proofErr w:type="gramEnd"/>
+            <w:r>
+              <w:t>"Unsupported metric. Choose 'cosine' or '</w:t>
             </w:r>
             <w:proofErr w:type="spellStart"/>
             <w:r>
@@ -6075,10 +6325,12 @@
               <w:t xml:space="preserve"> = </w:t>
             </w:r>
             <w:proofErr w:type="spellStart"/>
+            <w:proofErr w:type="gramStart"/>
             <w:r>
               <w:t>pd.DataFrame</w:t>
             </w:r>
             <w:proofErr w:type="spellEnd"/>
+            <w:proofErr w:type="gramEnd"/>
             <w:r>
               <w:t>(</w:t>
             </w:r>
@@ -6093,9 +6345,14 @@
           </w:p>
           <w:p>
             <w:r>
-              <w:t xml:space="preserve">        index=[</w:t>
+              <w:t xml:space="preserve">        index</w:t>
+            </w:r>
+            <w:proofErr w:type="gramStart"/>
+            <w:r>
+              <w:t>=[</w:t>
             </w:r>
             <w:proofErr w:type="spellStart"/>
+            <w:proofErr w:type="gramEnd"/>
             <w:r>
               <w:t>f"Doc</w:t>
             </w:r>
@@ -6113,9 +6370,14 @@
             </w:r>
             <w:proofErr w:type="spellStart"/>
             <w:r>
-              <w:t>doc_topic_dist.shape</w:t>
+              <w:t>doc_topic_</w:t>
+            </w:r>
+            <w:proofErr w:type="gramStart"/>
+            <w:r>
+              <w:t>dist.shape</w:t>
             </w:r>
             <w:proofErr w:type="spellEnd"/>
+            <w:proofErr w:type="gramEnd"/>
             <w:r>
               <w:t>[0])],</w:t>
             </w:r>
@@ -6131,9 +6393,14 @@
               <w:t xml:space="preserve">    </w:t>
             </w:r>
             <w:r>
-              <w:t>columns=[</w:t>
+              <w:t>columns</w:t>
+            </w:r>
+            <w:proofErr w:type="gramStart"/>
+            <w:r>
+              <w:t>=[</w:t>
             </w:r>
             <w:proofErr w:type="spellStart"/>
+            <w:proofErr w:type="gramEnd"/>
             <w:r>
               <w:t>f"Doc</w:t>
             </w:r>
@@ -6151,9 +6418,14 @@
             </w:r>
             <w:proofErr w:type="spellStart"/>
             <w:r>
-              <w:t>doc_topic_dist.shape</w:t>
+              <w:t>doc_topic_</w:t>
+            </w:r>
+            <w:proofErr w:type="gramStart"/>
+            <w:r>
+              <w:t>dist.shape</w:t>
             </w:r>
             <w:proofErr w:type="spellEnd"/>
+            <w:proofErr w:type="gramEnd"/>
             <w:r>
               <w:t>[0])])</w:t>
             </w:r>
@@ -6174,13 +6446,18 @@
             </w:r>
             <w:proofErr w:type="spellStart"/>
             <w:r>
-              <w:t>visualize_similarity_heatmap</w:t>
+              <w:t>visualize_similarity_</w:t>
+            </w:r>
+            <w:proofErr w:type="gramStart"/>
+            <w:r>
+              <w:t>heatmap</w:t>
             </w:r>
             <w:proofErr w:type="spellEnd"/>
             <w:r>
               <w:t>(</w:t>
             </w:r>
             <w:proofErr w:type="spellStart"/>
+            <w:proofErr w:type="gramEnd"/>
             <w:r>
               <w:t>similarity_df</w:t>
             </w:r>
@@ -6217,10 +6494,12 @@
               <w:t xml:space="preserve">    </w:t>
             </w:r>
             <w:proofErr w:type="spellStart"/>
+            <w:proofErr w:type="gramStart"/>
             <w:r>
               <w:t>plt.figure</w:t>
             </w:r>
             <w:proofErr w:type="spellEnd"/>
+            <w:proofErr w:type="gramEnd"/>
             <w:r>
               <w:t>(</w:t>
             </w:r>
@@ -6229,8 +6508,13 @@
               <w:t>figsize</w:t>
             </w:r>
             <w:proofErr w:type="spellEnd"/>
-            <w:r>
-              <w:t>=(12, 10))</w:t>
+            <w:proofErr w:type="gramStart"/>
+            <w:r>
+              <w:t>=(</w:t>
+            </w:r>
+            <w:proofErr w:type="gramEnd"/>
+            <w:r>
+              <w:t>12, 10))</w:t>
             </w:r>
           </w:p>
           <w:p>
@@ -6238,10 +6522,12 @@
               <w:t xml:space="preserve">    </w:t>
             </w:r>
             <w:proofErr w:type="spellStart"/>
+            <w:proofErr w:type="gramStart"/>
             <w:r>
               <w:t>sns.heatmap</w:t>
             </w:r>
             <w:proofErr w:type="spellEnd"/>
+            <w:proofErr w:type="gramEnd"/>
             <w:r>
               <w:t>(</w:t>
             </w:r>
@@ -6299,10 +6585,12 @@
               <w:t xml:space="preserve">    </w:t>
             </w:r>
             <w:proofErr w:type="spellStart"/>
+            <w:proofErr w:type="gramStart"/>
             <w:r>
               <w:t>plt.title</w:t>
             </w:r>
             <w:proofErr w:type="spellEnd"/>
+            <w:proofErr w:type="gramEnd"/>
             <w:r>
               <w:t xml:space="preserve">(title, </w:t>
             </w:r>
@@ -6320,10 +6608,12 @@
               <w:t xml:space="preserve">    </w:t>
             </w:r>
             <w:proofErr w:type="spellStart"/>
+            <w:proofErr w:type="gramStart"/>
             <w:r>
               <w:t>plt.show</w:t>
             </w:r>
             <w:proofErr w:type="spellEnd"/>
+            <w:proofErr w:type="gramEnd"/>
             <w:r>
               <w:t>()</w:t>
             </w:r>
@@ -6331,6 +6621,15 @@
         </w:tc>
       </w:tr>
     </w:tbl>
+    <w:p>
+      <w:pPr>
+        <w:rPr>
+          <w:rFonts w:hint="eastAsia"/>
+          <w:b/>
+          <w:bCs/>
+        </w:rPr>
+      </w:pPr>
+    </w:p>
     <w:p>
       <w:pPr>
         <w:rPr>
@@ -6529,20 +6828,6 @@
           <w:u w:val="single"/>
         </w:rPr>
         <w:t>()</w:t>
-      </w:r>
-      <w:r>
-        <w:rPr>
-          <w:rFonts w:hint="eastAsia"/>
-          <w:u w:val="single"/>
-        </w:rPr>
-        <w:t>*</w:t>
-      </w:r>
-      <w:r>
-        <w:rPr>
-          <w:rFonts w:hint="eastAsia"/>
-          <w:u w:val="single"/>
-        </w:rPr>
-        <w:t>*</w:t>
       </w:r>
       <w:r>
         <w:rPr>
@@ -7612,22 +7897,20 @@
       </w:r>
     </w:p>
     <w:p>
-      <w:r>
-        <w:tab/>
-      </w:r>
-      <w:r>
-        <w:rPr>
-          <w:rFonts w:hint="eastAsia"/>
-        </w:rPr>
-        <w:t xml:space="preserve">- </w:t>
-      </w:r>
-      <w:r>
-        <w:rPr>
-          <w:rFonts w:hint="eastAsia"/>
+      <w:pPr>
+        <w:rPr>
           <w:sz w:val="16"/>
           <w:szCs w:val="16"/>
         </w:rPr>
-        <w:t>각 알고리즘별 CSV는 부</w:t>
+      </w:pPr>
+      <w:r>
+        <w:tab/>
+      </w:r>
+      <w:r>
+        <w:rPr>
+          <w:rFonts w:hint="eastAsia"/>
+        </w:rPr>
+        <w:t xml:space="preserve">- </w:t>
       </w:r>
       <w:r>
         <w:rPr>
@@ -7635,7 +7918,7 @@
           <w:sz w:val="16"/>
           <w:szCs w:val="16"/>
         </w:rPr>
-        <w:t xml:space="preserve">록에 </w:t>
+        <w:t>각 알고리즘별 CSV는 부</w:t>
       </w:r>
       <w:r>
         <w:rPr>
@@ -7643,17 +7926,42 @@
           <w:sz w:val="16"/>
           <w:szCs w:val="16"/>
         </w:rPr>
+        <w:t xml:space="preserve">록에 </w:t>
+      </w:r>
+      <w:r>
+        <w:rPr>
+          <w:rFonts w:hint="eastAsia"/>
+          <w:sz w:val="16"/>
+          <w:szCs w:val="16"/>
+        </w:rPr>
         <w:t>넣었다.</w:t>
       </w:r>
     </w:p>
     <w:p>
       <w:pPr>
+        <w:rPr>
+          <w:rFonts w:hint="eastAsia"/>
+          <w:sz w:val="16"/>
+          <w:szCs w:val="16"/>
+        </w:rPr>
+      </w:pPr>
+      <w:r>
+        <w:rPr>
+          <w:sz w:val="16"/>
+          <w:szCs w:val="16"/>
+        </w:rPr>
+        <w:br w:type="page"/>
+      </w:r>
+    </w:p>
+    <w:p>
+      <w:pPr>
         <w:pStyle w:val="3"/>
       </w:pPr>
       <w:r>
         <w:rPr>
           <w:rFonts w:hint="eastAsia"/>
         </w:rPr>
+        <w:lastRenderedPageBreak/>
         <w:t>4.4.2 최적 클러스터 수 결정 시각화</w:t>
       </w:r>
     </w:p>
@@ -7684,7 +7992,6 @@
         <w:rPr>
           <w:rFonts w:hint="eastAsia"/>
         </w:rPr>
-        <w:lastRenderedPageBreak/>
         <w:t xml:space="preserve">4.4.2.1 </w:t>
       </w:r>
       <w:proofErr w:type="spellStart"/>
@@ -7907,7 +8214,21 @@
         <w:rPr>
           <w:rFonts w:hint="eastAsia"/>
         </w:rPr>
-        <w:t xml:space="preserve"> 구간부터 실루엣 점수가 안정적으로 증가하며, k=10 에서 가장 높은 </w:t>
+        <w:t xml:space="preserve"> 구간부터 실루엣 점수가 안정적으로 증가하며, k=</w:t>
+      </w:r>
+      <w:proofErr w:type="gramStart"/>
+      <w:r>
+        <w:rPr>
+          <w:rFonts w:hint="eastAsia"/>
+        </w:rPr>
+        <w:t>10 에서</w:t>
+      </w:r>
+      <w:proofErr w:type="gramEnd"/>
+      <w:r>
+        <w:rPr>
+          <w:rFonts w:hint="eastAsia"/>
+        </w:rPr>
+        <w:t xml:space="preserve"> 가장 높은 </w:t>
       </w:r>
       <w:r>
         <w:t>Silhouette Score</w:t>
@@ -7955,7 +8276,7 @@
         <w:t xml:space="preserve"> 종합적으로</w:t>
       </w:r>
       <w:r>
-        <w:t xml:space="preserve"> 고려한 결과, **Silhouette Score가 가장 높은 값을 기록한 </w:t>
+        <w:t xml:space="preserve"> 고려한 결과, Silhouette Score가 가장 높은 값을 기록한 </w:t>
       </w:r>
       <w:r>
         <w:rPr>
@@ -7983,13 +8304,8 @@
       </w:pPr>
       <w:r>
         <w:lastRenderedPageBreak/>
-        <w:t xml:space="preserve">4.5 유사도 분석 및 시각화 : </w:t>
-      </w:r>
-      <w:proofErr w:type="spellStart"/>
-      <w:r>
-        <w:t>kjh</w:t>
-      </w:r>
-      <w:proofErr w:type="spellEnd"/>
+        <w:t>4.5 유사도 분석 및 시각화</w:t>
+      </w:r>
     </w:p>
     <w:p>
       <w:pPr>
@@ -7999,7 +8315,7 @@
         </w:rPr>
       </w:pPr>
       <w:r>
-        <w:t>4.5.1 LDA 기반 유사도 분석 및 시각화(01_ejm_clustering+similarity_vis.ipynb)</w:t>
+        <w:t>4.5.1 LDA 기반 유사도 분석 및 시각화</w:t>
       </w:r>
     </w:p>
     <w:p>
@@ -8082,7 +8398,7 @@
       </w:r>
       <w:proofErr w:type="spellEnd"/>
       <w:r>
-        <w:t xml:space="preserve"> **문서–단어 행렬(DTM)**을 생성한 뒤,</w:t>
+        <w:t xml:space="preserve"> 문서–단어 행렬(DTM)을 생성한 뒤,</w:t>
       </w:r>
       <w:r>
         <w:rPr>
@@ -8193,7 +8509,7 @@
       </w:r>
       <w:proofErr w:type="spellEnd"/>
       <w:r>
-        <w:t xml:space="preserve"> 각 문서에 대한 **문서–토픽 분포(</w:t>
+        <w:t xml:space="preserve"> 각 문서에 대한 문서–토픽 분포(</w:t>
       </w:r>
       <w:proofErr w:type="spellStart"/>
       <w:r>
@@ -8201,7 +8517,7 @@
       </w:r>
       <w:proofErr w:type="spellEnd"/>
       <w:r>
-        <w:t>)**</w:t>
+        <w:t>)</w:t>
       </w:r>
       <w:proofErr w:type="spellStart"/>
       <w:r>
@@ -8313,14 +8629,28 @@
         <w:rPr>
           <w:shd w:val="pct15" w:color="auto" w:fill="FFFFFF"/>
         </w:rPr>
-        <w:t>visualize_topic_distribution</w:t>
-      </w:r>
-      <w:proofErr w:type="spellEnd"/>
+        <w:t>visualize_topic_</w:t>
+      </w:r>
+      <w:proofErr w:type="gramStart"/>
       <w:r>
         <w:rPr>
           <w:shd w:val="pct15" w:color="auto" w:fill="FFFFFF"/>
         </w:rPr>
-        <w:t>()</w:t>
+        <w:t>distribution</w:t>
+      </w:r>
+      <w:proofErr w:type="spellEnd"/>
+      <w:r>
+        <w:rPr>
+          <w:shd w:val="pct15" w:color="auto" w:fill="FFFFFF"/>
+        </w:rPr>
+        <w:t>(</w:t>
+      </w:r>
+      <w:proofErr w:type="gramEnd"/>
+      <w:r>
+        <w:rPr>
+          <w:shd w:val="pct15" w:color="auto" w:fill="FFFFFF"/>
+        </w:rPr>
+        <w:t>)</w:t>
       </w:r>
     </w:p>
     <w:p>
@@ -8442,9 +8772,33 @@
     </w:p>
     <w:p>
       <w:pPr>
-        <w:pStyle w:val="a6"/>
-        <w:ind w:leftChars="0" w:left="1600"/>
-      </w:pPr>
+        <w:rPr>
+          <w:rFonts w:hint="eastAsia"/>
+        </w:rPr>
+      </w:pPr>
+      <w:r>
+        <w:tab/>
+      </w:r>
+      <w:r>
+        <w:rPr>
+          <w:rFonts w:hint="eastAsia"/>
+        </w:rPr>
+        <w:t xml:space="preserve">[그림4.5.1문서 토픽 분포 </w:t>
+      </w:r>
+      <w:proofErr w:type="spellStart"/>
+      <w:r>
+        <w:rPr>
+          <w:rFonts w:hint="eastAsia"/>
+        </w:rPr>
+        <w:t>히트맵</w:t>
+      </w:r>
+      <w:proofErr w:type="spellEnd"/>
+      <w:r>
+        <w:rPr>
+          <w:rFonts w:hint="eastAsia"/>
+        </w:rPr>
+        <w:t>]</w:t>
+      </w:r>
     </w:p>
     <w:p>
       <w:pPr>
@@ -8455,14 +8809,28 @@
         <w:rPr>
           <w:shd w:val="pct15" w:color="auto" w:fill="FFFFFF"/>
         </w:rPr>
-        <w:t>visualize_topic_weights</w:t>
-      </w:r>
-      <w:proofErr w:type="spellEnd"/>
+        <w:t>visualize_topic_</w:t>
+      </w:r>
+      <w:proofErr w:type="gramStart"/>
       <w:r>
         <w:rPr>
           <w:shd w:val="pct15" w:color="auto" w:fill="FFFFFF"/>
         </w:rPr>
-        <w:t>()</w:t>
+        <w:t>weights</w:t>
+      </w:r>
+      <w:proofErr w:type="spellEnd"/>
+      <w:r>
+        <w:rPr>
+          <w:shd w:val="pct15" w:color="auto" w:fill="FFFFFF"/>
+        </w:rPr>
+        <w:t>(</w:t>
+      </w:r>
+      <w:proofErr w:type="gramEnd"/>
+      <w:r>
+        <w:rPr>
+          <w:shd w:val="pct15" w:color="auto" w:fill="FFFFFF"/>
+        </w:rPr>
+        <w:t>)</w:t>
       </w:r>
       <w:r>
         <w:t xml:space="preserve"> / </w:t>
@@ -8472,14 +8840,28 @@
         <w:rPr>
           <w:shd w:val="pct15" w:color="auto" w:fill="FFFFFF"/>
         </w:rPr>
-        <w:t>visualize_dominant_topics</w:t>
-      </w:r>
-      <w:proofErr w:type="spellEnd"/>
+        <w:t>visualize_dominant_</w:t>
+      </w:r>
+      <w:proofErr w:type="gramStart"/>
       <w:r>
         <w:rPr>
           <w:shd w:val="pct15" w:color="auto" w:fill="FFFFFF"/>
         </w:rPr>
-        <w:t>()</w:t>
+        <w:t>topics</w:t>
+      </w:r>
+      <w:proofErr w:type="spellEnd"/>
+      <w:r>
+        <w:rPr>
+          <w:shd w:val="pct15" w:color="auto" w:fill="FFFFFF"/>
+        </w:rPr>
+        <w:t>(</w:t>
+      </w:r>
+      <w:proofErr w:type="gramEnd"/>
+      <w:r>
+        <w:rPr>
+          <w:shd w:val="pct15" w:color="auto" w:fill="FFFFFF"/>
+        </w:rPr>
+        <w:t>)</w:t>
       </w:r>
     </w:p>
     <w:p>
@@ -8587,6 +8969,32 @@
             </a:graphic>
           </wp:inline>
         </w:drawing>
+      </w:r>
+    </w:p>
+    <w:p>
+      <w:pPr>
+        <w:ind w:firstLine="800"/>
+        <w:rPr>
+          <w:rFonts w:hint="eastAsia"/>
+        </w:rPr>
+      </w:pPr>
+      <w:r>
+        <w:rPr>
+          <w:rFonts w:hint="eastAsia"/>
+        </w:rPr>
+        <w:t xml:space="preserve">[그림4.5.2 평균 토픽 </w:t>
+      </w:r>
+      <w:r>
+        <w:rPr>
+          <w:rFonts w:hint="eastAsia"/>
+        </w:rPr>
+        <w:t>비중 차트</w:t>
+      </w:r>
+      <w:r>
+        <w:rPr>
+          <w:rFonts w:hint="eastAsia"/>
+        </w:rPr>
+        <w:t>]</w:t>
       </w:r>
     </w:p>
     <w:p>
@@ -8639,7 +9047,28 @@
       <w:pPr>
         <w:pStyle w:val="a6"/>
         <w:ind w:leftChars="0" w:left="1600"/>
-      </w:pPr>
+        <w:rPr>
+          <w:rFonts w:hint="eastAsia"/>
+        </w:rPr>
+      </w:pPr>
+      <w:r>
+        <w:rPr>
+          <w:rFonts w:hint="eastAsia"/>
+        </w:rPr>
+        <w:t>[그림4.5.3</w:t>
+      </w:r>
+      <w:r>
+        <w:rPr>
+          <w:rFonts w:hint="eastAsia"/>
+        </w:rPr>
+        <w:t xml:space="preserve"> 토픽 등장 비율 차트</w:t>
+      </w:r>
+      <w:r>
+        <w:rPr>
+          <w:rFonts w:hint="eastAsia"/>
+        </w:rPr>
+        <w:t>]</w:t>
+      </w:r>
     </w:p>
     <w:p>
       <w:pPr>
@@ -8809,7 +9238,16 @@
     <w:p>
       <w:pPr>
         <w:ind w:left="720"/>
-      </w:pPr>
+        <w:rPr>
+          <w:rFonts w:hint="eastAsia"/>
+        </w:rPr>
+      </w:pPr>
+      <w:r>
+        <w:rPr>
+          <w:rFonts w:hint="eastAsia"/>
+        </w:rPr>
+        <w:t>[그림4.5.4 PCA 분포 시각화]</w:t>
+      </w:r>
     </w:p>
     <w:p>
       <w:pPr>
@@ -9178,7 +9616,42 @@
     <w:p>
       <w:pPr>
         <w:ind w:firstLine="800"/>
-      </w:pPr>
+        <w:rPr>
+          <w:rFonts w:hint="eastAsia"/>
+        </w:rPr>
+      </w:pPr>
+      <w:r>
+        <w:rPr>
+          <w:rFonts w:hint="eastAsia"/>
+        </w:rPr>
+        <w:t>[</w:t>
+      </w:r>
+      <w:r>
+        <w:rPr>
+          <w:rFonts w:hint="eastAsia"/>
+        </w:rPr>
+        <w:t>그림</w:t>
+      </w:r>
+      <w:r>
+        <w:rPr>
+          <w:rFonts w:hint="eastAsia"/>
+        </w:rPr>
+        <w:t xml:space="preserve">4.5.5 문서 간 유사도 </w:t>
+      </w:r>
+      <w:proofErr w:type="spellStart"/>
+      <w:r>
+        <w:rPr>
+          <w:rFonts w:hint="eastAsia"/>
+        </w:rPr>
+        <w:t>히트맵</w:t>
+      </w:r>
+      <w:proofErr w:type="spellEnd"/>
+      <w:r>
+        <w:rPr>
+          <w:rFonts w:hint="eastAsia"/>
+        </w:rPr>
+        <w:t>]</w:t>
+      </w:r>
     </w:p>
     <w:p>
       <w:r>
@@ -9224,9 +9697,46 @@
       </w:r>
     </w:p>
     <w:p>
+      <w:pPr>
+        <w:rPr>
+          <w:rFonts w:hint="eastAsia"/>
+        </w:rPr>
+      </w:pPr>
       <w:r>
         <w:tab/>
       </w:r>
+      <w:r>
+        <w:rPr>
+          <w:rFonts w:hint="eastAsia"/>
+        </w:rPr>
+        <w:t>[</w:t>
+      </w:r>
+      <w:r>
+        <w:rPr>
+          <w:rFonts w:hint="eastAsia"/>
+        </w:rPr>
+        <w:t>그림</w:t>
+      </w:r>
+      <w:r>
+        <w:rPr>
+          <w:rFonts w:hint="eastAsia"/>
+        </w:rPr>
+        <w:t xml:space="preserve">4.5.6 클러스터 간 유사도 </w:t>
+      </w:r>
+      <w:proofErr w:type="spellStart"/>
+      <w:r>
+        <w:rPr>
+          <w:rFonts w:hint="eastAsia"/>
+        </w:rPr>
+        <w:t>히트맵</w:t>
+      </w:r>
+      <w:proofErr w:type="spellEnd"/>
+      <w:r>
+        <w:rPr>
+          <w:rFonts w:hint="eastAsia"/>
+        </w:rPr>
+        <w:t>]</w:t>
+      </w:r>
     </w:p>
     <w:p>
       <w:pPr>
@@ -9238,15 +9748,7 @@
         <w:pStyle w:val="3"/>
       </w:pPr>
       <w:r>
-        <w:t>4.5.2 상세 유사도 분석 및 결과 저장 (</w:t>
-      </w:r>
-      <w:proofErr w:type="spellStart"/>
-      <w:r>
-        <w:t>ejm_similarity.ipynb</w:t>
-      </w:r>
-      <w:proofErr w:type="spellEnd"/>
-      <w:r>
-        <w:t>)</w:t>
+        <w:t>4.5.2 상세 유사도 분석 및 결과 저장</w:t>
       </w:r>
     </w:p>
     <w:p>
@@ -9364,11 +9866,22 @@
         <w:rPr>
           <w:shd w:val="pct15" w:color="auto" w:fill="FFFFFF"/>
         </w:rPr>
-        <w:t>create_model</w:t>
-      </w:r>
-      <w:proofErr w:type="spellEnd"/>
-      <w:r>
-        <w:t xml:space="preserve"> / </w:t>
+        <w:t>create_</w:t>
+      </w:r>
+      <w:proofErr w:type="gramStart"/>
+      <w:r>
+        <w:rPr>
+          <w:shd w:val="pct15" w:color="auto" w:fill="FFFFFF"/>
+        </w:rPr>
+        <w:t>model</w:t>
+      </w:r>
+      <w:proofErr w:type="spellEnd"/>
+      <w:r>
+        <w:t xml:space="preserve"> /</w:t>
+      </w:r>
+      <w:proofErr w:type="gramEnd"/>
+      <w:r>
+        <w:t xml:space="preserve"> </w:t>
       </w:r>
       <w:proofErr w:type="spellStart"/>
       <w:r>
@@ -9614,7 +10127,11 @@
         <w:t xml:space="preserve"> </w:t>
       </w:r>
       <w:r>
-        <w:t>가장 구별되는 클러스터 쌍(주제적으로 완전히 다른 집단)</w:t>
+        <w:t>가장 구별되는 클러스터 쌍(주제적으로 완전히 다른 집단</w:t>
+      </w:r>
+      <w:proofErr w:type="gramStart"/>
+      <w:r>
+        <w:t>)</w:t>
       </w:r>
       <w:r>
         <w:rPr>
@@ -9623,7 +10140,11 @@
         <w:t xml:space="preserve"> </w:t>
       </w:r>
       <w:r>
-        <w:t>을 도출했다.</w:t>
+        <w:t>을</w:t>
+      </w:r>
+      <w:proofErr w:type="gramEnd"/>
+      <w:r>
+        <w:t xml:space="preserve"> 도출했다.</w:t>
       </w:r>
       <w:r>
         <w:rPr>
@@ -9660,7 +10181,7 @@
         <w:t xml:space="preserve"> </w:t>
       </w:r>
       <w:r>
-        <w:t>각 클러스터의 중심과 개별 문서 사이의 **</w:t>
+        <w:t xml:space="preserve">각 클러스터의 중심과 개별 문서 사이의 </w:t>
       </w:r>
       <w:proofErr w:type="spellStart"/>
       <w:r>
@@ -9676,7 +10197,7 @@
       </w:r>
       <w:proofErr w:type="spellEnd"/>
       <w:r>
-        <w:t>)**</w:t>
+        <w:t>)</w:t>
       </w:r>
       <w:proofErr w:type="spellStart"/>
       <w:r>
@@ -9693,7 +10214,7 @@
         <w:t xml:space="preserve"> </w:t>
       </w:r>
       <w:r>
-        <w:t>거리가 가장 짧은 문서들을 **대표 문서(top-N)**로 선정했다.</w:t>
+        <w:t>거리가 가장 짧은 문서들을 대표 문서(top-N)로 선정했다.</w:t>
       </w:r>
       <w:r>
         <w:rPr>
@@ -9959,17 +10480,25 @@
       <w:pPr>
         <w:ind w:left="720"/>
       </w:pPr>
+      <w:proofErr w:type="gramStart"/>
       <w:r>
         <w:rPr>
           <w:shd w:val="pct15" w:color="auto" w:fill="FFFFFF"/>
         </w:rPr>
-        <w:t>../images/알고리즘명_similarity_타임스탬프.</w:t>
-      </w:r>
-      <w:proofErr w:type="spellStart"/>
+        <w:t>..</w:t>
+      </w:r>
+      <w:proofErr w:type="gramEnd"/>
       <w:r>
         <w:rPr>
           <w:shd w:val="pct15" w:color="auto" w:fill="FFFFFF"/>
         </w:rPr>
+        <w:t>/images/알고리즘명_similarity_타임스탬프.</w:t>
+      </w:r>
+      <w:proofErr w:type="spellStart"/>
+      <w:r>
+        <w:rPr>
+          <w:shd w:val="pct15" w:color="auto" w:fill="FFFFFF"/>
+        </w:rPr>
         <w:t>png</w:t>
       </w:r>
       <w:proofErr w:type="spellEnd"/>
@@ -9982,14 +10511,30 @@
         <w:ind w:left="720"/>
       </w:pPr>
       <w:r>
-        <w:t>Affinity Propagation의 경우 별도로 **클러스터 수(5, 6, 7)**에 따른 지표를 비교한 문서에서</w:t>
+        <w:t>Affinity Propagation의 경우 별도로 클러스터 수(5, 6, 7)에 따른 지표를 비교한 문서에서</w:t>
       </w:r>
       <w:r>
         <w:rPr>
           <w:b/>
           <w:bCs/>
         </w:rPr>
-        <w:t>6개 클러스터일 때 세 지표(Silhouette, Calinski-Harabasz, Davies-Bouldin)가 모두 가장 우수하다는 결론</w:t>
+        <w:t xml:space="preserve">6개 클러스터일 때 세 지표(Silhouette, </w:t>
+      </w:r>
+      <w:proofErr w:type="spellStart"/>
+      <w:r>
+        <w:rPr>
+          <w:b/>
+          <w:bCs/>
+        </w:rPr>
+        <w:t>Calinski-Harabasz</w:t>
+      </w:r>
+      <w:proofErr w:type="spellEnd"/>
+      <w:r>
+        <w:rPr>
+          <w:b/>
+          <w:bCs/>
+        </w:rPr>
+        <w:t>, Davies-Bouldin)가 모두 가장 우수하다는 결론</w:t>
       </w:r>
       <w:r>
         <w:t xml:space="preserve">을 내렸고, AP의 최적 클러스터 수를 6으로 선택하였다. </w:t>
@@ -10132,6 +10677,9 @@
     <w:p>
       <w:pPr>
         <w:ind w:left="720"/>
+        <w:rPr>
+          <w:noProof/>
+        </w:rPr>
       </w:pPr>
       <w:r>
         <w:t>앞 절(4.5.2)에서 설명한 시각화 함수는</w:t>
@@ -10160,7 +10708,7 @@
         <w:t xml:space="preserve"> </w:t>
       </w:r>
       <w:r>
-        <w:t>이 중에서 **Affinity Propagation(AP)**에 대해 생성된 대표 결과가</w:t>
+        <w:t>이 중에서 Affinity Propagation(AP)에 대해 생성된 대표 결과가</w:t>
       </w:r>
       <w:r>
         <w:rPr>
@@ -10182,8 +10730,8 @@
           <w:noProof/>
         </w:rPr>
         <w:drawing>
-          <wp:inline distT="0" distB="0" distL="0" distR="0" wp14:anchorId="1C4223B7" wp14:editId="3060F381">
-            <wp:extent cx="5467350" cy="4141696"/>
+          <wp:inline distT="0" distB="0" distL="0" distR="0" wp14:anchorId="1C4223B7" wp14:editId="41179EB5">
+            <wp:extent cx="5210175" cy="3946877"/>
             <wp:effectExtent l="0" t="0" r="0" b="0"/>
             <wp:docPr id="738745968" name="그림 2"/>
             <wp:cNvGraphicFramePr>
@@ -10214,7 +10762,7 @@
                   <pic:spPr bwMode="auto">
                     <a:xfrm>
                       <a:off x="0" y="0"/>
-                      <a:ext cx="5501709" cy="4167724"/>
+                      <a:ext cx="5252379" cy="3978848"/>
                     </a:xfrm>
                     <a:prstGeom prst="rect">
                       <a:avLst/>
@@ -10234,15 +10782,41 @@
     <w:p>
       <w:pPr>
         <w:ind w:left="720"/>
+        <w:rPr>
+          <w:rFonts w:hint="eastAsia"/>
+        </w:rPr>
+      </w:pPr>
+      <w:r>
+        <w:rPr>
+          <w:rFonts w:hint="eastAsia"/>
+        </w:rPr>
+        <w:t>[</w:t>
+      </w:r>
+      <w:r>
+        <w:rPr>
+          <w:rFonts w:hint="eastAsia"/>
+        </w:rPr>
+        <w:t>그림</w:t>
+      </w:r>
+      <w:r>
+        <w:rPr>
+          <w:rFonts w:hint="eastAsia"/>
+        </w:rPr>
+        <w:t>4.5.7 AP알고리즘 통계 (LDA)]</w:t>
+      </w:r>
+    </w:p>
+    <w:p>
+      <w:pPr>
+        <w:ind w:left="720"/>
       </w:pPr>
       <w:r>
         <w:rPr>
           <w:noProof/>
         </w:rPr>
         <w:drawing>
-          <wp:inline distT="0" distB="0" distL="0" distR="0" wp14:anchorId="126A7568" wp14:editId="1926CC95">
-            <wp:extent cx="5705475" cy="4322081"/>
-            <wp:effectExtent l="0" t="0" r="0" b="2540"/>
+          <wp:inline distT="0" distB="0" distL="0" distR="0" wp14:anchorId="126A7568" wp14:editId="03D5EDFC">
+            <wp:extent cx="5092357" cy="3857625"/>
+            <wp:effectExtent l="0" t="0" r="0" b="0"/>
             <wp:docPr id="1313075968" name="그림 3"/>
             <wp:cNvGraphicFramePr>
               <a:graphicFrameLocks xmlns:a="http://schemas.openxmlformats.org/drawingml/2006/main" noChangeAspect="1"/>
@@ -10272,7 +10846,7 @@
                   <pic:spPr bwMode="auto">
                     <a:xfrm>
                       <a:off x="0" y="0"/>
-                      <a:ext cx="5717044" cy="4330845"/>
+                      <a:ext cx="5111555" cy="3872168"/>
                     </a:xfrm>
                     <a:prstGeom prst="rect">
                       <a:avLst/>
@@ -10290,6 +10864,32 @@
       </w:r>
     </w:p>
     <w:p>
+      <w:pPr>
+        <w:ind w:left="720"/>
+        <w:rPr>
+          <w:rFonts w:hint="eastAsia"/>
+        </w:rPr>
+      </w:pPr>
+      <w:r>
+        <w:rPr>
+          <w:rFonts w:hint="eastAsia"/>
+        </w:rPr>
+        <w:t>[</w:t>
+      </w:r>
+      <w:r>
+        <w:rPr>
+          <w:rFonts w:hint="eastAsia"/>
+        </w:rPr>
+        <w:t>그림</w:t>
+      </w:r>
+      <w:r>
+        <w:rPr>
+          <w:rFonts w:hint="eastAsia"/>
+        </w:rPr>
+        <w:t>4.5.8 AP알고리즘 통계 (NMF)]</w:t>
+      </w:r>
+    </w:p>
+    <w:p>
       <w:r>
         <w:lastRenderedPageBreak/>
         <w:tab/>
@@ -10866,14 +11466,25 @@
           <w:szCs w:val="20"/>
         </w:rPr>
       </w:pPr>
+      <w:proofErr w:type="gramStart"/>
       <w:r>
         <w:rPr>
           <w:rFonts w:eastAsiaTheme="minorHAnsi" w:cs="Arial"/>
           <w:sz w:val="20"/>
           <w:szCs w:val="20"/>
         </w:rPr>
-        <w:t xml:space="preserve">&lt; 표 </w:t>
-      </w:r>
+        <w:t>&lt; 표</w:t>
+      </w:r>
+      <w:proofErr w:type="gramEnd"/>
+      <w:r>
+        <w:rPr>
+          <w:rFonts w:eastAsiaTheme="minorHAnsi" w:cs="Arial"/>
+          <w:sz w:val="20"/>
+          <w:szCs w:val="20"/>
+        </w:rPr>
+        <w:t xml:space="preserve"> </w:t>
+      </w:r>
+      <w:proofErr w:type="gramStart"/>
       <w:r>
         <w:rPr>
           <w:rFonts w:eastAsiaTheme="minorHAnsi" w:cs="Arial" w:hint="eastAsia"/>
@@ -10888,7 +11499,16 @@
           <w:sz w:val="20"/>
           <w:szCs w:val="20"/>
         </w:rPr>
-        <w:t xml:space="preserve">&gt; </w:t>
+        <w:t>&gt;</w:t>
+      </w:r>
+      <w:proofErr w:type="gramEnd"/>
+      <w:r>
+        <w:rPr>
+          <w:rFonts w:eastAsiaTheme="minorHAnsi" w:cs="Arial"/>
+          <w:sz w:val="20"/>
+          <w:szCs w:val="20"/>
+        </w:rPr>
+        <w:t xml:space="preserve"> </w:t>
       </w:r>
       <w:r>
         <w:rPr>
@@ -11711,49 +12331,87 @@
           <w:szCs w:val="17"/>
         </w:rPr>
       </w:pPr>
+      <w:proofErr w:type="gramStart"/>
       <w:r>
         <w:rPr>
           <w:rFonts w:hint="eastAsia"/>
           <w:sz w:val="17"/>
           <w:szCs w:val="17"/>
         </w:rPr>
-        <w:t xml:space="preserve">참고 : </w:t>
-      </w:r>
-      <w:proofErr w:type="spellStart"/>
+        <w:t>참고 :</w:t>
+      </w:r>
+      <w:proofErr w:type="gramEnd"/>
       <w:r>
         <w:rPr>
           <w:rFonts w:hint="eastAsia"/>
           <w:sz w:val="17"/>
           <w:szCs w:val="17"/>
         </w:rPr>
-        <w:t>Sillhouette</w:t>
-      </w:r>
-      <w:proofErr w:type="spellEnd"/>
+        <w:t xml:space="preserve"> </w:t>
+      </w:r>
+      <w:proofErr w:type="spellStart"/>
       <w:r>
         <w:rPr>
           <w:rFonts w:hint="eastAsia"/>
           <w:sz w:val="17"/>
           <w:szCs w:val="17"/>
         </w:rPr>
-        <w:t xml:space="preserve"> </w:t>
-      </w:r>
-      <w:proofErr w:type="spellStart"/>
+        <w:t>Sillhouette</w:t>
+      </w:r>
+      <w:proofErr w:type="spellEnd"/>
       <w:r>
         <w:rPr>
           <w:rFonts w:hint="eastAsia"/>
           <w:sz w:val="17"/>
           <w:szCs w:val="17"/>
         </w:rPr>
-        <w:t>Socre</w:t>
-      </w:r>
-      <w:proofErr w:type="spellEnd"/>
+        <w:t xml:space="preserve"> </w:t>
+      </w:r>
+      <w:proofErr w:type="spellStart"/>
+      <w:proofErr w:type="gramStart"/>
       <w:r>
         <w:rPr>
           <w:rFonts w:hint="eastAsia"/>
           <w:sz w:val="17"/>
           <w:szCs w:val="17"/>
         </w:rPr>
-        <w:t xml:space="preserve"> : 높을수록 좋음, Davies-Bouldin : 낮을수록 좋음</w:t>
+        <w:t>Socre</w:t>
+      </w:r>
+      <w:proofErr w:type="spellEnd"/>
+      <w:r>
+        <w:rPr>
+          <w:rFonts w:hint="eastAsia"/>
+          <w:sz w:val="17"/>
+          <w:szCs w:val="17"/>
+        </w:rPr>
+        <w:t xml:space="preserve"> :</w:t>
+      </w:r>
+      <w:proofErr w:type="gramEnd"/>
+      <w:r>
+        <w:rPr>
+          <w:rFonts w:hint="eastAsia"/>
+          <w:sz w:val="17"/>
+          <w:szCs w:val="17"/>
+        </w:rPr>
+        <w:t xml:space="preserve"> 높을수록 좋음, Davies-</w:t>
+      </w:r>
+      <w:proofErr w:type="gramStart"/>
+      <w:r>
+        <w:rPr>
+          <w:rFonts w:hint="eastAsia"/>
+          <w:sz w:val="17"/>
+          <w:szCs w:val="17"/>
+        </w:rPr>
+        <w:t>Bouldin :</w:t>
+      </w:r>
+      <w:proofErr w:type="gramEnd"/>
+      <w:r>
+        <w:rPr>
+          <w:rFonts w:hint="eastAsia"/>
+          <w:sz w:val="17"/>
+          <w:szCs w:val="17"/>
+        </w:rPr>
+        <w:t xml:space="preserve"> 낮을수록 좋음</w:t>
       </w:r>
     </w:p>
     <w:p/>
@@ -11879,7 +12537,25 @@
           <w:sz w:val="22"/>
           <w:szCs w:val="22"/>
         </w:rPr>
-        <w:t>LDA 토픽 모델링 : 리뷰 데이터에서 호텔, 전자기기, 자동차 등 5개 주요 토픽 도출</w:t>
+        <w:t xml:space="preserve">LDA 토픽 </w:t>
+      </w:r>
+      <w:proofErr w:type="gramStart"/>
+      <w:r>
+        <w:rPr>
+          <w:rFonts w:hint="eastAsia"/>
+          <w:sz w:val="22"/>
+          <w:szCs w:val="22"/>
+        </w:rPr>
+        <w:t>모델링 :</w:t>
+      </w:r>
+      <w:proofErr w:type="gramEnd"/>
+      <w:r>
+        <w:rPr>
+          <w:rFonts w:hint="eastAsia"/>
+          <w:sz w:val="22"/>
+          <w:szCs w:val="22"/>
+        </w:rPr>
+        <w:t xml:space="preserve"> 리뷰 데이터에서 호텔, 전자기기, 자동차 등 5개 주요 토픽 도출</w:t>
       </w:r>
     </w:p>
     <w:p>
@@ -12206,7 +12882,7 @@
           <w:sz w:val="20"/>
           <w:szCs w:val="20"/>
         </w:rPr>
-        <w:t>[</w:t>
+        <w:t>[그림</w:t>
       </w:r>
       <w:r>
         <w:rPr>
@@ -12222,23 +12898,7 @@
           <w:sz w:val="20"/>
           <w:szCs w:val="20"/>
         </w:rPr>
-        <w:t>그림</w:t>
-      </w:r>
-      <w:r>
-        <w:rPr>
-          <w:rFonts w:eastAsiaTheme="minorHAnsi" w:cs="Arial"/>
-          <w:sz w:val="20"/>
-          <w:szCs w:val="20"/>
-        </w:rPr>
-        <w:t xml:space="preserve"> </w:t>
-      </w:r>
-      <w:r>
-        <w:rPr>
-          <w:rFonts w:eastAsiaTheme="minorHAnsi" w:cs="Arial" w:hint="eastAsia"/>
-          <w:sz w:val="20"/>
-          <w:szCs w:val="20"/>
-        </w:rPr>
-        <w:t xml:space="preserve">4.6.1 </w:t>
+        <w:t>4.6.1</w:t>
       </w:r>
       <w:r>
         <w:rPr>
@@ -12451,7 +13111,7 @@
                 <w:sz w:val="20"/>
                 <w:szCs w:val="20"/>
               </w:rPr>
-              <w:t>[</w:t>
+              <w:t>[그림</w:t>
             </w:r>
             <w:r>
               <w:rPr>
@@ -12467,15 +13127,7 @@
                 <w:sz w:val="20"/>
                 <w:szCs w:val="20"/>
               </w:rPr>
-              <w:t>그림</w:t>
-            </w:r>
-            <w:r>
-              <w:rPr>
-                <w:rFonts w:eastAsiaTheme="minorHAnsi" w:cs="Arial"/>
-                <w:sz w:val="20"/>
-                <w:szCs w:val="20"/>
-              </w:rPr>
-              <w:t xml:space="preserve"> </w:t>
+              <w:t>4.6</w:t>
             </w:r>
             <w:r>
               <w:rPr>
@@ -12483,31 +13135,7 @@
                 <w:sz w:val="20"/>
                 <w:szCs w:val="20"/>
               </w:rPr>
-              <w:t>4.6</w:t>
-            </w:r>
-            <w:r>
-              <w:rPr>
-                <w:rFonts w:eastAsiaTheme="minorHAnsi" w:cs="Arial" w:hint="eastAsia"/>
-                <w:sz w:val="20"/>
-                <w:szCs w:val="20"/>
-              </w:rPr>
-              <w:t>.2</w:t>
-            </w:r>
-            <w:r>
-              <w:rPr>
-                <w:rFonts w:eastAsiaTheme="minorHAnsi" w:cs="Arial" w:hint="eastAsia"/>
-                <w:sz w:val="20"/>
-                <w:szCs w:val="20"/>
-              </w:rPr>
-              <w:t xml:space="preserve"> </w:t>
-            </w:r>
-            <w:r>
-              <w:rPr>
-                <w:rFonts w:eastAsiaTheme="minorHAnsi" w:cs="Arial" w:hint="eastAsia"/>
-                <w:sz w:val="20"/>
-                <w:szCs w:val="20"/>
-              </w:rPr>
-              <w:t>]</w:t>
+              <w:t>.2]</w:t>
             </w:r>
             <w:r>
               <w:rPr>
@@ -12547,7 +13175,7 @@
                 <w:sz w:val="20"/>
                 <w:szCs w:val="20"/>
               </w:rPr>
-              <w:t>[</w:t>
+              <w:t>[그림</w:t>
             </w:r>
             <w:r>
               <w:rPr>
@@ -12563,7 +13191,15 @@
                 <w:sz w:val="20"/>
                 <w:szCs w:val="20"/>
               </w:rPr>
-              <w:t>그림</w:t>
+              <w:t>4.6</w:t>
+            </w:r>
+            <w:r>
+              <w:rPr>
+                <w:rFonts w:eastAsiaTheme="minorHAnsi" w:cs="Arial" w:hint="eastAsia"/>
+                <w:sz w:val="20"/>
+                <w:szCs w:val="20"/>
+              </w:rPr>
+              <w:t>.3]</w:t>
             </w:r>
             <w:r>
               <w:rPr>
@@ -12579,23 +13215,7 @@
                 <w:sz w:val="20"/>
                 <w:szCs w:val="20"/>
               </w:rPr>
-              <w:t>4.6</w:t>
-            </w:r>
-            <w:r>
-              <w:rPr>
-                <w:rFonts w:eastAsiaTheme="minorHAnsi" w:cs="Arial" w:hint="eastAsia"/>
-                <w:sz w:val="20"/>
-                <w:szCs w:val="20"/>
-              </w:rPr>
-              <w:t>.3</w:t>
-            </w:r>
-            <w:r>
-              <w:rPr>
-                <w:rFonts w:eastAsiaTheme="minorHAnsi" w:cs="Arial" w:hint="eastAsia"/>
-                <w:sz w:val="20"/>
-                <w:szCs w:val="20"/>
-              </w:rPr>
-              <w:t xml:space="preserve"> </w:t>
+              <w:t>문서 유사도 행렬 Heatmap 시각화</w:t>
             </w:r>
             <w:r>
               <w:rPr>
@@ -12604,22 +13224,6 @@
                 <w:szCs w:val="20"/>
               </w:rPr>
               <w:t>]</w:t>
-            </w:r>
-            <w:r>
-              <w:rPr>
-                <w:rFonts w:eastAsiaTheme="minorHAnsi" w:cs="Arial"/>
-                <w:sz w:val="20"/>
-                <w:szCs w:val="20"/>
-              </w:rPr>
-              <w:t xml:space="preserve"> </w:t>
-            </w:r>
-            <w:r>
-              <w:rPr>
-                <w:rFonts w:eastAsiaTheme="minorHAnsi" w:cs="Arial" w:hint="eastAsia"/>
-                <w:sz w:val="20"/>
-                <w:szCs w:val="20"/>
-              </w:rPr>
-              <w:t>문서 유사도 행렬 Heatmap 시각화</w:t>
             </w:r>
           </w:p>
         </w:tc>
@@ -17281,6 +17885,69 @@
       </w:tcPr>
     </w:tblStylePr>
   </w:style>
+  <w:style w:type="table" w:styleId="11">
+    <w:name w:val="Plain Table 1"/>
+    <w:basedOn w:val="a1"/>
+    <w:uiPriority w:val="41"/>
+    <w:rsid w:val="008F3908"/>
+    <w:pPr>
+      <w:spacing w:after="0" w:line="240" w:lineRule="auto"/>
+    </w:pPr>
+    <w:tblPr>
+      <w:tblStyleRowBandSize w:val="1"/>
+      <w:tblStyleColBandSize w:val="1"/>
+      <w:tblBorders>
+        <w:top w:val="single" w:sz="4" w:space="0" w:color="BFBFBF" w:themeColor="background1" w:themeShade="BF"/>
+        <w:left w:val="single" w:sz="4" w:space="0" w:color="BFBFBF" w:themeColor="background1" w:themeShade="BF"/>
+        <w:bottom w:val="single" w:sz="4" w:space="0" w:color="BFBFBF" w:themeColor="background1" w:themeShade="BF"/>
+        <w:right w:val="single" w:sz="4" w:space="0" w:color="BFBFBF" w:themeColor="background1" w:themeShade="BF"/>
+        <w:insideH w:val="single" w:sz="4" w:space="0" w:color="BFBFBF" w:themeColor="background1" w:themeShade="BF"/>
+        <w:insideV w:val="single" w:sz="4" w:space="0" w:color="BFBFBF" w:themeColor="background1" w:themeShade="BF"/>
+      </w:tblBorders>
+    </w:tblPr>
+    <w:tblStylePr w:type="firstRow">
+      <w:rPr>
+        <w:b/>
+        <w:bCs/>
+      </w:rPr>
+    </w:tblStylePr>
+    <w:tblStylePr w:type="lastRow">
+      <w:rPr>
+        <w:b/>
+        <w:bCs/>
+      </w:rPr>
+      <w:tblPr/>
+      <w:tcPr>
+        <w:tcBorders>
+          <w:top w:val="double" w:sz="4" w:space="0" w:color="BFBFBF" w:themeColor="background1" w:themeShade="BF"/>
+        </w:tcBorders>
+      </w:tcPr>
+    </w:tblStylePr>
+    <w:tblStylePr w:type="firstCol">
+      <w:rPr>
+        <w:b/>
+        <w:bCs/>
+      </w:rPr>
+    </w:tblStylePr>
+    <w:tblStylePr w:type="lastCol">
+      <w:rPr>
+        <w:b/>
+        <w:bCs/>
+      </w:rPr>
+    </w:tblStylePr>
+    <w:tblStylePr w:type="band1Vert">
+      <w:tblPr/>
+      <w:tcPr>
+        <w:shd w:val="clear" w:color="auto" w:fill="F2F2F2" w:themeFill="background1" w:themeFillShade="F2"/>
+      </w:tcPr>
+    </w:tblStylePr>
+    <w:tblStylePr w:type="band1Horz">
+      <w:tblPr/>
+      <w:tcPr>
+        <w:shd w:val="clear" w:color="auto" w:fill="F2F2F2" w:themeFill="background1" w:themeFillShade="F2"/>
+      </w:tcPr>
+    </w:tblStylePr>
+  </w:style>
 </w:styles>
 </file>
 

--- a/0.report/4.OpinionReview_통합본.docx
+++ b/0.report/4.OpinionReview_통합본.docx
@@ -173,6 +173,7 @@
         <w:ind w:left="840"/>
       </w:pPr>
       <w:r>
+        <w:lastRenderedPageBreak/>
         <w:t xml:space="preserve">1. 텍스트 </w:t>
       </w:r>
       <w:proofErr w:type="spellStart"/>
@@ -250,7 +251,6 @@
         <w:ind w:left="840"/>
       </w:pPr>
       <w:r>
-        <w:lastRenderedPageBreak/>
         <w:t>• 다양한 군집화 알고리즘(Affinity Propagation, DBSCAN, OPTICS 등) 적용</w:t>
       </w:r>
     </w:p>
@@ -449,6 +449,7 @@
         <w:ind w:left="840"/>
       </w:pPr>
       <w:r>
+        <w:lastRenderedPageBreak/>
         <w:t>• 군집화 실험 및 평가 코드</w:t>
       </w:r>
     </w:p>
@@ -488,7 +489,6 @@
     </w:p>
     <w:p>
       <w:r>
-        <w:lastRenderedPageBreak/>
         <w:t xml:space="preserve">Opinion Review 데이터셋은 문서 단위의 클래스 레이블을 제공하지 않는 </w:t>
       </w:r>
       <w:r>
@@ -554,9 +554,9 @@
         <w:tblLook w:val="04A0" w:firstRow="1" w:lastRow="0" w:firstColumn="1" w:lastColumn="0" w:noHBand="0" w:noVBand="1"/>
       </w:tblPr>
       <w:tblGrid>
-        <w:gridCol w:w="3484"/>
-        <w:gridCol w:w="3486"/>
-        <w:gridCol w:w="3486"/>
+        <w:gridCol w:w="2656"/>
+        <w:gridCol w:w="2955"/>
+        <w:gridCol w:w="2883"/>
       </w:tblGrid>
       <w:tr>
         <w:tc>
@@ -862,11 +862,6 @@
       </w:tr>
     </w:tbl>
     <w:p>
-      <w:pPr>
-        <w:rPr>
-          <w:rFonts w:hint="eastAsia"/>
-        </w:rPr>
-      </w:pPr>
       <w:r>
         <w:rPr>
           <w:rFonts w:hint="eastAsia"/>
@@ -876,6 +871,7 @@
     </w:p>
     <w:p>
       <w:r>
+        <w:lastRenderedPageBreak/>
         <w:t xml:space="preserve">비지도 학습에서는 </w:t>
       </w:r>
       <w:r>
@@ -998,128 +994,129 @@
     </w:p>
     <w:p>
       <w:r>
+        <w:t>• 0 근처: 군집 간 중첩</w:t>
+      </w:r>
+    </w:p>
+    <w:p>
+      <w:r>
+        <w:t>• 음수: 잘못된 군집 할당</w:t>
+      </w:r>
+    </w:p>
+    <w:p/>
+    <w:p>
+      <w:r>
+        <w:t xml:space="preserve">Calinski–Harabasz Index (CH 지수) </w:t>
+      </w:r>
+    </w:p>
+    <w:p>
+      <w:r>
+        <w:t>클러스터 간 분산 대비 클러스터 내 분산 비율을 기반으로 하여, 군집 간 거리와 내부 밀집도를 정량적으로 비교할 수 있으며, 여러 알고리즘 간 상대 비교에 유리하다.</w:t>
+      </w:r>
+    </w:p>
+    <w:p>
+      <w:r>
+        <w:t>• 값이 클수록 우수</w:t>
+      </w:r>
+    </w:p>
+    <w:p>
+      <w:r>
+        <w:t>• 클러스터 간 분산 대비 클러스터 내 분산 비율을 평가</w:t>
+      </w:r>
+    </w:p>
+    <w:p>
+      <w:r>
         <w:lastRenderedPageBreak/>
-        <w:t>• 0 근처: 군집 간 중첩</w:t>
-      </w:r>
-    </w:p>
-    <w:p>
-      <w:r>
-        <w:t>• 음수: 잘못된 군집 할당</w:t>
+        <w:t>• 군집 간 거리가 멀고 내부가 조밀할수록 높은 값</w:t>
+      </w:r>
+    </w:p>
+    <w:p>
+      <w:r>
+        <w:t>• 계산 속도가 빨라 비교 실험에 적합</w:t>
       </w:r>
     </w:p>
     <w:p/>
     <w:p>
       <w:r>
-        <w:t xml:space="preserve">Calinski–Harabasz Index (CH 지수) </w:t>
-      </w:r>
-    </w:p>
-    <w:p>
-      <w:r>
-        <w:t>클러스터 간 분산 대비 클러스터 내 분산 비율을 기반으로 하여, 군집 간 거리와 내부 밀집도를 정량적으로 비교할 수 있으며, 여러 알고리즘 간 상대 비교에 유리하다.</w:t>
-      </w:r>
-    </w:p>
-    <w:p>
-      <w:r>
-        <w:t>• 값이 클수록 우수</w:t>
-      </w:r>
-    </w:p>
-    <w:p>
-      <w:r>
-        <w:t>• 클러스터 간 분산 대비 클러스터 내 분산 비율을 평가</w:t>
-      </w:r>
-    </w:p>
-    <w:p>
-      <w:r>
-        <w:t>• 군집 간 거리가 멀고 내부가 조밀할수록 높은 값</w:t>
-      </w:r>
-    </w:p>
-    <w:p>
-      <w:r>
-        <w:t>• 계산 속도가 빨라 비교 실험에 적합</w:t>
+        <w:t>Davies–Bouldin Index (DB 지수)</w:t>
+      </w:r>
+    </w:p>
+    <w:p>
+      <w:r>
+        <w:t>각 클러스터 간 유사도의 평균을 측정함으로써, 군집 간 중첩 여부를 평가하며, 값이 낮을수록 군집 분리가 우수함을 의미한다.</w:t>
+      </w:r>
+    </w:p>
+    <w:p>
+      <w:r>
+        <w:t>• 값이 낮을수록 우수</w:t>
+      </w:r>
+    </w:p>
+    <w:p>
+      <w:r>
+        <w:t>• 각 클러스터 간 유사도를 기반으로 군집 품질을 평가</w:t>
+      </w:r>
+    </w:p>
+    <w:p>
+      <w:r>
+        <w:t>• 클러스터 간 겹침이 적고 분리가 명확할수록 낮은 값</w:t>
+      </w:r>
+    </w:p>
+    <w:p>
+      <w:r>
+        <w:t>• 0에 가까울수록 이상적</w:t>
       </w:r>
     </w:p>
     <w:p/>
     <w:p>
       <w:r>
-        <w:t>Davies–Bouldin Index (DB 지수)</w:t>
-      </w:r>
-    </w:p>
-    <w:p>
-      <w:r>
-        <w:t>각 클러스터 간 유사도의 평균을 측정함으로써, 군집 간 중첩 여부를 평가하며, 값이 낮을수록 군집 분리가 우수함을 의미한다.</w:t>
-      </w:r>
-    </w:p>
-    <w:p>
-      <w:r>
-        <w:t>• 값이 낮을수록 우수</w:t>
-      </w:r>
-    </w:p>
-    <w:p>
-      <w:r>
-        <w:t>• 각 클러스터 간 유사도를 기반으로 군집 품질을 평가</w:t>
-      </w:r>
-    </w:p>
-    <w:p>
-      <w:r>
-        <w:t>• 클러스터 간 겹침이 적고 분리가 명확할수록 낮은 값</w:t>
-      </w:r>
-    </w:p>
-    <w:p>
-      <w:r>
-        <w:t>• 0에 가까울수록 이상적</w:t>
+        <w:t>Clusters (클러스터 수)</w:t>
+      </w:r>
+    </w:p>
+    <w:p>
+      <w:r>
+        <w:t>• 알고리즘이 최종적으로 생성한 클러스터 개수</w:t>
+      </w:r>
+    </w:p>
+    <w:p>
+      <w:r>
+        <w:t>• K-Means 계열은 사전 지정</w:t>
+      </w:r>
+    </w:p>
+    <w:p>
+      <w:r>
+        <w:t>• DBSCAN, OPTICS 등은 데이터 특성에 따라 자동 결정</w:t>
       </w:r>
     </w:p>
     <w:p/>
     <w:p>
-      <w:r>
-        <w:t>Clusters (클러스터 수)</w:t>
-      </w:r>
-    </w:p>
-    <w:p>
-      <w:r>
-        <w:t>• 알고리즘이 최종적으로 생성한 클러스터 개수</w:t>
-      </w:r>
-    </w:p>
-    <w:p>
-      <w:r>
-        <w:t>• K-Means 계열은 사전 지정</w:t>
-      </w:r>
-    </w:p>
-    <w:p>
-      <w:r>
-        <w:t>• DBSCAN, OPTICS 등은 데이터 특성에 따라 자동 결정</w:t>
+      <w:proofErr w:type="spellStart"/>
+      <w:r>
+        <w:t>N_Noise</w:t>
+      </w:r>
+      <w:proofErr w:type="spellEnd"/>
+      <w:r>
+        <w:t xml:space="preserve"> (노이즈 포인트 수)</w:t>
+      </w:r>
+    </w:p>
+    <w:p>
+      <w:r>
+        <w:t>• DBSCAN, OPTICS 등 밀도 기반 알고리즘에서</w:t>
+      </w:r>
+    </w:p>
+    <w:p>
+      <w:r>
+        <w:t>• 어떤 클러스터에도 속하지 못한 데이터 수</w:t>
+      </w:r>
+    </w:p>
+    <w:p>
+      <w:r>
+        <w:t>• 값이 클수록 군집화 품질 저하 가능성</w:t>
       </w:r>
     </w:p>
     <w:p/>
-    <w:p>
-      <w:proofErr w:type="spellStart"/>
-      <w:r>
-        <w:t>N_Noise</w:t>
-      </w:r>
-      <w:proofErr w:type="spellEnd"/>
-      <w:r>
-        <w:t xml:space="preserve"> (노이즈 포인트 수)</w:t>
-      </w:r>
-    </w:p>
-    <w:p>
-      <w:r>
-        <w:t>• DBSCAN, OPTICS 등 밀도 기반 알고리즘에서</w:t>
-      </w:r>
-    </w:p>
+    <w:p/>
     <w:p>
       <w:r>
         <w:lastRenderedPageBreak/>
-        <w:t>• 어떤 클러스터에도 속하지 못한 데이터 수</w:t>
-      </w:r>
-    </w:p>
-    <w:p>
-      <w:r>
-        <w:t>• 값이 클수록 군집화 품질 저하 가능성</w:t>
-      </w:r>
-    </w:p>
-    <w:p/>
-    <w:p>
-      <w:r>
         <w:t>Time (s)</w:t>
       </w:r>
     </w:p>
@@ -1301,6 +1298,7 @@
         <w:ind w:left="840"/>
       </w:pPr>
       <w:r>
+        <w:lastRenderedPageBreak/>
         <w:t>• K-Modes</w:t>
       </w:r>
     </w:p>
@@ -1310,7 +1308,6 @@
         <w:ind w:left="840"/>
       </w:pPr>
       <w:r>
-        <w:lastRenderedPageBreak/>
         <w:t>• 음수 Silhouette Score → 군집 구조 부적합</w:t>
       </w:r>
     </w:p>
@@ -1334,9 +1331,6 @@
     </w:p>
     <w:p>
       <w:r>
-        <w:t xml:space="preserve">&gt; </w:t>
-      </w:r>
-      <w:r>
         <w:rPr>
           <w:b/>
         </w:rPr>
@@ -1477,38 +1471,23 @@
     </w:p>
     <w:p>
       <w:r>
-        <w:t xml:space="preserve">본 프로젝트에서 </w:t>
-      </w:r>
-      <w:proofErr w:type="gramStart"/>
-      <w:r>
-        <w:t xml:space="preserve">사용한  </w:t>
-      </w:r>
-      <w:r>
-        <w:rPr>
-          <w:b/>
-        </w:rPr>
-        <w:t>실험</w:t>
-      </w:r>
-      <w:proofErr w:type="gramEnd"/>
-      <w:r>
-        <w:rPr>
-          <w:b/>
-        </w:rPr>
-        <w:t xml:space="preserve"> 환경 구성 </w:t>
-      </w:r>
-      <w:proofErr w:type="gramStart"/>
-      <w:r>
-        <w:rPr>
-          <w:b/>
-        </w:rPr>
-        <w:t>방식</w:t>
-      </w:r>
-      <w:r>
-        <w:t xml:space="preserve"> ,</w:t>
-      </w:r>
-      <w:proofErr w:type="gramEnd"/>
-    </w:p>
-    <w:p>
+        <w:t xml:space="preserve">본 프로젝트에서 사용한 </w:t>
+      </w:r>
+      <w:r>
+        <w:rPr>
+          <w:b/>
+        </w:rPr>
+        <w:t>실험 환경 구성 방식</w:t>
+      </w:r>
+      <w:r>
+        <w:t>,</w:t>
+      </w:r>
+      <w:r>
+        <w:rPr>
+          <w:rFonts w:hint="eastAsia"/>
+        </w:rPr>
+        <w:t xml:space="preserve"> </w:t>
+      </w:r>
       <w:r>
         <w:rPr>
           <w:b/>
@@ -1527,21 +1506,17 @@
         <w:rPr>
           <w:b/>
         </w:rPr>
+        <w:t xml:space="preserve"> 전략</w:t>
+      </w:r>
+      <w:r>
+        <w:t>,</w:t>
+      </w:r>
+      <w:r>
+        <w:rPr>
+          <w:rFonts w:hint="eastAsia"/>
+        </w:rPr>
         <w:t xml:space="preserve"> </w:t>
       </w:r>
-      <w:proofErr w:type="gramStart"/>
-      <w:r>
-        <w:rPr>
-          <w:b/>
-        </w:rPr>
-        <w:t>전략</w:t>
-      </w:r>
-      <w:r>
-        <w:t xml:space="preserve"> ,</w:t>
-      </w:r>
-      <w:proofErr w:type="gramEnd"/>
-    </w:p>
-    <w:p>
       <w:r>
         <w:t xml:space="preserve">그리고 </w:t>
       </w:r>
@@ -1743,15 +1718,7 @@
       </w:r>
       <w:proofErr w:type="spellEnd"/>
       <w:r>
-        <w:t xml:space="preserve">` </w:t>
-      </w:r>
-      <w:proofErr w:type="gramStart"/>
-      <w:r>
-        <w:t>등  다수의</w:t>
-      </w:r>
-      <w:proofErr w:type="gramEnd"/>
-      <w:r>
-        <w:t xml:space="preserve"> 핵심 라이브러리에 의존하는 </w:t>
+        <w:t xml:space="preserve">` 등 다수의 핵심 라이브러리에 의존하는 </w:t>
       </w:r>
       <w:proofErr w:type="spellStart"/>
       <w:r>
@@ -1825,35 +1792,17 @@
     </w:p>
     <w:p>
       <w:r>
+        <w:lastRenderedPageBreak/>
         <w:t xml:space="preserve">이에 본 프로젝트에서는 </w:t>
       </w:r>
-      <w:proofErr w:type="spellStart"/>
-      <w:r>
-        <w:rPr>
-          <w:b/>
-        </w:rPr>
-        <w:t>PyCaret</w:t>
-      </w:r>
-      <w:proofErr w:type="spellEnd"/>
-      <w:r>
-        <w:rPr>
-          <w:b/>
-        </w:rPr>
-        <w:t xml:space="preserve"> 전용 Conda 환경을 별도로 </w:t>
-      </w:r>
-      <w:proofErr w:type="gramStart"/>
-      <w:r>
-        <w:rPr>
-          <w:b/>
-        </w:rPr>
-        <w:t>구성</w:t>
-      </w:r>
-      <w:r>
-        <w:t>하여  실험</w:t>
-      </w:r>
-      <w:proofErr w:type="gramEnd"/>
-      <w:r>
-        <w:t xml:space="preserve"> 환경을 완전히 분리하였다.</w:t>
+      <w:r>
+        <w:rPr>
+          <w:b/>
+        </w:rPr>
+        <w:t>PyCaret 전용 Conda 환경을 별도로 구성</w:t>
+      </w:r>
+      <w:r>
+        <w:t>하여 실험 환경을 완전히 분리하였다.</w:t>
       </w:r>
     </w:p>
     <w:p>
@@ -1871,15 +1820,7 @@
     </w:p>
     <w:p>
       <w:r>
-        <w:t xml:space="preserve">실험 환경의 일관성을 확보하기 위해, </w:t>
-      </w:r>
-      <w:proofErr w:type="spellStart"/>
-      <w:r>
-        <w:t>PyCaret</w:t>
-      </w:r>
-      <w:proofErr w:type="spellEnd"/>
-      <w:r>
-        <w:t xml:space="preserve"> 전용 환경 설정 파일을 다음과 같이 구성하였다.</w:t>
+        <w:t>실험 환경의 일관성을 확보하기 위해, PyCaret 전용 환경 설정 파일을 다음과 같이 구성하였다.</w:t>
       </w:r>
     </w:p>
     <w:p>
@@ -1888,29 +1829,12 @@
         <w:ind w:left="840"/>
       </w:pPr>
       <w:r>
-        <w:t>• `../config/</w:t>
-      </w:r>
-      <w:proofErr w:type="spellStart"/>
-      <w:r>
-        <w:t>pycaret_env.yml</w:t>
-      </w:r>
-      <w:proofErr w:type="spellEnd"/>
-      <w:r>
-        <w:t>`</w:t>
-      </w:r>
-    </w:p>
-    <w:p>
-      <w:r>
-        <w:lastRenderedPageBreak/>
-        <w:t xml:space="preserve">→ </w:t>
-      </w:r>
-      <w:proofErr w:type="spellStart"/>
-      <w:r>
-        <w:t>PyCaret</w:t>
-      </w:r>
-      <w:proofErr w:type="spellEnd"/>
-      <w:r>
-        <w:t xml:space="preserve"> 실행에 필요한 Python 및 라이브러리 버전 명시</w:t>
+        <w:t>• `/config/pycaret_env.yml`</w:t>
+      </w:r>
+    </w:p>
+    <w:p>
+      <w:r>
+        <w:t>→ PyCaret 실행에 필요한 Python 및 라이브러리 버전 명시</w:t>
       </w:r>
     </w:p>
     <w:p>
@@ -1919,15 +1843,7 @@
         <w:ind w:left="840"/>
       </w:pPr>
       <w:r>
-        <w:t xml:space="preserve">• </w:t>
-      </w:r>
-      <w:proofErr w:type="gramStart"/>
-      <w:r>
-        <w:t>`..</w:t>
-      </w:r>
-      <w:proofErr w:type="gramEnd"/>
-      <w:r>
-        <w:t>/config/pycaret_setup.md`</w:t>
+        <w:t>• `/config/pycaret_setup.md`</w:t>
       </w:r>
     </w:p>
     <w:p>
@@ -1960,15 +1876,7 @@
         <w:ind w:left="840"/>
       </w:pPr>
       <w:r>
-        <w:t xml:space="preserve">• </w:t>
-      </w:r>
-      <w:proofErr w:type="spellStart"/>
-      <w:r>
-        <w:t>AutoML</w:t>
-      </w:r>
-      <w:proofErr w:type="spellEnd"/>
-      <w:r>
-        <w:t xml:space="preserve"> 실험 시 발생 가능한 환경 이슈 최소화</w:t>
+        <w:t>• AutoML 실험 시 발생 가능한 환경 이슈 최소화</w:t>
       </w:r>
     </w:p>
     <w:p>
@@ -1994,11 +1902,7 @@
         <w:t>으로 제공한다.</w:t>
       </w:r>
     </w:p>
-    <w:p>
-      <w:r>
-        <w:t>---</w:t>
-      </w:r>
-    </w:p>
+    <w:p/>
     <w:p>
       <w:pPr>
         <w:pStyle w:val="3"/>
@@ -2036,23 +1940,8 @@
         <w:ind w:left="840"/>
       </w:pPr>
       <w:r>
-        <w:t>• `</w:t>
-      </w:r>
-      <w:proofErr w:type="spellStart"/>
-      <w:r>
-        <w:t>TfidfVectorizer</w:t>
-      </w:r>
-      <w:proofErr w:type="spellEnd"/>
-      <w:r>
-        <w:t>`, `</w:t>
-      </w:r>
-      <w:proofErr w:type="spellStart"/>
-      <w:r>
-        <w:t>CountVectorizer</w:t>
-      </w:r>
-      <w:proofErr w:type="spellEnd"/>
-      <w:r>
-        <w:t>`</w:t>
+        <w:lastRenderedPageBreak/>
+        <w:t>• `TfidfVectorizer`, `CountVectorizer`</w:t>
       </w:r>
     </w:p>
     <w:p>
@@ -2070,17 +1959,7 @@
         <w:ind w:left="840"/>
       </w:pPr>
       <w:r>
-        <w:t>• `</w:t>
-      </w:r>
-      <w:proofErr w:type="spellStart"/>
-      <w:proofErr w:type="gramStart"/>
-      <w:r>
-        <w:t>pycaret.clustering</w:t>
-      </w:r>
-      <w:proofErr w:type="spellEnd"/>
-      <w:proofErr w:type="gramEnd"/>
-      <w:r>
-        <w:t>`</w:t>
+        <w:t>• `pycaret.clustering`</w:t>
       </w:r>
     </w:p>
     <w:p>
@@ -2106,17 +1985,16 @@
       </w:r>
       <w:proofErr w:type="spellEnd"/>
       <w:r>
-        <w:t xml:space="preserve"> 모듈 (`</w:t>
-      </w:r>
-      <w:proofErr w:type="spellStart"/>
-      <w:proofErr w:type="gramStart"/>
-      <w:r>
-        <w:t>utils.preprocessing</w:t>
-      </w:r>
-      <w:proofErr w:type="spellEnd"/>
-      <w:proofErr w:type="gramEnd"/>
-      <w:r>
-        <w:t>`)</w:t>
+        <w:t xml:space="preserve"> 모듈 (`utils</w:t>
+      </w:r>
+      <w:r>
+        <w:rPr>
+          <w:rFonts w:hint="eastAsia"/>
+        </w:rPr>
+        <w:t>/</w:t>
+      </w:r>
+      <w:r>
+        <w:t>preprocessing`)</w:t>
       </w:r>
     </w:p>
     <w:p>
@@ -2132,41 +2010,14 @@
       <w:r>
         <w:t xml:space="preserve">특히 </w:t>
       </w:r>
-      <w:proofErr w:type="spellStart"/>
-      <w:r>
-        <w:rPr>
-          <w:b/>
-        </w:rPr>
-        <w:t>PyCaret</w:t>
-      </w:r>
-      <w:proofErr w:type="spellEnd"/>
-      <w:r>
-        <w:rPr>
-          <w:b/>
-        </w:rPr>
-        <w:t xml:space="preserve">의 `clustering` </w:t>
-      </w:r>
-      <w:proofErr w:type="gramStart"/>
-      <w:r>
-        <w:rPr>
-          <w:b/>
-        </w:rPr>
-        <w:t>모듈</w:t>
-      </w:r>
-      <w:r>
-        <w:t>은  여러</w:t>
-      </w:r>
-      <w:proofErr w:type="gramEnd"/>
-      <w:r>
-        <w:t xml:space="preserve"> 군집화 알고리즘을 동일 데이터·동일 지표 기준으로 비교할 수 있도록 </w:t>
-      </w:r>
-      <w:proofErr w:type="gramStart"/>
-      <w:r>
-        <w:t>지원하여,  4</w:t>
-      </w:r>
-      <w:proofErr w:type="gramEnd"/>
-      <w:r>
-        <w:t>.1절에서 정의한 평가 지표(Silhouette, CH, DB 등)를 실험 단계에서 일관되게 적용하는 데 핵심적인 역할을 하였다.</w:t>
+      <w:r>
+        <w:rPr>
+          <w:b/>
+        </w:rPr>
+        <w:t>PyCaret의 `clustering` 모듈</w:t>
+      </w:r>
+      <w:r>
+        <w:t>은 여러 군집화 알고리즘을 동일 데이터·동일 지표 기준으로 비교할 수 있도록 지원하여, 4.1절에서 정의한 평가 지표(Silhouette, CH, DB 등)를 실험 단계에서 일관되게 적용하는 데 핵심적인 역할을 하였다.</w:t>
       </w:r>
     </w:p>
     <w:p>
@@ -2174,16 +2025,7 @@
         <w:pStyle w:val="3"/>
       </w:pPr>
       <w:r>
-        <w:lastRenderedPageBreak/>
-        <w:t xml:space="preserve">4.2.3 데이터 로드 및 텍스트 </w:t>
-      </w:r>
-      <w:proofErr w:type="spellStart"/>
-      <w:r>
-        <w:t>전처리</w:t>
-      </w:r>
-      <w:proofErr w:type="spellEnd"/>
-      <w:r>
-        <w:t xml:space="preserve"> 전략</w:t>
+        <w:t>4.2.3 데이터 로드 및 텍스트 전처리 전략</w:t>
       </w:r>
     </w:p>
     <w:p>
@@ -2196,31 +2038,7 @@
     </w:p>
     <w:p>
       <w:r>
-        <w:t xml:space="preserve">Opinion Review 원본 데이터는 </w:t>
-      </w:r>
-      <w:proofErr w:type="gramStart"/>
-      <w:r>
-        <w:t>`..</w:t>
-      </w:r>
-      <w:proofErr w:type="gramEnd"/>
-      <w:r>
-        <w:t>/data` 디렉토리에 저장된 다수의 `.data` 파일로 구성되며, 본 프로젝트에서는 `</w:t>
-      </w:r>
-      <w:proofErr w:type="spellStart"/>
-      <w:r>
-        <w:t>utils.preprocessing.load_file_data</w:t>
-      </w:r>
-      <w:proofErr w:type="spellEnd"/>
-      <w:r>
-        <w:t xml:space="preserve">()` 함수를 통해 해당 파일들을 일괄 </w:t>
-      </w:r>
-      <w:proofErr w:type="spellStart"/>
-      <w:r>
-        <w:t>로드하였다</w:t>
-      </w:r>
-      <w:proofErr w:type="spellEnd"/>
-      <w:r>
-        <w:t>.</w:t>
+        <w:t>Opinion Review 원본 데이터는 `/data` 디렉토리에 저장된 다수의 `.data` 파일로 구성되며, 본 프로젝트에서는 `utils.preprocessing.load_file_data()` 함수를 통해 해당 파일들을 일괄 로드하였다.</w:t>
       </w:r>
     </w:p>
     <w:p>
@@ -2234,15 +2052,7 @@
         <w:ind w:left="840"/>
       </w:pPr>
       <w:r>
-        <w:t>• `filename</w:t>
-      </w:r>
-      <w:proofErr w:type="gramStart"/>
-      <w:r>
-        <w:t>` :</w:t>
-      </w:r>
-      <w:proofErr w:type="gramEnd"/>
-      <w:r>
-        <w:t xml:space="preserve"> 파일명(확장자 제외) — 문서의 암묵적 주제 정보</w:t>
+        <w:t>• `filename`: 파일명(확장자 제외) — 문서의 암묵적 주제 정보</w:t>
       </w:r>
     </w:p>
     <w:p>
@@ -2251,28 +2061,7 @@
         <w:ind w:left="840"/>
       </w:pPr>
       <w:r>
-        <w:t>• `</w:t>
-      </w:r>
-      <w:proofErr w:type="spellStart"/>
-      <w:r>
-        <w:t>opinion_text</w:t>
-      </w:r>
-      <w:proofErr w:type="spellEnd"/>
-      <w:proofErr w:type="gramStart"/>
-      <w:r>
-        <w:t>` :</w:t>
-      </w:r>
-      <w:proofErr w:type="gramEnd"/>
-      <w:r>
-        <w:t xml:space="preserve"> 파일 내용을 `</w:t>
-      </w:r>
-      <w:proofErr w:type="spellStart"/>
-      <w:r>
-        <w:t>opinion_text</w:t>
-      </w:r>
-      <w:proofErr w:type="spellEnd"/>
-      <w:r>
-        <w:t>` 컬럼에 적재하여 문서 단위 데이터프레임 형태로 통합하였다.</w:t>
+        <w:t>• `opinion_text`: 파일 내용을 `opinion_text` 컬럼에 적재하여 문서 단위 데이터프레임 형태로 통합하였다.</w:t>
       </w:r>
     </w:p>
     <w:p>
@@ -2285,57 +2074,18 @@
         <w:pStyle w:val="4"/>
       </w:pPr>
       <w:r>
-        <w:t xml:space="preserve">4.2.3.2 </w:t>
-      </w:r>
-      <w:proofErr w:type="spellStart"/>
-      <w:r>
-        <w:t>전처리</w:t>
-      </w:r>
-      <w:proofErr w:type="spellEnd"/>
-      <w:r>
-        <w:t xml:space="preserve"> 로직의 표준화: </w:t>
-      </w:r>
-      <w:proofErr w:type="spellStart"/>
-      <w:r>
-        <w:t>TextPreprocessor</w:t>
-      </w:r>
-      <w:proofErr w:type="spellEnd"/>
-      <w:r>
-        <w:t xml:space="preserve"> 설계</w:t>
-      </w:r>
-    </w:p>
-    <w:p>
-      <w:r>
-        <w:t xml:space="preserve">Opinion Review 데이터는 비정형 텍스트로 구성되어 있으므로, 군집화 이전에 텍스트 노이즈를 제거하고 표현을 </w:t>
-      </w:r>
-      <w:proofErr w:type="spellStart"/>
-      <w:r>
-        <w:t>정규화하는</w:t>
-      </w:r>
-      <w:proofErr w:type="spellEnd"/>
-      <w:r>
-        <w:t xml:space="preserve"> 과정이 필수적이다.</w:t>
-      </w:r>
-    </w:p>
-    <w:p>
-      <w:r>
-        <w:t>본 프로젝트의 전처리는 `</w:t>
-      </w:r>
-      <w:proofErr w:type="spellStart"/>
-      <w:r>
-        <w:t>TextPreprocessor</w:t>
-      </w:r>
-      <w:proofErr w:type="spellEnd"/>
-      <w:r>
-        <w:t xml:space="preserve">` 클래스로 </w:t>
-      </w:r>
-      <w:proofErr w:type="spellStart"/>
-      <w:r>
-        <w:t>캡슐화하여</w:t>
-      </w:r>
-      <w:proofErr w:type="spellEnd"/>
-      <w:r>
-        <w:t xml:space="preserve">, </w:t>
+        <w:t>4.2.3.2 전처리 로직의 표준화: TextPreprocessor 설계</w:t>
+      </w:r>
+    </w:p>
+    <w:p>
+      <w:r>
+        <w:t>Opinion Review 데이터는 비정형 텍스트로 구성되어 있으므로, 군집화 이전에 텍스트 노이즈를 제거하고 표현을 정규화하는 과정이 필수적이다.</w:t>
+      </w:r>
+    </w:p>
+    <w:p>
+      <w:r>
+        <w:lastRenderedPageBreak/>
+        <w:t xml:space="preserve">본 프로젝트의 전처리는 `TextPreprocessor` 클래스로 캡슐화하여, </w:t>
       </w:r>
       <w:r>
         <w:rPr>
@@ -2344,43 +2094,16 @@
         <w:t>모든 실험에서 동일한 규칙</w:t>
       </w:r>
       <w:r>
-        <w:t xml:space="preserve">이 적용되도록 </w:t>
-      </w:r>
-      <w:proofErr w:type="spellStart"/>
-      <w:r>
-        <w:t>표준화하였다</w:t>
-      </w:r>
-      <w:proofErr w:type="spellEnd"/>
-      <w:r>
-        <w:t xml:space="preserve">. 전처리의 목적은 군집화/토픽모델링 단계에서 문서 간 거리 계산이 안정적으로 수행되도록 </w:t>
-      </w:r>
-      <w:r>
-        <w:rPr>
-          <w:b/>
-        </w:rPr>
-        <w:t xml:space="preserve">노이즈를 제거하고 표현을 </w:t>
-      </w:r>
-      <w:proofErr w:type="spellStart"/>
-      <w:r>
-        <w:rPr>
-          <w:b/>
-        </w:rPr>
-        <w:t>정규화</w:t>
-      </w:r>
-      <w:r>
-        <w:t>하는</w:t>
-      </w:r>
-      <w:proofErr w:type="spellEnd"/>
-      <w:r>
-        <w:t xml:space="preserve"> 데 있다. 주요 </w:t>
-      </w:r>
-      <w:proofErr w:type="spellStart"/>
-      <w:r>
-        <w:t>전처리</w:t>
-      </w:r>
-      <w:proofErr w:type="spellEnd"/>
-      <w:r>
-        <w:t xml:space="preserve"> 단계는 다음과 같다.</w:t>
+        <w:t xml:space="preserve">이 적용되도록 표준화하였다. 전처리의 목적은 군집화/토픽모델링 단계에서 문서 간 거리 계산이 안정적으로 수행되도록 </w:t>
+      </w:r>
+      <w:r>
+        <w:rPr>
+          <w:b/>
+        </w:rPr>
+        <w:t>노이즈를 제거하고 표현을 정규화</w:t>
+      </w:r>
+      <w:r>
+        <w:t>하는 데 있다. 주요 전처리 단계는 다음과 같다.</w:t>
       </w:r>
     </w:p>
     <w:p>
@@ -2389,23 +2112,7 @@
         <w:ind w:left="840"/>
       </w:pPr>
       <w:r>
-        <w:t xml:space="preserve">• HTML 태그 제거: </w:t>
-      </w:r>
-      <w:proofErr w:type="spellStart"/>
-      <w:r>
-        <w:t>BeautifulSoup</w:t>
-      </w:r>
-      <w:proofErr w:type="spellEnd"/>
-      <w:r>
-        <w:t xml:space="preserve"> 기반 텍스트 추출(`</w:t>
-      </w:r>
-      <w:proofErr w:type="spellStart"/>
-      <w:r>
-        <w:t>remove_html</w:t>
-      </w:r>
-      <w:proofErr w:type="spellEnd"/>
-      <w:r>
-        <w:t>=True`)</w:t>
+        <w:t>• HTML 태그 제거: BeautifulSoup 기반 텍스트 추출(`remove_html=True`)</w:t>
       </w:r>
     </w:p>
     <w:p>
@@ -2414,15 +2121,7 @@
         <w:ind w:left="840"/>
       </w:pPr>
       <w:r>
-        <w:t>• URL 제거: 정규표현식 기반 http(s), www 패턴 제거(`</w:t>
-      </w:r>
-      <w:proofErr w:type="spellStart"/>
-      <w:r>
-        <w:t>remove_urls</w:t>
-      </w:r>
-      <w:proofErr w:type="spellEnd"/>
-      <w:r>
-        <w:t>=True`)</w:t>
+        <w:t>• URL 제거: 정규표현식 기반 http(s), www 패턴 제거(`remove_urls=True`)</w:t>
       </w:r>
     </w:p>
     <w:p>
@@ -2431,15 +2130,7 @@
         <w:ind w:left="840"/>
       </w:pPr>
       <w:r>
-        <w:t>• 이메일 제거: 이메일 패턴 제거(`</w:t>
-      </w:r>
-      <w:proofErr w:type="spellStart"/>
-      <w:r>
-        <w:t>remove_emails</w:t>
-      </w:r>
-      <w:proofErr w:type="spellEnd"/>
-      <w:r>
-        <w:t>=True`)</w:t>
+        <w:t>• 이메일 제거: 이메일 패턴 제거(`remove_emails=True`)</w:t>
       </w:r>
     </w:p>
     <w:p>
@@ -2448,15 +2139,7 @@
         <w:ind w:left="840"/>
       </w:pPr>
       <w:r>
-        <w:t>• 숫자 제거: 숫자 문자열 제거(`</w:t>
-      </w:r>
-      <w:proofErr w:type="spellStart"/>
-      <w:r>
-        <w:t>remove_numbers</w:t>
-      </w:r>
-      <w:proofErr w:type="spellEnd"/>
-      <w:r>
-        <w:t>=True`)</w:t>
+        <w:t>• 숫자 제거: 숫자 문자열 제거(`remove_numbers=True`)</w:t>
       </w:r>
     </w:p>
     <w:p>
@@ -2474,15 +2157,7 @@
         <w:ind w:left="840"/>
       </w:pPr>
       <w:r>
-        <w:t>• 구두점/특수문자 제거: `[^\\w\\s]` 패턴을 공백으로 치환(`</w:t>
-      </w:r>
-      <w:proofErr w:type="spellStart"/>
-      <w:r>
-        <w:t>remove_punctuation</w:t>
-      </w:r>
-      <w:proofErr w:type="spellEnd"/>
-      <w:r>
-        <w:t>=True`)</w:t>
+        <w:t>• 구두점/특수문자 제거: `[^\\w\\s]` 패턴을 공백으로 치환(`remove_punctuation=True`)</w:t>
       </w:r>
     </w:p>
     <w:p>
@@ -2500,23 +2175,7 @@
         <w:ind w:left="840"/>
       </w:pPr>
       <w:r>
-        <w:t>• 토큰화(Tokenization</w:t>
-      </w:r>
-      <w:proofErr w:type="gramStart"/>
-      <w:r>
-        <w:t>) :</w:t>
-      </w:r>
-      <w:proofErr w:type="gramEnd"/>
-      <w:r>
-        <w:t xml:space="preserve"> 기본적으로 NLTK `</w:t>
-      </w:r>
-      <w:proofErr w:type="spellStart"/>
-      <w:r>
-        <w:t>word_tokenize</w:t>
-      </w:r>
-      <w:proofErr w:type="spellEnd"/>
-      <w:r>
-        <w:t>` 사용(예외 시 split fallback)</w:t>
+        <w:t>• 토큰화(Tokenization) : 기본적으로 NLTK `word_tokenize` 사용(예외 시 split fallback)</w:t>
       </w:r>
     </w:p>
     <w:p>
@@ -2525,36 +2184,7 @@
         <w:ind w:left="840"/>
       </w:pPr>
       <w:r>
-        <w:t xml:space="preserve">• </w:t>
-      </w:r>
-      <w:proofErr w:type="spellStart"/>
-      <w:r>
-        <w:t>불용어</w:t>
-      </w:r>
-      <w:proofErr w:type="spellEnd"/>
-      <w:r>
-        <w:t xml:space="preserve"> 제거(</w:t>
-      </w:r>
-      <w:proofErr w:type="spellStart"/>
-      <w:r>
-        <w:t>Stopwords</w:t>
-      </w:r>
-      <w:proofErr w:type="spellEnd"/>
-      <w:proofErr w:type="gramStart"/>
-      <w:r>
-        <w:t>) :</w:t>
-      </w:r>
-      <w:proofErr w:type="gramEnd"/>
-      <w:r>
-        <w:t xml:space="preserve"> NLTK English </w:t>
-      </w:r>
-      <w:proofErr w:type="spellStart"/>
-      <w:r>
-        <w:t>stopwords</w:t>
-      </w:r>
-      <w:proofErr w:type="spellEnd"/>
-      <w:r>
-        <w:t xml:space="preserve"> 기반 제거(`</w:t>
+        <w:t>• 불용어 제거(Stopwords): NLTK English stopwords 기반 제거(`</w:t>
       </w:r>
       <w:proofErr w:type="spellStart"/>
       <w:r>
@@ -2571,15 +2201,7 @@
         <w:ind w:left="840"/>
       </w:pPr>
       <w:r>
-        <w:t xml:space="preserve">• 최소 토큰 길이 </w:t>
-      </w:r>
-      <w:proofErr w:type="gramStart"/>
-      <w:r>
-        <w:t>필터링 :</w:t>
-      </w:r>
-      <w:proofErr w:type="gramEnd"/>
-      <w:r>
-        <w:t xml:space="preserve"> `</w:t>
+        <w:t>• 최소 토큰 길이 필터링: `</w:t>
       </w:r>
       <w:proofErr w:type="spellStart"/>
       <w:r>
@@ -2596,115 +2218,27 @@
         <w:ind w:left="840"/>
       </w:pPr>
       <w:r>
-        <w:t>• 표제어 추출(Lemmatization</w:t>
-      </w:r>
-      <w:proofErr w:type="gramStart"/>
-      <w:r>
-        <w:t>) :</w:t>
-      </w:r>
-      <w:proofErr w:type="gramEnd"/>
-      <w:r>
-        <w:t xml:space="preserve"> 기본값으로 </w:t>
-      </w:r>
-      <w:proofErr w:type="spellStart"/>
-      <w:r>
-        <w:t>WordNetLemmatizer</w:t>
-      </w:r>
-      <w:proofErr w:type="spellEnd"/>
-      <w:r>
-        <w:t xml:space="preserve"> 적용(`</w:t>
-      </w:r>
-      <w:proofErr w:type="spellStart"/>
-      <w:r>
-        <w:t>use_lemmatization</w:t>
-      </w:r>
-      <w:proofErr w:type="spellEnd"/>
-      <w:r>
-        <w:t>=True`)</w:t>
-      </w:r>
-    </w:p>
-    <w:p>
+        <w:t>• 표제어 추출(Lemmatization): 기본값으로 WordNetLemmatizer 적용(`use_lemmatization=True`)</w:t>
+      </w:r>
+    </w:p>
+    <w:p>
+      <w:r>
+        <w:t>(옵션으로 Stemming도 제공하나 본 프로젝트 기본 설정은 Lemmatization 중심)</w:t>
+      </w:r>
+    </w:p>
+    <w:p>
+      <w:r>
+        <w:t xml:space="preserve">이와 같은 전처리 파이프라인은 `TextPreprocessor.preprocess_text()`에서 단일 텍스트에 적용되며, `preprocess_dataframe()`을 통해 데이터프레임 전체에 일괄 적용된다. 전처리 결과는 `processed_text` 컬럼으로 저장하여, 이후 벡터화(TF-IDF/Count)와 PyCaret 기반 군집화 비교 실험이 동일 입력을 사용하도록 구성하였다. 이러한 전처리 수준은 단순한 </w:t>
+      </w:r>
       <w:r>
         <w:lastRenderedPageBreak/>
-        <w:t>(옵션으로 Stemming도 제공하나 본 프로젝트 기본 설정은 Lemmatization 중심)</w:t>
-      </w:r>
-    </w:p>
-    <w:p>
-      <w:r>
-        <w:t xml:space="preserve">이와 같은 </w:t>
-      </w:r>
-      <w:proofErr w:type="spellStart"/>
-      <w:r>
-        <w:t>전처리</w:t>
-      </w:r>
-      <w:proofErr w:type="spellEnd"/>
-      <w:r>
-        <w:t xml:space="preserve"> 파이프라인은 `</w:t>
-      </w:r>
-      <w:proofErr w:type="spellStart"/>
-      <w:r>
-        <w:t>TextPreprocessor.preprocess_text</w:t>
-      </w:r>
-      <w:proofErr w:type="spellEnd"/>
-      <w:r>
-        <w:t>()`에서 단일 텍스트에 적용되며, `</w:t>
-      </w:r>
-      <w:proofErr w:type="spellStart"/>
-      <w:r>
-        <w:t>preprocess_dataframe</w:t>
-      </w:r>
-      <w:proofErr w:type="spellEnd"/>
-      <w:r>
-        <w:t xml:space="preserve">()`을 통해 데이터프레임 전체에 일괄 적용된다. </w:t>
-      </w:r>
-      <w:proofErr w:type="spellStart"/>
-      <w:r>
-        <w:t>전처리</w:t>
-      </w:r>
-      <w:proofErr w:type="spellEnd"/>
-      <w:r>
-        <w:t xml:space="preserve"> 결과는 `</w:t>
-      </w:r>
-      <w:proofErr w:type="spellStart"/>
-      <w:r>
-        <w:t>processed_text</w:t>
-      </w:r>
-      <w:proofErr w:type="spellEnd"/>
-      <w:r>
-        <w:t xml:space="preserve">` 컬럼으로 저장하여, 이후 벡터화(TF-IDF/Count)와 </w:t>
-      </w:r>
-      <w:proofErr w:type="spellStart"/>
-      <w:r>
-        <w:t>PyCaret</w:t>
-      </w:r>
-      <w:proofErr w:type="spellEnd"/>
-      <w:r>
-        <w:t xml:space="preserve"> 기반 군집화 비교 실험이 동일 입력을 사용하도록 구성하였다. 이러한 </w:t>
-      </w:r>
-      <w:proofErr w:type="spellStart"/>
-      <w:r>
-        <w:t>전처리</w:t>
-      </w:r>
-      <w:proofErr w:type="spellEnd"/>
-      <w:r>
-        <w:t xml:space="preserve"> 수준은 단순한 텍스트 정제가 </w:t>
-      </w:r>
-      <w:proofErr w:type="gramStart"/>
-      <w:r>
-        <w:t>아니라,</w:t>
-      </w:r>
-      <w:r>
-        <w:rPr>
-          <w:b/>
-        </w:rPr>
-        <w:t>문서</w:t>
-      </w:r>
-      <w:proofErr w:type="gramEnd"/>
-      <w:r>
-        <w:rPr>
-          <w:b/>
-        </w:rPr>
-        <w:t xml:space="preserve"> 간 거리 계산과 군집 품질 평가의 안정성을 확보하기 위한 최소한의 정규화 단계</w:t>
+        <w:t>텍스트 정제가 아니라,</w:t>
+      </w:r>
+      <w:r>
+        <w:rPr>
+          <w:b/>
+        </w:rPr>
+        <w:t>문서 간 거리 계산과 군집 품질 평가의 안정성을 확보하기 위한 최소한의 정규화 단계</w:t>
       </w:r>
       <w:r>
         <w:t>로 설계되었다.</w:t>
@@ -2715,77 +2249,26 @@
         <w:pStyle w:val="4"/>
       </w:pPr>
       <w:r>
-        <w:t xml:space="preserve">4.2.3.3 품질 관리: 빈 문서 제거 및 </w:t>
-      </w:r>
-      <w:proofErr w:type="spellStart"/>
-      <w:r>
-        <w:t>전처리</w:t>
-      </w:r>
-      <w:proofErr w:type="spellEnd"/>
-      <w:r>
-        <w:t xml:space="preserve"> 통계 기록</w:t>
-      </w:r>
-    </w:p>
-    <w:p>
-      <w:proofErr w:type="spellStart"/>
-      <w:r>
-        <w:t>전처리</w:t>
-      </w:r>
-      <w:proofErr w:type="spellEnd"/>
-      <w:r>
-        <w:t xml:space="preserve"> 이후에는 </w:t>
-      </w:r>
-      <w:r>
-        <w:rPr>
-          <w:b/>
-        </w:rPr>
-        <w:t xml:space="preserve">내용이 </w:t>
-      </w:r>
-      <w:proofErr w:type="spellStart"/>
-      <w:r>
-        <w:rPr>
-          <w:b/>
-        </w:rPr>
-        <w:t>비어버린</w:t>
-      </w:r>
-      <w:proofErr w:type="spellEnd"/>
-      <w:r>
-        <w:rPr>
-          <w:b/>
-        </w:rPr>
-        <w:t xml:space="preserve"> 문서(Empty document)</w:t>
-      </w:r>
-      <w:r>
-        <w:t>를 자동으로 제거하여 군집화 품질 저하를 방지하였다. 구현상 `</w:t>
-      </w:r>
-      <w:proofErr w:type="spellStart"/>
-      <w:r>
-        <w:t>processed_text</w:t>
-      </w:r>
-      <w:proofErr w:type="spellEnd"/>
-      <w:r>
-        <w:t xml:space="preserve">`가 공백/빈 문자열인 문서를 </w:t>
-      </w:r>
-      <w:proofErr w:type="spellStart"/>
-      <w:r>
-        <w:t>마스킹하여</w:t>
-      </w:r>
-      <w:proofErr w:type="spellEnd"/>
-      <w:r>
-        <w:t xml:space="preserve"> 제거하고 인덱스를 재정렬한다.</w:t>
-      </w:r>
-    </w:p>
-    <w:p>
-      <w:r>
-        <w:t xml:space="preserve">또한 </w:t>
-      </w:r>
-      <w:proofErr w:type="spellStart"/>
-      <w:r>
-        <w:t>전처리</w:t>
-      </w:r>
-      <w:proofErr w:type="spellEnd"/>
-      <w:r>
-        <w:t xml:space="preserve"> 과정에서 다음과 같은 통계 정보를 수집하여(클래스 내부 `stats`) 데이터 품질을 점검할 수 있도록 설계하였다.</w:t>
+        <w:t>4.2.3.3 품질 관리: 빈 문서 제거 및 전처리 통계 기록</w:t>
+      </w:r>
+    </w:p>
+    <w:p>
+      <w:r>
+        <w:t xml:space="preserve">전처리 이후에는 </w:t>
+      </w:r>
+      <w:r>
+        <w:rPr>
+          <w:b/>
+        </w:rPr>
+        <w:t>내용이 비어버린 문서(Empty document)</w:t>
+      </w:r>
+      <w:r>
+        <w:t>를 자동으로 제거하여 군집화 품질 저하를 방지하였다. 구현상 `processed_text`가 공백/빈 문자열인 문서를 마스킹하여 제거하고 인덱스를 재정렬한다.</w:t>
+      </w:r>
+    </w:p>
+    <w:p>
+      <w:r>
+        <w:t>또한 전처리 과정에서 다음과 같은 통계 정보를 수집하여(클래스 내부 `stats`) 데이터 품질을 점검할 수 있도록 설계하였다.</w:t>
       </w:r>
     </w:p>
     <w:p>
@@ -2794,15 +2277,7 @@
         <w:ind w:left="840"/>
       </w:pPr>
       <w:r>
-        <w:t>• 원본 문서 수(`</w:t>
-      </w:r>
-      <w:proofErr w:type="spellStart"/>
-      <w:r>
-        <w:t>original_docs</w:t>
-      </w:r>
-      <w:proofErr w:type="spellEnd"/>
-      <w:r>
-        <w:t>`)</w:t>
+        <w:t>• 원본 문서 수(`original_docs`)</w:t>
       </w:r>
     </w:p>
     <w:p>
@@ -2811,23 +2286,7 @@
         <w:ind w:left="840"/>
       </w:pPr>
       <w:r>
-        <w:t xml:space="preserve">• </w:t>
-      </w:r>
-      <w:proofErr w:type="spellStart"/>
-      <w:r>
-        <w:t>전처리</w:t>
-      </w:r>
-      <w:proofErr w:type="spellEnd"/>
-      <w:r>
-        <w:t xml:space="preserve"> 후 빈 문서로 제거된 수(`</w:t>
-      </w:r>
-      <w:proofErr w:type="spellStart"/>
-      <w:r>
-        <w:t>empty_after_preprocessing</w:t>
-      </w:r>
-      <w:proofErr w:type="spellEnd"/>
-      <w:r>
-        <w:t>`)</w:t>
+        <w:t>• 전처리 후 빈 문서로 제거된 수(`empty_after_preprocessing`)</w:t>
       </w:r>
     </w:p>
     <w:p>
@@ -2836,88 +2295,18 @@
         <w:ind w:left="840"/>
       </w:pPr>
       <w:r>
-        <w:t xml:space="preserve">• </w:t>
-      </w:r>
-      <w:proofErr w:type="spellStart"/>
-      <w:r>
-        <w:t>전처리</w:t>
-      </w:r>
-      <w:proofErr w:type="spellEnd"/>
-      <w:r>
-        <w:t xml:space="preserve"> 후 평균 단어 수(`</w:t>
-      </w:r>
-      <w:proofErr w:type="spellStart"/>
-      <w:r>
-        <w:t>avg_words_after</w:t>
-      </w:r>
-      <w:proofErr w:type="spellEnd"/>
-      <w:r>
-        <w:t>`)</w:t>
-      </w:r>
-    </w:p>
-    <w:p>
-      <w:r>
-        <w:t>이 통계는 실험 반복 과정에서 “</w:t>
-      </w:r>
-      <w:proofErr w:type="spellStart"/>
-      <w:r>
-        <w:t>전처리</w:t>
-      </w:r>
-      <w:proofErr w:type="spellEnd"/>
-      <w:r>
-        <w:t xml:space="preserve"> 옵션 변경 → 데이터 유효 문서 수 변화 → 군집 성능 변화”</w:t>
-      </w:r>
-      <w:proofErr w:type="spellStart"/>
-      <w:r>
-        <w:t>를</w:t>
-      </w:r>
-      <w:proofErr w:type="spellEnd"/>
-      <w:r>
-        <w:t xml:space="preserve"> 추적하는 근거로 활용할 수 있어, </w:t>
-      </w:r>
-      <w:proofErr w:type="spellStart"/>
-      <w:r>
-        <w:t>AutoML</w:t>
-      </w:r>
-      <w:proofErr w:type="spellEnd"/>
-      <w:r>
-        <w:t xml:space="preserve"> 기반 반복 실험(다양한 알고리즘 비교)의 신뢰성을 높이는 장치로 기능하며, </w:t>
-      </w:r>
-      <w:proofErr w:type="spellStart"/>
-      <w:r>
-        <w:t>PyCaret</w:t>
-      </w:r>
-      <w:proofErr w:type="spellEnd"/>
-      <w:r>
-        <w:t xml:space="preserve"> 기반 </w:t>
-      </w:r>
-      <w:proofErr w:type="spellStart"/>
-      <w:r>
-        <w:t>AutoML</w:t>
-      </w:r>
-      <w:proofErr w:type="spellEnd"/>
-      <w:r>
-        <w:t xml:space="preserve"> 환경에서 </w:t>
-      </w:r>
-      <w:r>
-        <w:rPr>
-          <w:b/>
-        </w:rPr>
-        <w:t xml:space="preserve">알고리즘 변경에 따른 성능 차이가 </w:t>
-      </w:r>
-      <w:proofErr w:type="spellStart"/>
-      <w:r>
-        <w:rPr>
-          <w:b/>
-        </w:rPr>
-        <w:t>전처리</w:t>
-      </w:r>
-      <w:proofErr w:type="spellEnd"/>
-      <w:r>
-        <w:rPr>
-          <w:b/>
-        </w:rPr>
-        <w:t xml:space="preserve"> 편차가 아닌 모델 특성에서 기인했음을 보장하는 근거</w:t>
+        <w:t>• 전처리 후 평균 단어 수(`avg_words_after`)</w:t>
+      </w:r>
+    </w:p>
+    <w:p>
+      <w:r>
+        <w:t xml:space="preserve">이 통계는 실험 반복 과정에서 “전처리 옵션 변경 → 데이터 유효 문서 수 변화 → 군집 성능 변화”를 추적하는 근거로 활용할 수 있어, AutoML 기반 반복 실험(다양한 알고리즘 비교)의 신뢰성을 높이는 장치로 기능하며, PyCaret 기반 AutoML 환경에서 </w:t>
+      </w:r>
+      <w:r>
+        <w:rPr>
+          <w:b/>
+        </w:rPr>
+        <w:t>알고리즘 변경에 따른 성능 차이가 전처리 편차가 아닌 모델 특성에서 기인했음을 보장하는 근거</w:t>
       </w:r>
       <w:r>
         <w:t>로 활용된다.</w:t>
@@ -2928,28 +2317,12 @@
         <w:pStyle w:val="4"/>
       </w:pPr>
       <w:r>
-        <w:t xml:space="preserve">4.2.3.4 기본 </w:t>
-      </w:r>
-      <w:proofErr w:type="spellStart"/>
-      <w:r>
-        <w:t>전처리</w:t>
-      </w:r>
-      <w:proofErr w:type="spellEnd"/>
-      <w:r>
-        <w:t xml:space="preserve"> 실행 함수 및 확장 가능성</w:t>
-      </w:r>
-    </w:p>
-    <w:p>
-      <w:r>
-        <w:t>본 프로젝트에서는 `</w:t>
-      </w:r>
-      <w:proofErr w:type="spellStart"/>
-      <w:r>
-        <w:t>get_default_data</w:t>
-      </w:r>
-      <w:proofErr w:type="spellEnd"/>
-      <w:r>
-        <w:t xml:space="preserve">()` 함수를 통해 </w:t>
+        <w:t>4.2.3.4 기본 전처리 실행 함수 및 확장 가능성</w:t>
+      </w:r>
+    </w:p>
+    <w:p>
+      <w:r>
+        <w:t xml:space="preserve">본 프로젝트에서는 `get_default_data()` 함수를 통해 </w:t>
       </w:r>
       <w:r>
         <w:rPr>
@@ -2958,39 +2331,7 @@
         <w:t>데이터 로드 + 기본 전처리</w:t>
       </w:r>
       <w:r>
-        <w:t xml:space="preserve">를 일괄 수행하도록 구성하였다. 기본 설정은 HTML/URL/이메일/숫자/구두점 제거, 소문자 변환, </w:t>
-      </w:r>
-      <w:proofErr w:type="spellStart"/>
-      <w:r>
-        <w:t>불용어</w:t>
-      </w:r>
-      <w:proofErr w:type="spellEnd"/>
-      <w:r>
-        <w:t xml:space="preserve"> 제거, Lemmatization을 포함하며, 필요 시 사용자 정의 </w:t>
-      </w:r>
-      <w:proofErr w:type="spellStart"/>
-      <w:r>
-        <w:t>불용어</w:t>
-      </w:r>
-      <w:proofErr w:type="spellEnd"/>
-      <w:r>
-        <w:t>(`</w:t>
-      </w:r>
-      <w:proofErr w:type="spellStart"/>
-      <w:r>
-        <w:t>get_custom_stopwords</w:t>
-      </w:r>
-      <w:proofErr w:type="spellEnd"/>
-      <w:r>
-        <w:t>`)</w:t>
-      </w:r>
-      <w:proofErr w:type="spellStart"/>
-      <w:r>
-        <w:t>를</w:t>
-      </w:r>
-      <w:proofErr w:type="spellEnd"/>
-      <w:r>
-        <w:t xml:space="preserve"> 추가하여 도메인 특화 정제도 확장 가능하도록 설계하였다.</w:t>
+        <w:t>를 일괄 수행하도록 구성하였다. 기본 설정은 HTML/URL/이메일/숫자/구두점 제거, 소문자 변환, 불용어 제거, Lemmatization을 포함하며, 필요 시 사용자 정의 불용어(`get_custom_stopwords`)를 추가하여 도메인 특화 정제도 확장 가능하도록 설계하였다.</w:t>
       </w:r>
     </w:p>
     <w:p>
@@ -3005,19 +2346,11 @@
       <w:r>
         <w:t xml:space="preserve">본 프로젝트에서는 </w:t>
       </w:r>
-      <w:proofErr w:type="spellStart"/>
-      <w:r>
-        <w:rPr>
-          <w:b/>
-        </w:rPr>
-        <w:t>전처리</w:t>
-      </w:r>
-      <w:proofErr w:type="spellEnd"/>
-      <w:r>
-        <w:rPr>
-          <w:b/>
-        </w:rPr>
-        <w:t xml:space="preserve"> 이후 문서 표현 방식에 따라 군집 결과가 어떻게 달라지는지</w:t>
+      <w:r>
+        <w:rPr>
+          <w:b/>
+        </w:rPr>
+        <w:t>전처리 이후 문서 표현 방식에 따라 군집 결과가 어떻게 달라지는지</w:t>
       </w:r>
       <w:r>
         <w:t>를 비교하기 위해, 두 가지 벡터화 방식을 병행하여 사용하였다.</w:t>
@@ -3029,6 +2362,7 @@
         <w:ind w:left="840"/>
       </w:pPr>
       <w:r>
+        <w:lastRenderedPageBreak/>
         <w:t>• TF-IDF Vectorizer</w:t>
       </w:r>
     </w:p>
@@ -3056,14 +2390,8 @@
         <w:ind w:left="840"/>
       </w:pPr>
       <w:r>
-        <w:lastRenderedPageBreak/>
-        <w:t xml:space="preserve">• </w:t>
-      </w:r>
-      <w:proofErr w:type="spellStart"/>
-      <w:r>
-        <w:t>CountVectorizer</w:t>
-      </w:r>
-      <w:proofErr w:type="spellEnd"/>
+        <w:t>• CountVectorizer</w:t>
+      </w:r>
     </w:p>
     <w:p>
       <w:pPr>
@@ -3085,15 +2413,7 @@
     </w:p>
     <w:p>
       <w:r>
-        <w:t>이는 4.1절에서 설정한 “</w:t>
-      </w:r>
-      <w:proofErr w:type="spellStart"/>
-      <w:r>
-        <w:t>전처리</w:t>
-      </w:r>
-      <w:proofErr w:type="spellEnd"/>
-      <w:r>
-        <w:t xml:space="preserve"> 및 벡터화 기법 비교”라는 프로젝트 목표를 실험적으로 검증하기 위한 설계이며, 이후 장에서 벡터화 방식에 따른 군집 및 토픽 모델링 결과 차이를 비교 분석한다.</w:t>
+        <w:t>이는 4.1절에서 설정한 “전처리 및 벡터화 기법 비교”라는 프로젝트 목표를 실험적으로 검증하기 위한 설계이며, 이후 장에서 벡터화 방식에 따른 군집 및 토픽 모델링 결과 차이를 비교 분석한다.</w:t>
       </w:r>
     </w:p>
     <w:p>
@@ -3115,15 +2435,7 @@
         <w:ind w:left="840"/>
       </w:pPr>
       <w:r>
-        <w:t xml:space="preserve">• 한글 시각화를 위한 </w:t>
-      </w:r>
-      <w:proofErr w:type="spellStart"/>
-      <w:r>
-        <w:t>Malgun</w:t>
-      </w:r>
-      <w:proofErr w:type="spellEnd"/>
-      <w:r>
-        <w:t xml:space="preserve"> Gothic 폰트 설정</w:t>
+        <w:t>• 한글 시각화를 위한 Malgun Gothic 폰트 설정</w:t>
       </w:r>
     </w:p>
     <w:p>
@@ -3177,15 +2489,7 @@
         <w:ind w:left="840"/>
       </w:pPr>
       <w:r>
-        <w:t xml:space="preserve">2. 표준화된 텍스트 </w:t>
-      </w:r>
-      <w:proofErr w:type="spellStart"/>
-      <w:r>
-        <w:t>전처리</w:t>
-      </w:r>
-      <w:proofErr w:type="spellEnd"/>
-      <w:r>
-        <w:t xml:space="preserve"> 수행</w:t>
+        <w:t>2. 표준화된 텍스트 전처리 수행</w:t>
       </w:r>
     </w:p>
     <w:p>
@@ -3194,15 +2498,7 @@
         <w:ind w:left="840"/>
       </w:pPr>
       <w:r>
-        <w:t>3. TF-</w:t>
-      </w:r>
-      <w:proofErr w:type="gramStart"/>
-      <w:r>
-        <w:t>IDF/ Count</w:t>
-      </w:r>
-      <w:proofErr w:type="gramEnd"/>
-      <w:r>
-        <w:t xml:space="preserve"> 기반 벡터화</w:t>
+        <w:t>3. TF-IDF/Count 기반 벡터화</w:t>
       </w:r>
     </w:p>
     <w:p>
@@ -3211,15 +2507,7 @@
         <w:ind w:left="840"/>
       </w:pPr>
       <w:r>
-        <w:t xml:space="preserve">4. </w:t>
-      </w:r>
-      <w:proofErr w:type="spellStart"/>
-      <w:r>
-        <w:t>PyCaret</w:t>
-      </w:r>
-      <w:proofErr w:type="spellEnd"/>
-      <w:r>
-        <w:t xml:space="preserve"> 기반 군집화 알고리즘 자동 비교</w:t>
+        <w:t>4. PyCaret 기반 군집화 알고리즘 자동 비교</w:t>
       </w:r>
     </w:p>
     <w:p>
@@ -3237,6 +2525,7 @@
         <w:ind w:left="840"/>
       </w:pPr>
       <w:r>
+        <w:lastRenderedPageBreak/>
         <w:t>6. 결과 시각화 및 해석</w:t>
       </w:r>
     </w:p>
@@ -3248,7 +2537,6 @@
         <w:rPr>
           <w:noProof/>
         </w:rPr>
-        <w:lastRenderedPageBreak/>
         <w:drawing>
           <wp:inline distT="0" distB="0" distL="0" distR="0" wp14:anchorId="228EB7BD" wp14:editId="582B9E48">
             <wp:extent cx="5303520" cy="7955280"/>
@@ -3288,6 +2576,7 @@
     </w:p>
     <w:p>
       <w:r>
+        <w:lastRenderedPageBreak/>
         <w:t>이 파이프라인은 이후 장(4.3~4.5)에서 수행되는 토픽 모델링, 군집화, 유사도 분석의 공통 기반으로 사용된다.</w:t>
       </w:r>
     </w:p>
@@ -3301,15 +2590,7 @@
     </w:p>
     <w:p>
       <w:r>
-        <w:t xml:space="preserve">본 절에서 정의한 환경 구성 및 </w:t>
-      </w:r>
-      <w:proofErr w:type="spellStart"/>
-      <w:r>
-        <w:t>전처리</w:t>
-      </w:r>
-      <w:proofErr w:type="spellEnd"/>
-      <w:r>
-        <w:t xml:space="preserve"> 전략은 단일 실험을 넘어 </w:t>
+        <w:t xml:space="preserve">본 절에서 정의한 환경 구성 및 전처리 전략은 단일 실험을 넘어 </w:t>
       </w:r>
       <w:r>
         <w:rPr>
@@ -3318,27 +2599,7 @@
         <w:t>반복 가능하고 확장 가능한 분석 구조</w:t>
       </w:r>
       <w:r>
-        <w:t xml:space="preserve">를 목표로 설계되었다. </w:t>
-      </w:r>
-      <w:proofErr w:type="spellStart"/>
-      <w:r>
-        <w:t>PyCaret</w:t>
-      </w:r>
-      <w:proofErr w:type="spellEnd"/>
-      <w:r>
-        <w:t xml:space="preserve"> 전용 환경 분리와 설정 파일 공유를 통해 팀원 간 실행 결과의 일관성을 </w:t>
-      </w:r>
-      <w:r>
-        <w:lastRenderedPageBreak/>
-        <w:t xml:space="preserve">확보하였으며, 표준화된 </w:t>
-      </w:r>
-      <w:proofErr w:type="spellStart"/>
-      <w:r>
-        <w:t>전처리</w:t>
-      </w:r>
-      <w:proofErr w:type="spellEnd"/>
-      <w:r>
-        <w:t xml:space="preserve"> 모듈을 통해 실험 조건 변경 시에도 비교 가능한 결과를 안정적으로 도출할 수 있었다.</w:t>
+        <w:t>를 목표로 설계되었다. PyCaret 전용 환경 분리와 설정 파일 공유를 통해 팀원 간 실행 결과의 일관성을 확보하였으며, 표준화된 전처리 모듈을 통해 실험 조건 변경 시에도 비교 가능한 결과를 안정적으로 도출할 수 있었다.</w:t>
       </w:r>
     </w:p>
     <w:p>
@@ -3362,19 +2623,11 @@
       <w:r>
         <w:t xml:space="preserve">, </w:t>
       </w:r>
-      <w:proofErr w:type="spellStart"/>
-      <w:r>
-        <w:rPr>
-          <w:b/>
-        </w:rPr>
-        <w:t>전처리</w:t>
-      </w:r>
-      <w:proofErr w:type="spellEnd"/>
-      <w:r>
-        <w:rPr>
-          <w:b/>
-        </w:rPr>
-        <w:t xml:space="preserve"> 전략</w:t>
+      <w:r>
+        <w:rPr>
+          <w:b/>
+        </w:rPr>
+        <w:t>전처리 전략</w:t>
       </w:r>
       <w:r>
         <w:t xml:space="preserve">, </w:t>
@@ -3391,57 +2644,17 @@
     </w:p>
     <w:p>
       <w:r>
-        <w:t xml:space="preserve">특히 </w:t>
-      </w:r>
-      <w:proofErr w:type="spellStart"/>
-      <w:r>
-        <w:t>PyCaret</w:t>
-      </w:r>
-      <w:proofErr w:type="spellEnd"/>
-      <w:r>
-        <w:t xml:space="preserve"> 전용 Conda 환경을 분리·공유함으로써 </w:t>
-      </w:r>
-      <w:proofErr w:type="spellStart"/>
-      <w:r>
-        <w:t>AutoML</w:t>
-      </w:r>
-      <w:proofErr w:type="spellEnd"/>
-      <w:r>
-        <w:t xml:space="preserve"> 기반 대규모 비교 실험을 안정적으로 수행할 수 있는 기반을 마련하였으며, 이후 4.3~4.5절에서 수행되는 토픽 모델링, 군집화, 유사도 분석은 본 절에서 정의한 환경과 </w:t>
-      </w:r>
-      <w:proofErr w:type="spellStart"/>
-      <w:r>
-        <w:t>전처리</w:t>
-      </w:r>
-      <w:proofErr w:type="spellEnd"/>
-      <w:r>
-        <w:t xml:space="preserve"> 설정을 공통적으로 사용한다.</w:t>
-      </w:r>
-    </w:p>
-    <w:p>
-      <w:r>
-        <w:t xml:space="preserve">본 절에서 정의한 실험 환경과 </w:t>
-      </w:r>
-      <w:proofErr w:type="spellStart"/>
-      <w:r>
-        <w:t>전처리</w:t>
-      </w:r>
-      <w:proofErr w:type="spellEnd"/>
-      <w:r>
-        <w:t>·벡터화 설정은 이후 모든 분석 단계의 공통 기반으로 사용된다.</w:t>
-      </w:r>
-    </w:p>
-    <w:p>
-      <w:r>
-        <w:t xml:space="preserve">다음 장(4.3)에서는 동일한 </w:t>
-      </w:r>
-      <w:proofErr w:type="spellStart"/>
-      <w:r>
-        <w:t>전처리</w:t>
-      </w:r>
-      <w:proofErr w:type="spellEnd"/>
-      <w:r>
-        <w:t xml:space="preserve"> 결과를 바탕으로 </w:t>
+        <w:t>특히 PyCaret 전용 Conda 환경을 분리·공유함으로써 AutoML 기반 대규모 비교 실험을 안정적으로 수행할 수 있는 기반을 마련하였으며, 이후 4.3~4.5절에서 수행되는 토픽 모델링, 군집화, 유사도 분석은 본 절에서 정의한 환경과 전처리 설정을 공통적으로 사용한다.</w:t>
+      </w:r>
+    </w:p>
+    <w:p>
+      <w:r>
+        <w:t>본 절에서 정의한 실험 환경과 전처리·벡터화 설정은 이후 모든 분석 단계의 공통 기반으로 사용된다.</w:t>
+      </w:r>
+    </w:p>
+    <w:p>
+      <w:r>
+        <w:t xml:space="preserve">다음 장(4.3)에서는 동일한 전처리 결과를 바탕으로 </w:t>
       </w:r>
       <w:r>
         <w:rPr>
@@ -3530,11 +2743,7 @@
     </w:p>
     <w:p>
       <w:r>
-        <w:t xml:space="preserve">LDA는 통계 기반의 비지도 학습 토픽 모델링 알고리즘으로, 문서 집합에서 </w:t>
-      </w:r>
-      <w:proofErr w:type="gramStart"/>
-      <w:r>
-        <w:t>잠재적인</w:t>
+        <w:t>LDA는 통계 기반의 비지도 학습 토픽 모델링 알고리즘으로, 문서 집합에서 잠재적인</w:t>
       </w:r>
       <w:r>
         <w:rPr>
@@ -3544,11 +2753,7 @@
         <w:t xml:space="preserve"> </w:t>
       </w:r>
       <w:r>
-        <w:t xml:space="preserve"> 토픽을</w:t>
-      </w:r>
-      <w:proofErr w:type="gramEnd"/>
-      <w:r>
-        <w:t xml:space="preserve"> 자동으로 발견합니다. 각 문서는 여러 토픽의 혼합으로, 각 토픽은 여러 단어의 확률 분포로 표현됩니다.</w:t>
+        <w:t xml:space="preserve"> 토픽을 자동으로 발견합니다. 각 문서는 여러 토픽의 혼합으로, 각 토픽은 여러 단어의 확률 분포로 표현됩니다.</w:t>
       </w:r>
     </w:p>
     <w:p>
@@ -3604,22 +2809,12 @@
         <w:t>4.3.1.2</w:t>
       </w:r>
       <w:r>
-        <w:t xml:space="preserve"> 데이터 </w:t>
-      </w:r>
-      <w:proofErr w:type="spellStart"/>
-      <w:r>
-        <w:t>전처리</w:t>
-      </w:r>
-      <w:proofErr w:type="spellEnd"/>
-    </w:p>
-    <w:p>
-      <w:proofErr w:type="spellStart"/>
-      <w:r>
-        <w:t>전처리</w:t>
-      </w:r>
-      <w:proofErr w:type="spellEnd"/>
-      <w:r>
-        <w:t xml:space="preserve"> 파이프라인</w:t>
+        <w:t xml:space="preserve"> 데이터 전처리</w:t>
+      </w:r>
+    </w:p>
+    <w:p>
+      <w:r>
+        <w:t>전처리 파이프라인</w:t>
       </w:r>
     </w:p>
     <w:tbl>
@@ -3629,7 +2824,7 @@
         <w:tblLook w:val="04A0" w:firstRow="1" w:lastRow="0" w:firstColumn="1" w:lastColumn="0" w:noHBand="0" w:noVBand="1"/>
       </w:tblPr>
       <w:tblGrid>
-        <w:gridCol w:w="10456"/>
+        <w:gridCol w:w="8494"/>
       </w:tblGrid>
       <w:tr>
         <w:trPr>
@@ -3645,68 +2840,17 @@
                 <w:i/>
                 <w:iCs/>
               </w:rPr>
-              <w:t xml:space="preserve"># </w:t>
-            </w:r>
-            <w:proofErr w:type="spellStart"/>
-            <w:r>
-              <w:rPr>
-                <w:i/>
-                <w:iCs/>
-              </w:rPr>
-              <w:t>TextPreprocessor</w:t>
-            </w:r>
-            <w:proofErr w:type="spellEnd"/>
-            <w:r>
-              <w:rPr>
-                <w:i/>
-                <w:iCs/>
-              </w:rPr>
-              <w:t xml:space="preserve"> 클래스를 사용한 체계적 </w:t>
-            </w:r>
-            <w:proofErr w:type="spellStart"/>
-            <w:r>
-              <w:rPr>
-                <w:i/>
-                <w:iCs/>
-              </w:rPr>
-              <w:t>전처리</w:t>
-            </w:r>
-            <w:proofErr w:type="spellEnd"/>
-          </w:p>
-          <w:p>
-            <w:r>
-              <w:t xml:space="preserve">preprocessor = </w:t>
-            </w:r>
-            <w:proofErr w:type="spellStart"/>
-            <w:proofErr w:type="gramStart"/>
-            <w:r>
-              <w:t>TextPreprocessor</w:t>
-            </w:r>
-            <w:proofErr w:type="spellEnd"/>
-            <w:r>
-              <w:t>(</w:t>
-            </w:r>
-            <w:proofErr w:type="gramEnd"/>
-          </w:p>
-          <w:p>
-            <w:r>
-              <w:t xml:space="preserve">    </w:t>
-            </w:r>
-            <w:proofErr w:type="spellStart"/>
-            <w:r>
-              <w:t>remove_html</w:t>
-            </w:r>
-            <w:proofErr w:type="spellEnd"/>
-            <w:r>
-              <w:t>=</w:t>
-            </w:r>
-            <w:proofErr w:type="gramStart"/>
-            <w:r>
-              <w:t xml:space="preserve">True,   </w:t>
-            </w:r>
-            <w:proofErr w:type="gramEnd"/>
-            <w:r>
-              <w:t xml:space="preserve">    </w:t>
+              <w:t># TextPreprocessor 클래스를 사용한 체계적 전처리</w:t>
+            </w:r>
+          </w:p>
+          <w:p>
+            <w:r>
+              <w:t>preprocessor = TextPreprocessor(</w:t>
+            </w:r>
+          </w:p>
+          <w:p>
+            <w:r>
+              <w:t xml:space="preserve">    remove_html=True,       </w:t>
             </w:r>
             <w:r>
               <w:rPr>
@@ -3718,23 +2862,7 @@
           </w:p>
           <w:p>
             <w:r>
-              <w:t xml:space="preserve">    </w:t>
-            </w:r>
-            <w:proofErr w:type="spellStart"/>
-            <w:r>
-              <w:t>remove_urls</w:t>
-            </w:r>
-            <w:proofErr w:type="spellEnd"/>
-            <w:r>
-              <w:t>=</w:t>
-            </w:r>
-            <w:proofErr w:type="gramStart"/>
-            <w:r>
-              <w:t xml:space="preserve">True,   </w:t>
-            </w:r>
-            <w:proofErr w:type="gramEnd"/>
-            <w:r>
-              <w:t xml:space="preserve">     </w:t>
+              <w:t xml:space="preserve">    remove_urls=True,        </w:t>
             </w:r>
             <w:r>
               <w:rPr>
@@ -3746,21 +2874,8 @@
           </w:p>
           <w:p>
             <w:r>
-              <w:t xml:space="preserve">    </w:t>
-            </w:r>
-            <w:proofErr w:type="spellStart"/>
-            <w:r>
-              <w:t>remove_numbers</w:t>
-            </w:r>
-            <w:proofErr w:type="spellEnd"/>
-            <w:r>
-              <w:t>=</w:t>
-            </w:r>
-            <w:proofErr w:type="gramStart"/>
-            <w:r>
-              <w:t xml:space="preserve">True,   </w:t>
-            </w:r>
-            <w:proofErr w:type="gramEnd"/>
+              <w:t xml:space="preserve">    remove_numbers=True,   </w:t>
+            </w:r>
             <w:r>
               <w:rPr>
                 <w:i/>
@@ -3771,15 +2886,7 @@
           </w:p>
           <w:p>
             <w:r>
-              <w:t xml:space="preserve">    lowercase=</w:t>
-            </w:r>
-            <w:proofErr w:type="gramStart"/>
-            <w:r>
-              <w:t xml:space="preserve">True,   </w:t>
-            </w:r>
-            <w:proofErr w:type="gramEnd"/>
-            <w:r>
-              <w:t xml:space="preserve">       </w:t>
+              <w:t xml:space="preserve">    lowercase=True,          </w:t>
             </w:r>
             <w:r>
               <w:rPr>
@@ -3791,63 +2898,19 @@
           </w:p>
           <w:p>
             <w:r>
-              <w:t xml:space="preserve">    </w:t>
-            </w:r>
-            <w:proofErr w:type="spellStart"/>
-            <w:r>
-              <w:t>remove_stopwords</w:t>
-            </w:r>
-            <w:proofErr w:type="spellEnd"/>
-            <w:r>
-              <w:t>=</w:t>
-            </w:r>
-            <w:proofErr w:type="gramStart"/>
-            <w:r>
-              <w:t xml:space="preserve">True,  </w:t>
+              <w:t xml:space="preserve">    remove_stopwords=True,  </w:t>
             </w:r>
             <w:r>
               <w:rPr>
                 <w:i/>
                 <w:iCs/>
               </w:rPr>
-              <w:t>#</w:t>
-            </w:r>
-            <w:proofErr w:type="gramEnd"/>
-            <w:r>
-              <w:rPr>
-                <w:i/>
-                <w:iCs/>
-              </w:rPr>
-              <w:t xml:space="preserve"> </w:t>
-            </w:r>
-            <w:proofErr w:type="spellStart"/>
-            <w:r>
-              <w:rPr>
-                <w:i/>
-                <w:iCs/>
-              </w:rPr>
-              <w:t>불용어</w:t>
-            </w:r>
-            <w:proofErr w:type="spellEnd"/>
-            <w:r>
-              <w:rPr>
-                <w:i/>
-                <w:iCs/>
-              </w:rPr>
-              <w:t xml:space="preserve"> 제거</w:t>
-            </w:r>
-          </w:p>
-          <w:p>
-            <w:r>
-              <w:t xml:space="preserve">    </w:t>
-            </w:r>
-            <w:proofErr w:type="spellStart"/>
-            <w:r>
-              <w:t>use_lemmatization</w:t>
-            </w:r>
-            <w:proofErr w:type="spellEnd"/>
-            <w:r>
-              <w:t xml:space="preserve">=True   </w:t>
+              <w:t># 불용어 제거</w:t>
+            </w:r>
+          </w:p>
+          <w:p>
+            <w:r>
+              <w:t xml:space="preserve">    use_lemmatization=True   </w:t>
             </w:r>
             <w:r>
               <w:rPr>
@@ -3866,13 +2929,8 @@
       </w:tr>
     </w:tbl>
     <w:p>
-      <w:proofErr w:type="spellStart"/>
-      <w:r>
-        <w:t>전처리</w:t>
-      </w:r>
-      <w:proofErr w:type="spellEnd"/>
-      <w:r>
-        <w:t xml:space="preserve"> 결과</w:t>
+      <w:r>
+        <w:t>전처리 결과</w:t>
       </w:r>
     </w:p>
     <w:p>
@@ -3904,6 +2962,7 @@
         <w:ind w:firstLineChars="100" w:firstLine="210"/>
       </w:pPr>
       <w:r>
+        <w:lastRenderedPageBreak/>
         <w:t>평균 단어 수: 1,267.3개</w:t>
       </w:r>
     </w:p>
@@ -3911,13 +2970,8 @@
       <w:pPr>
         <w:ind w:leftChars="100" w:left="210"/>
       </w:pPr>
-      <w:proofErr w:type="spellStart"/>
-      <w:r>
-        <w:t>전처리</w:t>
-      </w:r>
-      <w:proofErr w:type="spellEnd"/>
-      <w:r>
-        <w:t xml:space="preserve"> 단계를 통해 HTML 태그, URL, 숫자 등의 노이즈를 제거하고, 영어 불용어를 제거한 후 표제어 추출(Lemmatization)을 적용하여 단어를 기본형으로 통일했습니다.</w:t>
+      <w:r>
+        <w:t>전처리 단계를 통해 HTML 태그, URL, 숫자 등의 노이즈를 제거하고, 영어 불용어를 제거한 후 표제어 추출(Lemmatization)을 적용하여 단어를 기본형으로 통일했습니다.</w:t>
       </w:r>
     </w:p>
     <w:p>
@@ -3941,16 +2995,7 @@
     </w:p>
     <w:p>
       <w:r>
-        <w:lastRenderedPageBreak/>
-        <w:t xml:space="preserve">Scikit-learn의 </w:t>
-      </w:r>
-      <w:proofErr w:type="spellStart"/>
-      <w:r>
-        <w:t>CountVectorizer</w:t>
-      </w:r>
-      <w:proofErr w:type="spellEnd"/>
-      <w:r>
-        <w:t>를 사용하여 DTM을 생성했습니다:</w:t>
+        <w:t>Scikit-learn의 CountVectorizer를 사용하여 DTM을 생성했습니다:</w:t>
       </w:r>
     </w:p>
     <w:tbl>
@@ -3960,7 +3005,7 @@
         <w:tblLook w:val="04A0" w:firstRow="1" w:lastRow="0" w:firstColumn="1" w:lastColumn="0" w:noHBand="0" w:noVBand="1"/>
       </w:tblPr>
       <w:tblGrid>
-        <w:gridCol w:w="10456"/>
+        <w:gridCol w:w="8494"/>
       </w:tblGrid>
       <w:tr>
         <w:trPr>
@@ -3972,38 +3017,12 @@
           </w:tcPr>
           <w:p>
             <w:r>
-              <w:t xml:space="preserve">vectorizer = </w:t>
-            </w:r>
-            <w:proofErr w:type="spellStart"/>
-            <w:proofErr w:type="gramStart"/>
-            <w:r>
-              <w:t>CountVectorizer</w:t>
-            </w:r>
-            <w:proofErr w:type="spellEnd"/>
-            <w:r>
-              <w:t>(</w:t>
-            </w:r>
-            <w:proofErr w:type="gramEnd"/>
-          </w:p>
-          <w:p>
-            <w:r>
-              <w:t xml:space="preserve">    </w:t>
-            </w:r>
-            <w:proofErr w:type="spellStart"/>
-            <w:r>
-              <w:t>max_df</w:t>
-            </w:r>
-            <w:proofErr w:type="spellEnd"/>
-            <w:r>
-              <w:t>=0.</w:t>
-            </w:r>
-            <w:proofErr w:type="gramStart"/>
-            <w:r>
-              <w:t xml:space="preserve">8,   </w:t>
-            </w:r>
-            <w:proofErr w:type="gramEnd"/>
-            <w:r>
-              <w:t xml:space="preserve">           </w:t>
+              <w:t>vectorizer = CountVectorizer(</w:t>
+            </w:r>
+          </w:p>
+          <w:p>
+            <w:r>
+              <w:t xml:space="preserve">    max_df=0.8,              </w:t>
             </w:r>
             <w:r>
               <w:rPr>
@@ -4015,23 +3034,7 @@
           </w:p>
           <w:p>
             <w:r>
-              <w:t xml:space="preserve">    </w:t>
-            </w:r>
-            <w:proofErr w:type="spellStart"/>
-            <w:r>
-              <w:t>min_df</w:t>
-            </w:r>
-            <w:proofErr w:type="spellEnd"/>
-            <w:r>
-              <w:t>=</w:t>
-            </w:r>
-            <w:proofErr w:type="gramStart"/>
-            <w:r>
-              <w:t xml:space="preserve">2,   </w:t>
-            </w:r>
-            <w:proofErr w:type="gramEnd"/>
-            <w:r>
-              <w:t xml:space="preserve">             </w:t>
+              <w:t xml:space="preserve">    min_df=2,                </w:t>
             </w:r>
             <w:r>
               <w:rPr>
@@ -4043,99 +3046,26 @@
           </w:p>
           <w:p>
             <w:r>
-              <w:t xml:space="preserve">    </w:t>
-            </w:r>
-            <w:proofErr w:type="spellStart"/>
-            <w:r>
-              <w:t>stop_words</w:t>
-            </w:r>
-            <w:proofErr w:type="spellEnd"/>
-            <w:r>
-              <w:t>="</w:t>
-            </w:r>
-            <w:proofErr w:type="spellStart"/>
-            <w:r>
-              <w:t>english</w:t>
-            </w:r>
-            <w:proofErr w:type="spellEnd"/>
-            <w:proofErr w:type="gramStart"/>
-            <w:r>
-              <w:t xml:space="preserve">",   </w:t>
-            </w:r>
-            <w:proofErr w:type="gramEnd"/>
-            <w:r>
-              <w:t xml:space="preserve"> </w:t>
+              <w:t xml:space="preserve">    stop_words="english",    </w:t>
             </w:r>
             <w:r>
               <w:rPr>
                 <w:i/>
                 <w:iCs/>
               </w:rPr>
-              <w:t xml:space="preserve"># 영어 </w:t>
-            </w:r>
-            <w:proofErr w:type="spellStart"/>
+              <w:t># 영어 불용어 제거</w:t>
+            </w:r>
+          </w:p>
+          <w:p>
+            <w:r>
+              <w:t xml:space="preserve">    token_pattern="[a-zA-Z\-][a-zA-Z\-]{2,}"  </w:t>
+            </w:r>
             <w:r>
               <w:rPr>
                 <w:i/>
                 <w:iCs/>
               </w:rPr>
-              <w:t>불용어</w:t>
-            </w:r>
-            <w:proofErr w:type="spellEnd"/>
-            <w:r>
-              <w:rPr>
-                <w:i/>
-                <w:iCs/>
-              </w:rPr>
-              <w:t xml:space="preserve"> 제거</w:t>
-            </w:r>
-          </w:p>
-          <w:p>
-            <w:r>
-              <w:t xml:space="preserve">    </w:t>
-            </w:r>
-            <w:proofErr w:type="spellStart"/>
-            <w:r>
-              <w:t>token_pattern</w:t>
-            </w:r>
-            <w:proofErr w:type="spellEnd"/>
-            <w:r>
-              <w:t>="[a-</w:t>
-            </w:r>
-            <w:proofErr w:type="spellStart"/>
-            <w:r>
-              <w:t>zA</w:t>
-            </w:r>
-            <w:proofErr w:type="spellEnd"/>
-            <w:r>
-              <w:t>-Z\-][a-</w:t>
-            </w:r>
-            <w:proofErr w:type="spellStart"/>
-            <w:r>
-              <w:t>zA</w:t>
-            </w:r>
-            <w:proofErr w:type="spellEnd"/>
-            <w:r>
-              <w:t>-Z\-]{2,}</w:t>
-            </w:r>
-            <w:proofErr w:type="gramStart"/>
-            <w:r>
-              <w:t xml:space="preserve">"  </w:t>
-            </w:r>
-            <w:r>
-              <w:rPr>
-                <w:i/>
-                <w:iCs/>
-              </w:rPr>
-              <w:t>#</w:t>
-            </w:r>
-            <w:proofErr w:type="gramEnd"/>
-            <w:r>
-              <w:rPr>
-                <w:i/>
-                <w:iCs/>
-              </w:rPr>
-              <w:t xml:space="preserve"> 최소 3글자 이상</w:t>
+              <w:t># 최소 3글자 이상</w:t>
             </w:r>
           </w:p>
           <w:p>
@@ -4155,53 +3085,41 @@
       <w:pPr>
         <w:ind w:firstLineChars="100" w:firstLine="210"/>
       </w:pPr>
+      <w:r>
+        <w:t>max_df=0.8: 너무 빈번한 일반적 단어 제외</w:t>
+      </w:r>
+    </w:p>
+    <w:p>
+      <w:pPr>
+        <w:ind w:firstLineChars="100" w:firstLine="210"/>
+      </w:pPr>
+      <w:r>
+        <w:t>min_df=2: 희귀 단어 제외로 노이즈 감소</w:t>
+      </w:r>
+    </w:p>
+    <w:p>
+      <w:pPr>
+        <w:ind w:firstLineChars="100" w:firstLine="210"/>
+      </w:pPr>
       <w:proofErr w:type="spellStart"/>
       <w:r>
-        <w:t>max_df</w:t>
+        <w:t>token_pattern</w:t>
       </w:r>
       <w:proofErr w:type="spellEnd"/>
       <w:r>
-        <w:t>=0.8: 너무 빈번한 일반적 단어 제외</w:t>
-      </w:r>
-    </w:p>
-    <w:p>
-      <w:pPr>
-        <w:ind w:firstLineChars="100" w:firstLine="210"/>
-      </w:pPr>
-      <w:proofErr w:type="spellStart"/>
-      <w:r>
-        <w:t>min_df</w:t>
-      </w:r>
-      <w:proofErr w:type="spellEnd"/>
-      <w:r>
-        <w:t>=2: 희귀 단어 제외로 노이즈 감소</w:t>
-      </w:r>
-    </w:p>
-    <w:p>
-      <w:pPr>
-        <w:ind w:firstLineChars="100" w:firstLine="210"/>
-      </w:pPr>
-      <w:proofErr w:type="spellStart"/>
-      <w:r>
-        <w:t>token_pattern</w:t>
-      </w:r>
-      <w:proofErr w:type="spellEnd"/>
-      <w:r>
+        <w:rPr>
+          <w:rFonts w:hint="eastAsia"/>
+        </w:rPr>
+        <w:t>:</w:t>
+      </w:r>
+      <w:r>
+        <w:rPr>
+          <w:rFonts w:hint="eastAsia"/>
+        </w:rPr>
         <w:t xml:space="preserve"> </w:t>
       </w:r>
-      <w:proofErr w:type="gramStart"/>
-      <w:r>
-        <w:rPr>
-          <w:rFonts w:hint="eastAsia"/>
-        </w:rPr>
-        <w:t>= :</w:t>
-      </w:r>
-      <w:r>
-        <w:t>최소</w:t>
-      </w:r>
-      <w:proofErr w:type="gramEnd"/>
-      <w:r>
-        <w:t xml:space="preserve"> 3글자 제한으로 의미 있는 단어만 선택</w:t>
+      <w:r>
+        <w:t>최소 3글자 제한으로 의미 있는 단어만 선택</w:t>
       </w:r>
     </w:p>
     <w:p>
@@ -4216,7 +3134,7 @@
         <w:tblLook w:val="04A0" w:firstRow="1" w:lastRow="0" w:firstColumn="1" w:lastColumn="0" w:noHBand="0" w:noVBand="1"/>
       </w:tblPr>
       <w:tblGrid>
-        <w:gridCol w:w="10456"/>
+        <w:gridCol w:w="8494"/>
       </w:tblGrid>
       <w:tr>
         <w:trPr>
@@ -4227,44 +3145,13 @@
             <w:tcW w:w="10456" w:type="dxa"/>
           </w:tcPr>
           <w:p>
-            <w:proofErr w:type="spellStart"/>
-            <w:r>
-              <w:t>lda_model</w:t>
-            </w:r>
-            <w:proofErr w:type="spellEnd"/>
-            <w:r>
-              <w:t xml:space="preserve"> = </w:t>
-            </w:r>
-            <w:proofErr w:type="spellStart"/>
-            <w:proofErr w:type="gramStart"/>
-            <w:r>
-              <w:t>LatentDirichletAllocation</w:t>
-            </w:r>
-            <w:proofErr w:type="spellEnd"/>
-            <w:r>
-              <w:t>(</w:t>
-            </w:r>
-            <w:proofErr w:type="gramEnd"/>
-          </w:p>
-          <w:p>
-            <w:r>
-              <w:t xml:space="preserve">    </w:t>
-            </w:r>
-            <w:proofErr w:type="spellStart"/>
-            <w:r>
-              <w:t>n_components</w:t>
-            </w:r>
-            <w:proofErr w:type="spellEnd"/>
-            <w:r>
-              <w:t>=</w:t>
-            </w:r>
-            <w:proofErr w:type="gramStart"/>
-            <w:r>
-              <w:t xml:space="preserve">6,   </w:t>
-            </w:r>
-            <w:proofErr w:type="gramEnd"/>
-            <w:r>
-              <w:t xml:space="preserve">       </w:t>
+            <w:r>
+              <w:t>lda_model = LatentDirichletAllocation(</w:t>
+            </w:r>
+          </w:p>
+          <w:p>
+            <w:r>
+              <w:t xml:space="preserve">    n_components=6,          </w:t>
             </w:r>
             <w:r>
               <w:rPr>
@@ -4276,23 +3163,7 @@
           </w:p>
           <w:p>
             <w:r>
-              <w:t xml:space="preserve">    </w:t>
-            </w:r>
-            <w:proofErr w:type="spellStart"/>
-            <w:r>
-              <w:t>random_state</w:t>
-            </w:r>
-            <w:proofErr w:type="spellEnd"/>
-            <w:r>
-              <w:t>=</w:t>
-            </w:r>
-            <w:proofErr w:type="gramStart"/>
-            <w:r>
-              <w:t xml:space="preserve">23,   </w:t>
-            </w:r>
-            <w:proofErr w:type="gramEnd"/>
-            <w:r>
-              <w:t xml:space="preserve">      </w:t>
+              <w:t xml:space="preserve">    random_state=23,         </w:t>
             </w:r>
             <w:r>
               <w:rPr>
@@ -4304,23 +3175,7 @@
           </w:p>
           <w:p>
             <w:r>
-              <w:t xml:space="preserve">    </w:t>
-            </w:r>
-            <w:proofErr w:type="spellStart"/>
-            <w:r>
-              <w:t>max_iter</w:t>
-            </w:r>
-            <w:proofErr w:type="spellEnd"/>
-            <w:r>
-              <w:t>=</w:t>
-            </w:r>
-            <w:proofErr w:type="gramStart"/>
-            <w:r>
-              <w:t xml:space="preserve">50,   </w:t>
-            </w:r>
-            <w:proofErr w:type="gramEnd"/>
-            <w:r>
-              <w:t xml:space="preserve">          </w:t>
+              <w:t xml:space="preserve">    max_iter=50,             </w:t>
             </w:r>
             <w:r>
               <w:rPr>
@@ -4332,15 +3187,7 @@
           </w:p>
           <w:p>
             <w:r>
-              <w:t xml:space="preserve">    </w:t>
-            </w:r>
-            <w:proofErr w:type="spellStart"/>
-            <w:r>
-              <w:t>learning_method</w:t>
-            </w:r>
-            <w:proofErr w:type="spellEnd"/>
-            <w:r>
-              <w:t xml:space="preserve">="online", </w:t>
+              <w:t xml:space="preserve">    learning_method="online", </w:t>
             </w:r>
             <w:r>
               <w:rPr>
@@ -4352,15 +3199,7 @@
           </w:p>
           <w:p>
             <w:r>
-              <w:t xml:space="preserve">    </w:t>
-            </w:r>
-            <w:proofErr w:type="spellStart"/>
-            <w:r>
-              <w:t>n_jobs</w:t>
-            </w:r>
-            <w:proofErr w:type="spellEnd"/>
-            <w:r>
-              <w:t xml:space="preserve">=-1                </w:t>
+              <w:t xml:space="preserve">    n_jobs=-1                </w:t>
             </w:r>
             <w:r>
               <w:rPr>
@@ -4379,13 +3218,8 @@
       </w:tr>
     </w:tbl>
     <w:p>
-      <w:proofErr w:type="spellStart"/>
-      <w:r>
-        <w:t>하이퍼파라미터</w:t>
-      </w:r>
-      <w:proofErr w:type="spellEnd"/>
-      <w:r>
-        <w:t xml:space="preserve"> 설정:</w:t>
+      <w:r>
+        <w:t>하이퍼파라미터 설정:</w:t>
       </w:r>
     </w:p>
     <w:p>
@@ -4393,15 +3227,7 @@
         <w:ind w:firstLineChars="100" w:firstLine="210"/>
       </w:pPr>
       <w:r>
-        <w:t>토픽 개수(</w:t>
-      </w:r>
-      <w:proofErr w:type="spellStart"/>
-      <w:r>
-        <w:t>n_components</w:t>
-      </w:r>
-      <w:proofErr w:type="spellEnd"/>
-      <w:r>
-        <w:t xml:space="preserve">): 6개 </w:t>
+        <w:t xml:space="preserve">토픽 개수(n_components): 6개 </w:t>
       </w:r>
     </w:p>
     <w:p>
@@ -4417,15 +3243,8 @@
         <w:ind w:firstLineChars="100" w:firstLine="210"/>
       </w:pPr>
       <w:r>
-        <w:t xml:space="preserve">너무 적으면 일반화, 너무 많으면 </w:t>
-      </w:r>
-      <w:proofErr w:type="spellStart"/>
-      <w:r>
-        <w:t>과적합</w:t>
-      </w:r>
-      <w:proofErr w:type="spellEnd"/>
-      <w:r>
-        <w:t xml:space="preserve"> 위험</w:t>
+        <w:lastRenderedPageBreak/>
+        <w:t>너무 적으면 일반화, 너무 많으면 과적합 위험</w:t>
       </w:r>
     </w:p>
     <w:p>
@@ -4445,7 +3264,17 @@
       </w:r>
     </w:p>
     <w:p>
-      <w:r>
+      <w:pPr>
+        <w:rPr>
+          <w:b/>
+          <w:bCs/>
+        </w:rPr>
+      </w:pPr>
+      <w:r>
+        <w:rPr>
+          <w:b/>
+          <w:bCs/>
+        </w:rPr>
         <w:t>모델 성능 지표</w:t>
       </w:r>
     </w:p>
@@ -4482,8 +3311,17 @@
       </w:r>
     </w:p>
     <w:p>
-      <w:r>
-        <w:lastRenderedPageBreak/>
+      <w:pPr>
+        <w:rPr>
+          <w:b/>
+          <w:bCs/>
+        </w:rPr>
+      </w:pPr>
+      <w:r>
+        <w:rPr>
+          <w:b/>
+          <w:bCs/>
+        </w:rPr>
         <w:t>토픽 분석 결과</w:t>
       </w:r>
     </w:p>
@@ -4509,9 +3347,9 @@
         <w:tblLook w:val="04A0" w:firstRow="1" w:lastRow="0" w:firstColumn="1" w:lastColumn="0" w:noHBand="0" w:noVBand="1"/>
       </w:tblPr>
       <w:tblGrid>
-        <w:gridCol w:w="1179"/>
-        <w:gridCol w:w="3633"/>
-        <w:gridCol w:w="5654"/>
+        <w:gridCol w:w="1031"/>
+        <w:gridCol w:w="2949"/>
+        <w:gridCol w:w="4524"/>
       </w:tblGrid>
       <w:tr>
         <w:trPr>
@@ -5016,6 +3854,7 @@
         <w:ind w:firstLineChars="100" w:firstLine="210"/>
       </w:pPr>
       <w:r>
+        <w:lastRenderedPageBreak/>
         <w:t>호텔/숙박 (토픽 4, 6): 서비스 품질, 편의시설</w:t>
       </w:r>
     </w:p>
@@ -5036,7 +3875,17 @@
       </w:r>
     </w:p>
     <w:p>
-      <w:r>
+      <w:pPr>
+        <w:rPr>
+          <w:b/>
+          <w:bCs/>
+        </w:rPr>
+      </w:pPr>
+      <w:r>
+        <w:rPr>
+          <w:b/>
+          <w:bCs/>
+        </w:rPr>
         <w:t>문서-토픽 분포</w:t>
       </w:r>
     </w:p>
@@ -5122,8 +3971,76 @@
           <w:b/>
           <w:bCs/>
         </w:rPr>
+        <w:t>분포 패턴 분석</w:t>
+      </w:r>
+    </w:p>
+    <w:p>
+      <w:pPr>
+        <w:ind w:firstLineChars="100" w:firstLine="210"/>
+      </w:pPr>
+      <w:r>
+        <w:t>단일 토픽 지배형: 대부분 문서가 하나의 토픽에 90% 이상 집중</w:t>
+      </w:r>
+    </w:p>
+    <w:p>
+      <w:pPr>
+        <w:ind w:firstLineChars="100" w:firstLine="210"/>
+      </w:pPr>
+      <w:r>
+        <w:t>혼합형: 일부 문서는 2-3개 토픽의 혼합 (예: 문서 5)</w:t>
+      </w:r>
+    </w:p>
+    <w:p>
+      <w:pPr>
+        <w:ind w:firstLineChars="100" w:firstLine="210"/>
+      </w:pPr>
+      <w:r>
+        <w:t>명확한 주제 구분: 토픽 간 경계가 뚜렷하여 해석이 용이</w:t>
+      </w:r>
+    </w:p>
+    <w:p>
+      <w:r>
+        <w:t>후속 분석 활용</w:t>
+      </w:r>
+    </w:p>
+    <w:p>
+      <w:pPr>
+        <w:rPr>
+          <w:b/>
+          <w:bCs/>
+        </w:rPr>
+      </w:pPr>
+      <w:r>
+        <w:rPr>
+          <w:b/>
+          <w:bCs/>
+        </w:rPr>
+        <w:t>특징 벡터로서의 활용</w:t>
+      </w:r>
+    </w:p>
+    <w:p>
+      <w:pPr>
+        <w:ind w:firstLineChars="100" w:firstLine="210"/>
+      </w:pPr>
+      <w:r>
+        <w:t>LDA의 문서-토픽 분포는 다양한 후속 분석의 입력 특징으로 활용 가능합니다:</w:t>
+      </w:r>
+    </w:p>
+    <w:p>
+      <w:pPr>
+        <w:ind w:firstLineChars="100" w:firstLine="210"/>
+      </w:pPr>
+      <w:r>
+        <w:t>가능한 활용 방안:</w:t>
+      </w:r>
+    </w:p>
+    <w:p>
+      <w:pPr>
+        <w:ind w:firstLineChars="100" w:firstLine="210"/>
+      </w:pPr>
+      <w:r>
         <w:lastRenderedPageBreak/>
-        <w:t>분포 패턴 분석</w:t>
+        <w:t>감성 분석: 토픽 분포 → 긍정/부정 예측</w:t>
       </w:r>
     </w:p>
     <w:p>
@@ -5131,7 +4048,7 @@
         <w:ind w:firstLineChars="100" w:firstLine="210"/>
       </w:pPr>
       <w:r>
-        <w:t>단일 토픽 지배형: 대부분 문서가 하나의 토픽에 90% 이상 집중</w:t>
+        <w:t>제품 분류: 토픽 분포 → 제품 카테고리 예측</w:t>
       </w:r>
     </w:p>
     <w:p>
@@ -5139,7 +4056,7 @@
         <w:ind w:firstLineChars="100" w:firstLine="210"/>
       </w:pPr>
       <w:r>
-        <w:t>혼합형: 일부 문서는 2-3개 토픽의 혼합 (예: 문서 5)</w:t>
+        <w:t>추천 시스템: 유사 토픽 분포 문서 추천</w:t>
       </w:r>
     </w:p>
     <w:p>
@@ -5147,90 +4064,6 @@
         <w:ind w:firstLineChars="100" w:firstLine="210"/>
       </w:pPr>
       <w:r>
-        <w:t>명확한 주제 구분: 토픽 간 경계가 뚜렷하여 해석이 용이</w:t>
-      </w:r>
-    </w:p>
-    <w:p>
-      <w:r>
-        <w:t>후속 분석 활용</w:t>
-      </w:r>
-    </w:p>
-    <w:p>
-      <w:pPr>
-        <w:rPr>
-          <w:b/>
-          <w:bCs/>
-        </w:rPr>
-      </w:pPr>
-      <w:r>
-        <w:rPr>
-          <w:b/>
-          <w:bCs/>
-        </w:rPr>
-        <w:t xml:space="preserve">특징 </w:t>
-      </w:r>
-      <w:proofErr w:type="spellStart"/>
-      <w:r>
-        <w:rPr>
-          <w:b/>
-          <w:bCs/>
-        </w:rPr>
-        <w:t>벡터로서의</w:t>
-      </w:r>
-      <w:proofErr w:type="spellEnd"/>
-      <w:r>
-        <w:rPr>
-          <w:b/>
-          <w:bCs/>
-        </w:rPr>
-        <w:t xml:space="preserve"> 활용</w:t>
-      </w:r>
-    </w:p>
-    <w:p>
-      <w:pPr>
-        <w:ind w:firstLineChars="100" w:firstLine="210"/>
-      </w:pPr>
-      <w:r>
-        <w:t>LDA의 문서-토픽 분포는 다양한 후속 분석의 입력 특징으로 활용 가능합니다:</w:t>
-      </w:r>
-    </w:p>
-    <w:p>
-      <w:pPr>
-        <w:ind w:firstLineChars="100" w:firstLine="210"/>
-      </w:pPr>
-      <w:r>
-        <w:t>가능한 활용 방안:</w:t>
-      </w:r>
-    </w:p>
-    <w:p>
-      <w:pPr>
-        <w:ind w:firstLineChars="100" w:firstLine="210"/>
-      </w:pPr>
-      <w:r>
-        <w:t>감성 분석: 토픽 분포 → 긍정/부정 예측</w:t>
-      </w:r>
-    </w:p>
-    <w:p>
-      <w:pPr>
-        <w:ind w:firstLineChars="100" w:firstLine="210"/>
-      </w:pPr>
-      <w:r>
-        <w:t>제품 분류: 토픽 분포 → 제품 카테고리 예측</w:t>
-      </w:r>
-    </w:p>
-    <w:p>
-      <w:pPr>
-        <w:ind w:firstLineChars="100" w:firstLine="210"/>
-      </w:pPr>
-      <w:r>
-        <w:t>추천 시스템: 유사 토픽 분포 문서 추천</w:t>
-      </w:r>
-    </w:p>
-    <w:p>
-      <w:pPr>
-        <w:ind w:firstLineChars="100" w:firstLine="210"/>
-      </w:pPr>
-      <w:r>
         <w:t>클러스터링: 토픽 기반 문서 군집화</w:t>
       </w:r>
     </w:p>
@@ -5249,15 +4082,7 @@
     </w:p>
     <w:p>
       <w:r>
-        <w:t xml:space="preserve">NMF는 </w:t>
-      </w:r>
-      <w:proofErr w:type="spellStart"/>
-      <w:r>
-        <w:t>비음수</w:t>
-      </w:r>
-      <w:proofErr w:type="spellEnd"/>
-      <w:r>
-        <w:t xml:space="preserve"> 행렬 분해 기법으로, 잠재적인 토픽 구조를 발견하는 또 다른 통계 기반의 토픽 모델링 알고리즘입니다. 행렬 </w:t>
+        <w:t xml:space="preserve">NMF는 비음수 행렬 분해 기법으로, 잠재적인 토픽 구조를 발견하는 또 다른 통계 기반의 토픽 모델링 알고리즘입니다. 행렬 </w:t>
       </w:r>
       <w:r>
         <w:rPr>
@@ -5266,15 +4091,7 @@
         <w:t>X</w:t>
       </w:r>
       <w:r>
-        <w:t xml:space="preserve">를 두 개의 </w:t>
-      </w:r>
-      <w:proofErr w:type="spellStart"/>
-      <w:r>
-        <w:t>비음수</w:t>
-      </w:r>
-      <w:proofErr w:type="spellEnd"/>
-      <w:r>
-        <w:t xml:space="preserve"> 행렬 W와 H의 곱으로 분해합니다 (X </w:t>
+        <w:t xml:space="preserve">를 두 개의 비음수 행렬 W와 H의 곱으로 분해합니다 (X </w:t>
       </w:r>
       <w:r>
         <w:rPr>
@@ -5388,15 +4205,7 @@
         <w:t>벡터화:</w:t>
       </w:r>
       <w:r>
-        <w:t xml:space="preserve"> </w:t>
-      </w:r>
-      <w:proofErr w:type="spellStart"/>
-      <w:r>
-        <w:t>TfidfVectorizer</w:t>
-      </w:r>
-      <w:proofErr w:type="spellEnd"/>
-      <w:r>
-        <w:t xml:space="preserve"> 사용</w:t>
+        <w:t xml:space="preserve"> TfidfVectorizer 사용</w:t>
       </w:r>
     </w:p>
     <w:p>
@@ -5406,46 +4215,8 @@
           <w:numId w:val="2"/>
         </w:numPr>
       </w:pPr>
-      <w:proofErr w:type="spellStart"/>
-      <w:r>
-        <w:lastRenderedPageBreak/>
-        <w:t>max_df</w:t>
-      </w:r>
-      <w:proofErr w:type="spellEnd"/>
-      <w:r>
-        <w:t xml:space="preserve">=0.8, </w:t>
-      </w:r>
-      <w:proofErr w:type="spellStart"/>
-      <w:r>
-        <w:t>min_df</w:t>
-      </w:r>
-      <w:proofErr w:type="spellEnd"/>
-      <w:r>
-        <w:t>=2, 최소 3글자 이상 단어(</w:t>
-      </w:r>
-      <w:proofErr w:type="spellStart"/>
-      <w:r>
-        <w:t>token_pattern</w:t>
-      </w:r>
-      <w:proofErr w:type="spellEnd"/>
-      <w:r>
-        <w:t>="[a-</w:t>
-      </w:r>
-      <w:proofErr w:type="spellStart"/>
-      <w:r>
-        <w:t>zA</w:t>
-      </w:r>
-      <w:proofErr w:type="spellEnd"/>
-      <w:r>
-        <w:t>-Z\-][a-</w:t>
-      </w:r>
-      <w:proofErr w:type="spellStart"/>
-      <w:r>
-        <w:t>zA</w:t>
-      </w:r>
-      <w:proofErr w:type="spellEnd"/>
-      <w:r>
-        <w:t>-Z\-]{2,}"$) 사용.</w:t>
+      <w:r>
+        <w:t>max_df=0.8, min_df=2, 최소 3글자 이상 단어(token_pattern="[a-zA-Z\-][a-zA-Z\-]{2,}") 사용.</w:t>
       </w:r>
     </w:p>
     <w:p>
@@ -5460,23 +4231,7 @@
           <w:b/>
           <w:bCs/>
         </w:rPr>
-        <w:t xml:space="preserve">모델 </w:t>
-      </w:r>
-      <w:proofErr w:type="spellStart"/>
-      <w:r>
-        <w:rPr>
-          <w:b/>
-          <w:bCs/>
-        </w:rPr>
-        <w:t>하이퍼파라미터</w:t>
-      </w:r>
-      <w:proofErr w:type="spellEnd"/>
-      <w:r>
-        <w:rPr>
-          <w:b/>
-          <w:bCs/>
-        </w:rPr>
-        <w:t>:</w:t>
+        <w:t>모델 하이퍼파라미터:</w:t>
       </w:r>
     </w:p>
     <w:p>
@@ -5486,13 +4241,9 @@
           <w:numId w:val="2"/>
         </w:numPr>
       </w:pPr>
-      <w:proofErr w:type="spellStart"/>
-      <w:r>
-        <w:t>n_components</w:t>
-      </w:r>
-      <w:proofErr w:type="spellEnd"/>
-      <w:r>
-        <w:t xml:space="preserve"> (토픽 개수): 5개</w:t>
+      <w:r>
+        <w:lastRenderedPageBreak/>
+        <w:t>n_components (토픽 개수): 5개</w:t>
       </w:r>
     </w:p>
     <w:p>
@@ -5502,21 +4253,8 @@
           <w:numId w:val="2"/>
         </w:numPr>
       </w:pPr>
-      <w:proofErr w:type="spellStart"/>
-      <w:r>
-        <w:t>init</w:t>
-      </w:r>
-      <w:proofErr w:type="spellEnd"/>
-      <w:r>
-        <w:t>="</w:t>
-      </w:r>
-      <w:proofErr w:type="spellStart"/>
-      <w:r>
-        <w:t>nndsvd</w:t>
-      </w:r>
-      <w:proofErr w:type="spellEnd"/>
-      <w:r>
-        <w:t>": 초기화 방법으로 'Non-negative Double Singular Value Decomposition'을 사용하여 학습 속도와 품질을 향상시켰습니다.</w:t>
+      <w:r>
+        <w:t>init="nndsvd": 초기화 방법으로 'Non-negative Double Singular Value Decomposition'을 사용하여 학습 속도와 품질을 향상시켰습니다.</w:t>
       </w:r>
     </w:p>
     <w:p>
@@ -5572,9 +4310,9 @@
         <w:tblLook w:val="04A0" w:firstRow="1" w:lastRow="0" w:firstColumn="1" w:lastColumn="0" w:noHBand="0" w:noVBand="1"/>
       </w:tblPr>
       <w:tblGrid>
-        <w:gridCol w:w="1085"/>
-        <w:gridCol w:w="3773"/>
-        <w:gridCol w:w="5598"/>
+        <w:gridCol w:w="960"/>
+        <w:gridCol w:w="3135"/>
+        <w:gridCol w:w="4399"/>
       </w:tblGrid>
       <w:tr>
         <w:trPr>
@@ -5797,15 +4535,7 @@
               <w:cnfStyle w:val="000000000000" w:firstRow="0" w:lastRow="0" w:firstColumn="0" w:lastColumn="0" w:oddVBand="0" w:evenVBand="0" w:oddHBand="0" w:evenHBand="0" w:firstRowFirstColumn="0" w:firstRowLastColumn="0" w:lastRowFirstColumn="0" w:lastRowLastColumn="0"/>
             </w:pPr>
             <w:r>
-              <w:t xml:space="preserve">battery, life, performance, </w:t>
-            </w:r>
-            <w:proofErr w:type="spellStart"/>
-            <w:r>
-              <w:t>ipod</w:t>
-            </w:r>
-            <w:proofErr w:type="spellEnd"/>
-            <w:r>
-              <w:t>, keyboard</w:t>
+              <w:t>battery, life, performance, ipod, keyboard</w:t>
             </w:r>
           </w:p>
         </w:tc>
@@ -5946,7 +4676,7 @@
           <w:b/>
           <w:bCs/>
         </w:rPr>
-        <w:t>5. 문서-토픽 분포</w:t>
+        <w:t>문서-토픽 분포</w:t>
       </w:r>
     </w:p>
     <w:p>
@@ -5956,6 +4686,7 @@
     </w:p>
     <w:p>
       <w:r>
+        <w:lastRenderedPageBreak/>
         <w:t>문서-토픽 분포 (첫 10개 문서):</w:t>
       </w:r>
     </w:p>
@@ -5971,7 +4702,6 @@
     </w:p>
     <w:p>
       <w:r>
-        <w:lastRenderedPageBreak/>
         <w:t xml:space="preserve"> [0.0000 0.0000 0.0000 0.8062 0.0004] → 토픽 4 (전자제품 성능)</w:t>
       </w:r>
     </w:p>
@@ -6037,7 +4767,7 @@
           <w:b/>
           <w:bCs/>
         </w:rPr>
-        <w:t>6. 후속 분석 활용: 문서 유사도 분석</w:t>
+        <w:t>후속 분석 활용: 문서 유사도 분석</w:t>
       </w:r>
     </w:p>
     <w:p>
@@ -6073,9 +4803,6 @@
     <w:p>
       <w:pPr>
         <w:pStyle w:val="af5"/>
-        <w:rPr>
-          <w:rFonts w:hint="eastAsia"/>
-        </w:rPr>
       </w:pPr>
       <w:r>
         <w:lastRenderedPageBreak/>
@@ -6089,7 +4816,7 @@
         <w:tblLook w:val="04A0" w:firstRow="1" w:lastRow="0" w:firstColumn="1" w:lastColumn="0" w:noHBand="0" w:noVBand="1"/>
       </w:tblPr>
       <w:tblGrid>
-        <w:gridCol w:w="10441"/>
+        <w:gridCol w:w="8494"/>
       </w:tblGrid>
       <w:tr>
         <w:trPr>
@@ -6101,28 +4828,7 @@
           </w:tcPr>
           <w:p>
             <w:r>
-              <w:t xml:space="preserve">def </w:t>
-            </w:r>
-            <w:proofErr w:type="spellStart"/>
-            <w:r>
-              <w:t>calculate_document_</w:t>
-            </w:r>
-            <w:proofErr w:type="gramStart"/>
-            <w:r>
-              <w:t>similarity</w:t>
-            </w:r>
-            <w:proofErr w:type="spellEnd"/>
-            <w:r>
-              <w:t>(</w:t>
-            </w:r>
-            <w:proofErr w:type="spellStart"/>
-            <w:proofErr w:type="gramEnd"/>
-            <w:r>
-              <w:t>doc_topic_dist</w:t>
-            </w:r>
-            <w:proofErr w:type="spellEnd"/>
-            <w:r>
-              <w:t>, metric="cosine"):</w:t>
+              <w:t>def calculate_document_similarity(doc_topic_dist, metric="cosine"):</w:t>
             </w:r>
           </w:p>
           <w:p>
@@ -6152,52 +4858,12 @@
           </w:p>
           <w:p>
             <w:r>
-              <w:t xml:space="preserve">        </w:t>
-            </w:r>
-            <w:proofErr w:type="spellStart"/>
-            <w:r>
-              <w:t>similarity_matrix</w:t>
-            </w:r>
-            <w:proofErr w:type="spellEnd"/>
-            <w:r>
-              <w:t xml:space="preserve"> = </w:t>
-            </w:r>
-            <w:proofErr w:type="spellStart"/>
-            <w:r>
-              <w:t>cosine_similarity</w:t>
-            </w:r>
-            <w:proofErr w:type="spellEnd"/>
-            <w:r>
-              <w:t>(</w:t>
-            </w:r>
-            <w:proofErr w:type="spellStart"/>
-            <w:r>
-              <w:t>doc_topic_dist</w:t>
-            </w:r>
-            <w:proofErr w:type="spellEnd"/>
-            <w:r>
-              <w:t>)</w:t>
-            </w:r>
-          </w:p>
-          <w:p>
-            <w:r>
-              <w:t xml:space="preserve">    </w:t>
-            </w:r>
-            <w:proofErr w:type="spellStart"/>
-            <w:r>
-              <w:t>elif</w:t>
-            </w:r>
-            <w:proofErr w:type="spellEnd"/>
-            <w:r>
-              <w:t xml:space="preserve"> metric == "</w:t>
-            </w:r>
-            <w:proofErr w:type="spellStart"/>
-            <w:r>
-              <w:t>euclidean</w:t>
-            </w:r>
-            <w:proofErr w:type="spellEnd"/>
-            <w:r>
-              <w:t>":</w:t>
+              <w:t xml:space="preserve">        similarity_matrix = cosine_similarity(doc_topic_dist)</w:t>
+            </w:r>
+          </w:p>
+          <w:p>
+            <w:r>
+              <w:t xml:space="preserve">    elif metric == "euclidean":</w:t>
             </w:r>
           </w:p>
           <w:p>
@@ -6207,65 +4873,17 @@
           </w:p>
           <w:p>
             <w:r>
-              <w:t xml:space="preserve">        # 유사도(Similarity) = </w:t>
-            </w:r>
-            <w:proofErr w:type="gramStart"/>
-            <w:r>
-              <w:t>1 /</w:t>
-            </w:r>
-            <w:proofErr w:type="gramEnd"/>
-            <w:r>
-              <w:t xml:space="preserve"> (1 + Distance) 형태로 변환하여 유사도 행렬 생성 가능</w:t>
-            </w:r>
-          </w:p>
-          <w:p>
-            <w:r>
-              <w:t xml:space="preserve">        </w:t>
-            </w:r>
-            <w:proofErr w:type="spellStart"/>
-            <w:r>
-              <w:t>distance_matrix</w:t>
-            </w:r>
-            <w:proofErr w:type="spellEnd"/>
-            <w:r>
-              <w:t xml:space="preserve"> = </w:t>
-            </w:r>
-            <w:proofErr w:type="spellStart"/>
-            <w:r>
-              <w:t>euclidean_distances</w:t>
-            </w:r>
-            <w:proofErr w:type="spellEnd"/>
-            <w:r>
-              <w:t>(</w:t>
-            </w:r>
-            <w:proofErr w:type="spellStart"/>
-            <w:r>
-              <w:t>doc_topic_dist</w:t>
-            </w:r>
-            <w:proofErr w:type="spellEnd"/>
-            <w:r>
-              <w:t>)</w:t>
-            </w:r>
-          </w:p>
-          <w:p>
-            <w:r>
-              <w:t xml:space="preserve">        </w:t>
-            </w:r>
-            <w:proofErr w:type="spellStart"/>
-            <w:r>
-              <w:t>similarity_matrix</w:t>
-            </w:r>
-            <w:proofErr w:type="spellEnd"/>
-            <w:r>
-              <w:t xml:space="preserve"> = 1 / (1 + </w:t>
-            </w:r>
-            <w:proofErr w:type="spellStart"/>
-            <w:r>
-              <w:t>distance_matrix</w:t>
-            </w:r>
-            <w:proofErr w:type="spellEnd"/>
-            <w:r>
-              <w:t>)</w:t>
+              <w:t xml:space="preserve">        # 유사도(Similarity) = 1 / (1 + Distance) 형태로 변환하여 유사도 행렬 생성 가능</w:t>
+            </w:r>
+          </w:p>
+          <w:p>
+            <w:r>
+              <w:t xml:space="preserve">        distance_matrix = euclidean_distances(doc_topic_dist)</w:t>
+            </w:r>
+          </w:p>
+          <w:p>
+            <w:r>
+              <w:t xml:space="preserve">        similarity_matrix = 1 / (1 + distance_matrix)</w:t>
             </w:r>
           </w:p>
           <w:p>
@@ -6275,111 +4893,22 @@
           </w:p>
           <w:p>
             <w:r>
-              <w:t xml:space="preserve">        raise </w:t>
-            </w:r>
-            <w:proofErr w:type="spellStart"/>
-            <w:proofErr w:type="gramStart"/>
-            <w:r>
-              <w:t>ValueError</w:t>
-            </w:r>
-            <w:proofErr w:type="spellEnd"/>
-            <w:r>
-              <w:t>(</w:t>
-            </w:r>
-            <w:proofErr w:type="gramEnd"/>
-            <w:r>
-              <w:t>"Unsupported metric. Choose 'cosine' or '</w:t>
-            </w:r>
-            <w:proofErr w:type="spellStart"/>
-            <w:r>
-              <w:t>euclidean</w:t>
-            </w:r>
-            <w:proofErr w:type="spellEnd"/>
-            <w:r>
-              <w:t>'.")</w:t>
-            </w:r>
-          </w:p>
-          <w:p>
-            <w:r>
-              <w:t xml:space="preserve">    # </w:t>
-            </w:r>
-            <w:proofErr w:type="spellStart"/>
-            <w:r>
-              <w:t>DataFrame</w:t>
-            </w:r>
-            <w:proofErr w:type="spellEnd"/>
-            <w:r>
-              <w:t>으로 변환하여 시각화 및 분석 용이하게 함</w:t>
-            </w:r>
-          </w:p>
-          <w:p>
-            <w:r>
-              <w:t xml:space="preserve">    </w:t>
-            </w:r>
-            <w:proofErr w:type="spellStart"/>
-            <w:r>
-              <w:t>similarity_df</w:t>
-            </w:r>
-            <w:proofErr w:type="spellEnd"/>
-            <w:r>
-              <w:t xml:space="preserve"> = </w:t>
-            </w:r>
-            <w:proofErr w:type="spellStart"/>
-            <w:proofErr w:type="gramStart"/>
-            <w:r>
-              <w:t>pd.DataFrame</w:t>
-            </w:r>
-            <w:proofErr w:type="spellEnd"/>
-            <w:proofErr w:type="gramEnd"/>
-            <w:r>
-              <w:t>(</w:t>
-            </w:r>
-            <w:proofErr w:type="spellStart"/>
-            <w:r>
-              <w:t>similarity_matrix</w:t>
-            </w:r>
-            <w:proofErr w:type="spellEnd"/>
-            <w:r>
-              <w:t>,</w:t>
-            </w:r>
-          </w:p>
-          <w:p>
-            <w:r>
-              <w:t xml:space="preserve">        index</w:t>
-            </w:r>
-            <w:proofErr w:type="gramStart"/>
-            <w:r>
-              <w:t>=[</w:t>
-            </w:r>
-            <w:proofErr w:type="spellStart"/>
-            <w:proofErr w:type="gramEnd"/>
-            <w:r>
-              <w:t>f"Doc</w:t>
-            </w:r>
-            <w:proofErr w:type="spellEnd"/>
-            <w:r>
-              <w:t xml:space="preserve"> {i+1}" for </w:t>
-            </w:r>
-            <w:proofErr w:type="spellStart"/>
-            <w:r>
-              <w:t>i</w:t>
-            </w:r>
-            <w:proofErr w:type="spellEnd"/>
-            <w:r>
-              <w:t xml:space="preserve"> in range(</w:t>
-            </w:r>
-            <w:proofErr w:type="spellStart"/>
-            <w:r>
-              <w:t>doc_topic_</w:t>
-            </w:r>
-            <w:proofErr w:type="gramStart"/>
-            <w:r>
-              <w:t>dist.shape</w:t>
-            </w:r>
-            <w:proofErr w:type="spellEnd"/>
-            <w:proofErr w:type="gramEnd"/>
-            <w:r>
-              <w:t>[0])],</w:t>
+              <w:t xml:space="preserve">        raise ValueError("Unsupported metric. Choose 'cosine' or 'euclidean'.")</w:t>
+            </w:r>
+          </w:p>
+          <w:p>
+            <w:r>
+              <w:t xml:space="preserve">    # DataFrame으로 변환하여 시각화 및 분석 용이하게 함</w:t>
+            </w:r>
+          </w:p>
+          <w:p>
+            <w:r>
+              <w:t xml:space="preserve">    similarity_df = pd.DataFrame(similarity_matrix,</w:t>
+            </w:r>
+          </w:p>
+          <w:p>
+            <w:r>
+              <w:t xml:space="preserve">        index=[f"Doc {i+1}" for i in range(doc_topic_dist.shape[0])],</w:t>
             </w:r>
           </w:p>
           <w:p>
@@ -6393,38 +4922,12 @@
               <w:t xml:space="preserve">    </w:t>
             </w:r>
             <w:r>
-              <w:t>columns</w:t>
+              <w:t>columns=[f"Doc {i+1}" for i in range(doc_topic_</w:t>
             </w:r>
             <w:proofErr w:type="gramStart"/>
             <w:r>
-              <w:t>=[</w:t>
-            </w:r>
-            <w:proofErr w:type="spellStart"/>
-            <w:proofErr w:type="gramEnd"/>
-            <w:r>
-              <w:t>f"Doc</w:t>
-            </w:r>
-            <w:proofErr w:type="spellEnd"/>
-            <w:r>
-              <w:t xml:space="preserve"> {i+1}" for </w:t>
-            </w:r>
-            <w:proofErr w:type="spellStart"/>
-            <w:r>
-              <w:t>i</w:t>
-            </w:r>
-            <w:proofErr w:type="spellEnd"/>
-            <w:r>
-              <w:t xml:space="preserve"> in range(</w:t>
-            </w:r>
-            <w:proofErr w:type="spellStart"/>
-            <w:r>
-              <w:t>doc_topic_</w:t>
-            </w:r>
-            <w:proofErr w:type="gramStart"/>
-            <w:r>
               <w:t>dist.shape</w:t>
             </w:r>
-            <w:proofErr w:type="spellEnd"/>
             <w:proofErr w:type="gramEnd"/>
             <w:r>
               <w:t>[0])])</w:t>
@@ -6624,7 +5127,6 @@
     <w:p>
       <w:pPr>
         <w:rPr>
-          <w:rFonts w:hint="eastAsia"/>
           <w:b/>
           <w:bCs/>
         </w:rPr>
@@ -6642,6 +5144,22 @@
           <w:b/>
           <w:bCs/>
         </w:rPr>
+        <w:br w:type="page"/>
+      </w:r>
+    </w:p>
+    <w:p>
+      <w:pPr>
+        <w:rPr>
+          <w:b/>
+          <w:bCs/>
+        </w:rPr>
+      </w:pPr>
+      <w:r>
+        <w:rPr>
+          <w:b/>
+          <w:bCs/>
+        </w:rPr>
+        <w:lastRenderedPageBreak/>
         <w:t>6.2 문서 유사도 분석 활용 방안 (NMF 토픽 분포 사용)</w:t>
       </w:r>
     </w:p>
@@ -6742,6 +5260,11 @@
         <w:t xml:space="preserve"> 유사도 행렬을 기반으로 문서를 그룹화(클러스터링)하여 토픽 기반의 리뷰 군집을 생성할 수 있습니다.</w:t>
       </w:r>
     </w:p>
+    <w:p>
+      <w:r>
+        <w:br w:type="page"/>
+      </w:r>
+    </w:p>
     <w:p/>
     <w:p>
       <w:pPr>
@@ -6751,7 +5274,6 @@
         <w:rPr>
           <w:rFonts w:hint="eastAsia"/>
         </w:rPr>
-        <w:lastRenderedPageBreak/>
         <w:t>4.4 클러스터링(Clustering) 분석 및 최적화</w:t>
       </w:r>
     </w:p>
@@ -7470,6 +5992,7 @@
         <w:rPr>
           <w:rFonts w:hint="eastAsia"/>
         </w:rPr>
+        <w:lastRenderedPageBreak/>
         <w:t>Silhouette Score는 클러스터 내부 응집도와 클러스터 간 분리도를 동시에 반영하는 지표로, 값이 클수록 군집 품질이 우수함을 의미한다. 반면 Davies-Bouldin Index는 클러스터 간 유사도를 기반으로 계산되며, 값이 작을수록 클러스터 간 분리가 잘 이루어졌음을 나타낸다.</w:t>
       </w:r>
     </w:p>
@@ -7497,7 +6020,6 @@
         <w:rPr>
           <w:rFonts w:hint="eastAsia"/>
         </w:rPr>
-        <w:lastRenderedPageBreak/>
         <w:t xml:space="preserve">4.4.1.3 </w:t>
       </w:r>
       <w:r>
@@ -7507,18 +6029,18 @@
     <w:tbl>
       <w:tblPr>
         <w:tblStyle w:val="10"/>
-        <w:tblW w:w="10394" w:type="dxa"/>
+        <w:tblW w:w="8618" w:type="dxa"/>
         <w:tblLook w:val="04A0" w:firstRow="1" w:lastRow="0" w:firstColumn="1" w:lastColumn="0" w:noHBand="0" w:noVBand="1"/>
       </w:tblPr>
       <w:tblGrid>
-        <w:gridCol w:w="1603"/>
-        <w:gridCol w:w="2034"/>
-        <w:gridCol w:w="6757"/>
+        <w:gridCol w:w="1328"/>
+        <w:gridCol w:w="1687"/>
+        <w:gridCol w:w="5603"/>
       </w:tblGrid>
       <w:tr>
         <w:trPr>
           <w:cnfStyle w:val="100000000000" w:firstRow="1" w:lastRow="0" w:firstColumn="0" w:lastColumn="0" w:oddVBand="0" w:evenVBand="0" w:oddHBand="0" w:evenHBand="0" w:firstRowFirstColumn="0" w:firstRowLastColumn="0" w:lastRowFirstColumn="0" w:lastRowLastColumn="0"/>
-          <w:trHeight w:val="567"/>
+          <w:trHeight w:val="561"/>
         </w:trPr>
         <w:tc>
           <w:tcPr>
@@ -7586,7 +6108,7 @@
       </w:tr>
       <w:tr>
         <w:trPr>
-          <w:trHeight w:val="552"/>
+          <w:trHeight w:val="546"/>
         </w:trPr>
         <w:tc>
           <w:tcPr>
@@ -7638,7 +6160,7 @@
       </w:tr>
       <w:tr>
         <w:trPr>
-          <w:trHeight w:val="552"/>
+          <w:trHeight w:val="546"/>
         </w:trPr>
         <w:tc>
           <w:tcPr>
@@ -7690,7 +6212,7 @@
       </w:tr>
       <w:tr>
         <w:trPr>
-          <w:trHeight w:val="538"/>
+          <w:trHeight w:val="533"/>
         </w:trPr>
         <w:tc>
           <w:tcPr>
@@ -7742,7 +6264,7 @@
       </w:tr>
       <w:tr>
         <w:trPr>
-          <w:trHeight w:val="552"/>
+          <w:trHeight w:val="546"/>
         </w:trPr>
         <w:tc>
           <w:tcPr>
@@ -7794,7 +6316,7 @@
       </w:tr>
       <w:tr>
         <w:trPr>
-          <w:trHeight w:val="538"/>
+          <w:trHeight w:val="533"/>
         </w:trPr>
         <w:tc>
           <w:tcPr>
@@ -7863,6 +6385,7 @@
         <w:rPr>
           <w:rFonts w:hint="eastAsia"/>
         </w:rPr>
+        <w:lastRenderedPageBreak/>
         <w:t>실제로</w:t>
       </w:r>
       <w:r>
@@ -7936,15 +6459,6 @@
         </w:rPr>
         <w:t>넣었다.</w:t>
       </w:r>
-    </w:p>
-    <w:p>
-      <w:pPr>
-        <w:rPr>
-          <w:rFonts w:hint="eastAsia"/>
-          <w:sz w:val="16"/>
-          <w:szCs w:val="16"/>
-        </w:rPr>
-      </w:pPr>
       <w:r>
         <w:rPr>
           <w:sz w:val="16"/>
@@ -8121,7 +6635,14 @@
         <w:rPr>
           <w:rFonts w:hint="eastAsia"/>
         </w:rPr>
-        <w:t>(elbow) 지점은 명확하게 관찰되지 않는다. 이는 TF-IDF 기반 고차원 텍스트 공간에서 문서 분포가 연속적으로 분산되어 있어, 클러스터 수 증가에 따라 응집도 개선이 점진적으로 이루어졌기 때문으로 해석할 수 있다.</w:t>
+        <w:t xml:space="preserve">(elbow) 지점은 명확하게 관찰되지 않는다. 이는 TF-IDF 기반 고차원 텍스트 공간에서 문서 분포가 연속적으로 분산되어 </w:t>
+      </w:r>
+      <w:r>
+        <w:rPr>
+          <w:rFonts w:hint="eastAsia"/>
+        </w:rPr>
+        <w:lastRenderedPageBreak/>
+        <w:t>있어, 클러스터 수 증가에 따라 응집도 개선이 점진적으로 이루어졌기 때문으로 해석할 수 있다.</w:t>
       </w:r>
     </w:p>
     <w:p>
@@ -8137,11 +6658,10 @@
         <w:rPr>
           <w:noProof/>
         </w:rPr>
-        <w:lastRenderedPageBreak/>
         <w:drawing>
-          <wp:inline distT="0" distB="0" distL="0" distR="0" wp14:anchorId="709089F8" wp14:editId="7409F4FD">
-            <wp:extent cx="6515100" cy="4610100"/>
-            <wp:effectExtent l="0" t="0" r="0" b="0"/>
+          <wp:inline distT="0" distB="0" distL="0" distR="0" wp14:anchorId="709089F8" wp14:editId="06974452">
+            <wp:extent cx="5429250" cy="3841750"/>
+            <wp:effectExtent l="0" t="0" r="0" b="6350"/>
             <wp:docPr id="367891270" name="그림 1"/>
             <wp:cNvGraphicFramePr>
               <a:graphicFrameLocks xmlns:a="http://schemas.openxmlformats.org/drawingml/2006/main" noChangeAspect="1"/>
@@ -8162,7 +6682,7 @@
                   <pic:spPr>
                     <a:xfrm>
                       <a:off x="0" y="0"/>
-                      <a:ext cx="6515100" cy="4610100"/>
+                      <a:ext cx="5444356" cy="3852439"/>
                     </a:xfrm>
                     <a:prstGeom prst="rect">
                       <a:avLst/>
@@ -8214,21 +6734,7 @@
         <w:rPr>
           <w:rFonts w:hint="eastAsia"/>
         </w:rPr>
-        <w:t xml:space="preserve"> 구간부터 실루엣 점수가 안정적으로 증가하며, k=</w:t>
-      </w:r>
-      <w:proofErr w:type="gramStart"/>
-      <w:r>
-        <w:rPr>
-          <w:rFonts w:hint="eastAsia"/>
-        </w:rPr>
-        <w:t>10 에서</w:t>
-      </w:r>
-      <w:proofErr w:type="gramEnd"/>
-      <w:r>
-        <w:rPr>
-          <w:rFonts w:hint="eastAsia"/>
-        </w:rPr>
-        <w:t xml:space="preserve"> 가장 높은 </w:t>
+        <w:t xml:space="preserve"> 구간부터 실루엣 점수가 안정적으로 증가하며, k=10에서 가장 높은 </w:t>
       </w:r>
       <w:r>
         <w:t>Silhouette Score</w:t>
@@ -8262,6 +6768,7 @@
         <w:rPr>
           <w:rFonts w:hint="eastAsia"/>
         </w:rPr>
+        <w:lastRenderedPageBreak/>
         <w:t>4.4.2.2 종합적 판단 및 최종 클러스터 수 결정</w:t>
       </w:r>
     </w:p>
@@ -8298,6 +6805,19 @@
       </w:r>
     </w:p>
     <w:p/>
+    <w:p>
+      <w:pPr>
+        <w:rPr>
+          <w:rFonts w:asciiTheme="majorHAnsi" w:eastAsiaTheme="majorEastAsia" w:hAnsiTheme="majorHAnsi" w:cstheme="majorBidi"/>
+          <w:b/>
+          <w:sz w:val="32"/>
+          <w:szCs w:val="32"/>
+        </w:rPr>
+      </w:pPr>
+      <w:r>
+        <w:br w:type="page"/>
+      </w:r>
+    </w:p>
     <w:p>
       <w:pPr>
         <w:pStyle w:val="2"/>
@@ -8560,9 +7080,9 @@
           <w:noProof/>
         </w:rPr>
         <w:drawing>
-          <wp:inline distT="0" distB="0" distL="0" distR="0" wp14:anchorId="5C97A3FD" wp14:editId="407B03D1">
-            <wp:extent cx="2962275" cy="5211530"/>
-            <wp:effectExtent l="0" t="0" r="0" b="8255"/>
+          <wp:inline distT="0" distB="0" distL="0" distR="0" wp14:anchorId="5C97A3FD" wp14:editId="441EB504">
+            <wp:extent cx="2781300" cy="4893141"/>
+            <wp:effectExtent l="0" t="0" r="0" b="3175"/>
             <wp:docPr id="1010398773" name="그림 1"/>
             <wp:cNvGraphicFramePr>
               <a:graphicFrameLocks xmlns:a="http://schemas.openxmlformats.org/drawingml/2006/main" noChangeAspect="1"/>
@@ -8583,7 +7103,7 @@
                   <pic:spPr>
                     <a:xfrm>
                       <a:off x="0" y="0"/>
-                      <a:ext cx="2969762" cy="5224701"/>
+                      <a:ext cx="2791259" cy="4910662"/>
                     </a:xfrm>
                     <a:prstGeom prst="rect">
                       <a:avLst/>
@@ -8614,6 +7134,7 @@
           <w:b/>
           <w:bCs/>
         </w:rPr>
+        <w:lastRenderedPageBreak/>
         <w:t>토픽 분포 기반 시각화</w:t>
       </w:r>
     </w:p>
@@ -8667,7 +7188,6 @@
         <w:rPr>
           <w:shd w:val="pct15" w:color="auto" w:fill="FFFFFF"/>
         </w:rPr>
-        <w:lastRenderedPageBreak/>
         <w:t>doc_topics_sklearn</w:t>
       </w:r>
       <w:proofErr w:type="spellEnd"/>
@@ -8771,11 +7291,6 @@
       </w:r>
     </w:p>
     <w:p>
-      <w:pPr>
-        <w:rPr>
-          <w:rFonts w:hint="eastAsia"/>
-        </w:rPr>
-      </w:pPr>
       <w:r>
         <w:tab/>
       </w:r>
@@ -8934,6 +7449,7 @@
         <w:rPr>
           <w:noProof/>
         </w:rPr>
+        <w:lastRenderedPageBreak/>
         <w:drawing>
           <wp:inline distT="0" distB="0" distL="0" distR="0" wp14:anchorId="67CC09E2" wp14:editId="19A41119">
             <wp:extent cx="5067300" cy="3007652"/>
@@ -8974,9 +7490,6 @@
     <w:p>
       <w:pPr>
         <w:ind w:firstLine="800"/>
-        <w:rPr>
-          <w:rFonts w:hint="eastAsia"/>
-        </w:rPr>
       </w:pPr>
       <w:r>
         <w:rPr>
@@ -9005,7 +7518,6 @@
         <w:rPr>
           <w:noProof/>
         </w:rPr>
-        <w:lastRenderedPageBreak/>
         <w:drawing>
           <wp:inline distT="0" distB="0" distL="0" distR="0" wp14:anchorId="4630B86F" wp14:editId="562057AF">
             <wp:extent cx="3338389" cy="3590925"/>
@@ -9047,9 +7559,6 @@
       <w:pPr>
         <w:pStyle w:val="a6"/>
         <w:ind w:leftChars="0" w:left="1600"/>
-        <w:rPr>
-          <w:rFonts w:hint="eastAsia"/>
-        </w:rPr>
       </w:pPr>
       <w:r>
         <w:rPr>
@@ -9068,6 +7577,21 @@
           <w:rFonts w:hint="eastAsia"/>
         </w:rPr>
         <w:t>]</w:t>
+      </w:r>
+    </w:p>
+    <w:p>
+      <w:pPr>
+        <w:rPr>
+          <w:b/>
+          <w:bCs/>
+        </w:rPr>
+      </w:pPr>
+      <w:r>
+        <w:rPr>
+          <w:b/>
+          <w:bCs/>
+        </w:rPr>
+        <w:br w:type="page"/>
       </w:r>
     </w:p>
     <w:p>
@@ -9088,6 +7612,7 @@
           <w:b/>
           <w:bCs/>
         </w:rPr>
+        <w:lastRenderedPageBreak/>
         <w:t>PCA 기반 2D 토픽 공간 시각화</w:t>
       </w:r>
     </w:p>
@@ -9192,7 +7717,7 @@
     </w:p>
     <w:p>
       <w:pPr>
-        <w:ind w:left="1000" w:firstLine="600"/>
+        <w:jc w:val="center"/>
       </w:pPr>
       <w:r>
         <w:rPr>
@@ -9238,9 +7763,6 @@
     <w:p>
       <w:pPr>
         <w:ind w:left="720"/>
-        <w:rPr>
-          <w:rFonts w:hint="eastAsia"/>
-        </w:rPr>
       </w:pPr>
       <w:r>
         <w:rPr>
@@ -9267,114 +7789,114 @@
           <w:b/>
           <w:bCs/>
         </w:rPr>
+        <w:t>문서 유사도 계산 및 유사 문서 탐색</w:t>
+      </w:r>
+    </w:p>
+    <w:p>
+      <w:pPr>
+        <w:ind w:left="720"/>
+      </w:pPr>
+      <w:proofErr w:type="spellStart"/>
+      <w:r>
+        <w:rPr>
+          <w:shd w:val="pct15" w:color="auto" w:fill="FFFFFF"/>
+        </w:rPr>
+        <w:t>calculate_document_similarity</w:t>
+      </w:r>
+      <w:proofErr w:type="spellEnd"/>
+      <w:r>
+        <w:rPr>
+          <w:shd w:val="pct15" w:color="auto" w:fill="FFFFFF"/>
+        </w:rPr>
+        <w:t>()</w:t>
+      </w:r>
+      <w:r>
+        <w:t xml:space="preserve"> 함수로 </w:t>
+      </w:r>
+      <w:r>
+        <w:rPr>
+          <w:b/>
+          <w:bCs/>
+        </w:rPr>
+        <w:t>문서–토픽 분포에 대한 코사인 유사도 행렬을 계산</w:t>
+      </w:r>
+      <w:r>
+        <w:t>했다.</w:t>
+      </w:r>
+      <w:r>
+        <w:rPr>
+          <w:rFonts w:hint="eastAsia"/>
+        </w:rPr>
+        <w:t xml:space="preserve"> </w:t>
+      </w:r>
+      <w:r>
+        <w:t>LDA 결과를 사용했기 때문에 “동일 토픽을 비슷한 비율로 공유하는 문서”일수록 높은 유사도를 가진다.</w:t>
+      </w:r>
+    </w:p>
+    <w:p>
+      <w:pPr>
+        <w:ind w:left="720"/>
+      </w:pPr>
+      <w:proofErr w:type="spellStart"/>
+      <w:r>
+        <w:rPr>
+          <w:shd w:val="pct15" w:color="auto" w:fill="FFFFFF"/>
+        </w:rPr>
+        <w:t>find_similar_documents</w:t>
+      </w:r>
+      <w:proofErr w:type="spellEnd"/>
+      <w:r>
+        <w:rPr>
+          <w:shd w:val="pct15" w:color="auto" w:fill="FFFFFF"/>
+        </w:rPr>
+        <w:t>(</w:t>
+      </w:r>
+      <w:proofErr w:type="spellStart"/>
+      <w:r>
+        <w:rPr>
+          <w:shd w:val="pct15" w:color="auto" w:fill="FFFFFF"/>
+        </w:rPr>
+        <w:t>doc_id</w:t>
+      </w:r>
+      <w:proofErr w:type="spellEnd"/>
+      <w:r>
+        <w:rPr>
+          <w:shd w:val="pct15" w:color="auto" w:fill="FFFFFF"/>
+        </w:rPr>
+        <w:t>, ...)</w:t>
+      </w:r>
+      <w:r>
+        <w:t>를 통해</w:t>
+      </w:r>
+      <w:r>
+        <w:rPr>
+          <w:rFonts w:hint="eastAsia"/>
+        </w:rPr>
+        <w:t xml:space="preserve"> </w:t>
+      </w:r>
+      <w:r>
+        <w:t>기준 문서(예: 문서 0)와 가장 코사인 유사도가 높은 문서 Top-K를 찾아,</w:t>
+      </w:r>
+      <w:r>
+        <w:rPr>
+          <w:rFonts w:hint="eastAsia"/>
+        </w:rPr>
+        <w:t xml:space="preserve"> </w:t>
+      </w:r>
+      <w:r>
+        <w:rPr>
+          <w:b/>
+          <w:bCs/>
+        </w:rPr>
+        <w:t xml:space="preserve">원문 미리보기와 함께 테이블로 </w:t>
+      </w:r>
+      <w:proofErr w:type="spellStart"/>
+      <w:r>
+        <w:rPr>
+          <w:b/>
+          <w:bCs/>
+        </w:rPr>
         <w:lastRenderedPageBreak/>
-        <w:t>문서 유사도 계산 및 유사 문서 탐색</w:t>
-      </w:r>
-    </w:p>
-    <w:p>
-      <w:pPr>
-        <w:ind w:left="720"/>
-      </w:pPr>
-      <w:proofErr w:type="spellStart"/>
-      <w:r>
-        <w:rPr>
-          <w:shd w:val="pct15" w:color="auto" w:fill="FFFFFF"/>
-        </w:rPr>
-        <w:t>calculate_document_similarity</w:t>
-      </w:r>
-      <w:proofErr w:type="spellEnd"/>
-      <w:r>
-        <w:rPr>
-          <w:shd w:val="pct15" w:color="auto" w:fill="FFFFFF"/>
-        </w:rPr>
-        <w:t>()</w:t>
-      </w:r>
-      <w:r>
-        <w:t xml:space="preserve"> 함수로 </w:t>
-      </w:r>
-      <w:r>
-        <w:rPr>
-          <w:b/>
-          <w:bCs/>
-        </w:rPr>
-        <w:t>문서–토픽 분포에 대한 코사인 유사도 행렬을 계산</w:t>
-      </w:r>
-      <w:r>
-        <w:t>했다.</w:t>
-      </w:r>
-      <w:r>
-        <w:rPr>
-          <w:rFonts w:hint="eastAsia"/>
-        </w:rPr>
-        <w:t xml:space="preserve"> </w:t>
-      </w:r>
-      <w:r>
-        <w:t>LDA 결과를 사용했기 때문에 “동일 토픽을 비슷한 비율로 공유하는 문서”일수록 높은 유사도를 가진다.</w:t>
-      </w:r>
-    </w:p>
-    <w:p>
-      <w:pPr>
-        <w:ind w:left="720"/>
-      </w:pPr>
-      <w:proofErr w:type="spellStart"/>
-      <w:r>
-        <w:rPr>
-          <w:shd w:val="pct15" w:color="auto" w:fill="FFFFFF"/>
-        </w:rPr>
-        <w:t>find_similar_documents</w:t>
-      </w:r>
-      <w:proofErr w:type="spellEnd"/>
-      <w:r>
-        <w:rPr>
-          <w:shd w:val="pct15" w:color="auto" w:fill="FFFFFF"/>
-        </w:rPr>
-        <w:t>(</w:t>
-      </w:r>
-      <w:proofErr w:type="spellStart"/>
-      <w:r>
-        <w:rPr>
-          <w:shd w:val="pct15" w:color="auto" w:fill="FFFFFF"/>
-        </w:rPr>
-        <w:t>doc_id</w:t>
-      </w:r>
-      <w:proofErr w:type="spellEnd"/>
-      <w:r>
-        <w:rPr>
-          <w:shd w:val="pct15" w:color="auto" w:fill="FFFFFF"/>
-        </w:rPr>
-        <w:t>, ...)</w:t>
-      </w:r>
-      <w:r>
-        <w:t>를 통해</w:t>
-      </w:r>
-      <w:r>
-        <w:rPr>
-          <w:rFonts w:hint="eastAsia"/>
-        </w:rPr>
-        <w:t xml:space="preserve"> </w:t>
-      </w:r>
-      <w:r>
-        <w:t>기준 문서(예: 문서 0)와 가장 코사인 유사도가 높은 문서 Top-K를 찾아,</w:t>
-      </w:r>
-      <w:r>
-        <w:rPr>
-          <w:rFonts w:hint="eastAsia"/>
-        </w:rPr>
-        <w:t xml:space="preserve"> </w:t>
-      </w:r>
-      <w:r>
-        <w:rPr>
-          <w:b/>
-          <w:bCs/>
-        </w:rPr>
-        <w:t xml:space="preserve">원문 미리보기와 함께 테이블로 </w:t>
-      </w:r>
-      <w:proofErr w:type="spellStart"/>
-      <w:r>
-        <w:rPr>
-          <w:b/>
-          <w:bCs/>
-        </w:rPr>
         <w:t>출력</w:t>
       </w:r>
       <w:r>
@@ -9577,9 +8099,9 @@
           <w:noProof/>
         </w:rPr>
         <w:drawing>
-          <wp:inline distT="0" distB="0" distL="0" distR="0" wp14:anchorId="383069F4" wp14:editId="345D7555">
-            <wp:extent cx="5280233" cy="4667250"/>
-            <wp:effectExtent l="0" t="0" r="0" b="0"/>
+          <wp:inline distT="0" distB="0" distL="0" distR="0" wp14:anchorId="383069F4" wp14:editId="31C62C53">
+            <wp:extent cx="4622800" cy="4086138"/>
+            <wp:effectExtent l="0" t="0" r="6350" b="0"/>
             <wp:docPr id="402784518" name="그림 1"/>
             <wp:cNvGraphicFramePr>
               <a:graphicFrameLocks xmlns:a="http://schemas.openxmlformats.org/drawingml/2006/main" noChangeAspect="1"/>
@@ -9600,7 +8122,7 @@
                   <pic:spPr>
                     <a:xfrm>
                       <a:off x="0" y="0"/>
-                      <a:ext cx="5296238" cy="4681397"/>
+                      <a:ext cx="4646161" cy="4106787"/>
                     </a:xfrm>
                     <a:prstGeom prst="rect">
                       <a:avLst/>
@@ -9616,9 +8138,6 @@
     <w:p>
       <w:pPr>
         <w:ind w:firstLine="800"/>
-        <w:rPr>
-          <w:rFonts w:hint="eastAsia"/>
-        </w:rPr>
       </w:pPr>
       <w:r>
         <w:rPr>
@@ -9660,9 +8179,9 @@
         </w:rPr>
         <w:lastRenderedPageBreak/>
         <w:drawing>
-          <wp:inline distT="0" distB="0" distL="0" distR="0" wp14:anchorId="006B007F" wp14:editId="23FEA79C">
-            <wp:extent cx="6645910" cy="5828030"/>
-            <wp:effectExtent l="0" t="0" r="2540" b="1270"/>
+          <wp:inline distT="0" distB="0" distL="0" distR="0" wp14:anchorId="006B007F" wp14:editId="7C760300">
+            <wp:extent cx="5385953" cy="4723130"/>
+            <wp:effectExtent l="0" t="0" r="5715" b="1270"/>
             <wp:docPr id="945241901" name="그림 1"/>
             <wp:cNvGraphicFramePr>
               <a:graphicFrameLocks xmlns:a="http://schemas.openxmlformats.org/drawingml/2006/main" noChangeAspect="1"/>
@@ -9683,7 +8202,7 @@
                   <pic:spPr>
                     <a:xfrm>
                       <a:off x="0" y="0"/>
-                      <a:ext cx="6645910" cy="5828030"/>
+                      <a:ext cx="5393342" cy="4729609"/>
                     </a:xfrm>
                     <a:prstGeom prst="rect">
                       <a:avLst/>
@@ -9697,11 +8216,6 @@
       </w:r>
     </w:p>
     <w:p>
-      <w:pPr>
-        <w:rPr>
-          <w:rFonts w:hint="eastAsia"/>
-        </w:rPr>
-      </w:pPr>
       <w:r>
         <w:tab/>
       </w:r>
@@ -9921,7 +8435,11 @@
         <w:t xml:space="preserve"> </w:t>
       </w:r>
       <w:r>
-        <w:t>여러 알고리즘에 대해 클러스터 레이블을 다시 부여했다.</w:t>
+        <w:t xml:space="preserve">여러 알고리즘에 대해 클러스터 레이블을 </w:t>
+      </w:r>
+      <w:r>
+        <w:lastRenderedPageBreak/>
+        <w:t>다시 부여했다.</w:t>
       </w:r>
       <w:r>
         <w:rPr>
@@ -10251,6 +8769,7 @@
         <w:rPr>
           <w:noProof/>
         </w:rPr>
+        <w:lastRenderedPageBreak/>
         <w:drawing>
           <wp:inline distT="0" distB="0" distL="0" distR="0" wp14:anchorId="7B70CA3C" wp14:editId="310B5ED7">
             <wp:extent cx="4791075" cy="5829003"/>
@@ -10290,7 +8809,6 @@
     </w:p>
     <w:p>
       <w:r>
-        <w:lastRenderedPageBreak/>
         <w:tab/>
       </w:r>
     </w:p>
@@ -10339,7 +8857,58 @@
     </w:p>
     <w:p>
       <w:pPr>
+        <w:pStyle w:val="a6"/>
+        <w:numPr>
+          <w:ilvl w:val="0"/>
+          <w:numId w:val="5"/>
+        </w:numPr>
+        <w:ind w:leftChars="0"/>
+        <w:rPr>
+          <w:b/>
+          <w:bCs/>
+        </w:rPr>
+      </w:pPr>
+      <w:r>
+        <w:rPr>
+          <w:b/>
+          <w:bCs/>
+        </w:rPr>
+        <w:t>클러스터별 평균 내부 코사인 유사도 바 차트</w:t>
+      </w:r>
+    </w:p>
+    <w:p>
+      <w:pPr>
         <w:ind w:left="640" w:firstLine="800"/>
+      </w:pPr>
+      <w:r>
+        <w:t xml:space="preserve">전체 평균 </w:t>
+      </w:r>
+      <w:r>
+        <w:rPr>
+          <w:rFonts w:hint="eastAsia"/>
+        </w:rPr>
+        <w:t>대</w:t>
+      </w:r>
+      <w:r>
+        <w:t xml:space="preserve">비 각 클러스터가 얼마나 응집력이 </w:t>
+      </w:r>
+      <w:proofErr w:type="spellStart"/>
+      <w:r>
+        <w:t>높은지</w:t>
+      </w:r>
+      <w:proofErr w:type="spellEnd"/>
+      <w:r>
+        <w:t xml:space="preserve"> 비교.</w:t>
+      </w:r>
+    </w:p>
+    <w:p>
+      <w:pPr>
+        <w:pStyle w:val="a6"/>
+        <w:numPr>
+          <w:ilvl w:val="0"/>
+          <w:numId w:val="5"/>
+        </w:numPr>
+        <w:ind w:leftChars="0"/>
         <w:rPr>
           <w:b/>
           <w:bCs/>
@@ -10350,191 +8919,145 @@
           <w:b/>
           <w:bCs/>
         </w:rPr>
-        <w:t>(1) 클러스터별 평균 내부 코사인 유사도 바 차트</w:t>
-      </w:r>
+        <w:t>클러스터 크기(문서 수) 분포</w:t>
+      </w:r>
+    </w:p>
+    <w:p>
+      <w:pPr>
+        <w:ind w:left="1280" w:firstLine="160"/>
+      </w:pPr>
+      <w:r>
+        <w:lastRenderedPageBreak/>
+        <w:t>지나치게 큰/작은 클러스터가 존재하는지 확인.</w:t>
+      </w:r>
+    </w:p>
+    <w:p>
+      <w:pPr>
+        <w:pStyle w:val="a6"/>
+        <w:numPr>
+          <w:ilvl w:val="0"/>
+          <w:numId w:val="5"/>
+        </w:numPr>
+        <w:ind w:leftChars="0"/>
+        <w:rPr>
+          <w:b/>
+          <w:bCs/>
+        </w:rPr>
+      </w:pPr>
+      <w:r>
+        <w:rPr>
+          <w:b/>
+          <w:bCs/>
+        </w:rPr>
+        <w:t xml:space="preserve">클러스터 간 코사인 유사도 </w:t>
+      </w:r>
+      <w:proofErr w:type="spellStart"/>
+      <w:r>
+        <w:rPr>
+          <w:b/>
+          <w:bCs/>
+        </w:rPr>
+        <w:t>히트맵</w:t>
+      </w:r>
+      <w:proofErr w:type="spellEnd"/>
     </w:p>
     <w:p>
       <w:pPr>
         <w:ind w:left="640" w:firstLine="800"/>
       </w:pPr>
       <w:r>
-        <w:t xml:space="preserve">전체 평균 </w:t>
-      </w:r>
-      <w:r>
-        <w:rPr>
-          <w:rFonts w:hint="eastAsia"/>
-        </w:rPr>
-        <w:t>대</w:t>
-      </w:r>
-      <w:r>
-        <w:t xml:space="preserve">비 각 클러스터가 얼마나 응집력이 </w:t>
+        <w:t>색상으로 클러스터 간 유사도를 표현해, 군집 분리가 잘 되었는지 직관적으로 평가.</w:t>
+      </w:r>
+    </w:p>
+    <w:p>
+      <w:pPr>
+        <w:pStyle w:val="a6"/>
+        <w:numPr>
+          <w:ilvl w:val="0"/>
+          <w:numId w:val="5"/>
+        </w:numPr>
+        <w:ind w:leftChars="0"/>
+        <w:rPr>
+          <w:b/>
+          <w:bCs/>
+        </w:rPr>
+      </w:pPr>
+      <w:r>
+        <w:rPr>
+          <w:b/>
+          <w:bCs/>
+        </w:rPr>
+        <w:t>클러스터 품질 점수 바 차트</w:t>
+      </w:r>
+    </w:p>
+    <w:p>
+      <w:pPr>
+        <w:ind w:left="1440"/>
+      </w:pPr>
+      <w:r>
+        <w:t>“품질 점수 = 내부 유사도 평균 – 외부(다른 클러스터와의) 평균 유사도”로 정의해</w:t>
+      </w:r>
+      <w:r>
+        <w:rPr>
+          <w:rFonts w:hint="eastAsia"/>
+        </w:rPr>
+        <w:t xml:space="preserve"> </w:t>
+      </w:r>
+      <w:r>
+        <w:t>값이 클수록 “안에서 잘 뭉쳐 있고, 밖과는 잘 구분되는” 이상적인 클러스터로 해석했다.</w:t>
+      </w:r>
+    </w:p>
+    <w:p>
+      <w:pPr>
+        <w:ind w:left="720"/>
+      </w:pPr>
+      <w:r>
+        <w:t>각 알고리즘에 대해 위 네 가지 플롯을 생성하고,</w:t>
+      </w:r>
+    </w:p>
+    <w:p>
+      <w:pPr>
+        <w:ind w:left="720"/>
+      </w:pPr>
+      <w:proofErr w:type="gramStart"/>
+      <w:r>
+        <w:rPr>
+          <w:shd w:val="pct15" w:color="auto" w:fill="FFFFFF"/>
+        </w:rPr>
+        <w:t>..</w:t>
+      </w:r>
+      <w:proofErr w:type="gramEnd"/>
+      <w:r>
+        <w:rPr>
+          <w:shd w:val="pct15" w:color="auto" w:fill="FFFFFF"/>
+        </w:rPr>
+        <w:t>/images/알고리즘명_similarity_타임스탬프.</w:t>
       </w:r>
       <w:proofErr w:type="spellStart"/>
       <w:r>
-        <w:t>높은지</w:t>
+        <w:rPr>
+          <w:shd w:val="pct15" w:color="auto" w:fill="FFFFFF"/>
+        </w:rPr>
+        <w:t>png</w:t>
       </w:r>
       <w:proofErr w:type="spellEnd"/>
       <w:r>
-        <w:t xml:space="preserve"> 비교.</w:t>
-      </w:r>
-    </w:p>
-    <w:p>
-      <w:pPr>
-        <w:ind w:left="1360" w:firstLine="80"/>
+        <w:t xml:space="preserve"> 이름으로 저장했다.</w:t>
+      </w:r>
+    </w:p>
+    <w:p>
+      <w:pPr>
+        <w:ind w:left="720"/>
+      </w:pPr>
+      <w:r>
+        <w:t>Affinity Propagation의 경우 별도로 클러스터 수(5, 6, 7)에 따른 지표를 비교한 문서에서</w:t>
+      </w:r>
+      <w:r>
         <w:rPr>
           <w:b/>
           <w:bCs/>
         </w:rPr>
-      </w:pPr>
-      <w:r>
-        <w:rPr>
-          <w:b/>
-          <w:bCs/>
-        </w:rPr>
-        <w:t>(2) 클러스터 크기(문서 수) 분포</w:t>
-      </w:r>
-    </w:p>
-    <w:p>
-      <w:pPr>
-        <w:ind w:left="1280" w:firstLine="160"/>
-      </w:pPr>
-      <w:r>
-        <w:t>지나치게 큰/작은 클러스터가 존재하는지 확인.</w:t>
-      </w:r>
-    </w:p>
-    <w:p>
-      <w:pPr>
-        <w:ind w:left="640" w:firstLine="800"/>
-        <w:rPr>
-          <w:b/>
-          <w:bCs/>
-        </w:rPr>
-      </w:pPr>
-      <w:r>
-        <w:rPr>
-          <w:b/>
-          <w:bCs/>
-        </w:rPr>
-        <w:t xml:space="preserve">(3) 클러스터 간 코사인 유사도 </w:t>
-      </w:r>
-      <w:proofErr w:type="spellStart"/>
-      <w:r>
-        <w:rPr>
-          <w:b/>
-          <w:bCs/>
-        </w:rPr>
-        <w:t>히트맵</w:t>
-      </w:r>
-      <w:proofErr w:type="spellEnd"/>
-    </w:p>
-    <w:p>
-      <w:pPr>
-        <w:ind w:left="640" w:firstLine="800"/>
-      </w:pPr>
-      <w:r>
-        <w:t>색상으로 클러스터 간 유사도를 표현해, 군집 분리가 잘 되었는지 직관적으로 평가.</w:t>
-      </w:r>
-    </w:p>
-    <w:p>
-      <w:pPr>
-        <w:ind w:left="1360" w:firstLine="80"/>
-        <w:rPr>
-          <w:b/>
-          <w:bCs/>
-        </w:rPr>
-      </w:pPr>
-      <w:r>
-        <w:rPr>
-          <w:b/>
-          <w:bCs/>
-        </w:rPr>
-        <w:t>(4) 클러스터 품질 점수 바 차트</w:t>
-      </w:r>
-    </w:p>
-    <w:p>
-      <w:pPr>
-        <w:ind w:left="1440"/>
-      </w:pPr>
-      <w:r>
-        <w:t>“품질 점수 = 내부 유사도 평균 – 외부(다른 클러스터와의) 평균 유사도”로 정의해</w:t>
-      </w:r>
-      <w:r>
-        <w:rPr>
-          <w:rFonts w:hint="eastAsia"/>
-        </w:rPr>
-        <w:t xml:space="preserve"> </w:t>
-      </w:r>
-      <w:r>
-        <w:t>값이 클수록 “안에서 잘 뭉쳐 있고, 밖과는 잘 구분되는” 이상적인 클러스터로 해석했다.</w:t>
-      </w:r>
-    </w:p>
-    <w:p>
-      <w:pPr>
-        <w:ind w:left="720"/>
-      </w:pPr>
-      <w:r>
-        <w:t>각 알고리즘에 대해 위 네 가지 플롯을 생성하고,</w:t>
-      </w:r>
-    </w:p>
-    <w:p>
-      <w:pPr>
-        <w:ind w:left="720"/>
-      </w:pPr>
-      <w:proofErr w:type="gramStart"/>
-      <w:r>
-        <w:rPr>
-          <w:shd w:val="pct15" w:color="auto" w:fill="FFFFFF"/>
-        </w:rPr>
-        <w:t>..</w:t>
-      </w:r>
-      <w:proofErr w:type="gramEnd"/>
-      <w:r>
-        <w:rPr>
-          <w:shd w:val="pct15" w:color="auto" w:fill="FFFFFF"/>
-        </w:rPr>
-        <w:t>/images/알고리즘명_similarity_타임스탬프.</w:t>
-      </w:r>
-      <w:proofErr w:type="spellStart"/>
-      <w:r>
-        <w:rPr>
-          <w:shd w:val="pct15" w:color="auto" w:fill="FFFFFF"/>
-        </w:rPr>
-        <w:t>png</w:t>
-      </w:r>
-      <w:proofErr w:type="spellEnd"/>
-      <w:r>
-        <w:t xml:space="preserve"> 이름으로 저장했다.</w:t>
-      </w:r>
-    </w:p>
-    <w:p>
-      <w:pPr>
-        <w:ind w:left="720"/>
-      </w:pPr>
-      <w:r>
-        <w:t>Affinity Propagation의 경우 별도로 클러스터 수(5, 6, 7)에 따른 지표를 비교한 문서에서</w:t>
-      </w:r>
-      <w:r>
-        <w:rPr>
-          <w:b/>
-          <w:bCs/>
-        </w:rPr>
-        <w:t xml:space="preserve">6개 클러스터일 때 세 지표(Silhouette, </w:t>
-      </w:r>
-      <w:proofErr w:type="spellStart"/>
-      <w:r>
-        <w:rPr>
-          <w:b/>
-          <w:bCs/>
-        </w:rPr>
-        <w:t>Calinski-Harabasz</w:t>
-      </w:r>
-      <w:proofErr w:type="spellEnd"/>
-      <w:r>
-        <w:rPr>
-          <w:b/>
-          <w:bCs/>
-        </w:rPr>
-        <w:t>, Davies-Bouldin)가 모두 가장 우수하다는 결론</w:t>
+        <w:t>6개 클러스터일 때 세 지표(Silhouette, Calinski-Harabasz, Davies-Bouldin)가 모두 가장 우수하다는 결론</w:t>
       </w:r>
       <w:r>
         <w:t xml:space="preserve">을 내렸고, AP의 최적 클러스터 수를 6으로 선택하였다. </w:t>
@@ -10582,28 +9105,26 @@
     </w:p>
     <w:p>
       <w:pPr>
-        <w:ind w:left="720" w:firstLine="800"/>
-      </w:pPr>
-      <w:r>
-        <w:rPr>
-          <w:rFonts w:hint="eastAsia"/>
-        </w:rPr>
-        <w:t xml:space="preserve">(1) </w:t>
-      </w:r>
+        <w:pStyle w:val="a6"/>
+        <w:numPr>
+          <w:ilvl w:val="0"/>
+          <w:numId w:val="5"/>
+        </w:numPr>
+        <w:ind w:leftChars="0"/>
+      </w:pPr>
       <w:r>
         <w:t>알고리즘별 클러스터 내부 유사도 통계(평균, 표준편차, 범위, 클러스터 크기)</w:t>
       </w:r>
     </w:p>
     <w:p>
       <w:pPr>
-        <w:ind w:left="720" w:firstLine="800"/>
-      </w:pPr>
-      <w:r>
-        <w:rPr>
-          <w:rFonts w:hint="eastAsia"/>
-        </w:rPr>
-        <w:t xml:space="preserve">(2) </w:t>
-      </w:r>
+        <w:pStyle w:val="a6"/>
+        <w:numPr>
+          <w:ilvl w:val="0"/>
+          <w:numId w:val="5"/>
+        </w:numPr>
+        <w:ind w:leftChars="0"/>
+      </w:pPr>
       <w:r>
         <w:t>클러스터별 대표 문서 목록(파일명, 거리, 미리보기 텍스트)</w:t>
       </w:r>
@@ -10621,6 +9142,7 @@
         <w:ind w:left="720"/>
       </w:pPr>
       <w:r>
+        <w:lastRenderedPageBreak/>
         <w:t>정리하면, 4.5.2에서는 TF-IDF와 다양한 군집 알고리즘을 사용해</w:t>
       </w:r>
       <w:r>
@@ -10670,7 +9192,6 @@
         <w:pStyle w:val="3"/>
       </w:pPr>
       <w:r>
-        <w:lastRenderedPageBreak/>
         <w:t>4.5.3 클러스터 유사도 시각적 결과</w:t>
       </w:r>
     </w:p>
@@ -10730,8 +9251,8 @@
           <w:noProof/>
         </w:rPr>
         <w:drawing>
-          <wp:inline distT="0" distB="0" distL="0" distR="0" wp14:anchorId="1C4223B7" wp14:editId="41179EB5">
-            <wp:extent cx="5210175" cy="3946877"/>
+          <wp:inline distT="0" distB="0" distL="0" distR="0" wp14:anchorId="1C4223B7" wp14:editId="49C3EABA">
+            <wp:extent cx="4752865" cy="3600450"/>
             <wp:effectExtent l="0" t="0" r="0" b="0"/>
             <wp:docPr id="738745968" name="그림 2"/>
             <wp:cNvGraphicFramePr>
@@ -10762,7 +9283,7 @@
                   <pic:spPr bwMode="auto">
                     <a:xfrm>
                       <a:off x="0" y="0"/>
-                      <a:ext cx="5252379" cy="3978848"/>
+                      <a:ext cx="4796155" cy="3633243"/>
                     </a:xfrm>
                     <a:prstGeom prst="rect">
                       <a:avLst/>
@@ -10782,9 +9303,6 @@
     <w:p>
       <w:pPr>
         <w:ind w:left="720"/>
-        <w:rPr>
-          <w:rFonts w:hint="eastAsia"/>
-        </w:rPr>
       </w:pPr>
       <w:r>
         <w:rPr>
@@ -10813,9 +9331,10 @@
         <w:rPr>
           <w:noProof/>
         </w:rPr>
+        <w:lastRenderedPageBreak/>
         <w:drawing>
-          <wp:inline distT="0" distB="0" distL="0" distR="0" wp14:anchorId="126A7568" wp14:editId="03D5EDFC">
-            <wp:extent cx="5092357" cy="3857625"/>
+          <wp:inline distT="0" distB="0" distL="0" distR="0" wp14:anchorId="126A7568" wp14:editId="3FD42CB5">
+            <wp:extent cx="4828309" cy="3657600"/>
             <wp:effectExtent l="0" t="0" r="0" b="0"/>
             <wp:docPr id="1313075968" name="그림 3"/>
             <wp:cNvGraphicFramePr>
@@ -10846,7 +9365,7 @@
                   <pic:spPr bwMode="auto">
                     <a:xfrm>
                       <a:off x="0" y="0"/>
-                      <a:ext cx="5111555" cy="3872168"/>
+                      <a:ext cx="4849723" cy="3673822"/>
                     </a:xfrm>
                     <a:prstGeom prst="rect">
                       <a:avLst/>
@@ -10866,9 +9385,6 @@
     <w:p>
       <w:pPr>
         <w:ind w:left="720"/>
-        <w:rPr>
-          <w:rFonts w:hint="eastAsia"/>
-        </w:rPr>
       </w:pPr>
       <w:r>
         <w:rPr>
@@ -10891,7 +9407,6 @@
     </w:p>
     <w:p>
       <w:r>
-        <w:lastRenderedPageBreak/>
         <w:tab/>
       </w:r>
     </w:p>
@@ -10928,8 +9443,8 @@
       <w:pPr>
         <w:pStyle w:val="a6"/>
         <w:numPr>
-          <w:ilvl w:val="0"/>
-          <w:numId w:val="8"/>
+          <w:ilvl w:val="1"/>
+          <w:numId w:val="16"/>
         </w:numPr>
         <w:ind w:leftChars="0"/>
       </w:pPr>
@@ -10946,8 +9461,8 @@
       <w:pPr>
         <w:pStyle w:val="a6"/>
         <w:numPr>
-          <w:ilvl w:val="0"/>
-          <w:numId w:val="8"/>
+          <w:ilvl w:val="1"/>
+          <w:numId w:val="16"/>
         </w:numPr>
         <w:ind w:leftChars="0"/>
       </w:pPr>
@@ -10964,8 +9479,8 @@
       <w:pPr>
         <w:pStyle w:val="a6"/>
         <w:numPr>
-          <w:ilvl w:val="0"/>
-          <w:numId w:val="8"/>
+          <w:ilvl w:val="1"/>
+          <w:numId w:val="16"/>
         </w:numPr>
         <w:ind w:leftChars="0"/>
       </w:pPr>
@@ -10987,8 +9502,8 @@
       <w:pPr>
         <w:pStyle w:val="a6"/>
         <w:numPr>
-          <w:ilvl w:val="0"/>
-          <w:numId w:val="8"/>
+          <w:ilvl w:val="1"/>
+          <w:numId w:val="16"/>
         </w:numPr>
         <w:ind w:leftChars="0"/>
       </w:pPr>
@@ -11059,6 +9574,7 @@
           <w:b/>
           <w:bCs/>
         </w:rPr>
+        <w:lastRenderedPageBreak/>
         <w:t>Affinity Propagation 결과 해석 요약</w:t>
       </w:r>
     </w:p>
@@ -11200,6 +9716,19 @@
     </w:p>
     <w:p>
       <w:pPr>
+        <w:rPr>
+          <w:rFonts w:asciiTheme="majorHAnsi" w:eastAsiaTheme="majorEastAsia" w:hAnsiTheme="majorHAnsi" w:cstheme="majorBidi"/>
+          <w:b/>
+          <w:sz w:val="32"/>
+          <w:szCs w:val="32"/>
+        </w:rPr>
+      </w:pPr>
+      <w:r>
+        <w:br w:type="page"/>
+      </w:r>
+    </w:p>
+    <w:p>
+      <w:pPr>
         <w:pStyle w:val="2"/>
       </w:pPr>
       <w:r>
@@ -11466,71 +9995,11 @@
           <w:szCs w:val="20"/>
         </w:rPr>
       </w:pPr>
-      <w:proofErr w:type="gramStart"/>
-      <w:r>
-        <w:rPr>
-          <w:rFonts w:eastAsiaTheme="minorHAnsi" w:cs="Arial"/>
-          <w:sz w:val="20"/>
-          <w:szCs w:val="20"/>
-        </w:rPr>
-        <w:t>&lt; 표</w:t>
-      </w:r>
-      <w:proofErr w:type="gramEnd"/>
-      <w:r>
-        <w:rPr>
-          <w:rFonts w:eastAsiaTheme="minorHAnsi" w:cs="Arial"/>
-          <w:sz w:val="20"/>
-          <w:szCs w:val="20"/>
-        </w:rPr>
-        <w:t xml:space="preserve"> </w:t>
-      </w:r>
-      <w:proofErr w:type="gramStart"/>
-      <w:r>
-        <w:rPr>
-          <w:rFonts w:eastAsiaTheme="minorHAnsi" w:cs="Arial" w:hint="eastAsia"/>
-          <w:sz w:val="20"/>
-          <w:szCs w:val="20"/>
-        </w:rPr>
-        <w:t xml:space="preserve">4.6.1 </w:t>
-      </w:r>
-      <w:r>
-        <w:rPr>
-          <w:rFonts w:eastAsiaTheme="minorHAnsi" w:cs="Arial"/>
-          <w:sz w:val="20"/>
-          <w:szCs w:val="20"/>
-        </w:rPr>
-        <w:t>&gt;</w:t>
-      </w:r>
-      <w:proofErr w:type="gramEnd"/>
-      <w:r>
-        <w:rPr>
-          <w:rFonts w:eastAsiaTheme="minorHAnsi" w:cs="Arial"/>
-          <w:sz w:val="20"/>
-          <w:szCs w:val="20"/>
-        </w:rPr>
-        <w:t xml:space="preserve"> </w:t>
-      </w:r>
-      <w:r>
-        <w:rPr>
-          <w:rFonts w:eastAsiaTheme="minorHAnsi" w:cs="Arial" w:hint="eastAsia"/>
-          <w:sz w:val="20"/>
-          <w:szCs w:val="20"/>
-        </w:rPr>
-        <w:t xml:space="preserve">LDA 기반 </w:t>
-      </w:r>
-      <w:r>
-        <w:rPr>
-          <w:rFonts w:eastAsiaTheme="minorHAnsi" w:cs="Arial" w:hint="eastAsia"/>
-          <w:sz w:val="20"/>
-          <w:szCs w:val="20"/>
-        </w:rPr>
-        <w:t>알고리즘별 클러스터 응집도/분리도 및 유사도 성능 비교 결과</w:t>
-      </w:r>
     </w:p>
     <w:tbl>
       <w:tblPr>
         <w:tblStyle w:val="af3"/>
-        <w:tblW w:w="10485" w:type="dxa"/>
+        <w:tblW w:w="8421" w:type="dxa"/>
         <w:tblInd w:w="5" w:type="dxa"/>
         <w:tblBorders>
           <w:top w:val="single" w:sz="12" w:space="0" w:color="767171" w:themeColor="background2" w:themeShade="80"/>
@@ -11543,18 +10012,18 @@
         <w:tblLook w:val="04A0" w:firstRow="1" w:lastRow="0" w:firstColumn="1" w:lastColumn="0" w:noHBand="0" w:noVBand="1"/>
       </w:tblPr>
       <w:tblGrid>
-        <w:gridCol w:w="2621"/>
-        <w:gridCol w:w="2621"/>
-        <w:gridCol w:w="2621"/>
-        <w:gridCol w:w="2622"/>
+        <w:gridCol w:w="2105"/>
+        <w:gridCol w:w="2105"/>
+        <w:gridCol w:w="2105"/>
+        <w:gridCol w:w="2106"/>
       </w:tblGrid>
       <w:tr>
         <w:trPr>
-          <w:trHeight w:val="220"/>
+          <w:trHeight w:val="191"/>
         </w:trPr>
         <w:tc>
           <w:tcPr>
-            <w:tcW w:w="2621" w:type="dxa"/>
+            <w:tcW w:w="2105" w:type="dxa"/>
             <w:shd w:val="clear" w:color="auto" w:fill="EDEDED" w:themeFill="accent3" w:themeFillTint="33"/>
           </w:tcPr>
           <w:p>
@@ -11582,7 +10051,7 @@
         </w:tc>
         <w:tc>
           <w:tcPr>
-            <w:tcW w:w="2621" w:type="dxa"/>
+            <w:tcW w:w="2105" w:type="dxa"/>
             <w:shd w:val="clear" w:color="auto" w:fill="EDEDED" w:themeFill="accent3" w:themeFillTint="33"/>
           </w:tcPr>
           <w:p>
@@ -11612,7 +10081,7 @@
         </w:tc>
         <w:tc>
           <w:tcPr>
-            <w:tcW w:w="2621" w:type="dxa"/>
+            <w:tcW w:w="2105" w:type="dxa"/>
             <w:shd w:val="clear" w:color="auto" w:fill="EDEDED" w:themeFill="accent3" w:themeFillTint="33"/>
           </w:tcPr>
           <w:p>
@@ -11640,7 +10109,7 @@
         </w:tc>
         <w:tc>
           <w:tcPr>
-            <w:tcW w:w="2622" w:type="dxa"/>
+            <w:tcW w:w="2106" w:type="dxa"/>
             <w:shd w:val="clear" w:color="auto" w:fill="EDEDED" w:themeFill="accent3" w:themeFillTint="33"/>
           </w:tcPr>
           <w:p>
@@ -11669,11 +10138,11 @@
       </w:tr>
       <w:tr>
         <w:trPr>
-          <w:trHeight w:val="340"/>
+          <w:trHeight w:val="296"/>
         </w:trPr>
         <w:tc>
           <w:tcPr>
-            <w:tcW w:w="2621" w:type="dxa"/>
+            <w:tcW w:w="2105" w:type="dxa"/>
             <w:shd w:val="clear" w:color="auto" w:fill="4472C4" w:themeFill="accent1"/>
           </w:tcPr>
           <w:p>
@@ -11703,7 +10172,7 @@
         </w:tc>
         <w:tc>
           <w:tcPr>
-            <w:tcW w:w="2621" w:type="dxa"/>
+            <w:tcW w:w="2105" w:type="dxa"/>
             <w:shd w:val="clear" w:color="auto" w:fill="4472C4" w:themeFill="accent1"/>
           </w:tcPr>
           <w:p>
@@ -11734,7 +10203,7 @@
         </w:tc>
         <w:tc>
           <w:tcPr>
-            <w:tcW w:w="2621" w:type="dxa"/>
+            <w:tcW w:w="2105" w:type="dxa"/>
             <w:shd w:val="clear" w:color="auto" w:fill="4472C4" w:themeFill="accent1"/>
           </w:tcPr>
           <w:p>
@@ -11765,7 +10234,7 @@
         </w:tc>
         <w:tc>
           <w:tcPr>
-            <w:tcW w:w="2622" w:type="dxa"/>
+            <w:tcW w:w="2106" w:type="dxa"/>
             <w:shd w:val="clear" w:color="auto" w:fill="4472C4" w:themeFill="accent1"/>
           </w:tcPr>
           <w:p>
@@ -11797,11 +10266,11 @@
       </w:tr>
       <w:tr>
         <w:trPr>
-          <w:trHeight w:val="340"/>
+          <w:trHeight w:val="296"/>
         </w:trPr>
         <w:tc>
           <w:tcPr>
-            <w:tcW w:w="2621" w:type="dxa"/>
+            <w:tcW w:w="2105" w:type="dxa"/>
             <w:shd w:val="clear" w:color="auto" w:fill="D9E2F3" w:themeFill="accent1" w:themeFillTint="33"/>
           </w:tcPr>
           <w:p>
@@ -11829,7 +10298,7 @@
         </w:tc>
         <w:tc>
           <w:tcPr>
-            <w:tcW w:w="2621" w:type="dxa"/>
+            <w:tcW w:w="2105" w:type="dxa"/>
             <w:shd w:val="clear" w:color="auto" w:fill="D9E2F3" w:themeFill="accent1" w:themeFillTint="33"/>
           </w:tcPr>
           <w:p>
@@ -11854,7 +10323,7 @@
         </w:tc>
         <w:tc>
           <w:tcPr>
-            <w:tcW w:w="2621" w:type="dxa"/>
+            <w:tcW w:w="2105" w:type="dxa"/>
             <w:shd w:val="clear" w:color="auto" w:fill="D9E2F3" w:themeFill="accent1" w:themeFillTint="33"/>
           </w:tcPr>
           <w:p>
@@ -11879,7 +10348,7 @@
         </w:tc>
         <w:tc>
           <w:tcPr>
-            <w:tcW w:w="2622" w:type="dxa"/>
+            <w:tcW w:w="2106" w:type="dxa"/>
             <w:shd w:val="clear" w:color="auto" w:fill="D9E2F3" w:themeFill="accent1" w:themeFillTint="33"/>
           </w:tcPr>
           <w:p>
@@ -11905,11 +10374,11 @@
       </w:tr>
       <w:tr>
         <w:trPr>
-          <w:trHeight w:val="340"/>
+          <w:trHeight w:val="296"/>
         </w:trPr>
         <w:tc>
           <w:tcPr>
-            <w:tcW w:w="2621" w:type="dxa"/>
+            <w:tcW w:w="2105" w:type="dxa"/>
             <w:shd w:val="clear" w:color="auto" w:fill="D9E2F3" w:themeFill="accent1" w:themeFillTint="33"/>
           </w:tcPr>
           <w:p>
@@ -11937,7 +10406,7 @@
         </w:tc>
         <w:tc>
           <w:tcPr>
-            <w:tcW w:w="2621" w:type="dxa"/>
+            <w:tcW w:w="2105" w:type="dxa"/>
             <w:shd w:val="clear" w:color="auto" w:fill="D9E2F3" w:themeFill="accent1" w:themeFillTint="33"/>
           </w:tcPr>
           <w:p>
@@ -11962,7 +10431,7 @@
         </w:tc>
         <w:tc>
           <w:tcPr>
-            <w:tcW w:w="2621" w:type="dxa"/>
+            <w:tcW w:w="2105" w:type="dxa"/>
             <w:shd w:val="clear" w:color="auto" w:fill="D9E2F3" w:themeFill="accent1" w:themeFillTint="33"/>
           </w:tcPr>
           <w:p>
@@ -11987,7 +10456,7 @@
         </w:tc>
         <w:tc>
           <w:tcPr>
-            <w:tcW w:w="2622" w:type="dxa"/>
+            <w:tcW w:w="2106" w:type="dxa"/>
             <w:shd w:val="clear" w:color="auto" w:fill="D9E2F3" w:themeFill="accent1" w:themeFillTint="33"/>
           </w:tcPr>
           <w:p>
@@ -12013,11 +10482,11 @@
       </w:tr>
       <w:tr>
         <w:trPr>
-          <w:trHeight w:val="340"/>
+          <w:trHeight w:val="296"/>
         </w:trPr>
         <w:tc>
           <w:tcPr>
-            <w:tcW w:w="2621" w:type="dxa"/>
+            <w:tcW w:w="2105" w:type="dxa"/>
           </w:tcPr>
           <w:p>
             <w:pPr>
@@ -12044,7 +10513,7 @@
         </w:tc>
         <w:tc>
           <w:tcPr>
-            <w:tcW w:w="2621" w:type="dxa"/>
+            <w:tcW w:w="2105" w:type="dxa"/>
           </w:tcPr>
           <w:p>
             <w:pPr>
@@ -12068,7 +10537,7 @@
         </w:tc>
         <w:tc>
           <w:tcPr>
-            <w:tcW w:w="2621" w:type="dxa"/>
+            <w:tcW w:w="2105" w:type="dxa"/>
           </w:tcPr>
           <w:p>
             <w:pPr>
@@ -12092,7 +10561,7 @@
         </w:tc>
         <w:tc>
           <w:tcPr>
-            <w:tcW w:w="2622" w:type="dxa"/>
+            <w:tcW w:w="2106" w:type="dxa"/>
           </w:tcPr>
           <w:p>
             <w:pPr>
@@ -12117,11 +10586,11 @@
       </w:tr>
       <w:tr>
         <w:trPr>
-          <w:trHeight w:val="340"/>
+          <w:trHeight w:val="296"/>
         </w:trPr>
         <w:tc>
           <w:tcPr>
-            <w:tcW w:w="2621" w:type="dxa"/>
+            <w:tcW w:w="2105" w:type="dxa"/>
           </w:tcPr>
           <w:p>
             <w:pPr>
@@ -12148,7 +10617,7 @@
         </w:tc>
         <w:tc>
           <w:tcPr>
-            <w:tcW w:w="2621" w:type="dxa"/>
+            <w:tcW w:w="2105" w:type="dxa"/>
           </w:tcPr>
           <w:p>
             <w:pPr>
@@ -12172,7 +10641,7 @@
         </w:tc>
         <w:tc>
           <w:tcPr>
-            <w:tcW w:w="2621" w:type="dxa"/>
+            <w:tcW w:w="2105" w:type="dxa"/>
           </w:tcPr>
           <w:p>
             <w:pPr>
@@ -12196,7 +10665,7 @@
         </w:tc>
         <w:tc>
           <w:tcPr>
-            <w:tcW w:w="2622" w:type="dxa"/>
+            <w:tcW w:w="2106" w:type="dxa"/>
           </w:tcPr>
           <w:p>
             <w:pPr>
@@ -12221,11 +10690,11 @@
       </w:tr>
       <w:tr>
         <w:trPr>
-          <w:trHeight w:val="340"/>
+          <w:trHeight w:val="296"/>
         </w:trPr>
         <w:tc>
           <w:tcPr>
-            <w:tcW w:w="2621" w:type="dxa"/>
+            <w:tcW w:w="2105" w:type="dxa"/>
           </w:tcPr>
           <w:p>
             <w:pPr>
@@ -12252,7 +10721,7 @@
         </w:tc>
         <w:tc>
           <w:tcPr>
-            <w:tcW w:w="2621" w:type="dxa"/>
+            <w:tcW w:w="2105" w:type="dxa"/>
           </w:tcPr>
           <w:p>
             <w:pPr>
@@ -12276,7 +10745,7 @@
         </w:tc>
         <w:tc>
           <w:tcPr>
-            <w:tcW w:w="2621" w:type="dxa"/>
+            <w:tcW w:w="2105" w:type="dxa"/>
           </w:tcPr>
           <w:p>
             <w:pPr>
@@ -12300,7 +10769,7 @@
         </w:tc>
         <w:tc>
           <w:tcPr>
-            <w:tcW w:w="2622" w:type="dxa"/>
+            <w:tcW w:w="2106" w:type="dxa"/>
           </w:tcPr>
           <w:p>
             <w:pPr>
@@ -12331,23 +10800,77 @@
           <w:szCs w:val="17"/>
         </w:rPr>
       </w:pPr>
-      <w:proofErr w:type="gramStart"/>
-      <w:r>
-        <w:rPr>
-          <w:rFonts w:hint="eastAsia"/>
+      <w:r>
+        <w:rPr>
+          <w:rFonts w:eastAsiaTheme="minorHAnsi" w:cs="Arial" w:hint="eastAsia"/>
+          <w:sz w:val="20"/>
+          <w:szCs w:val="20"/>
+        </w:rPr>
+        <w:t>[</w:t>
+      </w:r>
+      <w:r>
+        <w:rPr>
+          <w:rFonts w:eastAsiaTheme="minorHAnsi" w:cs="Arial"/>
+          <w:sz w:val="20"/>
+          <w:szCs w:val="20"/>
+        </w:rPr>
+        <w:t xml:space="preserve">표 </w:t>
+      </w:r>
+      <w:r>
+        <w:rPr>
+          <w:rFonts w:eastAsiaTheme="minorHAnsi" w:cs="Arial" w:hint="eastAsia"/>
+          <w:sz w:val="20"/>
+          <w:szCs w:val="20"/>
+        </w:rPr>
+        <w:t>4.6.1</w:t>
+      </w:r>
+      <w:r>
+        <w:rPr>
+          <w:rFonts w:eastAsiaTheme="minorHAnsi" w:cs="Arial" w:hint="eastAsia"/>
+          <w:sz w:val="20"/>
+          <w:szCs w:val="20"/>
+        </w:rPr>
+        <w:t>]</w:t>
+      </w:r>
+      <w:r>
+        <w:rPr>
+          <w:rFonts w:eastAsiaTheme="minorHAnsi" w:cs="Arial"/>
+          <w:sz w:val="20"/>
+          <w:szCs w:val="20"/>
+        </w:rPr>
+        <w:t xml:space="preserve"> </w:t>
+      </w:r>
+      <w:r>
+        <w:rPr>
+          <w:rFonts w:eastAsiaTheme="minorHAnsi" w:cs="Arial" w:hint="eastAsia"/>
+          <w:sz w:val="20"/>
+          <w:szCs w:val="20"/>
+        </w:rPr>
+        <w:t xml:space="preserve">LDA 기반 </w:t>
+      </w:r>
+      <w:r>
+        <w:rPr>
+          <w:rFonts w:eastAsiaTheme="minorHAnsi" w:cs="Arial" w:hint="eastAsia"/>
+          <w:sz w:val="20"/>
+          <w:szCs w:val="20"/>
+        </w:rPr>
+        <w:t>알고리즘별 클러스터 응집도/분리도 및 유사도 성능 비교 결과</w:t>
+      </w:r>
+    </w:p>
+    <w:p>
+      <w:pPr>
+        <w:rPr>
           <w:sz w:val="17"/>
           <w:szCs w:val="17"/>
         </w:rPr>
-        <w:t>참고 :</w:t>
-      </w:r>
-      <w:proofErr w:type="gramEnd"/>
+      </w:pPr>
       <w:r>
         <w:rPr>
           <w:rFonts w:hint="eastAsia"/>
           <w:sz w:val="17"/>
           <w:szCs w:val="17"/>
         </w:rPr>
-        <w:t xml:space="preserve"> </w:t>
+        <w:t xml:space="preserve">참고: </w:t>
       </w:r>
       <w:proofErr w:type="spellStart"/>
       <w:r>
@@ -12368,7 +10891,6 @@
         <w:t xml:space="preserve"> </w:t>
       </w:r>
       <w:proofErr w:type="spellStart"/>
-      <w:proofErr w:type="gramStart"/>
       <w:r>
         <w:rPr>
           <w:rFonts w:hint="eastAsia"/>
@@ -12384,34 +10906,7 @@
           <w:sz w:val="17"/>
           <w:szCs w:val="17"/>
         </w:rPr>
-        <w:t xml:space="preserve"> :</w:t>
-      </w:r>
-      <w:proofErr w:type="gramEnd"/>
-      <w:r>
-        <w:rPr>
-          <w:rFonts w:hint="eastAsia"/>
-          <w:sz w:val="17"/>
-          <w:szCs w:val="17"/>
-        </w:rPr>
-        <w:t xml:space="preserve"> 높을수록 좋음, Davies-</w:t>
-      </w:r>
-      <w:proofErr w:type="gramStart"/>
-      <w:r>
-        <w:rPr>
-          <w:rFonts w:hint="eastAsia"/>
-          <w:sz w:val="17"/>
-          <w:szCs w:val="17"/>
-        </w:rPr>
-        <w:t>Bouldin :</w:t>
-      </w:r>
-      <w:proofErr w:type="gramEnd"/>
-      <w:r>
-        <w:rPr>
-          <w:rFonts w:hint="eastAsia"/>
-          <w:sz w:val="17"/>
-          <w:szCs w:val="17"/>
-        </w:rPr>
-        <w:t xml:space="preserve"> 낮을수록 좋음</w:t>
+        <w:t>: 높을수록 좋음, Davies-Bouldin: 낮을수록 좋음</w:t>
       </w:r>
     </w:p>
     <w:p/>
@@ -12523,6 +11018,48 @@
       <w:pPr>
         <w:numPr>
           <w:ilvl w:val="1"/>
+          <w:numId w:val="15"/>
+        </w:numPr>
+        <w:spacing w:after="0" w:line="276" w:lineRule="auto"/>
+        <w:rPr>
+          <w:sz w:val="19"/>
+          <w:szCs w:val="19"/>
+        </w:rPr>
+      </w:pPr>
+      <w:r>
+        <w:rPr>
+          <w:rFonts w:hint="eastAsia"/>
+          <w:sz w:val="22"/>
+          <w:szCs w:val="22"/>
+        </w:rPr>
+        <w:t>LDA 토픽 모델링: 리뷰 데이터에서 호텔, 전자기기, 자동차 등 5개 주요 토픽 도출</w:t>
+      </w:r>
+    </w:p>
+    <w:p>
+      <w:pPr>
+        <w:numPr>
+          <w:ilvl w:val="1"/>
+          <w:numId w:val="15"/>
+        </w:numPr>
+        <w:spacing w:after="0" w:line="276" w:lineRule="auto"/>
+        <w:rPr>
+          <w:sz w:val="19"/>
+          <w:szCs w:val="19"/>
+        </w:rPr>
+      </w:pPr>
+      <w:r>
+        <w:rPr>
+          <w:rFonts w:hint="eastAsia"/>
+          <w:sz w:val="22"/>
+          <w:szCs w:val="22"/>
+        </w:rPr>
+        <w:t>문서별 토픽 분포가 뚜렷하게 나타나며 의미 있는 주제 분류 가능</w:t>
+      </w:r>
+    </w:p>
+    <w:p>
+      <w:pPr>
+        <w:numPr>
+          <w:ilvl w:val="0"/>
           <w:numId w:val="10"/>
         </w:numPr>
         <w:spacing w:after="0" w:line="276" w:lineRule="auto"/>
@@ -12531,31 +11068,200 @@
           <w:szCs w:val="19"/>
         </w:rPr>
       </w:pPr>
-      <w:r>
-        <w:rPr>
-          <w:rFonts w:hint="eastAsia"/>
-          <w:sz w:val="22"/>
-          <w:szCs w:val="22"/>
-        </w:rPr>
-        <w:t xml:space="preserve">LDA 토픽 </w:t>
-      </w:r>
-      <w:proofErr w:type="gramStart"/>
-      <w:r>
-        <w:rPr>
-          <w:rFonts w:hint="eastAsia"/>
-          <w:sz w:val="22"/>
-          <w:szCs w:val="22"/>
-        </w:rPr>
-        <w:t>모델링 :</w:t>
-      </w:r>
-      <w:proofErr w:type="gramEnd"/>
-      <w:r>
-        <w:rPr>
-          <w:rFonts w:hint="eastAsia"/>
-          <w:sz w:val="22"/>
-          <w:szCs w:val="22"/>
-        </w:rPr>
-        <w:t xml:space="preserve"> 리뷰 데이터에서 호텔, 전자기기, 자동차 등 5개 주요 토픽 도출</w:t>
+      <w:proofErr w:type="spellStart"/>
+      <w:r>
+        <w:rPr>
+          <w:rFonts w:hint="eastAsia"/>
+          <w:sz w:val="22"/>
+          <w:szCs w:val="22"/>
+        </w:rPr>
+        <w:lastRenderedPageBreak/>
+        <w:t>PyCaret</w:t>
+      </w:r>
+      <w:proofErr w:type="spellEnd"/>
+      <w:r>
+        <w:rPr>
+          <w:rFonts w:hint="eastAsia"/>
+          <w:sz w:val="22"/>
+          <w:szCs w:val="22"/>
+        </w:rPr>
+        <w:t xml:space="preserve"> 기반 기본 </w:t>
+      </w:r>
+      <w:proofErr w:type="spellStart"/>
+      <w:r>
+        <w:rPr>
+          <w:rFonts w:hint="eastAsia"/>
+          <w:sz w:val="22"/>
+          <w:szCs w:val="22"/>
+        </w:rPr>
+        <w:t>벡터라이징보다</w:t>
+      </w:r>
+      <w:proofErr w:type="spellEnd"/>
+      <w:r>
+        <w:rPr>
+          <w:rFonts w:hint="eastAsia"/>
+          <w:sz w:val="22"/>
+          <w:szCs w:val="22"/>
+        </w:rPr>
+        <w:t xml:space="preserve"> </w:t>
+      </w:r>
+      <w:r>
+        <w:rPr>
+          <w:rFonts w:hint="eastAsia"/>
+          <w:b/>
+          <w:bCs/>
+          <w:sz w:val="22"/>
+          <w:szCs w:val="22"/>
+        </w:rPr>
+        <w:t>LDA/NMF 토픽 모델링</w:t>
+      </w:r>
+      <w:r>
+        <w:rPr>
+          <w:rFonts w:hint="eastAsia"/>
+          <w:sz w:val="22"/>
+          <w:szCs w:val="22"/>
+        </w:rPr>
+        <w:t xml:space="preserve"> 적용 시 군집화 품질과 </w:t>
+      </w:r>
+      <w:proofErr w:type="spellStart"/>
+      <w:r>
+        <w:rPr>
+          <w:rFonts w:hint="eastAsia"/>
+          <w:sz w:val="22"/>
+          <w:szCs w:val="22"/>
+        </w:rPr>
+        <w:t>해석력이</w:t>
+      </w:r>
+      <w:proofErr w:type="spellEnd"/>
+      <w:r>
+        <w:rPr>
+          <w:rFonts w:hint="eastAsia"/>
+          <w:sz w:val="22"/>
+          <w:szCs w:val="22"/>
+        </w:rPr>
+        <w:t xml:space="preserve"> 유의미하게 향상됨을 확인하였다.</w:t>
+      </w:r>
+    </w:p>
+    <w:p>
+      <w:pPr>
+        <w:numPr>
+          <w:ilvl w:val="0"/>
+          <w:numId w:val="10"/>
+        </w:numPr>
+        <w:spacing w:after="0" w:line="276" w:lineRule="auto"/>
+        <w:rPr>
+          <w:sz w:val="22"/>
+          <w:szCs w:val="22"/>
+        </w:rPr>
+      </w:pPr>
+      <w:r>
+        <w:rPr>
+          <w:rFonts w:hint="eastAsia"/>
+          <w:sz w:val="22"/>
+          <w:szCs w:val="22"/>
+        </w:rPr>
+        <w:t>시각화 및 문서 유사도 분석</w:t>
+      </w:r>
+      <w:r>
+        <w:rPr>
+          <w:rFonts w:hint="eastAsia"/>
+          <w:sz w:val="22"/>
+          <w:szCs w:val="22"/>
+        </w:rPr>
+        <w:t xml:space="preserve">에서는 </w:t>
+      </w:r>
+      <w:r>
+        <w:rPr>
+          <w:rFonts w:hint="eastAsia"/>
+          <w:b/>
+          <w:bCs/>
+          <w:sz w:val="22"/>
+          <w:szCs w:val="22"/>
+        </w:rPr>
+        <w:t>총 설명된 분산 84.24%</w:t>
+      </w:r>
+      <w:r>
+        <w:rPr>
+          <w:rFonts w:hint="eastAsia"/>
+          <w:sz w:val="22"/>
+          <w:szCs w:val="22"/>
+        </w:rPr>
+        <w:t xml:space="preserve"> 로 차원 축소 후에도 데이터의 변동성을 상당히 잘 설명하고 있었다.</w:t>
+      </w:r>
+    </w:p>
+    <w:p>
+      <w:pPr>
+        <w:numPr>
+          <w:ilvl w:val="0"/>
+          <w:numId w:val="10"/>
+        </w:numPr>
+        <w:spacing w:after="0" w:line="276" w:lineRule="auto"/>
+        <w:rPr>
+          <w:sz w:val="22"/>
+          <w:szCs w:val="22"/>
+        </w:rPr>
+      </w:pPr>
+      <w:r>
+        <w:rPr>
+          <w:rFonts w:hint="eastAsia"/>
+          <w:sz w:val="22"/>
+          <w:szCs w:val="22"/>
+        </w:rPr>
+        <w:t xml:space="preserve">문서 유사도 결과, Top5 유사 문서 모두 </w:t>
+      </w:r>
+      <w:r>
+        <w:rPr>
+          <w:rFonts w:hint="eastAsia"/>
+          <w:b/>
+          <w:bCs/>
+          <w:sz w:val="22"/>
+          <w:szCs w:val="22"/>
+        </w:rPr>
+        <w:t>유사도 1.0</w:t>
+      </w:r>
+      <w:r>
+        <w:rPr>
+          <w:rFonts w:hint="eastAsia"/>
+          <w:sz w:val="22"/>
+          <w:szCs w:val="22"/>
+        </w:rPr>
+        <w:t xml:space="preserve">으로 </w:t>
+      </w:r>
+      <w:proofErr w:type="spellStart"/>
+      <w:r>
+        <w:rPr>
+          <w:rFonts w:hint="eastAsia"/>
+          <w:sz w:val="22"/>
+          <w:szCs w:val="22"/>
+        </w:rPr>
+        <w:t>벡터화된</w:t>
+      </w:r>
+      <w:proofErr w:type="spellEnd"/>
+      <w:r>
+        <w:rPr>
+          <w:rFonts w:hint="eastAsia"/>
+          <w:sz w:val="22"/>
+          <w:szCs w:val="22"/>
+        </w:rPr>
+        <w:t xml:space="preserve"> 표현에서 거의 동일한 의미 공간에 위치하였고, 유사 문서들은 소프트웨어 설치, 디스플레이, 하드웨어 성능, 가격 비교 등 </w:t>
+      </w:r>
+      <w:r>
+        <w:rPr>
+          <w:rFonts w:hint="eastAsia"/>
+          <w:b/>
+          <w:bCs/>
+          <w:sz w:val="22"/>
+          <w:szCs w:val="22"/>
+        </w:rPr>
+        <w:t>제품 사용 경험</w:t>
+      </w:r>
+      <w:r>
+        <w:rPr>
+          <w:rFonts w:hint="eastAsia"/>
+          <w:sz w:val="22"/>
+          <w:szCs w:val="22"/>
+        </w:rPr>
+        <w:t>과 관련된 리뷰들로, 같은 클러스터 내에서 강한 연관성을 보여주었다.</w:t>
       </w:r>
     </w:p>
     <w:p>
@@ -12566,234 +11272,6 @@
         </w:numPr>
         <w:spacing w:after="0" w:line="276" w:lineRule="auto"/>
         <w:rPr>
-          <w:sz w:val="19"/>
-          <w:szCs w:val="19"/>
-        </w:rPr>
-      </w:pPr>
-      <w:r>
-        <w:rPr>
-          <w:rFonts w:hint="eastAsia"/>
-          <w:sz w:val="22"/>
-          <w:szCs w:val="22"/>
-        </w:rPr>
-        <w:t>문서별 토픽 분포가 뚜렷하게 나타나며 의미 있는 주제 분류 가능</w:t>
-      </w:r>
-    </w:p>
-    <w:p>
-      <w:pPr>
-        <w:numPr>
-          <w:ilvl w:val="0"/>
-          <w:numId w:val="10"/>
-        </w:numPr>
-        <w:spacing w:after="0" w:line="276" w:lineRule="auto"/>
-        <w:rPr>
-          <w:sz w:val="19"/>
-          <w:szCs w:val="19"/>
-        </w:rPr>
-      </w:pPr>
-      <w:proofErr w:type="spellStart"/>
-      <w:r>
-        <w:rPr>
-          <w:rFonts w:hint="eastAsia"/>
-          <w:sz w:val="22"/>
-          <w:szCs w:val="22"/>
-        </w:rPr>
-        <w:t>PyCaret</w:t>
-      </w:r>
-      <w:proofErr w:type="spellEnd"/>
-      <w:r>
-        <w:rPr>
-          <w:rFonts w:hint="eastAsia"/>
-          <w:sz w:val="22"/>
-          <w:szCs w:val="22"/>
-        </w:rPr>
-        <w:t xml:space="preserve"> 기반 기본 </w:t>
-      </w:r>
-      <w:proofErr w:type="spellStart"/>
-      <w:r>
-        <w:rPr>
-          <w:rFonts w:hint="eastAsia"/>
-          <w:sz w:val="22"/>
-          <w:szCs w:val="22"/>
-        </w:rPr>
-        <w:t>벡터라이징보다</w:t>
-      </w:r>
-      <w:proofErr w:type="spellEnd"/>
-      <w:r>
-        <w:rPr>
-          <w:rFonts w:hint="eastAsia"/>
-          <w:sz w:val="22"/>
-          <w:szCs w:val="22"/>
-        </w:rPr>
-        <w:t xml:space="preserve"> </w:t>
-      </w:r>
-      <w:r>
-        <w:rPr>
-          <w:rFonts w:hint="eastAsia"/>
-          <w:b/>
-          <w:bCs/>
-          <w:sz w:val="22"/>
-          <w:szCs w:val="22"/>
-        </w:rPr>
-        <w:t>LDA/NMF 토픽 모델링</w:t>
-      </w:r>
-      <w:r>
-        <w:rPr>
-          <w:rFonts w:hint="eastAsia"/>
-          <w:sz w:val="22"/>
-          <w:szCs w:val="22"/>
-        </w:rPr>
-        <w:t xml:space="preserve"> 적용 시 군집화 품질과 </w:t>
-      </w:r>
-      <w:proofErr w:type="spellStart"/>
-      <w:r>
-        <w:rPr>
-          <w:rFonts w:hint="eastAsia"/>
-          <w:sz w:val="22"/>
-          <w:szCs w:val="22"/>
-        </w:rPr>
-        <w:t>해석력이</w:t>
-      </w:r>
-      <w:proofErr w:type="spellEnd"/>
-      <w:r>
-        <w:rPr>
-          <w:rFonts w:hint="eastAsia"/>
-          <w:sz w:val="22"/>
-          <w:szCs w:val="22"/>
-        </w:rPr>
-        <w:t xml:space="preserve"> 유의미하게 향상됨을 확인하였다.</w:t>
-      </w:r>
-    </w:p>
-    <w:p>
-      <w:pPr>
-        <w:numPr>
-          <w:ilvl w:val="0"/>
-          <w:numId w:val="10"/>
-        </w:numPr>
-        <w:spacing w:after="0" w:line="276" w:lineRule="auto"/>
-        <w:rPr>
-          <w:sz w:val="22"/>
-          <w:szCs w:val="22"/>
-        </w:rPr>
-      </w:pPr>
-      <w:r>
-        <w:rPr>
-          <w:rFonts w:hint="eastAsia"/>
-          <w:sz w:val="22"/>
-          <w:szCs w:val="22"/>
-        </w:rPr>
-        <w:t>시각화 및 문서 유사도 분석</w:t>
-      </w:r>
-      <w:r>
-        <w:rPr>
-          <w:rFonts w:hint="eastAsia"/>
-          <w:sz w:val="22"/>
-          <w:szCs w:val="22"/>
-        </w:rPr>
-        <w:t xml:space="preserve">에서는 </w:t>
-      </w:r>
-      <w:r>
-        <w:rPr>
-          <w:rFonts w:hint="eastAsia"/>
-          <w:b/>
-          <w:bCs/>
-          <w:sz w:val="22"/>
-          <w:szCs w:val="22"/>
-        </w:rPr>
-        <w:t>총 설명된 분산 84.24%</w:t>
-      </w:r>
-      <w:r>
-        <w:rPr>
-          <w:rFonts w:hint="eastAsia"/>
-          <w:sz w:val="22"/>
-          <w:szCs w:val="22"/>
-        </w:rPr>
-        <w:t xml:space="preserve"> 로 차원 축소 후에도 데이터의 변동성을 상당히 잘 설명하고 있었다.</w:t>
-      </w:r>
-    </w:p>
-    <w:p>
-      <w:pPr>
-        <w:numPr>
-          <w:ilvl w:val="0"/>
-          <w:numId w:val="10"/>
-        </w:numPr>
-        <w:spacing w:after="0" w:line="276" w:lineRule="auto"/>
-        <w:rPr>
-          <w:sz w:val="22"/>
-          <w:szCs w:val="22"/>
-        </w:rPr>
-      </w:pPr>
-      <w:r>
-        <w:rPr>
-          <w:rFonts w:hint="eastAsia"/>
-          <w:sz w:val="22"/>
-          <w:szCs w:val="22"/>
-        </w:rPr>
-        <w:t xml:space="preserve">문서 유사도 결과, Top5 유사 문서 모두 </w:t>
-      </w:r>
-      <w:r>
-        <w:rPr>
-          <w:rFonts w:hint="eastAsia"/>
-          <w:b/>
-          <w:bCs/>
-          <w:sz w:val="22"/>
-          <w:szCs w:val="22"/>
-        </w:rPr>
-        <w:t>유사도 1.0</w:t>
-      </w:r>
-      <w:r>
-        <w:rPr>
-          <w:rFonts w:hint="eastAsia"/>
-          <w:sz w:val="22"/>
-          <w:szCs w:val="22"/>
-        </w:rPr>
-        <w:t xml:space="preserve">으로 </w:t>
-      </w:r>
-      <w:proofErr w:type="spellStart"/>
-      <w:r>
-        <w:rPr>
-          <w:rFonts w:hint="eastAsia"/>
-          <w:sz w:val="22"/>
-          <w:szCs w:val="22"/>
-        </w:rPr>
-        <w:t>벡터화된</w:t>
-      </w:r>
-      <w:proofErr w:type="spellEnd"/>
-      <w:r>
-        <w:rPr>
-          <w:rFonts w:hint="eastAsia"/>
-          <w:sz w:val="22"/>
-          <w:szCs w:val="22"/>
-        </w:rPr>
-        <w:t xml:space="preserve"> 표현에서 거의 동일한 의미 공간에 위치하였고, 유사 문서들은 소프트웨어 설치, 디스플레이, 하드웨어 성능, 가격 비교 등 </w:t>
-      </w:r>
-      <w:r>
-        <w:rPr>
-          <w:rFonts w:hint="eastAsia"/>
-          <w:b/>
-          <w:bCs/>
-          <w:sz w:val="22"/>
-          <w:szCs w:val="22"/>
-        </w:rPr>
-        <w:t>제품 사용 경험</w:t>
-      </w:r>
-      <w:r>
-        <w:rPr>
-          <w:rFonts w:hint="eastAsia"/>
-          <w:sz w:val="22"/>
-          <w:szCs w:val="22"/>
-        </w:rPr>
-        <w:t>과 관련된 리뷰들로, 같은 클러스터 내에서 강한 연관성을 보여주었다.</w:t>
-      </w:r>
-    </w:p>
-    <w:p>
-      <w:pPr>
-        <w:numPr>
-          <w:ilvl w:val="1"/>
-          <w:numId w:val="10"/>
-        </w:numPr>
-        <w:spacing w:after="0" w:line="276" w:lineRule="auto"/>
-        <w:rPr>
           <w:sz w:val="22"/>
           <w:szCs w:val="22"/>
         </w:rPr>
@@ -12822,11 +11300,10 @@
         <w:rPr>
           <w:noProof/>
         </w:rPr>
-        <w:lastRenderedPageBreak/>
         <w:drawing>
-          <wp:inline distT="0" distB="0" distL="0" distR="0" wp14:anchorId="03066629" wp14:editId="2789E94B">
-            <wp:extent cx="6645910" cy="3544570"/>
-            <wp:effectExtent l="0" t="0" r="2540" b="0"/>
+          <wp:inline distT="0" distB="0" distL="0" distR="0" wp14:anchorId="03066629" wp14:editId="4FD0FB8D">
+            <wp:extent cx="5589851" cy="2981325"/>
+            <wp:effectExtent l="0" t="0" r="0" b="0"/>
             <wp:docPr id="2131157414" name="그림 1"/>
             <wp:cNvGraphicFramePr>
               <a:graphicFrameLocks xmlns:a="http://schemas.openxmlformats.org/drawingml/2006/main" noChangeAspect="1"/>
@@ -12853,7 +11330,7 @@
                   <pic:spPr>
                     <a:xfrm>
                       <a:off x="0" y="0"/>
-                      <a:ext cx="6645910" cy="3544570"/>
+                      <a:ext cx="5595602" cy="2984392"/>
                     </a:xfrm>
                     <a:prstGeom prst="rect">
                       <a:avLst/>
@@ -12960,19 +11437,23 @@
         <w:tblLook w:val="04A0" w:firstRow="1" w:lastRow="0" w:firstColumn="1" w:lastColumn="0" w:noHBand="0" w:noVBand="1"/>
       </w:tblPr>
       <w:tblGrid>
-        <w:gridCol w:w="5268"/>
-        <w:gridCol w:w="5198"/>
+        <w:gridCol w:w="7701"/>
+        <w:gridCol w:w="635"/>
       </w:tblGrid>
       <w:tr>
+        <w:trPr>
+          <w:trHeight w:val="5597"/>
+        </w:trPr>
         <w:tc>
           <w:tcPr>
-            <w:tcW w:w="5228" w:type="dxa"/>
+            <w:tcW w:w="7135" w:type="dxa"/>
           </w:tcPr>
           <w:p>
             <w:pPr>
               <w:spacing w:line="276" w:lineRule="auto"/>
+              <w:jc w:val="center"/>
               <w:rPr>
-                <w:rFonts w:eastAsiaTheme="minorHAnsi" w:cs="Arial"/>
+                <w:rFonts w:eastAsiaTheme="minorHAnsi" w:cs="Arial" w:hint="eastAsia"/>
                 <w:sz w:val="20"/>
                 <w:szCs w:val="20"/>
               </w:rPr>
@@ -12984,10 +11465,11 @@
                 <w:sz w:val="20"/>
                 <w:szCs w:val="20"/>
               </w:rPr>
+              <w:lastRenderedPageBreak/>
               <w:drawing>
-                <wp:inline distT="0" distB="0" distL="0" distR="0" wp14:anchorId="70C7B724" wp14:editId="38C9C934">
-                  <wp:extent cx="3208020" cy="2609850"/>
-                  <wp:effectExtent l="0" t="0" r="0" b="0"/>
+                <wp:inline distT="0" distB="0" distL="0" distR="0" wp14:anchorId="1DEB08E5" wp14:editId="5CC0FAAD">
+                  <wp:extent cx="4752975" cy="3866731"/>
+                  <wp:effectExtent l="0" t="0" r="0" b="635"/>
                   <wp:docPr id="654062291" name="그림 1"/>
                   <wp:cNvGraphicFramePr>
                     <a:graphicFrameLocks xmlns:a="http://schemas.openxmlformats.org/drawingml/2006/main" noChangeAspect="1"/>
@@ -13014,7 +11496,7 @@
                         <pic:spPr>
                           <a:xfrm>
                             <a:off x="0" y="0"/>
-                            <a:ext cx="3229090" cy="2626991"/>
+                            <a:ext cx="4763836" cy="3875566"/>
                           </a:xfrm>
                           <a:prstGeom prst="rect">
                             <a:avLst/>
@@ -13030,7 +11512,7 @@
         </w:tc>
         <w:tc>
           <w:tcPr>
-            <w:tcW w:w="5228" w:type="dxa"/>
+            <w:tcW w:w="635" w:type="dxa"/>
           </w:tcPr>
           <w:p>
             <w:pPr>
@@ -13041,59 +11523,16 @@
                 <w:szCs w:val="20"/>
               </w:rPr>
             </w:pPr>
-            <w:r>
-              <w:rPr>
-                <w:noProof/>
-              </w:rPr>
-              <w:drawing>
-                <wp:inline distT="0" distB="0" distL="0" distR="0" wp14:anchorId="3038A3BD" wp14:editId="07EE46F5">
-                  <wp:extent cx="3038475" cy="2664481"/>
-                  <wp:effectExtent l="0" t="0" r="0" b="2540"/>
-                  <wp:docPr id="1474044113" name="그림 1"/>
-                  <wp:cNvGraphicFramePr>
-                    <a:graphicFrameLocks xmlns:a="http://schemas.openxmlformats.org/drawingml/2006/main" noChangeAspect="1"/>
-                  </wp:cNvGraphicFramePr>
-                  <a:graphic xmlns:a="http://schemas.openxmlformats.org/drawingml/2006/main">
-                    <a:graphicData uri="http://schemas.openxmlformats.org/drawingml/2006/picture">
-                      <pic:pic xmlns:pic="http://schemas.openxmlformats.org/drawingml/2006/picture">
-                        <pic:nvPicPr>
-                          <pic:cNvPr id="1474044113" name=""/>
-                          <pic:cNvPicPr/>
-                        </pic:nvPicPr>
-                        <pic:blipFill>
-                          <a:blip r:embed="rId23" cstate="print">
-                            <a:extLst>
-                              <a:ext uri="{28A0092B-C50C-407E-A947-70E740481C1C}">
-                                <a14:useLocalDpi xmlns:a14="http://schemas.microsoft.com/office/drawing/2010/main" val="0"/>
-                              </a:ext>
-                            </a:extLst>
-                          </a:blip>
-                          <a:stretch>
-                            <a:fillRect/>
-                          </a:stretch>
-                        </pic:blipFill>
-                        <pic:spPr>
-                          <a:xfrm>
-                            <a:off x="0" y="0"/>
-                            <a:ext cx="3060464" cy="2683763"/>
-                          </a:xfrm>
-                          <a:prstGeom prst="rect">
-                            <a:avLst/>
-                          </a:prstGeom>
-                        </pic:spPr>
-                      </pic:pic>
-                    </a:graphicData>
-                  </a:graphic>
-                </wp:inline>
-              </w:drawing>
-            </w:r>
           </w:p>
         </w:tc>
       </w:tr>
       <w:tr>
+        <w:trPr>
+          <w:trHeight w:val="368"/>
+        </w:trPr>
         <w:tc>
           <w:tcPr>
-            <w:tcW w:w="5228" w:type="dxa"/>
+            <w:tcW w:w="7135" w:type="dxa"/>
           </w:tcPr>
           <w:p>
             <w:pPr>
@@ -13157,7 +11596,7 @@
         </w:tc>
         <w:tc>
           <w:tcPr>
-            <w:tcW w:w="5228" w:type="dxa"/>
+            <w:tcW w:w="635" w:type="dxa"/>
           </w:tcPr>
           <w:p>
             <w:pPr>
@@ -13169,62 +11608,6 @@
                 <w:szCs w:val="20"/>
               </w:rPr>
             </w:pPr>
-            <w:r>
-              <w:rPr>
-                <w:rFonts w:eastAsiaTheme="minorHAnsi" w:cs="Arial" w:hint="eastAsia"/>
-                <w:sz w:val="20"/>
-                <w:szCs w:val="20"/>
-              </w:rPr>
-              <w:t>[그림</w:t>
-            </w:r>
-            <w:r>
-              <w:rPr>
-                <w:rFonts w:eastAsiaTheme="minorHAnsi" w:cs="Arial"/>
-                <w:sz w:val="20"/>
-                <w:szCs w:val="20"/>
-              </w:rPr>
-              <w:t xml:space="preserve"> </w:t>
-            </w:r>
-            <w:r>
-              <w:rPr>
-                <w:rFonts w:eastAsiaTheme="minorHAnsi" w:cs="Arial" w:hint="eastAsia"/>
-                <w:sz w:val="20"/>
-                <w:szCs w:val="20"/>
-              </w:rPr>
-              <w:t>4.6</w:t>
-            </w:r>
-            <w:r>
-              <w:rPr>
-                <w:rFonts w:eastAsiaTheme="minorHAnsi" w:cs="Arial" w:hint="eastAsia"/>
-                <w:sz w:val="20"/>
-                <w:szCs w:val="20"/>
-              </w:rPr>
-              <w:t>.3]</w:t>
-            </w:r>
-            <w:r>
-              <w:rPr>
-                <w:rFonts w:eastAsiaTheme="minorHAnsi" w:cs="Arial"/>
-                <w:sz w:val="20"/>
-                <w:szCs w:val="20"/>
-              </w:rPr>
-              <w:t xml:space="preserve"> </w:t>
-            </w:r>
-            <w:r>
-              <w:rPr>
-                <w:rFonts w:eastAsiaTheme="minorHAnsi" w:cs="Arial" w:hint="eastAsia"/>
-                <w:sz w:val="20"/>
-                <w:szCs w:val="20"/>
-              </w:rPr>
-              <w:t>문서 유사도 행렬 Heatmap 시각화</w:t>
-            </w:r>
-            <w:r>
-              <w:rPr>
-                <w:rFonts w:eastAsiaTheme="minorHAnsi" w:cs="Arial" w:hint="eastAsia"/>
-                <w:sz w:val="20"/>
-                <w:szCs w:val="20"/>
-              </w:rPr>
-              <w:t>]</w:t>
-            </w:r>
           </w:p>
         </w:tc>
       </w:tr>
@@ -13232,12 +11615,118 @@
     <w:p>
       <w:pPr>
         <w:spacing w:after="0" w:line="276" w:lineRule="auto"/>
+        <w:jc w:val="center"/>
         <w:rPr>
           <w:rFonts w:eastAsiaTheme="minorHAnsi" w:cs="Arial"/>
           <w:sz w:val="20"/>
           <w:szCs w:val="20"/>
         </w:rPr>
       </w:pPr>
+      <w:r>
+        <w:rPr>
+          <w:noProof/>
+        </w:rPr>
+        <w:drawing>
+          <wp:inline distT="0" distB="0" distL="0" distR="0" wp14:anchorId="6556BB2E" wp14:editId="4FDD6167">
+            <wp:extent cx="4192715" cy="3676650"/>
+            <wp:effectExtent l="0" t="0" r="0" b="0"/>
+            <wp:docPr id="1474044113" name="그림 1"/>
+            <wp:cNvGraphicFramePr>
+              <a:graphicFrameLocks xmlns:a="http://schemas.openxmlformats.org/drawingml/2006/main" noChangeAspect="1"/>
+            </wp:cNvGraphicFramePr>
+            <a:graphic xmlns:a="http://schemas.openxmlformats.org/drawingml/2006/main">
+              <a:graphicData uri="http://schemas.openxmlformats.org/drawingml/2006/picture">
+                <pic:pic xmlns:pic="http://schemas.openxmlformats.org/drawingml/2006/picture">
+                  <pic:nvPicPr>
+                    <pic:cNvPr id="1474044113" name=""/>
+                    <pic:cNvPicPr/>
+                  </pic:nvPicPr>
+                  <pic:blipFill>
+                    <a:blip r:embed="rId23" cstate="print">
+                      <a:extLst>
+                        <a:ext uri="{28A0092B-C50C-407E-A947-70E740481C1C}">
+                          <a14:useLocalDpi xmlns:a14="http://schemas.microsoft.com/office/drawing/2010/main" val="0"/>
+                        </a:ext>
+                      </a:extLst>
+                    </a:blip>
+                    <a:stretch>
+                      <a:fillRect/>
+                    </a:stretch>
+                  </pic:blipFill>
+                  <pic:spPr>
+                    <a:xfrm>
+                      <a:off x="0" y="0"/>
+                      <a:ext cx="4198587" cy="3681799"/>
+                    </a:xfrm>
+                    <a:prstGeom prst="rect">
+                      <a:avLst/>
+                    </a:prstGeom>
+                  </pic:spPr>
+                </pic:pic>
+              </a:graphicData>
+            </a:graphic>
+          </wp:inline>
+        </w:drawing>
+      </w:r>
+    </w:p>
+    <w:p>
+      <w:pPr>
+        <w:spacing w:line="276" w:lineRule="auto"/>
+        <w:jc w:val="center"/>
+        <w:rPr>
+          <w:rFonts w:eastAsiaTheme="minorHAnsi" w:cs="Arial" w:hint="eastAsia"/>
+          <w:sz w:val="20"/>
+          <w:szCs w:val="20"/>
+        </w:rPr>
+      </w:pPr>
+      <w:r>
+        <w:rPr>
+          <w:rFonts w:eastAsiaTheme="minorHAnsi" w:cs="Arial" w:hint="eastAsia"/>
+          <w:sz w:val="20"/>
+          <w:szCs w:val="20"/>
+        </w:rPr>
+        <w:t>[그림</w:t>
+      </w:r>
+      <w:r>
+        <w:rPr>
+          <w:rFonts w:eastAsiaTheme="minorHAnsi" w:cs="Arial"/>
+          <w:sz w:val="20"/>
+          <w:szCs w:val="20"/>
+        </w:rPr>
+        <w:t xml:space="preserve"> </w:t>
+      </w:r>
+      <w:r>
+        <w:rPr>
+          <w:rFonts w:eastAsiaTheme="minorHAnsi" w:cs="Arial" w:hint="eastAsia"/>
+          <w:sz w:val="20"/>
+          <w:szCs w:val="20"/>
+        </w:rPr>
+        <w:t>4.6</w:t>
+      </w:r>
+      <w:r>
+        <w:rPr>
+          <w:rFonts w:eastAsiaTheme="minorHAnsi" w:cs="Arial" w:hint="eastAsia"/>
+          <w:sz w:val="20"/>
+          <w:szCs w:val="20"/>
+        </w:rPr>
+        <w:t>.3]</w:t>
+      </w:r>
+      <w:r>
+        <w:rPr>
+          <w:rFonts w:eastAsiaTheme="minorHAnsi" w:cs="Arial"/>
+          <w:sz w:val="20"/>
+          <w:szCs w:val="20"/>
+        </w:rPr>
+        <w:t xml:space="preserve"> </w:t>
+      </w:r>
+      <w:r>
+        <w:rPr>
+          <w:rFonts w:eastAsiaTheme="minorHAnsi" w:cs="Arial" w:hint="eastAsia"/>
+          <w:sz w:val="20"/>
+          <w:szCs w:val="20"/>
+        </w:rPr>
+        <w:t>문서 유사도 행렬 Heatmap 시각화]</w:t>
+      </w:r>
     </w:p>
     <w:p/>
     <w:p>
@@ -13349,7 +11838,6 @@
           <w:sz w:val="22"/>
           <w:szCs w:val="22"/>
         </w:rPr>
-        <w:lastRenderedPageBreak/>
         <w:t>데이터셋이</w:t>
       </w:r>
       <w:r>
@@ -13546,6 +12034,7 @@
         <w:rPr>
           <w:rFonts w:hint="eastAsia"/>
         </w:rPr>
+        <w:lastRenderedPageBreak/>
         <w:t>4.6.3 개선 방안 및 향후 계획</w:t>
       </w:r>
     </w:p>
@@ -13751,7 +12240,6 @@
           <w:sz w:val="22"/>
           <w:szCs w:val="22"/>
         </w:rPr>
-        <w:lastRenderedPageBreak/>
         <w:t>사용자 피드백 기반 평가를 도입하여, 모델 결과가 실제 활용 맥락에서 유용한지 검증</w:t>
       </w:r>
       <w:r>
@@ -14488,7 +12976,7 @@
       <w:pPr>
         <w:numPr>
           <w:ilvl w:val="1"/>
-          <w:numId w:val="11"/>
+          <w:numId w:val="12"/>
         </w:numPr>
         <w:spacing w:after="0"/>
         <w:rPr>
@@ -14540,7 +13028,7 @@
       <w:pPr>
         <w:numPr>
           <w:ilvl w:val="1"/>
-          <w:numId w:val="11"/>
+          <w:numId w:val="12"/>
         </w:numPr>
         <w:spacing w:after="0"/>
         <w:rPr>
@@ -14582,7 +13070,7 @@
       <w:pPr>
         <w:numPr>
           <w:ilvl w:val="1"/>
-          <w:numId w:val="11"/>
+          <w:numId w:val="13"/>
         </w:numPr>
         <w:spacing w:after="0"/>
         <w:rPr>
@@ -14622,7 +13110,7 @@
       <w:pPr>
         <w:numPr>
           <w:ilvl w:val="1"/>
-          <w:numId w:val="11"/>
+          <w:numId w:val="13"/>
         </w:numPr>
         <w:spacing w:after="0"/>
         <w:rPr>
@@ -14637,7 +13125,6 @@
           <w:sz w:val="22"/>
           <w:szCs w:val="22"/>
         </w:rPr>
-        <w:lastRenderedPageBreak/>
         <w:t xml:space="preserve">클러스터링 결과와 실제 문서 제목, 리뷰 내용과 비교 분석함으로써 </w:t>
       </w:r>
       <w:r>
@@ -14685,7 +13172,7 @@
       <w:pPr>
         <w:numPr>
           <w:ilvl w:val="1"/>
-          <w:numId w:val="11"/>
+          <w:numId w:val="14"/>
         </w:numPr>
         <w:spacing w:after="0"/>
         <w:rPr>
@@ -14700,6 +13187,7 @@
           <w:sz w:val="22"/>
           <w:szCs w:val="22"/>
         </w:rPr>
+        <w:lastRenderedPageBreak/>
         <w:t xml:space="preserve">Silhouette 점수만을 신뢰하기보다는 클러스터별 실제 데이터 비교를 통한 </w:t>
       </w:r>
       <w:r>
@@ -14725,7 +13213,7 @@
       <w:pPr>
         <w:numPr>
           <w:ilvl w:val="1"/>
-          <w:numId w:val="11"/>
+          <w:numId w:val="14"/>
         </w:numPr>
         <w:spacing w:after="0"/>
         <w:rPr>
@@ -14765,7 +13253,7 @@
       <w:pPr>
         <w:numPr>
           <w:ilvl w:val="1"/>
-          <w:numId w:val="11"/>
+          <w:numId w:val="14"/>
         </w:numPr>
         <w:spacing w:after="0"/>
         <w:rPr>
@@ -14875,10 +13363,1250 @@
           <w:szCs w:val="22"/>
         </w:rPr>
       </w:pPr>
+      <w:r>
+        <w:rPr>
+          <w:sz w:val="22"/>
+          <w:szCs w:val="22"/>
+        </w:rPr>
+        <w:br w:type="page"/>
+      </w:r>
+    </w:p>
+    <w:p>
+      <w:pPr>
+        <w:pStyle w:val="2"/>
+      </w:pPr>
+      <w:r>
+        <w:rPr>
+          <w:rFonts w:hint="eastAsia"/>
+        </w:rPr>
+        <w:lastRenderedPageBreak/>
+        <w:t>4.7 참고자료 및 부록</w:t>
+      </w:r>
+    </w:p>
+    <w:p>
+      <w:pPr>
+        <w:pStyle w:val="3"/>
+        <w:rPr>
+          <w:rFonts w:hint="eastAsia"/>
+        </w:rPr>
+      </w:pPr>
+      <w:r>
+        <w:t>4.7.1 참고 자료</w:t>
+      </w:r>
+    </w:p>
+    <w:p>
+      <w:pPr>
+        <w:pStyle w:val="4"/>
+      </w:pPr>
+      <w:r>
+        <w:t>4.7.1.1 참고 문헌</w:t>
+      </w:r>
+    </w:p>
+    <w:p>
+      <w:pPr>
+        <w:ind w:left="360"/>
+      </w:pPr>
+      <w:r>
+        <w:rPr>
+          <w:b/>
+          <w:bCs/>
+        </w:rPr>
+        <w:t>UCI Machine Learning Repository:</w:t>
+      </w:r>
+      <w:r>
+        <w:t xml:space="preserve"> Opinion Review 데이터셋을 다운로드하고 프로젝트를 시작하는 데 사용된 공식 데이터 출처 (</w:t>
+      </w:r>
+      <w:hyperlink r:id="rId24" w:tgtFrame="_blank" w:history="1">
+        <w:r>
+          <w:rPr>
+            <w:rStyle w:val="af7"/>
+          </w:rPr>
+          <w:t>https://archive.ics.uci.edu/dataset/191/opinosis+opinion+frasl+review</w:t>
+        </w:r>
+      </w:hyperlink>
+      <w:r>
+        <w:t>).</w:t>
+      </w:r>
+    </w:p>
+    <w:p>
+      <w:pPr>
+        <w:ind w:left="360"/>
+      </w:pPr>
+      <w:r>
+        <w:rPr>
+          <w:b/>
+          <w:bCs/>
+        </w:rPr>
+        <w:t>scikit-learn Documentation:</w:t>
+      </w:r>
+      <w:r>
+        <w:t xml:space="preserve"> 텍스트 </w:t>
+      </w:r>
+      <w:proofErr w:type="spellStart"/>
+      <w:r>
+        <w:t>전처리</w:t>
+      </w:r>
+      <w:proofErr w:type="spellEnd"/>
+      <w:r>
+        <w:t>(</w:t>
+      </w:r>
+      <w:proofErr w:type="spellStart"/>
+      <w:r>
+        <w:t>CountVectorizer</w:t>
+      </w:r>
+      <w:proofErr w:type="spellEnd"/>
+      <w:r>
+        <w:t xml:space="preserve">, </w:t>
+      </w:r>
+      <w:proofErr w:type="spellStart"/>
+      <w:r>
+        <w:t>TfidfVectorizer</w:t>
+      </w:r>
+      <w:proofErr w:type="spellEnd"/>
+      <w:r>
+        <w:t xml:space="preserve">), 토픽 모델링(LDA, NMF), 기본 군집화 알고리즘(K-Means, Spectral Clustering 등), 차원 축소(PCA), 그리고 유사도 계산(코사인 유사도, </w:t>
+      </w:r>
+      <w:proofErr w:type="spellStart"/>
+      <w:r>
+        <w:t>유클리디안</w:t>
+      </w:r>
+      <w:proofErr w:type="spellEnd"/>
+      <w:r>
+        <w:t xml:space="preserve"> 거리) 구현 및 활용에 참고되었습니다.</w:t>
+      </w:r>
+    </w:p>
+    <w:p>
+      <w:pPr>
+        <w:ind w:left="360"/>
+      </w:pPr>
+      <w:proofErr w:type="spellStart"/>
+      <w:r>
+        <w:rPr>
+          <w:b/>
+          <w:bCs/>
+        </w:rPr>
+        <w:t>PyCaret</w:t>
+      </w:r>
+      <w:proofErr w:type="spellEnd"/>
+      <w:r>
+        <w:rPr>
+          <w:b/>
+          <w:bCs/>
+        </w:rPr>
+        <w:t xml:space="preserve"> Documentation (</w:t>
+      </w:r>
+      <w:proofErr w:type="spellStart"/>
+      <w:proofErr w:type="gramStart"/>
+      <w:r>
+        <w:rPr>
+          <w:b/>
+          <w:bCs/>
+        </w:rPr>
+        <w:t>pycaret.clustering</w:t>
+      </w:r>
+      <w:proofErr w:type="spellEnd"/>
+      <w:proofErr w:type="gramEnd"/>
+      <w:r>
+        <w:rPr>
+          <w:b/>
+          <w:bCs/>
+        </w:rPr>
+        <w:t>):</w:t>
+      </w:r>
+      <w:r>
+        <w:t xml:space="preserve"> 다수의 군집화 알고리즘(Affinity Propagation, K-Means, DBSCAN 등)을 통일된 평가 지표(Silhouette, CH, DB Index) 기준으로 자동 비교 및 최적 모델 선정 과정을 구현하는 데 핵심적으로 활용되었습니다.</w:t>
+      </w:r>
+    </w:p>
+    <w:p>
+      <w:pPr>
+        <w:ind w:left="360"/>
+      </w:pPr>
+      <w:r>
+        <w:rPr>
+          <w:b/>
+          <w:bCs/>
+        </w:rPr>
+        <w:t>NLTK (Natural Language Toolkit) Documentation:</w:t>
+      </w:r>
+      <w:r>
+        <w:t xml:space="preserve"> 토큰화, </w:t>
+      </w:r>
+      <w:proofErr w:type="spellStart"/>
+      <w:r>
+        <w:t>불용어</w:t>
+      </w:r>
+      <w:proofErr w:type="spellEnd"/>
+      <w:r>
+        <w:t xml:space="preserve"> 제거, 표제어 추출(Lemmatization) 등 텍스트 </w:t>
+      </w:r>
+      <w:proofErr w:type="spellStart"/>
+      <w:r>
+        <w:t>전처리</w:t>
+      </w:r>
+      <w:proofErr w:type="spellEnd"/>
+      <w:r>
+        <w:t xml:space="preserve"> 로직(</w:t>
+      </w:r>
+      <w:proofErr w:type="spellStart"/>
+      <w:r>
+        <w:t>TextPreprocessor</w:t>
+      </w:r>
+      <w:proofErr w:type="spellEnd"/>
+      <w:r>
+        <w:t xml:space="preserve"> 클래스) 설계 및 구현에 활용되었습니다.</w:t>
+      </w:r>
+    </w:p>
+    <w:p>
+      <w:pPr>
+        <w:ind w:left="360"/>
+        <w:rPr>
+          <w:rFonts w:hint="eastAsia"/>
+        </w:rPr>
+      </w:pPr>
+      <w:r>
+        <w:rPr>
+          <w:b/>
+          <w:bCs/>
+        </w:rPr>
+        <w:t xml:space="preserve">matplotlib, seaborn, </w:t>
+      </w:r>
+      <w:proofErr w:type="spellStart"/>
+      <w:r>
+        <w:rPr>
+          <w:b/>
+          <w:bCs/>
+        </w:rPr>
+        <w:t>plotly</w:t>
+      </w:r>
+      <w:proofErr w:type="spellEnd"/>
+      <w:r>
+        <w:rPr>
+          <w:b/>
+          <w:bCs/>
+        </w:rPr>
+        <w:t xml:space="preserve"> Documentation:</w:t>
+      </w:r>
+      <w:r>
+        <w:t xml:space="preserve"> 군집 결과(Elbow Method, Silhouette Score), 토픽 분포, 문서 간 유사도 </w:t>
+      </w:r>
+      <w:proofErr w:type="spellStart"/>
+      <w:r>
+        <w:t>히트맵</w:t>
+      </w:r>
+      <w:proofErr w:type="spellEnd"/>
+      <w:r>
+        <w:t>, PCA 기반 2D 군집 구조 등 모든 시각화 결과물 생성 및 한글 폰트 설정에 참고되었습니다.</w:t>
+      </w:r>
+    </w:p>
+    <w:p>
+      <w:pPr>
+        <w:pStyle w:val="4"/>
+      </w:pPr>
+      <w:r>
+        <w:rPr>
+          <w:rFonts w:hint="eastAsia"/>
+        </w:rPr>
+        <w:t xml:space="preserve">4.7.1.2 </w:t>
+      </w:r>
+      <w:r>
+        <w:rPr>
+          <w:rFonts w:hint="eastAsia"/>
+        </w:rPr>
+        <w:t>사용</w:t>
+      </w:r>
+      <w:r>
+        <w:t xml:space="preserve"> 라이브러리 버전</w:t>
+      </w:r>
+    </w:p>
+    <w:p>
+      <w:pPr>
+        <w:ind w:left="360"/>
+      </w:pPr>
+      <w:r>
+        <w:t>Python</w:t>
+      </w:r>
+      <w:r>
+        <w:rPr>
+          <w:rFonts w:hint="eastAsia"/>
+        </w:rPr>
+        <w:t>=</w:t>
+      </w:r>
+      <w:r>
+        <w:t>3.10.19기본 실행 환경</w:t>
+      </w:r>
+    </w:p>
+    <w:p>
+      <w:pPr>
+        <w:ind w:left="360"/>
+      </w:pPr>
+      <w:proofErr w:type="spellStart"/>
+      <w:r>
+        <w:t>P</w:t>
+      </w:r>
+      <w:r>
+        <w:t>ycaret</w:t>
+      </w:r>
+      <w:proofErr w:type="spellEnd"/>
+      <w:r>
+        <w:rPr>
+          <w:rFonts w:hint="eastAsia"/>
+        </w:rPr>
+        <w:t>=</w:t>
+      </w:r>
+      <w:r>
+        <w:t>3.3.2주력 ML/DS 자동화 도구</w:t>
+      </w:r>
+    </w:p>
+    <w:p>
+      <w:pPr>
+        <w:ind w:left="360"/>
+      </w:pPr>
+      <w:r>
+        <w:t>P</w:t>
+      </w:r>
+      <w:r>
+        <w:t>andas</w:t>
+      </w:r>
+      <w:r>
+        <w:rPr>
+          <w:rFonts w:hint="eastAsia"/>
+        </w:rPr>
+        <w:t>=</w:t>
+      </w:r>
+      <w:r>
+        <w:t>2.1.4데이터 처리 및 분석</w:t>
+      </w:r>
+    </w:p>
+    <w:p>
+      <w:pPr>
+        <w:ind w:left="360"/>
+      </w:pPr>
+      <w:proofErr w:type="spellStart"/>
+      <w:r>
+        <w:t>N</w:t>
+      </w:r>
+      <w:r>
+        <w:t>umpy</w:t>
+      </w:r>
+      <w:proofErr w:type="spellEnd"/>
+      <w:r>
+        <w:rPr>
+          <w:rFonts w:hint="eastAsia"/>
+        </w:rPr>
+        <w:t>=</w:t>
+      </w:r>
+      <w:r>
+        <w:t>1.26.4고성능 수치 계산</w:t>
+      </w:r>
+    </w:p>
+    <w:p>
+      <w:pPr>
+        <w:ind w:left="360"/>
+      </w:pPr>
+      <w:r>
+        <w:lastRenderedPageBreak/>
+        <w:t>scikit-learn</w:t>
+      </w:r>
+      <w:r>
+        <w:rPr>
+          <w:rFonts w:hint="eastAsia"/>
+        </w:rPr>
+        <w:t>=</w:t>
+      </w:r>
+      <w:r>
+        <w:t xml:space="preserve">1.4.2기본 </w:t>
+      </w:r>
+      <w:proofErr w:type="spellStart"/>
+      <w:r>
+        <w:t>머신러닝</w:t>
+      </w:r>
+      <w:proofErr w:type="spellEnd"/>
+      <w:r>
+        <w:t xml:space="preserve"> 알고리즘 및 유틸리티</w:t>
+      </w:r>
+    </w:p>
+    <w:p>
+      <w:pPr>
+        <w:ind w:left="360"/>
+      </w:pPr>
+      <w:proofErr w:type="spellStart"/>
+      <w:r>
+        <w:t>nltk</w:t>
+      </w:r>
+      <w:proofErr w:type="spellEnd"/>
+      <w:r>
+        <w:rPr>
+          <w:rFonts w:hint="eastAsia"/>
+        </w:rPr>
+        <w:t>=</w:t>
+      </w:r>
+      <w:r>
+        <w:t xml:space="preserve">3.9.2자연어 처리 및 텍스트 </w:t>
+      </w:r>
+      <w:proofErr w:type="spellStart"/>
+      <w:r>
+        <w:t>전처리</w:t>
+      </w:r>
+      <w:proofErr w:type="spellEnd"/>
+    </w:p>
+    <w:p>
+      <w:pPr>
+        <w:ind w:left="360"/>
+      </w:pPr>
+      <w:r>
+        <w:t>matplotlib</w:t>
+      </w:r>
+      <w:r>
+        <w:rPr>
+          <w:rFonts w:hint="eastAsia"/>
+        </w:rPr>
+        <w:t>=</w:t>
+      </w:r>
+      <w:r>
+        <w:t>3.7.5데이터 시각화</w:t>
+      </w:r>
+    </w:p>
+    <w:p>
+      <w:pPr>
+        <w:ind w:left="360"/>
+      </w:pPr>
+      <w:r>
+        <w:t>seaborn</w:t>
+      </w:r>
+      <w:r>
+        <w:rPr>
+          <w:rFonts w:hint="eastAsia"/>
+        </w:rPr>
+        <w:t>=</w:t>
+      </w:r>
+      <w:r>
+        <w:t>0.13.2통계 시각화</w:t>
+      </w:r>
+    </w:p>
+    <w:p>
+      <w:pPr>
+        <w:ind w:left="360"/>
+      </w:pPr>
+      <w:proofErr w:type="spellStart"/>
+      <w:r>
+        <w:t>plotly</w:t>
+      </w:r>
+      <w:proofErr w:type="spellEnd"/>
+      <w:r>
+        <w:rPr>
+          <w:rFonts w:hint="eastAsia"/>
+        </w:rPr>
+        <w:t>=</w:t>
+      </w:r>
+      <w:r>
+        <w:t>5.24.1인터랙티브 시각화</w:t>
+      </w:r>
+    </w:p>
+    <w:p>
+      <w:pPr>
+        <w:ind w:left="360"/>
+      </w:pPr>
+      <w:proofErr w:type="spellStart"/>
+      <w:r>
+        <w:t>umap</w:t>
+      </w:r>
+      <w:proofErr w:type="spellEnd"/>
+      <w:r>
+        <w:t>-learn</w:t>
+      </w:r>
+      <w:r>
+        <w:rPr>
+          <w:rFonts w:hint="eastAsia"/>
+        </w:rPr>
+        <w:t>=</w:t>
+      </w:r>
+      <w:r>
+        <w:t>0.5.7차원 축소 및 시각화 (UMAP)</w:t>
+      </w:r>
+    </w:p>
+    <w:p>
+      <w:pPr>
+        <w:ind w:left="360"/>
+      </w:pPr>
+      <w:proofErr w:type="spellStart"/>
+      <w:r>
+        <w:t>scipy</w:t>
+      </w:r>
+      <w:proofErr w:type="spellEnd"/>
+      <w:r>
+        <w:rPr>
+          <w:rFonts w:hint="eastAsia"/>
+        </w:rPr>
+        <w:t>=</w:t>
+      </w:r>
+      <w:r>
+        <w:t>1.11.4과학 계산 및 통계</w:t>
+      </w:r>
+    </w:p>
+    <w:p>
+      <w:pPr>
+        <w:rPr>
+          <w:rFonts w:hint="eastAsia"/>
+        </w:rPr>
+      </w:pPr>
+    </w:p>
+    <w:p>
+      <w:pPr>
+        <w:pStyle w:val="3"/>
+        <w:rPr>
+          <w:rFonts w:hint="eastAsia"/>
+        </w:rPr>
+      </w:pPr>
+      <w:r>
+        <w:t>4.7.2 부록</w:t>
+      </w:r>
+    </w:p>
+    <w:p>
+      <w:pPr>
+        <w:pStyle w:val="4"/>
+      </w:pPr>
+      <w:r>
+        <w:t xml:space="preserve">4.7.2.1 코드 저장소 및 주요 파일 설명: </w:t>
+      </w:r>
+    </w:p>
+    <w:p>
+      <w:pPr>
+        <w:rPr>
+          <w:rFonts w:hint="eastAsia"/>
+        </w:rPr>
+      </w:pPr>
+      <w:r>
+        <w:rPr>
+          <w:rFonts w:hint="eastAsia"/>
+        </w:rPr>
+        <w:t xml:space="preserve">코드저장소: </w:t>
+      </w:r>
+      <w:hyperlink r:id="rId25" w:history="1">
+        <w:r>
+          <w:rPr>
+            <w:rStyle w:val="af7"/>
+          </w:rPr>
+          <w:t>https://github.com/jaemin1020/big20-ML-project</w:t>
+        </w:r>
+        <w:r>
+          <w:rPr>
+            <w:rStyle w:val="af7"/>
+          </w:rPr>
+          <w:t>2</w:t>
+        </w:r>
+        <w:r>
+          <w:rPr>
+            <w:rStyle w:val="af7"/>
+          </w:rPr>
+          <w:t>-team3</w:t>
+        </w:r>
+      </w:hyperlink>
+    </w:p>
+    <w:tbl>
+      <w:tblPr>
+        <w:tblStyle w:val="11"/>
+        <w:tblW w:w="0" w:type="auto"/>
+        <w:tblLook w:val="04A0" w:firstRow="1" w:lastRow="0" w:firstColumn="1" w:lastColumn="0" w:noHBand="0" w:noVBand="1"/>
+      </w:tblPr>
+      <w:tblGrid>
+        <w:gridCol w:w="1056"/>
+        <w:gridCol w:w="4767"/>
+        <w:gridCol w:w="2421"/>
+      </w:tblGrid>
+      <w:tr>
+        <w:trPr>
+          <w:cnfStyle w:val="100000000000" w:firstRow="1" w:lastRow="0" w:firstColumn="0" w:lastColumn="0" w:oddVBand="0" w:evenVBand="0" w:oddHBand="0" w:evenHBand="0" w:firstRowFirstColumn="0" w:firstRowLastColumn="0" w:lastRowFirstColumn="0" w:lastRowLastColumn="0"/>
+        </w:trPr>
+        <w:tc>
+          <w:tcPr>
+            <w:cnfStyle w:val="001000000000" w:firstRow="0" w:lastRow="0" w:firstColumn="1" w:lastColumn="0" w:oddVBand="0" w:evenVBand="0" w:oddHBand="0" w:evenHBand="0" w:firstRowFirstColumn="0" w:firstRowLastColumn="0" w:lastRowFirstColumn="0" w:lastRowLastColumn="0"/>
+            <w:tcW w:w="0" w:type="auto"/>
+            <w:hideMark/>
+          </w:tcPr>
+          <w:p>
+            <w:pPr>
+              <w:spacing w:after="160" w:line="300" w:lineRule="auto"/>
+            </w:pPr>
+            <w:r>
+              <w:t>디렉토리</w:t>
+            </w:r>
+          </w:p>
+        </w:tc>
+        <w:tc>
+          <w:tcPr>
+            <w:tcW w:w="0" w:type="auto"/>
+            <w:hideMark/>
+          </w:tcPr>
+          <w:p>
+            <w:pPr>
+              <w:spacing w:after="160" w:line="300" w:lineRule="auto"/>
+              <w:cnfStyle w:val="100000000000" w:firstRow="1" w:lastRow="0" w:firstColumn="0" w:lastColumn="0" w:oddVBand="0" w:evenVBand="0" w:oddHBand="0" w:evenHBand="0" w:firstRowFirstColumn="0" w:firstRowLastColumn="0" w:lastRowFirstColumn="0" w:lastRowLastColumn="0"/>
+            </w:pPr>
+            <w:r>
+              <w:t>포함 파일 및 내용</w:t>
+            </w:r>
+          </w:p>
+        </w:tc>
+        <w:tc>
+          <w:tcPr>
+            <w:tcW w:w="0" w:type="auto"/>
+            <w:hideMark/>
+          </w:tcPr>
+          <w:p>
+            <w:pPr>
+              <w:spacing w:after="160" w:line="300" w:lineRule="auto"/>
+              <w:cnfStyle w:val="100000000000" w:firstRow="1" w:lastRow="0" w:firstColumn="0" w:lastColumn="0" w:oddVBand="0" w:evenVBand="0" w:oddHBand="0" w:evenHBand="0" w:firstRowFirstColumn="0" w:firstRowLastColumn="0" w:lastRowFirstColumn="0" w:lastRowLastColumn="0"/>
+            </w:pPr>
+            <w:r>
+              <w:t>보고서 내 역할 (출처)</w:t>
+            </w:r>
+          </w:p>
+        </w:tc>
+      </w:tr>
+      <w:tr>
+        <w:trPr>
+          <w:cnfStyle w:val="000000100000" w:firstRow="0" w:lastRow="0" w:firstColumn="0" w:lastColumn="0" w:oddVBand="0" w:evenVBand="0" w:oddHBand="1" w:evenHBand="0" w:firstRowFirstColumn="0" w:firstRowLastColumn="0" w:lastRowFirstColumn="0" w:lastRowLastColumn="0"/>
+        </w:trPr>
+        <w:tc>
+          <w:tcPr>
+            <w:cnfStyle w:val="001000000000" w:firstRow="0" w:lastRow="0" w:firstColumn="1" w:lastColumn="0" w:oddVBand="0" w:evenVBand="0" w:oddHBand="0" w:evenHBand="0" w:firstRowFirstColumn="0" w:firstRowLastColumn="0" w:lastRowFirstColumn="0" w:lastRowLastColumn="0"/>
+            <w:tcW w:w="0" w:type="auto"/>
+            <w:hideMark/>
+          </w:tcPr>
+          <w:p>
+            <w:pPr>
+              <w:spacing w:after="160" w:line="300" w:lineRule="auto"/>
+            </w:pPr>
+            <w:r>
+              <w:t>/</w:t>
+            </w:r>
+            <w:proofErr w:type="gramStart"/>
+            <w:r>
+              <w:t>config</w:t>
+            </w:r>
+            <w:proofErr w:type="gramEnd"/>
+          </w:p>
+        </w:tc>
+        <w:tc>
+          <w:tcPr>
+            <w:tcW w:w="0" w:type="auto"/>
+            <w:hideMark/>
+          </w:tcPr>
+          <w:p>
+            <w:pPr>
+              <w:spacing w:after="160" w:line="300" w:lineRule="auto"/>
+              <w:cnfStyle w:val="000000100000" w:firstRow="0" w:lastRow="0" w:firstColumn="0" w:lastColumn="0" w:oddVBand="0" w:evenVBand="0" w:oddHBand="1" w:evenHBand="0" w:firstRowFirstColumn="0" w:firstRowLastColumn="0" w:lastRowFirstColumn="0" w:lastRowLastColumn="0"/>
+            </w:pPr>
+            <w:proofErr w:type="spellStart"/>
+            <w:r>
+              <w:t>pycaret_env.yml</w:t>
+            </w:r>
+            <w:proofErr w:type="spellEnd"/>
+            <w:r>
+              <w:t>, pycaret_setup.md</w:t>
+            </w:r>
+          </w:p>
+        </w:tc>
+        <w:tc>
+          <w:tcPr>
+            <w:tcW w:w="0" w:type="auto"/>
+            <w:hideMark/>
+          </w:tcPr>
+          <w:p>
+            <w:pPr>
+              <w:spacing w:after="160" w:line="300" w:lineRule="auto"/>
+              <w:cnfStyle w:val="000000100000" w:firstRow="0" w:lastRow="0" w:firstColumn="0" w:lastColumn="0" w:oddVBand="0" w:evenVBand="0" w:oddHBand="1" w:evenHBand="0" w:firstRowFirstColumn="0" w:firstRowLastColumn="0" w:lastRowFirstColumn="0" w:lastRowLastColumn="0"/>
+            </w:pPr>
+            <w:r>
+              <w:rPr>
+                <w:b/>
+                <w:bCs/>
+              </w:rPr>
+              <w:t>실험 환경 관</w:t>
+            </w:r>
+            <w:r>
+              <w:rPr>
+                <w:rFonts w:hint="eastAsia"/>
+                <w:b/>
+                <w:bCs/>
+              </w:rPr>
+              <w:t>리</w:t>
+            </w:r>
+          </w:p>
+        </w:tc>
+      </w:tr>
+      <w:tr>
+        <w:tc>
+          <w:tcPr>
+            <w:cnfStyle w:val="001000000000" w:firstRow="0" w:lastRow="0" w:firstColumn="1" w:lastColumn="0" w:oddVBand="0" w:evenVBand="0" w:oddHBand="0" w:evenHBand="0" w:firstRowFirstColumn="0" w:firstRowLastColumn="0" w:lastRowFirstColumn="0" w:lastRowLastColumn="0"/>
+            <w:tcW w:w="0" w:type="auto"/>
+            <w:hideMark/>
+          </w:tcPr>
+          <w:p>
+            <w:pPr>
+              <w:spacing w:after="160" w:line="300" w:lineRule="auto"/>
+            </w:pPr>
+            <w:r>
+              <w:t>/</w:t>
+            </w:r>
+            <w:proofErr w:type="gramStart"/>
+            <w:r>
+              <w:t>data</w:t>
+            </w:r>
+            <w:proofErr w:type="gramEnd"/>
+          </w:p>
+        </w:tc>
+        <w:tc>
+          <w:tcPr>
+            <w:tcW w:w="0" w:type="auto"/>
+            <w:hideMark/>
+          </w:tcPr>
+          <w:p>
+            <w:pPr>
+              <w:spacing w:after="160" w:line="300" w:lineRule="auto"/>
+              <w:cnfStyle w:val="000000000000" w:firstRow="0" w:lastRow="0" w:firstColumn="0" w:lastColumn="0" w:oddVBand="0" w:evenVBand="0" w:oddHBand="0" w:evenHBand="0" w:firstRowFirstColumn="0" w:firstRowLastColumn="0" w:lastRowFirstColumn="0" w:lastRowLastColumn="0"/>
+            </w:pPr>
+            <w:r>
+              <w:t>Opinion Review 원본 텍스트 파일 (51개)</w:t>
+            </w:r>
+          </w:p>
+        </w:tc>
+        <w:tc>
+          <w:tcPr>
+            <w:tcW w:w="0" w:type="auto"/>
+            <w:hideMark/>
+          </w:tcPr>
+          <w:p>
+            <w:pPr>
+              <w:spacing w:after="160" w:line="300" w:lineRule="auto"/>
+              <w:cnfStyle w:val="000000000000" w:firstRow="0" w:lastRow="0" w:firstColumn="0" w:lastColumn="0" w:oddVBand="0" w:evenVBand="0" w:oddHBand="0" w:evenHBand="0" w:firstRowFirstColumn="0" w:firstRowLastColumn="0" w:lastRowFirstColumn="0" w:lastRowLastColumn="0"/>
+            </w:pPr>
+            <w:r>
+              <w:rPr>
+                <w:b/>
+                <w:bCs/>
+              </w:rPr>
+              <w:t>원본 데이터</w:t>
+            </w:r>
+            <w:r>
+              <w:t xml:space="preserve"> </w:t>
+            </w:r>
+          </w:p>
+        </w:tc>
+      </w:tr>
+      <w:tr>
+        <w:trPr>
+          <w:cnfStyle w:val="000000100000" w:firstRow="0" w:lastRow="0" w:firstColumn="0" w:lastColumn="0" w:oddVBand="0" w:evenVBand="0" w:oddHBand="1" w:evenHBand="0" w:firstRowFirstColumn="0" w:firstRowLastColumn="0" w:lastRowFirstColumn="0" w:lastRowLastColumn="0"/>
+        </w:trPr>
+        <w:tc>
+          <w:tcPr>
+            <w:cnfStyle w:val="001000000000" w:firstRow="0" w:lastRow="0" w:firstColumn="1" w:lastColumn="0" w:oddVBand="0" w:evenVBand="0" w:oddHBand="0" w:evenHBand="0" w:firstRowFirstColumn="0" w:firstRowLastColumn="0" w:lastRowFirstColumn="0" w:lastRowLastColumn="0"/>
+            <w:tcW w:w="0" w:type="auto"/>
+            <w:hideMark/>
+          </w:tcPr>
+          <w:p>
+            <w:pPr>
+              <w:spacing w:after="160" w:line="300" w:lineRule="auto"/>
+            </w:pPr>
+            <w:r>
+              <w:t>/</w:t>
+            </w:r>
+            <w:proofErr w:type="gramStart"/>
+            <w:r>
+              <w:t>utils</w:t>
+            </w:r>
+            <w:proofErr w:type="gramEnd"/>
+          </w:p>
+        </w:tc>
+        <w:tc>
+          <w:tcPr>
+            <w:tcW w:w="0" w:type="auto"/>
+            <w:hideMark/>
+          </w:tcPr>
+          <w:p>
+            <w:pPr>
+              <w:spacing w:after="160" w:line="300" w:lineRule="auto"/>
+              <w:cnfStyle w:val="000000100000" w:firstRow="0" w:lastRow="0" w:firstColumn="0" w:lastColumn="0" w:oddVBand="0" w:evenVBand="0" w:oddHBand="1" w:evenHBand="0" w:firstRowFirstColumn="0" w:firstRowLastColumn="0" w:lastRowFirstColumn="0" w:lastRowLastColumn="0"/>
+            </w:pPr>
+            <w:r>
+              <w:t>preprocessing.py (또는 utils.py)</w:t>
+            </w:r>
+          </w:p>
+        </w:tc>
+        <w:tc>
+          <w:tcPr>
+            <w:tcW w:w="0" w:type="auto"/>
+            <w:hideMark/>
+          </w:tcPr>
+          <w:p>
+            <w:pPr>
+              <w:spacing w:after="160" w:line="300" w:lineRule="auto"/>
+              <w:cnfStyle w:val="000000100000" w:firstRow="0" w:lastRow="0" w:firstColumn="0" w:lastColumn="0" w:oddVBand="0" w:evenVBand="0" w:oddHBand="1" w:evenHBand="0" w:firstRowFirstColumn="0" w:firstRowLastColumn="0" w:lastRowFirstColumn="0" w:lastRowLastColumn="0"/>
+            </w:pPr>
+            <w:r>
+              <w:rPr>
+                <w:b/>
+                <w:bCs/>
+              </w:rPr>
+              <w:t>공통 유틸리티</w:t>
+            </w:r>
+          </w:p>
+        </w:tc>
+      </w:tr>
+      <w:tr>
+        <w:tc>
+          <w:tcPr>
+            <w:cnfStyle w:val="001000000000" w:firstRow="0" w:lastRow="0" w:firstColumn="1" w:lastColumn="0" w:oddVBand="0" w:evenVBand="0" w:oddHBand="0" w:evenHBand="0" w:firstRowFirstColumn="0" w:firstRowLastColumn="0" w:lastRowFirstColumn="0" w:lastRowLastColumn="0"/>
+            <w:tcW w:w="0" w:type="auto"/>
+            <w:vMerge w:val="restart"/>
+            <w:hideMark/>
+          </w:tcPr>
+          <w:p>
+            <w:pPr>
+              <w:spacing w:after="160" w:line="300" w:lineRule="auto"/>
+            </w:pPr>
+            <w:r>
+              <w:t>/</w:t>
+            </w:r>
+            <w:proofErr w:type="spellStart"/>
+            <w:proofErr w:type="gramStart"/>
+            <w:r>
+              <w:t>src</w:t>
+            </w:r>
+            <w:proofErr w:type="spellEnd"/>
+            <w:proofErr w:type="gramEnd"/>
+          </w:p>
+        </w:tc>
+        <w:tc>
+          <w:tcPr>
+            <w:tcW w:w="0" w:type="auto"/>
+            <w:hideMark/>
+          </w:tcPr>
+          <w:p>
+            <w:pPr>
+              <w:spacing w:after="160" w:line="300" w:lineRule="auto"/>
+              <w:cnfStyle w:val="000000000000" w:firstRow="0" w:lastRow="0" w:firstColumn="0" w:lastColumn="0" w:oddVBand="0" w:evenVBand="0" w:oddHBand="0" w:evenHBand="0" w:firstRowFirstColumn="0" w:firstRowLastColumn="0" w:lastRowFirstColumn="0" w:lastRowLastColumn="0"/>
+            </w:pPr>
+            <w:proofErr w:type="spellStart"/>
+            <w:r>
+              <w:t>topic_modeling_</w:t>
+            </w:r>
+            <w:proofErr w:type="gramStart"/>
+            <w:r>
+              <w:t>lda.ipynb</w:t>
+            </w:r>
+            <w:proofErr w:type="spellEnd"/>
+            <w:proofErr w:type="gramEnd"/>
+          </w:p>
+        </w:tc>
+        <w:tc>
+          <w:tcPr>
+            <w:tcW w:w="0" w:type="auto"/>
+            <w:hideMark/>
+          </w:tcPr>
+          <w:p>
+            <w:pPr>
+              <w:spacing w:after="160" w:line="300" w:lineRule="auto"/>
+              <w:cnfStyle w:val="000000000000" w:firstRow="0" w:lastRow="0" w:firstColumn="0" w:lastColumn="0" w:oddVBand="0" w:evenVBand="0" w:oddHBand="0" w:evenHBand="0" w:firstRowFirstColumn="0" w:firstRowLastColumn="0" w:lastRowFirstColumn="0" w:lastRowLastColumn="0"/>
+            </w:pPr>
+            <w:r>
+              <w:rPr>
+                <w:b/>
+                <w:bCs/>
+              </w:rPr>
+              <w:t>토픽 모델링</w:t>
+            </w:r>
+          </w:p>
+        </w:tc>
+      </w:tr>
+      <w:tr>
+        <w:trPr>
+          <w:cnfStyle w:val="000000100000" w:firstRow="0" w:lastRow="0" w:firstColumn="0" w:lastColumn="0" w:oddVBand="0" w:evenVBand="0" w:oddHBand="1" w:evenHBand="0" w:firstRowFirstColumn="0" w:firstRowLastColumn="0" w:lastRowFirstColumn="0" w:lastRowLastColumn="0"/>
+        </w:trPr>
+        <w:tc>
+          <w:tcPr>
+            <w:cnfStyle w:val="001000000000" w:firstRow="0" w:lastRow="0" w:firstColumn="1" w:lastColumn="0" w:oddVBand="0" w:evenVBand="0" w:oddHBand="0" w:evenHBand="0" w:firstRowFirstColumn="0" w:firstRowLastColumn="0" w:lastRowFirstColumn="0" w:lastRowLastColumn="0"/>
+            <w:tcW w:w="0" w:type="auto"/>
+            <w:vMerge/>
+            <w:hideMark/>
+          </w:tcPr>
+          <w:p>
+            <w:pPr>
+              <w:spacing w:after="160" w:line="300" w:lineRule="auto"/>
+            </w:pPr>
+          </w:p>
+        </w:tc>
+        <w:tc>
+          <w:tcPr>
+            <w:tcW w:w="0" w:type="auto"/>
+            <w:hideMark/>
+          </w:tcPr>
+          <w:p>
+            <w:pPr>
+              <w:cnfStyle w:val="000000100000" w:firstRow="0" w:lastRow="0" w:firstColumn="0" w:lastColumn="0" w:oddVBand="0" w:evenVBand="0" w:oddHBand="1" w:evenHBand="0" w:firstRowFirstColumn="0" w:firstRowLastColumn="0" w:lastRowFirstColumn="0" w:lastRowLastColumn="0"/>
+            </w:pPr>
+            <w:r>
+              <w:t>01_ejm_clustering+similarity_vis_final</w:t>
+            </w:r>
+            <w:r>
+              <w:rPr>
+                <w:rFonts w:hint="eastAsia"/>
+              </w:rPr>
+              <w:t>,</w:t>
+            </w:r>
+          </w:p>
+          <w:p>
+            <w:pPr>
+              <w:spacing w:after="160" w:line="300" w:lineRule="auto"/>
+              <w:cnfStyle w:val="000000100000" w:firstRow="0" w:lastRow="0" w:firstColumn="0" w:lastColumn="0" w:oddVBand="0" w:evenVBand="0" w:oddHBand="1" w:evenHBand="0" w:firstRowFirstColumn="0" w:firstRowLastColumn="0" w:lastRowFirstColumn="0" w:lastRowLastColumn="0"/>
+              <w:rPr>
+                <w:rFonts w:hint="eastAsia"/>
+              </w:rPr>
+            </w:pPr>
+            <w:proofErr w:type="spellStart"/>
+            <w:r>
+              <w:t>kjh_NMF_clustering+similarity_vis</w:t>
+            </w:r>
+            <w:proofErr w:type="spellEnd"/>
+          </w:p>
+        </w:tc>
+        <w:tc>
+          <w:tcPr>
+            <w:tcW w:w="0" w:type="auto"/>
+            <w:hideMark/>
+          </w:tcPr>
+          <w:p>
+            <w:pPr>
+              <w:spacing w:after="160" w:line="300" w:lineRule="auto"/>
+              <w:cnfStyle w:val="000000100000" w:firstRow="0" w:lastRow="0" w:firstColumn="0" w:lastColumn="0" w:oddVBand="0" w:evenVBand="0" w:oddHBand="1" w:evenHBand="0" w:firstRowFirstColumn="0" w:firstRowLastColumn="0" w:lastRowFirstColumn="0" w:lastRowLastColumn="0"/>
+              <w:rPr>
+                <w:rFonts w:hint="eastAsia"/>
+              </w:rPr>
+            </w:pPr>
+            <w:r>
+              <w:rPr>
+                <w:b/>
+                <w:bCs/>
+              </w:rPr>
+              <w:t>유사도 분석 및 시각화</w:t>
+            </w:r>
+          </w:p>
+        </w:tc>
+      </w:tr>
+      <w:tr>
+        <w:tc>
+          <w:tcPr>
+            <w:cnfStyle w:val="001000000000" w:firstRow="0" w:lastRow="0" w:firstColumn="1" w:lastColumn="0" w:oddVBand="0" w:evenVBand="0" w:oddHBand="0" w:evenHBand="0" w:firstRowFirstColumn="0" w:firstRowLastColumn="0" w:lastRowFirstColumn="0" w:lastRowLastColumn="0"/>
+            <w:tcW w:w="0" w:type="auto"/>
+            <w:hideMark/>
+          </w:tcPr>
+          <w:p>
+            <w:pPr>
+              <w:spacing w:after="160" w:line="300" w:lineRule="auto"/>
+            </w:pPr>
+            <w:r>
+              <w:t>/</w:t>
+            </w:r>
+            <w:proofErr w:type="gramStart"/>
+            <w:r>
+              <w:t>images</w:t>
+            </w:r>
+            <w:proofErr w:type="gramEnd"/>
+          </w:p>
+        </w:tc>
+        <w:tc>
+          <w:tcPr>
+            <w:tcW w:w="0" w:type="auto"/>
+            <w:hideMark/>
+          </w:tcPr>
+          <w:p>
+            <w:pPr>
+              <w:spacing w:after="160" w:line="300" w:lineRule="auto"/>
+              <w:cnfStyle w:val="000000000000" w:firstRow="0" w:lastRow="0" w:firstColumn="0" w:lastColumn="0" w:oddVBand="0" w:evenVBand="0" w:oddHBand="0" w:evenHBand="0" w:firstRowFirstColumn="0" w:firstRowLastColumn="0" w:lastRowFirstColumn="0" w:lastRowLastColumn="0"/>
+            </w:pPr>
+            <w:r>
+              <w:t xml:space="preserve">그림4.5.1문서 토픽 분포 </w:t>
+            </w:r>
+            <w:proofErr w:type="spellStart"/>
+            <w:r>
+              <w:t>히트맵</w:t>
+            </w:r>
+            <w:proofErr w:type="spellEnd"/>
+            <w:r>
+              <w:t>.</w:t>
+            </w:r>
+            <w:proofErr w:type="spellStart"/>
+            <w:r>
+              <w:t>png</w:t>
+            </w:r>
+            <w:proofErr w:type="spellEnd"/>
+            <w:r>
+              <w:t xml:space="preserve"> 등</w:t>
+            </w:r>
+          </w:p>
+        </w:tc>
+        <w:tc>
+          <w:tcPr>
+            <w:tcW w:w="0" w:type="auto"/>
+            <w:hideMark/>
+          </w:tcPr>
+          <w:p>
+            <w:pPr>
+              <w:spacing w:after="160" w:line="300" w:lineRule="auto"/>
+              <w:cnfStyle w:val="000000000000" w:firstRow="0" w:lastRow="0" w:firstColumn="0" w:lastColumn="0" w:oddVBand="0" w:evenVBand="0" w:oddHBand="0" w:evenHBand="0" w:firstRowFirstColumn="0" w:firstRowLastColumn="0" w:lastRowFirstColumn="0" w:lastRowLastColumn="0"/>
+            </w:pPr>
+            <w:r>
+              <w:rPr>
+                <w:b/>
+                <w:bCs/>
+              </w:rPr>
+              <w:t>시각화 결과물</w:t>
+            </w:r>
+            <w:r>
+              <w:t xml:space="preserve"> </w:t>
+            </w:r>
+          </w:p>
+        </w:tc>
+      </w:tr>
+      <w:tr>
+        <w:trPr>
+          <w:cnfStyle w:val="000000100000" w:firstRow="0" w:lastRow="0" w:firstColumn="0" w:lastColumn="0" w:oddVBand="0" w:evenVBand="0" w:oddHBand="1" w:evenHBand="0" w:firstRowFirstColumn="0" w:firstRowLastColumn="0" w:lastRowFirstColumn="0" w:lastRowLastColumn="0"/>
+        </w:trPr>
+        <w:tc>
+          <w:tcPr>
+            <w:cnfStyle w:val="001000000000" w:firstRow="0" w:lastRow="0" w:firstColumn="1" w:lastColumn="0" w:oddVBand="0" w:evenVBand="0" w:oddHBand="0" w:evenHBand="0" w:firstRowFirstColumn="0" w:firstRowLastColumn="0" w:lastRowFirstColumn="0" w:lastRowLastColumn="0"/>
+            <w:tcW w:w="0" w:type="auto"/>
+            <w:hideMark/>
+          </w:tcPr>
+          <w:p>
+            <w:pPr>
+              <w:spacing w:after="160" w:line="300" w:lineRule="auto"/>
+            </w:pPr>
+            <w:r>
+              <w:t>/</w:t>
+            </w:r>
+            <w:proofErr w:type="gramStart"/>
+            <w:r>
+              <w:t>results</w:t>
+            </w:r>
+            <w:proofErr w:type="gramEnd"/>
+          </w:p>
+        </w:tc>
+        <w:tc>
+          <w:tcPr>
+            <w:tcW w:w="0" w:type="auto"/>
+            <w:hideMark/>
+          </w:tcPr>
+          <w:p>
+            <w:pPr>
+              <w:spacing w:after="160" w:line="300" w:lineRule="auto"/>
+              <w:cnfStyle w:val="000000100000" w:firstRow="0" w:lastRow="0" w:firstColumn="0" w:lastColumn="0" w:oddVBand="0" w:evenVBand="0" w:oddHBand="1" w:evenHBand="0" w:firstRowFirstColumn="0" w:firstRowLastColumn="0" w:lastRowFirstColumn="0" w:lastRowLastColumn="0"/>
+            </w:pPr>
+            <w:proofErr w:type="spellStart"/>
+            <w:r>
+              <w:t>similarity_analysis</w:t>
+            </w:r>
+            <w:proofErr w:type="spellEnd"/>
+            <w:r>
+              <w:t>_*.txt, cluster_results_ap.csv 등</w:t>
+            </w:r>
+          </w:p>
+        </w:tc>
+        <w:tc>
+          <w:tcPr>
+            <w:tcW w:w="0" w:type="auto"/>
+            <w:hideMark/>
+          </w:tcPr>
+          <w:p>
+            <w:pPr>
+              <w:spacing w:after="160" w:line="300" w:lineRule="auto"/>
+              <w:cnfStyle w:val="000000100000" w:firstRow="0" w:lastRow="0" w:firstColumn="0" w:lastColumn="0" w:oddVBand="0" w:evenVBand="0" w:oddHBand="1" w:evenHBand="0" w:firstRowFirstColumn="0" w:firstRowLastColumn="0" w:lastRowFirstColumn="0" w:lastRowLastColumn="0"/>
+            </w:pPr>
+            <w:r>
+              <w:rPr>
+                <w:b/>
+                <w:bCs/>
+              </w:rPr>
+              <w:t>최종 분석 결과</w:t>
+            </w:r>
+          </w:p>
+        </w:tc>
+      </w:tr>
+    </w:tbl>
+    <w:p>
+      <w:pPr>
+        <w:rPr>
+          <w:rFonts w:hint="eastAsia"/>
+        </w:rPr>
+      </w:pPr>
+    </w:p>
+    <w:p>
+      <w:pPr>
+        <w:pStyle w:val="4"/>
+        <w:rPr>
+          <w:rFonts w:hint="eastAsia"/>
+        </w:rPr>
+      </w:pPr>
+      <w:r>
+        <w:lastRenderedPageBreak/>
+        <w:t xml:space="preserve">4.7.2.2 실행 환경 구축 및 모델 재현 방법: </w:t>
+      </w:r>
+    </w:p>
+    <w:tbl>
+      <w:tblPr>
+        <w:tblStyle w:val="af3"/>
+        <w:tblW w:w="0" w:type="auto"/>
+        <w:tblLook w:val="04A0" w:firstRow="1" w:lastRow="0" w:firstColumn="1" w:lastColumn="0" w:noHBand="0" w:noVBand="1"/>
+      </w:tblPr>
+      <w:tblGrid>
+        <w:gridCol w:w="8494"/>
+      </w:tblGrid>
+      <w:tr>
+        <w:trPr>
+          <w:trHeight w:val="736"/>
+        </w:trPr>
+        <w:tc>
+          <w:tcPr>
+            <w:tcW w:w="8494" w:type="dxa"/>
+          </w:tcPr>
+          <w:p>
+            <w:proofErr w:type="spellStart"/>
+            <w:r>
+              <w:t>conda</w:t>
+            </w:r>
+            <w:proofErr w:type="spellEnd"/>
+            <w:r>
+              <w:t xml:space="preserve"> env create -f </w:t>
+            </w:r>
+            <w:proofErr w:type="spellStart"/>
+            <w:r>
+              <w:t>pycaret_</w:t>
+            </w:r>
+            <w:proofErr w:type="gramStart"/>
+            <w:r>
+              <w:t>env.yaml</w:t>
+            </w:r>
+            <w:proofErr w:type="spellEnd"/>
+            <w:proofErr w:type="gramEnd"/>
+          </w:p>
+          <w:p>
+            <w:proofErr w:type="spellStart"/>
+            <w:r>
+              <w:t>conda</w:t>
+            </w:r>
+            <w:proofErr w:type="spellEnd"/>
+            <w:r>
+              <w:t xml:space="preserve"> activate </w:t>
+            </w:r>
+            <w:proofErr w:type="spellStart"/>
+            <w:r>
+              <w:t>pycaret_env</w:t>
+            </w:r>
+            <w:proofErr w:type="spellEnd"/>
+          </w:p>
+        </w:tc>
+      </w:tr>
+    </w:tbl>
+    <w:p>
+      <w:r>
+        <w:rPr>
+          <w:bCs/>
+        </w:rPr>
+        <w:t>NLTK 데이터 다운로드:</w:t>
+      </w:r>
+      <w:r>
+        <w:t xml:space="preserve"> 자연어 처리에 필요한 NLTK 데이터를 다운로드합니다.</w:t>
+      </w:r>
+    </w:p>
+    <w:tbl>
+      <w:tblPr>
+        <w:tblStyle w:val="af3"/>
+        <w:tblW w:w="0" w:type="auto"/>
+        <w:tblLook w:val="04A0" w:firstRow="1" w:lastRow="0" w:firstColumn="1" w:lastColumn="0" w:noHBand="0" w:noVBand="1"/>
+      </w:tblPr>
+      <w:tblGrid>
+        <w:gridCol w:w="8494"/>
+      </w:tblGrid>
+      <w:tr>
+        <w:trPr>
+          <w:trHeight w:val="1110"/>
+        </w:trPr>
+        <w:tc>
+          <w:tcPr>
+            <w:tcW w:w="8494" w:type="dxa"/>
+          </w:tcPr>
+          <w:p>
+            <w:r>
+              <w:t xml:space="preserve">import </w:t>
+            </w:r>
+            <w:proofErr w:type="spellStart"/>
+            <w:r>
+              <w:t>nltk</w:t>
+            </w:r>
+            <w:proofErr w:type="spellEnd"/>
+          </w:p>
+          <w:p>
+            <w:proofErr w:type="spellStart"/>
+            <w:proofErr w:type="gramStart"/>
+            <w:r>
+              <w:t>nltk.download</w:t>
+            </w:r>
+            <w:proofErr w:type="spellEnd"/>
+            <w:proofErr w:type="gramEnd"/>
+            <w:r>
+              <w:t>("</w:t>
+            </w:r>
+            <w:proofErr w:type="spellStart"/>
+            <w:r>
+              <w:t>punkt</w:t>
+            </w:r>
+            <w:proofErr w:type="spellEnd"/>
+            <w:r>
+              <w:t>")</w:t>
+            </w:r>
+          </w:p>
+          <w:p>
+            <w:proofErr w:type="spellStart"/>
+            <w:proofErr w:type="gramStart"/>
+            <w:r>
+              <w:t>nltk.download</w:t>
+            </w:r>
+            <w:proofErr w:type="spellEnd"/>
+            <w:proofErr w:type="gramEnd"/>
+            <w:r>
+              <w:t>("wordnet")</w:t>
+            </w:r>
+          </w:p>
+        </w:tc>
+      </w:tr>
+    </w:tbl>
+    <w:p>
+      <w:pPr>
+        <w:rPr>
+          <w:rFonts w:hint="eastAsia"/>
+        </w:rPr>
+      </w:pPr>
+      <w:r>
+        <w:rPr>
+          <w:bCs/>
+        </w:rPr>
+        <w:t>코드 실행:</w:t>
+      </w:r>
+      <w:r>
+        <w:t xml:space="preserve"> 환경이 성공적으로 활성화된 후, 프로젝트의 </w:t>
+      </w:r>
+      <w:proofErr w:type="spellStart"/>
+      <w:r>
+        <w:t>Jupyter</w:t>
+      </w:r>
+      <w:proofErr w:type="spellEnd"/>
+      <w:r>
+        <w:t xml:space="preserve"> Notebook 파일들을 순서대로 실행하여 모든 모델 학습 및 분석 결과를 재현할 수 있습니다. 사용된 Python 버전은 3.10.19이며, 이 환경 내에서 모든 종속성이 관리됩니다.</w:t>
+      </w:r>
     </w:p>
     <w:sectPr>
       <w:pgSz w:w="11906" w:h="16838"/>
-      <w:pgMar w:top="720" w:right="720" w:bottom="720" w:left="720" w:header="851" w:footer="992" w:gutter="0"/>
+      <w:pgMar w:top="1985" w:right="1701" w:bottom="1701" w:left="1701" w:header="851" w:footer="992" w:gutter="0"/>
       <w:cols w:space="425"/>
       <w:docGrid w:linePitch="360"/>
     </w:sectPr>
@@ -14940,15 +14668,857 @@
 <w:numbering xmlns:wpc="http://schemas.microsoft.com/office/word/2010/wordprocessingCanvas" xmlns:cx="http://schemas.microsoft.com/office/drawing/2014/chartex" xmlns:cx1="http://schemas.microsoft.com/office/drawing/2015/9/8/chartex" xmlns:cx2="http://schemas.microsoft.com/office/drawing/2015/10/21/chartex" xmlns:cx3="http://schemas.microsoft.com/office/drawing/2016/5/9/chartex" xmlns:cx4="http://schemas.microsoft.com/office/drawing/2016/5/10/chartex" xmlns:cx5="http://schemas.microsoft.com/office/drawing/2016/5/11/chartex" xmlns:cx6="http://schemas.microsoft.com/office/drawing/2016/5/12/chartex" xmlns:cx7="http://schemas.microsoft.com/office/drawing/2016/5/13/chartex" xmlns:cx8="http://schemas.microsoft.com/office/drawing/2016/5/14/chartex" xmlns:mc="http://schemas.openxmlformats.org/markup-compatibility/2006" xmlns:aink="http://schemas.microsoft.com/office/drawing/2016/ink" xmlns:am3d="http://schemas.microsoft.com/office/drawing/2017/model3d" xmlns:o="urn:schemas-microsoft-com:office:office" xmlns:oel="http://schemas.microsoft.com/office/2019/extlst" xmlns:r="http://schemas.openxmlformats.org/officeDocument/2006/relationships" xmlns:m="http://schemas.openxmlformats.org/officeDocument/2006/math" xmlns:v="urn:schemas-microsoft-com:vml" xmlns:wp14="http://schemas.microsoft.com/office/word/2010/wordprocessingDrawing" xmlns:wp="http://schemas.openxmlformats.org/drawingml/2006/wordprocessingDrawing" xmlns:w10="urn:schemas-microsoft-com:office:word" xmlns:w="http://schemas.openxmlformats.org/wordprocessingml/2006/main" xmlns:w14="http://schemas.microsoft.com/office/word/2010/wordml" xmlns:w15="http://schemas.microsoft.com/office/word/2012/wordml" xmlns:w16cex="http://schemas.microsoft.com/office/word/2018/wordml/cex" xmlns:w16cid="http://schemas.microsoft.com/office/word/2016/wordml/cid" xmlns:w16="http://schemas.microsoft.com/office/word/2018/wordml" xmlns:w16du="http://schemas.microsoft.com/office/word/2023/wordml/word16du" xmlns:w16sdtdh="http://schemas.microsoft.com/office/word/2020/wordml/sdtdatahash" xmlns:w16sdtfl="http://schemas.microsoft.com/office/word/2024/wordml/sdtformatlock" xmlns:w16se="http://schemas.microsoft.com/office/word/2015/wordml/symex" xmlns:wpg="http://schemas.microsoft.com/office/word/2010/wordprocessingGroup" xmlns:wpi="http://schemas.microsoft.com/office/word/2010/wordprocessingInk" xmlns:wne="http://schemas.microsoft.com/office/word/2006/wordml" xmlns:wps="http://schemas.microsoft.com/office/word/2010/wordprocessingShape" mc:Ignorable="w14 w15 w16se w16cid w16 w16cex w16sdtdh w16sdtfl w16du wp14">
   <w:abstractNum w:abstractNumId="0" w15:restartNumberingAfterBreak="0">
     <w:nsid w:val="00BE1EB5"/>
+    <w:multiLevelType w:val="multilevel"/>
+    <w:tmpl w:val="B45E25EA"/>
+    <w:lvl w:ilvl="0">
+      <w:start w:val="1"/>
+      <w:numFmt w:val="bullet"/>
+      <w:lvlText w:val=""/>
+      <w:lvlJc w:val="left"/>
+      <w:pPr>
+        <w:tabs>
+          <w:tab w:val="num" w:pos="720"/>
+        </w:tabs>
+        <w:ind w:left="720" w:hanging="360"/>
+      </w:pPr>
+      <w:rPr>
+        <w:rFonts w:ascii="Symbol" w:hAnsi="Symbol" w:hint="default"/>
+        <w:sz w:val="20"/>
+      </w:rPr>
+    </w:lvl>
+    <w:lvl w:ilvl="1">
+      <w:start w:val="1"/>
+      <w:numFmt w:val="bullet"/>
+      <w:lvlText w:val=""/>
+      <w:lvlJc w:val="left"/>
+      <w:pPr>
+        <w:ind w:left="1520" w:hanging="440"/>
+      </w:pPr>
+      <w:rPr>
+        <w:rFonts w:ascii="Wingdings" w:hAnsi="Wingdings" w:hint="default"/>
+      </w:rPr>
+    </w:lvl>
+    <w:lvl w:ilvl="2">
+      <w:start w:val="1"/>
+      <w:numFmt w:val="bullet"/>
+      <w:lvlText w:val=""/>
+      <w:lvlJc w:val="left"/>
+      <w:pPr>
+        <w:tabs>
+          <w:tab w:val="num" w:pos="2160"/>
+        </w:tabs>
+        <w:ind w:left="2160" w:hanging="360"/>
+      </w:pPr>
+      <w:rPr>
+        <w:rFonts w:ascii="Wingdings" w:hAnsi="Wingdings" w:hint="default"/>
+        <w:sz w:val="20"/>
+      </w:rPr>
+    </w:lvl>
+    <w:lvl w:ilvl="3" w:tentative="1">
+      <w:start w:val="1"/>
+      <w:numFmt w:val="bullet"/>
+      <w:lvlText w:val=""/>
+      <w:lvlJc w:val="left"/>
+      <w:pPr>
+        <w:tabs>
+          <w:tab w:val="num" w:pos="2880"/>
+        </w:tabs>
+        <w:ind w:left="2880" w:hanging="360"/>
+      </w:pPr>
+      <w:rPr>
+        <w:rFonts w:ascii="Wingdings" w:hAnsi="Wingdings" w:hint="default"/>
+        <w:sz w:val="20"/>
+      </w:rPr>
+    </w:lvl>
+    <w:lvl w:ilvl="4" w:tentative="1">
+      <w:start w:val="1"/>
+      <w:numFmt w:val="bullet"/>
+      <w:lvlText w:val=""/>
+      <w:lvlJc w:val="left"/>
+      <w:pPr>
+        <w:tabs>
+          <w:tab w:val="num" w:pos="3600"/>
+        </w:tabs>
+        <w:ind w:left="3600" w:hanging="360"/>
+      </w:pPr>
+      <w:rPr>
+        <w:rFonts w:ascii="Wingdings" w:hAnsi="Wingdings" w:hint="default"/>
+        <w:sz w:val="20"/>
+      </w:rPr>
+    </w:lvl>
+    <w:lvl w:ilvl="5" w:tentative="1">
+      <w:start w:val="1"/>
+      <w:numFmt w:val="bullet"/>
+      <w:lvlText w:val=""/>
+      <w:lvlJc w:val="left"/>
+      <w:pPr>
+        <w:tabs>
+          <w:tab w:val="num" w:pos="4320"/>
+        </w:tabs>
+        <w:ind w:left="4320" w:hanging="360"/>
+      </w:pPr>
+      <w:rPr>
+        <w:rFonts w:ascii="Wingdings" w:hAnsi="Wingdings" w:hint="default"/>
+        <w:sz w:val="20"/>
+      </w:rPr>
+    </w:lvl>
+    <w:lvl w:ilvl="6" w:tentative="1">
+      <w:start w:val="1"/>
+      <w:numFmt w:val="bullet"/>
+      <w:lvlText w:val=""/>
+      <w:lvlJc w:val="left"/>
+      <w:pPr>
+        <w:tabs>
+          <w:tab w:val="num" w:pos="5040"/>
+        </w:tabs>
+        <w:ind w:left="5040" w:hanging="360"/>
+      </w:pPr>
+      <w:rPr>
+        <w:rFonts w:ascii="Wingdings" w:hAnsi="Wingdings" w:hint="default"/>
+        <w:sz w:val="20"/>
+      </w:rPr>
+    </w:lvl>
+    <w:lvl w:ilvl="7" w:tentative="1">
+      <w:start w:val="1"/>
+      <w:numFmt w:val="bullet"/>
+      <w:lvlText w:val=""/>
+      <w:lvlJc w:val="left"/>
+      <w:pPr>
+        <w:tabs>
+          <w:tab w:val="num" w:pos="5760"/>
+        </w:tabs>
+        <w:ind w:left="5760" w:hanging="360"/>
+      </w:pPr>
+      <w:rPr>
+        <w:rFonts w:ascii="Wingdings" w:hAnsi="Wingdings" w:hint="default"/>
+        <w:sz w:val="20"/>
+      </w:rPr>
+    </w:lvl>
+    <w:lvl w:ilvl="8" w:tentative="1">
+      <w:start w:val="1"/>
+      <w:numFmt w:val="bullet"/>
+      <w:lvlText w:val=""/>
+      <w:lvlJc w:val="left"/>
+      <w:pPr>
+        <w:tabs>
+          <w:tab w:val="num" w:pos="6480"/>
+        </w:tabs>
+        <w:ind w:left="6480" w:hanging="360"/>
+      </w:pPr>
+      <w:rPr>
+        <w:rFonts w:ascii="Wingdings" w:hAnsi="Wingdings" w:hint="default"/>
+        <w:sz w:val="20"/>
+      </w:rPr>
+    </w:lvl>
+  </w:abstractNum>
+  <w:abstractNum w:abstractNumId="1" w15:restartNumberingAfterBreak="0">
+    <w:nsid w:val="02424614"/>
+    <w:multiLevelType w:val="multilevel"/>
+    <w:tmpl w:val="65A869FA"/>
+    <w:lvl w:ilvl="0">
+      <w:start w:val="1"/>
+      <w:numFmt w:val="bullet"/>
+      <w:lvlText w:val=""/>
+      <w:lvlJc w:val="left"/>
+      <w:pPr>
+        <w:tabs>
+          <w:tab w:val="num" w:pos="720"/>
+        </w:tabs>
+        <w:ind w:left="720" w:hanging="360"/>
+      </w:pPr>
+      <w:rPr>
+        <w:rFonts w:ascii="Wingdings" w:hAnsi="Wingdings" w:hint="default"/>
+        <w:sz w:val="20"/>
+      </w:rPr>
+    </w:lvl>
+    <w:lvl w:ilvl="1">
+      <w:start w:val="1"/>
+      <w:numFmt w:val="bullet"/>
+      <w:lvlText w:val=""/>
+      <w:lvlJc w:val="left"/>
+      <w:pPr>
+        <w:ind w:left="1520" w:hanging="440"/>
+      </w:pPr>
+      <w:rPr>
+        <w:rFonts w:ascii="Wingdings" w:hAnsi="Wingdings" w:hint="default"/>
+      </w:rPr>
+    </w:lvl>
+    <w:lvl w:ilvl="2">
+      <w:start w:val="1"/>
+      <w:numFmt w:val="bullet"/>
+      <w:lvlText w:val=""/>
+      <w:lvlJc w:val="left"/>
+      <w:pPr>
+        <w:tabs>
+          <w:tab w:val="num" w:pos="2160"/>
+        </w:tabs>
+        <w:ind w:left="2160" w:hanging="360"/>
+      </w:pPr>
+      <w:rPr>
+        <w:rFonts w:ascii="Wingdings" w:hAnsi="Wingdings" w:hint="default"/>
+        <w:sz w:val="20"/>
+      </w:rPr>
+    </w:lvl>
+    <w:lvl w:ilvl="3" w:tentative="1">
+      <w:start w:val="1"/>
+      <w:numFmt w:val="bullet"/>
+      <w:lvlText w:val=""/>
+      <w:lvlJc w:val="left"/>
+      <w:pPr>
+        <w:tabs>
+          <w:tab w:val="num" w:pos="2880"/>
+        </w:tabs>
+        <w:ind w:left="2880" w:hanging="360"/>
+      </w:pPr>
+      <w:rPr>
+        <w:rFonts w:ascii="Wingdings" w:hAnsi="Wingdings" w:hint="default"/>
+        <w:sz w:val="20"/>
+      </w:rPr>
+    </w:lvl>
+    <w:lvl w:ilvl="4" w:tentative="1">
+      <w:start w:val="1"/>
+      <w:numFmt w:val="bullet"/>
+      <w:lvlText w:val=""/>
+      <w:lvlJc w:val="left"/>
+      <w:pPr>
+        <w:tabs>
+          <w:tab w:val="num" w:pos="3600"/>
+        </w:tabs>
+        <w:ind w:left="3600" w:hanging="360"/>
+      </w:pPr>
+      <w:rPr>
+        <w:rFonts w:ascii="Wingdings" w:hAnsi="Wingdings" w:hint="default"/>
+        <w:sz w:val="20"/>
+      </w:rPr>
+    </w:lvl>
+    <w:lvl w:ilvl="5" w:tentative="1">
+      <w:start w:val="1"/>
+      <w:numFmt w:val="bullet"/>
+      <w:lvlText w:val=""/>
+      <w:lvlJc w:val="left"/>
+      <w:pPr>
+        <w:tabs>
+          <w:tab w:val="num" w:pos="4320"/>
+        </w:tabs>
+        <w:ind w:left="4320" w:hanging="360"/>
+      </w:pPr>
+      <w:rPr>
+        <w:rFonts w:ascii="Wingdings" w:hAnsi="Wingdings" w:hint="default"/>
+        <w:sz w:val="20"/>
+      </w:rPr>
+    </w:lvl>
+    <w:lvl w:ilvl="6" w:tentative="1">
+      <w:start w:val="1"/>
+      <w:numFmt w:val="bullet"/>
+      <w:lvlText w:val=""/>
+      <w:lvlJc w:val="left"/>
+      <w:pPr>
+        <w:tabs>
+          <w:tab w:val="num" w:pos="5040"/>
+        </w:tabs>
+        <w:ind w:left="5040" w:hanging="360"/>
+      </w:pPr>
+      <w:rPr>
+        <w:rFonts w:ascii="Wingdings" w:hAnsi="Wingdings" w:hint="default"/>
+        <w:sz w:val="20"/>
+      </w:rPr>
+    </w:lvl>
+    <w:lvl w:ilvl="7" w:tentative="1">
+      <w:start w:val="1"/>
+      <w:numFmt w:val="bullet"/>
+      <w:lvlText w:val=""/>
+      <w:lvlJc w:val="left"/>
+      <w:pPr>
+        <w:tabs>
+          <w:tab w:val="num" w:pos="5760"/>
+        </w:tabs>
+        <w:ind w:left="5760" w:hanging="360"/>
+      </w:pPr>
+      <w:rPr>
+        <w:rFonts w:ascii="Wingdings" w:hAnsi="Wingdings" w:hint="default"/>
+        <w:sz w:val="20"/>
+      </w:rPr>
+    </w:lvl>
+    <w:lvl w:ilvl="8" w:tentative="1">
+      <w:start w:val="1"/>
+      <w:numFmt w:val="bullet"/>
+      <w:lvlText w:val=""/>
+      <w:lvlJc w:val="left"/>
+      <w:pPr>
+        <w:tabs>
+          <w:tab w:val="num" w:pos="6480"/>
+        </w:tabs>
+        <w:ind w:left="6480" w:hanging="360"/>
+      </w:pPr>
+      <w:rPr>
+        <w:rFonts w:ascii="Wingdings" w:hAnsi="Wingdings" w:hint="default"/>
+        <w:sz w:val="20"/>
+      </w:rPr>
+    </w:lvl>
+  </w:abstractNum>
+  <w:abstractNum w:abstractNumId="2" w15:restartNumberingAfterBreak="0">
+    <w:nsid w:val="0A812767"/>
     <w:multiLevelType w:val="hybridMultilevel"/>
-    <w:tmpl w:val="0B840488"/>
-    <w:lvl w:ilvl="0" w:tplc="49EC715A">
+    <w:tmpl w:val="119862FC"/>
+    <w:lvl w:ilvl="0" w:tplc="049EA0B2">
+      <w:start w:val="1"/>
+      <w:numFmt w:val="bullet"/>
+      <w:lvlText w:val=""/>
+      <w:lvlJc w:val="left"/>
+      <w:pPr>
+        <w:ind w:left="1080" w:hanging="360"/>
+      </w:pPr>
+      <w:rPr>
+        <w:rFonts w:ascii="Wingdings" w:hAnsi="Wingdings" w:hint="default"/>
+      </w:rPr>
+    </w:lvl>
+    <w:lvl w:ilvl="1" w:tplc="04090019" w:tentative="1">
+      <w:start w:val="1"/>
+      <w:numFmt w:val="upperLetter"/>
+      <w:lvlText w:val="%2."/>
+      <w:lvlJc w:val="left"/>
+      <w:pPr>
+        <w:ind w:left="1600" w:hanging="440"/>
+      </w:pPr>
+    </w:lvl>
+    <w:lvl w:ilvl="2" w:tplc="0409001B" w:tentative="1">
+      <w:start w:val="1"/>
+      <w:numFmt w:val="lowerRoman"/>
+      <w:lvlText w:val="%3."/>
+      <w:lvlJc w:val="right"/>
+      <w:pPr>
+        <w:ind w:left="2040" w:hanging="440"/>
+      </w:pPr>
+    </w:lvl>
+    <w:lvl w:ilvl="3" w:tplc="0409000F" w:tentative="1">
       <w:start w:val="1"/>
       <w:numFmt w:val="decimal"/>
-      <w:lvlText w:val="(%1)"/>
+      <w:lvlText w:val="%4."/>
       <w:lvlJc w:val="left"/>
       <w:pPr>
+        <w:ind w:left="2480" w:hanging="440"/>
+      </w:pPr>
+    </w:lvl>
+    <w:lvl w:ilvl="4" w:tplc="04090019" w:tentative="1">
+      <w:start w:val="1"/>
+      <w:numFmt w:val="upperLetter"/>
+      <w:lvlText w:val="%5."/>
+      <w:lvlJc w:val="left"/>
+      <w:pPr>
+        <w:ind w:left="2920" w:hanging="440"/>
+      </w:pPr>
+    </w:lvl>
+    <w:lvl w:ilvl="5" w:tplc="0409001B" w:tentative="1">
+      <w:start w:val="1"/>
+      <w:numFmt w:val="lowerRoman"/>
+      <w:lvlText w:val="%6."/>
+      <w:lvlJc w:val="right"/>
+      <w:pPr>
+        <w:ind w:left="3360" w:hanging="440"/>
+      </w:pPr>
+    </w:lvl>
+    <w:lvl w:ilvl="6" w:tplc="0409000F" w:tentative="1">
+      <w:start w:val="1"/>
+      <w:numFmt w:val="decimal"/>
+      <w:lvlText w:val="%7."/>
+      <w:lvlJc w:val="left"/>
+      <w:pPr>
+        <w:ind w:left="3800" w:hanging="440"/>
+      </w:pPr>
+    </w:lvl>
+    <w:lvl w:ilvl="7" w:tplc="04090019" w:tentative="1">
+      <w:start w:val="1"/>
+      <w:numFmt w:val="upperLetter"/>
+      <w:lvlText w:val="%8."/>
+      <w:lvlJc w:val="left"/>
+      <w:pPr>
+        <w:ind w:left="4240" w:hanging="440"/>
+      </w:pPr>
+    </w:lvl>
+    <w:lvl w:ilvl="8" w:tplc="0409001B" w:tentative="1">
+      <w:start w:val="1"/>
+      <w:numFmt w:val="lowerRoman"/>
+      <w:lvlText w:val="%9."/>
+      <w:lvlJc w:val="right"/>
+      <w:pPr>
+        <w:ind w:left="4680" w:hanging="440"/>
+      </w:pPr>
+    </w:lvl>
+  </w:abstractNum>
+  <w:abstractNum w:abstractNumId="3" w15:restartNumberingAfterBreak="0">
+    <w:nsid w:val="0D802229"/>
+    <w:multiLevelType w:val="multilevel"/>
+    <w:tmpl w:val="09AC5A96"/>
+    <w:lvl w:ilvl="0">
+      <w:start w:val="1"/>
+      <w:numFmt w:val="bullet"/>
+      <w:lvlText w:val=""/>
+      <w:lvlJc w:val="left"/>
+      <w:pPr>
+        <w:tabs>
+          <w:tab w:val="num" w:pos="720"/>
+        </w:tabs>
+        <w:ind w:left="720" w:hanging="360"/>
+      </w:pPr>
+      <w:rPr>
+        <w:rFonts w:ascii="Symbol" w:hAnsi="Symbol" w:hint="default"/>
+        <w:sz w:val="20"/>
+      </w:rPr>
+    </w:lvl>
+    <w:lvl w:ilvl="1">
+      <w:start w:val="1"/>
+      <w:numFmt w:val="bullet"/>
+      <w:lvlText w:val=""/>
+      <w:lvlJc w:val="left"/>
+      <w:pPr>
+        <w:ind w:left="1520" w:hanging="440"/>
+      </w:pPr>
+      <w:rPr>
+        <w:rFonts w:ascii="Wingdings" w:hAnsi="Wingdings" w:hint="default"/>
+      </w:rPr>
+    </w:lvl>
+    <w:lvl w:ilvl="2" w:tentative="1">
+      <w:start w:val="1"/>
+      <w:numFmt w:val="bullet"/>
+      <w:lvlText w:val=""/>
+      <w:lvlJc w:val="left"/>
+      <w:pPr>
+        <w:tabs>
+          <w:tab w:val="num" w:pos="2160"/>
+        </w:tabs>
+        <w:ind w:left="2160" w:hanging="360"/>
+      </w:pPr>
+      <w:rPr>
+        <w:rFonts w:ascii="Wingdings" w:hAnsi="Wingdings" w:hint="default"/>
+        <w:sz w:val="20"/>
+      </w:rPr>
+    </w:lvl>
+    <w:lvl w:ilvl="3" w:tentative="1">
+      <w:start w:val="1"/>
+      <w:numFmt w:val="bullet"/>
+      <w:lvlText w:val=""/>
+      <w:lvlJc w:val="left"/>
+      <w:pPr>
+        <w:tabs>
+          <w:tab w:val="num" w:pos="2880"/>
+        </w:tabs>
+        <w:ind w:left="2880" w:hanging="360"/>
+      </w:pPr>
+      <w:rPr>
+        <w:rFonts w:ascii="Wingdings" w:hAnsi="Wingdings" w:hint="default"/>
+        <w:sz w:val="20"/>
+      </w:rPr>
+    </w:lvl>
+    <w:lvl w:ilvl="4" w:tentative="1">
+      <w:start w:val="1"/>
+      <w:numFmt w:val="bullet"/>
+      <w:lvlText w:val=""/>
+      <w:lvlJc w:val="left"/>
+      <w:pPr>
+        <w:tabs>
+          <w:tab w:val="num" w:pos="3600"/>
+        </w:tabs>
+        <w:ind w:left="3600" w:hanging="360"/>
+      </w:pPr>
+      <w:rPr>
+        <w:rFonts w:ascii="Wingdings" w:hAnsi="Wingdings" w:hint="default"/>
+        <w:sz w:val="20"/>
+      </w:rPr>
+    </w:lvl>
+    <w:lvl w:ilvl="5" w:tentative="1">
+      <w:start w:val="1"/>
+      <w:numFmt w:val="bullet"/>
+      <w:lvlText w:val=""/>
+      <w:lvlJc w:val="left"/>
+      <w:pPr>
+        <w:tabs>
+          <w:tab w:val="num" w:pos="4320"/>
+        </w:tabs>
+        <w:ind w:left="4320" w:hanging="360"/>
+      </w:pPr>
+      <w:rPr>
+        <w:rFonts w:ascii="Wingdings" w:hAnsi="Wingdings" w:hint="default"/>
+        <w:sz w:val="20"/>
+      </w:rPr>
+    </w:lvl>
+    <w:lvl w:ilvl="6" w:tentative="1">
+      <w:start w:val="1"/>
+      <w:numFmt w:val="bullet"/>
+      <w:lvlText w:val=""/>
+      <w:lvlJc w:val="left"/>
+      <w:pPr>
+        <w:tabs>
+          <w:tab w:val="num" w:pos="5040"/>
+        </w:tabs>
+        <w:ind w:left="5040" w:hanging="360"/>
+      </w:pPr>
+      <w:rPr>
+        <w:rFonts w:ascii="Wingdings" w:hAnsi="Wingdings" w:hint="default"/>
+        <w:sz w:val="20"/>
+      </w:rPr>
+    </w:lvl>
+    <w:lvl w:ilvl="7" w:tentative="1">
+      <w:start w:val="1"/>
+      <w:numFmt w:val="bullet"/>
+      <w:lvlText w:val=""/>
+      <w:lvlJc w:val="left"/>
+      <w:pPr>
+        <w:tabs>
+          <w:tab w:val="num" w:pos="5760"/>
+        </w:tabs>
+        <w:ind w:left="5760" w:hanging="360"/>
+      </w:pPr>
+      <w:rPr>
+        <w:rFonts w:ascii="Wingdings" w:hAnsi="Wingdings" w:hint="default"/>
+        <w:sz w:val="20"/>
+      </w:rPr>
+    </w:lvl>
+    <w:lvl w:ilvl="8" w:tentative="1">
+      <w:start w:val="1"/>
+      <w:numFmt w:val="bullet"/>
+      <w:lvlText w:val=""/>
+      <w:lvlJc w:val="left"/>
+      <w:pPr>
+        <w:tabs>
+          <w:tab w:val="num" w:pos="6480"/>
+        </w:tabs>
+        <w:ind w:left="6480" w:hanging="360"/>
+      </w:pPr>
+      <w:rPr>
+        <w:rFonts w:ascii="Wingdings" w:hAnsi="Wingdings" w:hint="default"/>
+        <w:sz w:val="20"/>
+      </w:rPr>
+    </w:lvl>
+  </w:abstractNum>
+  <w:abstractNum w:abstractNumId="4" w15:restartNumberingAfterBreak="0">
+    <w:nsid w:val="0E1C05B1"/>
+    <w:multiLevelType w:val="multilevel"/>
+    <w:tmpl w:val="3A74FAF6"/>
+    <w:lvl w:ilvl="0">
+      <w:start w:val="1"/>
+      <w:numFmt w:val="decimal"/>
+      <w:lvlText w:val="%1."/>
+      <w:lvlJc w:val="left"/>
+      <w:pPr>
+        <w:tabs>
+          <w:tab w:val="num" w:pos="720"/>
+        </w:tabs>
+        <w:ind w:left="720" w:hanging="360"/>
+      </w:pPr>
+    </w:lvl>
+    <w:lvl w:ilvl="1">
+      <w:start w:val="1"/>
+      <w:numFmt w:val="bullet"/>
+      <w:lvlText w:val=""/>
+      <w:lvlJc w:val="left"/>
+      <w:pPr>
+        <w:ind w:left="1520" w:hanging="440"/>
+      </w:pPr>
+      <w:rPr>
+        <w:rFonts w:ascii="Wingdings" w:hAnsi="Wingdings" w:hint="default"/>
+      </w:rPr>
+    </w:lvl>
+    <w:lvl w:ilvl="2" w:tentative="1">
+      <w:start w:val="1"/>
+      <w:numFmt w:val="decimal"/>
+      <w:lvlText w:val="%3."/>
+      <w:lvlJc w:val="left"/>
+      <w:pPr>
+        <w:tabs>
+          <w:tab w:val="num" w:pos="2160"/>
+        </w:tabs>
+        <w:ind w:left="2160" w:hanging="360"/>
+      </w:pPr>
+    </w:lvl>
+    <w:lvl w:ilvl="3" w:tentative="1">
+      <w:start w:val="1"/>
+      <w:numFmt w:val="decimal"/>
+      <w:lvlText w:val="%4."/>
+      <w:lvlJc w:val="left"/>
+      <w:pPr>
+        <w:tabs>
+          <w:tab w:val="num" w:pos="2880"/>
+        </w:tabs>
+        <w:ind w:left="2880" w:hanging="360"/>
+      </w:pPr>
+    </w:lvl>
+    <w:lvl w:ilvl="4" w:tentative="1">
+      <w:start w:val="1"/>
+      <w:numFmt w:val="decimal"/>
+      <w:lvlText w:val="%5."/>
+      <w:lvlJc w:val="left"/>
+      <w:pPr>
+        <w:tabs>
+          <w:tab w:val="num" w:pos="3600"/>
+        </w:tabs>
+        <w:ind w:left="3600" w:hanging="360"/>
+      </w:pPr>
+    </w:lvl>
+    <w:lvl w:ilvl="5" w:tentative="1">
+      <w:start w:val="1"/>
+      <w:numFmt w:val="decimal"/>
+      <w:lvlText w:val="%6."/>
+      <w:lvlJc w:val="left"/>
+      <w:pPr>
+        <w:tabs>
+          <w:tab w:val="num" w:pos="4320"/>
+        </w:tabs>
+        <w:ind w:left="4320" w:hanging="360"/>
+      </w:pPr>
+    </w:lvl>
+    <w:lvl w:ilvl="6" w:tentative="1">
+      <w:start w:val="1"/>
+      <w:numFmt w:val="decimal"/>
+      <w:lvlText w:val="%7."/>
+      <w:lvlJc w:val="left"/>
+      <w:pPr>
+        <w:tabs>
+          <w:tab w:val="num" w:pos="5040"/>
+        </w:tabs>
+        <w:ind w:left="5040" w:hanging="360"/>
+      </w:pPr>
+    </w:lvl>
+    <w:lvl w:ilvl="7" w:tentative="1">
+      <w:start w:val="1"/>
+      <w:numFmt w:val="decimal"/>
+      <w:lvlText w:val="%8."/>
+      <w:lvlJc w:val="left"/>
+      <w:pPr>
+        <w:tabs>
+          <w:tab w:val="num" w:pos="5760"/>
+        </w:tabs>
+        <w:ind w:left="5760" w:hanging="360"/>
+      </w:pPr>
+    </w:lvl>
+    <w:lvl w:ilvl="8" w:tentative="1">
+      <w:start w:val="1"/>
+      <w:numFmt w:val="decimal"/>
+      <w:lvlText w:val="%9."/>
+      <w:lvlJc w:val="left"/>
+      <w:pPr>
+        <w:tabs>
+          <w:tab w:val="num" w:pos="6480"/>
+        </w:tabs>
+        <w:ind w:left="6480" w:hanging="360"/>
+      </w:pPr>
+    </w:lvl>
+  </w:abstractNum>
+  <w:abstractNum w:abstractNumId="5" w15:restartNumberingAfterBreak="0">
+    <w:nsid w:val="11CB5385"/>
+    <w:multiLevelType w:val="hybridMultilevel"/>
+    <w:tmpl w:val="F6A6FA6C"/>
+    <w:lvl w:ilvl="0" w:tplc="E37CB534">
+      <w:start w:val="1"/>
+      <w:numFmt w:val="decimal"/>
+      <w:lvlText w:val="%1."/>
+      <w:lvlJc w:val="left"/>
+      <w:pPr>
+        <w:ind w:left="1080" w:hanging="360"/>
+      </w:pPr>
+      <w:rPr>
+        <w:rFonts w:hint="default"/>
+      </w:rPr>
+    </w:lvl>
+    <w:lvl w:ilvl="1" w:tplc="C6808F86">
+      <w:start w:val="1"/>
+      <w:numFmt w:val="decimal"/>
+      <w:lvlText w:val="(%2)"/>
+      <w:lvlJc w:val="left"/>
+      <w:pPr>
         <w:ind w:left="1520" w:hanging="360"/>
+      </w:pPr>
+      <w:rPr>
+        <w:rFonts w:hint="default"/>
+      </w:rPr>
+    </w:lvl>
+    <w:lvl w:ilvl="2" w:tplc="0409001B" w:tentative="1">
+      <w:start w:val="1"/>
+      <w:numFmt w:val="lowerRoman"/>
+      <w:lvlText w:val="%3."/>
+      <w:lvlJc w:val="right"/>
+      <w:pPr>
+        <w:ind w:left="2040" w:hanging="440"/>
+      </w:pPr>
+    </w:lvl>
+    <w:lvl w:ilvl="3" w:tplc="0409000F" w:tentative="1">
+      <w:start w:val="1"/>
+      <w:numFmt w:val="decimal"/>
+      <w:lvlText w:val="%4."/>
+      <w:lvlJc w:val="left"/>
+      <w:pPr>
+        <w:ind w:left="2480" w:hanging="440"/>
+      </w:pPr>
+    </w:lvl>
+    <w:lvl w:ilvl="4" w:tplc="04090019" w:tentative="1">
+      <w:start w:val="1"/>
+      <w:numFmt w:val="upperLetter"/>
+      <w:lvlText w:val="%5."/>
+      <w:lvlJc w:val="left"/>
+      <w:pPr>
+        <w:ind w:left="2920" w:hanging="440"/>
+      </w:pPr>
+    </w:lvl>
+    <w:lvl w:ilvl="5" w:tplc="0409001B" w:tentative="1">
+      <w:start w:val="1"/>
+      <w:numFmt w:val="lowerRoman"/>
+      <w:lvlText w:val="%6."/>
+      <w:lvlJc w:val="right"/>
+      <w:pPr>
+        <w:ind w:left="3360" w:hanging="440"/>
+      </w:pPr>
+    </w:lvl>
+    <w:lvl w:ilvl="6" w:tplc="0409000F" w:tentative="1">
+      <w:start w:val="1"/>
+      <w:numFmt w:val="decimal"/>
+      <w:lvlText w:val="%7."/>
+      <w:lvlJc w:val="left"/>
+      <w:pPr>
+        <w:ind w:left="3800" w:hanging="440"/>
+      </w:pPr>
+    </w:lvl>
+    <w:lvl w:ilvl="7" w:tplc="04090019" w:tentative="1">
+      <w:start w:val="1"/>
+      <w:numFmt w:val="upperLetter"/>
+      <w:lvlText w:val="%8."/>
+      <w:lvlJc w:val="left"/>
+      <w:pPr>
+        <w:ind w:left="4240" w:hanging="440"/>
+      </w:pPr>
+    </w:lvl>
+    <w:lvl w:ilvl="8" w:tplc="0409001B" w:tentative="1">
+      <w:start w:val="1"/>
+      <w:numFmt w:val="lowerRoman"/>
+      <w:lvlText w:val="%9."/>
+      <w:lvlJc w:val="right"/>
+      <w:pPr>
+        <w:ind w:left="4680" w:hanging="440"/>
+      </w:pPr>
+    </w:lvl>
+  </w:abstractNum>
+  <w:abstractNum w:abstractNumId="6" w15:restartNumberingAfterBreak="0">
+    <w:nsid w:val="12C67835"/>
+    <w:multiLevelType w:val="hybridMultilevel"/>
+    <w:tmpl w:val="D658AD86"/>
+    <w:lvl w:ilvl="0" w:tplc="FFFFFFFF">
+      <w:start w:val="1"/>
+      <w:numFmt w:val="bullet"/>
+      <w:lvlText w:val=""/>
+      <w:lvlJc w:val="left"/>
+      <w:pPr>
+        <w:ind w:left="880" w:hanging="440"/>
+      </w:pPr>
+      <w:rPr>
+        <w:rFonts w:ascii="Wingdings" w:hAnsi="Wingdings" w:hint="default"/>
+      </w:rPr>
+    </w:lvl>
+    <w:lvl w:ilvl="1" w:tplc="049EA0B2">
+      <w:start w:val="1"/>
+      <w:numFmt w:val="bullet"/>
+      <w:lvlText w:val=""/>
+      <w:lvlJc w:val="left"/>
+      <w:pPr>
+        <w:ind w:left="1600" w:hanging="440"/>
+      </w:pPr>
+      <w:rPr>
+        <w:rFonts w:ascii="Wingdings" w:hAnsi="Wingdings" w:hint="default"/>
+      </w:rPr>
+    </w:lvl>
+    <w:lvl w:ilvl="2" w:tplc="FFFFFFFF" w:tentative="1">
+      <w:start w:val="1"/>
+      <w:numFmt w:val="bullet"/>
+      <w:lvlText w:val=""/>
+      <w:lvlJc w:val="left"/>
+      <w:pPr>
+        <w:ind w:left="1760" w:hanging="440"/>
+      </w:pPr>
+      <w:rPr>
+        <w:rFonts w:ascii="Wingdings" w:hAnsi="Wingdings" w:hint="default"/>
+      </w:rPr>
+    </w:lvl>
+    <w:lvl w:ilvl="3" w:tplc="FFFFFFFF" w:tentative="1">
+      <w:start w:val="1"/>
+      <w:numFmt w:val="bullet"/>
+      <w:lvlText w:val=""/>
+      <w:lvlJc w:val="left"/>
+      <w:pPr>
+        <w:ind w:left="2200" w:hanging="440"/>
+      </w:pPr>
+      <w:rPr>
+        <w:rFonts w:ascii="Wingdings" w:hAnsi="Wingdings" w:hint="default"/>
+      </w:rPr>
+    </w:lvl>
+    <w:lvl w:ilvl="4" w:tplc="FFFFFFFF" w:tentative="1">
+      <w:start w:val="1"/>
+      <w:numFmt w:val="bullet"/>
+      <w:lvlText w:val=""/>
+      <w:lvlJc w:val="left"/>
+      <w:pPr>
+        <w:ind w:left="2640" w:hanging="440"/>
+      </w:pPr>
+      <w:rPr>
+        <w:rFonts w:ascii="Wingdings" w:hAnsi="Wingdings" w:hint="default"/>
+      </w:rPr>
+    </w:lvl>
+    <w:lvl w:ilvl="5" w:tplc="FFFFFFFF" w:tentative="1">
+      <w:start w:val="1"/>
+      <w:numFmt w:val="bullet"/>
+      <w:lvlText w:val=""/>
+      <w:lvlJc w:val="left"/>
+      <w:pPr>
+        <w:ind w:left="3080" w:hanging="440"/>
+      </w:pPr>
+      <w:rPr>
+        <w:rFonts w:ascii="Wingdings" w:hAnsi="Wingdings" w:hint="default"/>
+      </w:rPr>
+    </w:lvl>
+    <w:lvl w:ilvl="6" w:tplc="FFFFFFFF" w:tentative="1">
+      <w:start w:val="1"/>
+      <w:numFmt w:val="bullet"/>
+      <w:lvlText w:val=""/>
+      <w:lvlJc w:val="left"/>
+      <w:pPr>
+        <w:ind w:left="3520" w:hanging="440"/>
+      </w:pPr>
+      <w:rPr>
+        <w:rFonts w:ascii="Wingdings" w:hAnsi="Wingdings" w:hint="default"/>
+      </w:rPr>
+    </w:lvl>
+    <w:lvl w:ilvl="7" w:tplc="FFFFFFFF" w:tentative="1">
+      <w:start w:val="1"/>
+      <w:numFmt w:val="bullet"/>
+      <w:lvlText w:val=""/>
+      <w:lvlJc w:val="left"/>
+      <w:pPr>
+        <w:ind w:left="3960" w:hanging="440"/>
+      </w:pPr>
+      <w:rPr>
+        <w:rFonts w:ascii="Wingdings" w:hAnsi="Wingdings" w:hint="default"/>
+      </w:rPr>
+    </w:lvl>
+    <w:lvl w:ilvl="8" w:tplc="FFFFFFFF" w:tentative="1">
+      <w:start w:val="1"/>
+      <w:numFmt w:val="bullet"/>
+      <w:lvlText w:val=""/>
+      <w:lvlJc w:val="left"/>
+      <w:pPr>
+        <w:ind w:left="4400" w:hanging="440"/>
+      </w:pPr>
+      <w:rPr>
+        <w:rFonts w:ascii="Wingdings" w:hAnsi="Wingdings" w:hint="default"/>
+      </w:rPr>
+    </w:lvl>
+  </w:abstractNum>
+  <w:abstractNum w:abstractNumId="7" w15:restartNumberingAfterBreak="0">
+    <w:nsid w:val="1C0223AA"/>
+    <w:multiLevelType w:val="hybridMultilevel"/>
+    <w:tmpl w:val="81783A04"/>
+    <w:lvl w:ilvl="0" w:tplc="E084BF38">
+      <w:start w:val="1"/>
+      <w:numFmt w:val="decimal"/>
+      <w:lvlText w:val="%1."/>
+      <w:lvlJc w:val="left"/>
+      <w:pPr>
+        <w:ind w:left="1080" w:hanging="360"/>
       </w:pPr>
       <w:rPr>
         <w:rFonts w:hint="default"/>
@@ -14960,7 +15530,7 @@
       <w:lvlText w:val="%2."/>
       <w:lvlJc w:val="left"/>
       <w:pPr>
-        <w:ind w:left="2040" w:hanging="440"/>
+        <w:ind w:left="1600" w:hanging="440"/>
       </w:pPr>
     </w:lvl>
     <w:lvl w:ilvl="2" w:tplc="0409001B" w:tentative="1">
@@ -14969,7 +15539,7 @@
       <w:lvlText w:val="%3."/>
       <w:lvlJc w:val="right"/>
       <w:pPr>
-        <w:ind w:left="2480" w:hanging="440"/>
+        <w:ind w:left="2040" w:hanging="440"/>
       </w:pPr>
     </w:lvl>
     <w:lvl w:ilvl="3" w:tplc="0409000F" w:tentative="1">
@@ -14978,7 +15548,7 @@
       <w:lvlText w:val="%4."/>
       <w:lvlJc w:val="left"/>
       <w:pPr>
-        <w:ind w:left="2920" w:hanging="440"/>
+        <w:ind w:left="2480" w:hanging="440"/>
       </w:pPr>
     </w:lvl>
     <w:lvl w:ilvl="4" w:tplc="04090019" w:tentative="1">
@@ -14987,7 +15557,7 @@
       <w:lvlText w:val="%5."/>
       <w:lvlJc w:val="left"/>
       <w:pPr>
-        <w:ind w:left="3360" w:hanging="440"/>
+        <w:ind w:left="2920" w:hanging="440"/>
       </w:pPr>
     </w:lvl>
     <w:lvl w:ilvl="5" w:tplc="0409001B" w:tentative="1">
@@ -14996,7 +15566,7 @@
       <w:lvlText w:val="%6."/>
       <w:lvlJc w:val="right"/>
       <w:pPr>
-        <w:ind w:left="3800" w:hanging="440"/>
+        <w:ind w:left="3360" w:hanging="440"/>
       </w:pPr>
     </w:lvl>
     <w:lvl w:ilvl="6" w:tplc="0409000F" w:tentative="1">
@@ -15005,7 +15575,7 @@
       <w:lvlText w:val="%7."/>
       <w:lvlJc w:val="left"/>
       <w:pPr>
-        <w:ind w:left="4240" w:hanging="440"/>
+        <w:ind w:left="3800" w:hanging="440"/>
       </w:pPr>
     </w:lvl>
     <w:lvl w:ilvl="7" w:tplc="04090019" w:tentative="1">
@@ -15014,7 +15584,7 @@
       <w:lvlText w:val="%8."/>
       <w:lvlJc w:val="left"/>
       <w:pPr>
-        <w:ind w:left="4680" w:hanging="440"/>
+        <w:ind w:left="4240" w:hanging="440"/>
       </w:pPr>
     </w:lvl>
     <w:lvl w:ilvl="8" w:tplc="0409001B" w:tentative="1">
@@ -15023,394 +15593,14 @@
       <w:lvlText w:val="%9."/>
       <w:lvlJc w:val="right"/>
       <w:pPr>
-        <w:ind w:left="5120" w:hanging="440"/>
+        <w:ind w:left="4680" w:hanging="440"/>
       </w:pPr>
     </w:lvl>
   </w:abstractNum>
-  <w:abstractNum w:abstractNumId="1" w15:restartNumberingAfterBreak="0">
-    <w:nsid w:val="0A812767"/>
-    <w:multiLevelType w:val="hybridMultilevel"/>
-    <w:tmpl w:val="7CD8125C"/>
-    <w:lvl w:ilvl="0" w:tplc="9176F194">
-      <w:start w:val="1"/>
-      <w:numFmt w:val="decimal"/>
-      <w:lvlText w:val="%1."/>
-      <w:lvlJc w:val="left"/>
-      <w:pPr>
-        <w:ind w:left="1080" w:hanging="360"/>
-      </w:pPr>
-      <w:rPr>
-        <w:rFonts w:hint="default"/>
-      </w:rPr>
-    </w:lvl>
-    <w:lvl w:ilvl="1" w:tplc="04090019" w:tentative="1">
-      <w:start w:val="1"/>
-      <w:numFmt w:val="upperLetter"/>
-      <w:lvlText w:val="%2."/>
-      <w:lvlJc w:val="left"/>
-      <w:pPr>
-        <w:ind w:left="1600" w:hanging="440"/>
-      </w:pPr>
-    </w:lvl>
-    <w:lvl w:ilvl="2" w:tplc="0409001B" w:tentative="1">
-      <w:start w:val="1"/>
-      <w:numFmt w:val="lowerRoman"/>
-      <w:lvlText w:val="%3."/>
-      <w:lvlJc w:val="right"/>
-      <w:pPr>
-        <w:ind w:left="2040" w:hanging="440"/>
-      </w:pPr>
-    </w:lvl>
-    <w:lvl w:ilvl="3" w:tplc="0409000F" w:tentative="1">
-      <w:start w:val="1"/>
-      <w:numFmt w:val="decimal"/>
-      <w:lvlText w:val="%4."/>
-      <w:lvlJc w:val="left"/>
-      <w:pPr>
-        <w:ind w:left="2480" w:hanging="440"/>
-      </w:pPr>
-    </w:lvl>
-    <w:lvl w:ilvl="4" w:tplc="04090019" w:tentative="1">
-      <w:start w:val="1"/>
-      <w:numFmt w:val="upperLetter"/>
-      <w:lvlText w:val="%5."/>
-      <w:lvlJc w:val="left"/>
-      <w:pPr>
-        <w:ind w:left="2920" w:hanging="440"/>
-      </w:pPr>
-    </w:lvl>
-    <w:lvl w:ilvl="5" w:tplc="0409001B" w:tentative="1">
-      <w:start w:val="1"/>
-      <w:numFmt w:val="lowerRoman"/>
-      <w:lvlText w:val="%6."/>
-      <w:lvlJc w:val="right"/>
-      <w:pPr>
-        <w:ind w:left="3360" w:hanging="440"/>
-      </w:pPr>
-    </w:lvl>
-    <w:lvl w:ilvl="6" w:tplc="0409000F" w:tentative="1">
-      <w:start w:val="1"/>
-      <w:numFmt w:val="decimal"/>
-      <w:lvlText w:val="%7."/>
-      <w:lvlJc w:val="left"/>
-      <w:pPr>
-        <w:ind w:left="3800" w:hanging="440"/>
-      </w:pPr>
-    </w:lvl>
-    <w:lvl w:ilvl="7" w:tplc="04090019" w:tentative="1">
-      <w:start w:val="1"/>
-      <w:numFmt w:val="upperLetter"/>
-      <w:lvlText w:val="%8."/>
-      <w:lvlJc w:val="left"/>
-      <w:pPr>
-        <w:ind w:left="4240" w:hanging="440"/>
-      </w:pPr>
-    </w:lvl>
-    <w:lvl w:ilvl="8" w:tplc="0409001B" w:tentative="1">
-      <w:start w:val="1"/>
-      <w:numFmt w:val="lowerRoman"/>
-      <w:lvlText w:val="%9."/>
-      <w:lvlJc w:val="right"/>
-      <w:pPr>
-        <w:ind w:left="4680" w:hanging="440"/>
-      </w:pPr>
-    </w:lvl>
-  </w:abstractNum>
-  <w:abstractNum w:abstractNumId="2" w15:restartNumberingAfterBreak="0">
-    <w:nsid w:val="11CB5385"/>
-    <w:multiLevelType w:val="hybridMultilevel"/>
-    <w:tmpl w:val="186EB1D6"/>
-    <w:lvl w:ilvl="0" w:tplc="E37CB534">
-      <w:start w:val="1"/>
-      <w:numFmt w:val="decimal"/>
-      <w:lvlText w:val="%1."/>
-      <w:lvlJc w:val="left"/>
-      <w:pPr>
-        <w:ind w:left="1080" w:hanging="360"/>
-      </w:pPr>
-      <w:rPr>
-        <w:rFonts w:hint="default"/>
-      </w:rPr>
-    </w:lvl>
-    <w:lvl w:ilvl="1" w:tplc="04090019" w:tentative="1">
-      <w:start w:val="1"/>
-      <w:numFmt w:val="upperLetter"/>
-      <w:lvlText w:val="%2."/>
-      <w:lvlJc w:val="left"/>
-      <w:pPr>
-        <w:ind w:left="1600" w:hanging="440"/>
-      </w:pPr>
-    </w:lvl>
-    <w:lvl w:ilvl="2" w:tplc="0409001B" w:tentative="1">
-      <w:start w:val="1"/>
-      <w:numFmt w:val="lowerRoman"/>
-      <w:lvlText w:val="%3."/>
-      <w:lvlJc w:val="right"/>
-      <w:pPr>
-        <w:ind w:left="2040" w:hanging="440"/>
-      </w:pPr>
-    </w:lvl>
-    <w:lvl w:ilvl="3" w:tplc="0409000F" w:tentative="1">
-      <w:start w:val="1"/>
-      <w:numFmt w:val="decimal"/>
-      <w:lvlText w:val="%4."/>
-      <w:lvlJc w:val="left"/>
-      <w:pPr>
-        <w:ind w:left="2480" w:hanging="440"/>
-      </w:pPr>
-    </w:lvl>
-    <w:lvl w:ilvl="4" w:tplc="04090019" w:tentative="1">
-      <w:start w:val="1"/>
-      <w:numFmt w:val="upperLetter"/>
-      <w:lvlText w:val="%5."/>
-      <w:lvlJc w:val="left"/>
-      <w:pPr>
-        <w:ind w:left="2920" w:hanging="440"/>
-      </w:pPr>
-    </w:lvl>
-    <w:lvl w:ilvl="5" w:tplc="0409001B" w:tentative="1">
-      <w:start w:val="1"/>
-      <w:numFmt w:val="lowerRoman"/>
-      <w:lvlText w:val="%6."/>
-      <w:lvlJc w:val="right"/>
-      <w:pPr>
-        <w:ind w:left="3360" w:hanging="440"/>
-      </w:pPr>
-    </w:lvl>
-    <w:lvl w:ilvl="6" w:tplc="0409000F" w:tentative="1">
-      <w:start w:val="1"/>
-      <w:numFmt w:val="decimal"/>
-      <w:lvlText w:val="%7."/>
-      <w:lvlJc w:val="left"/>
-      <w:pPr>
-        <w:ind w:left="3800" w:hanging="440"/>
-      </w:pPr>
-    </w:lvl>
-    <w:lvl w:ilvl="7" w:tplc="04090019" w:tentative="1">
-      <w:start w:val="1"/>
-      <w:numFmt w:val="upperLetter"/>
-      <w:lvlText w:val="%8."/>
-      <w:lvlJc w:val="left"/>
-      <w:pPr>
-        <w:ind w:left="4240" w:hanging="440"/>
-      </w:pPr>
-    </w:lvl>
-    <w:lvl w:ilvl="8" w:tplc="0409001B" w:tentative="1">
-      <w:start w:val="1"/>
-      <w:numFmt w:val="lowerRoman"/>
-      <w:lvlText w:val="%9."/>
-      <w:lvlJc w:val="right"/>
-      <w:pPr>
-        <w:ind w:left="4680" w:hanging="440"/>
-      </w:pPr>
-    </w:lvl>
-  </w:abstractNum>
-  <w:abstractNum w:abstractNumId="3" w15:restartNumberingAfterBreak="0">
-    <w:nsid w:val="12C67835"/>
-    <w:multiLevelType w:val="hybridMultilevel"/>
-    <w:tmpl w:val="D658AD86"/>
-    <w:lvl w:ilvl="0" w:tplc="FFFFFFFF">
-      <w:start w:val="1"/>
-      <w:numFmt w:val="bullet"/>
-      <w:lvlText w:val=""/>
-      <w:lvlJc w:val="left"/>
-      <w:pPr>
-        <w:ind w:left="880" w:hanging="440"/>
-      </w:pPr>
-      <w:rPr>
-        <w:rFonts w:ascii="Wingdings" w:hAnsi="Wingdings" w:hint="default"/>
-      </w:rPr>
-    </w:lvl>
-    <w:lvl w:ilvl="1" w:tplc="049EA0B2">
-      <w:start w:val="1"/>
-      <w:numFmt w:val="bullet"/>
-      <w:lvlText w:val=""/>
-      <w:lvlJc w:val="left"/>
-      <w:pPr>
-        <w:ind w:left="1600" w:hanging="440"/>
-      </w:pPr>
-      <w:rPr>
-        <w:rFonts w:ascii="Wingdings" w:hAnsi="Wingdings" w:hint="default"/>
-      </w:rPr>
-    </w:lvl>
-    <w:lvl w:ilvl="2" w:tplc="FFFFFFFF" w:tentative="1">
-      <w:start w:val="1"/>
-      <w:numFmt w:val="bullet"/>
-      <w:lvlText w:val=""/>
-      <w:lvlJc w:val="left"/>
-      <w:pPr>
-        <w:ind w:left="1760" w:hanging="440"/>
-      </w:pPr>
-      <w:rPr>
-        <w:rFonts w:ascii="Wingdings" w:hAnsi="Wingdings" w:hint="default"/>
-      </w:rPr>
-    </w:lvl>
-    <w:lvl w:ilvl="3" w:tplc="FFFFFFFF" w:tentative="1">
-      <w:start w:val="1"/>
-      <w:numFmt w:val="bullet"/>
-      <w:lvlText w:val=""/>
-      <w:lvlJc w:val="left"/>
-      <w:pPr>
-        <w:ind w:left="2200" w:hanging="440"/>
-      </w:pPr>
-      <w:rPr>
-        <w:rFonts w:ascii="Wingdings" w:hAnsi="Wingdings" w:hint="default"/>
-      </w:rPr>
-    </w:lvl>
-    <w:lvl w:ilvl="4" w:tplc="FFFFFFFF" w:tentative="1">
-      <w:start w:val="1"/>
-      <w:numFmt w:val="bullet"/>
-      <w:lvlText w:val=""/>
-      <w:lvlJc w:val="left"/>
-      <w:pPr>
-        <w:ind w:left="2640" w:hanging="440"/>
-      </w:pPr>
-      <w:rPr>
-        <w:rFonts w:ascii="Wingdings" w:hAnsi="Wingdings" w:hint="default"/>
-      </w:rPr>
-    </w:lvl>
-    <w:lvl w:ilvl="5" w:tplc="FFFFFFFF" w:tentative="1">
-      <w:start w:val="1"/>
-      <w:numFmt w:val="bullet"/>
-      <w:lvlText w:val=""/>
-      <w:lvlJc w:val="left"/>
-      <w:pPr>
-        <w:ind w:left="3080" w:hanging="440"/>
-      </w:pPr>
-      <w:rPr>
-        <w:rFonts w:ascii="Wingdings" w:hAnsi="Wingdings" w:hint="default"/>
-      </w:rPr>
-    </w:lvl>
-    <w:lvl w:ilvl="6" w:tplc="FFFFFFFF" w:tentative="1">
-      <w:start w:val="1"/>
-      <w:numFmt w:val="bullet"/>
-      <w:lvlText w:val=""/>
-      <w:lvlJc w:val="left"/>
-      <w:pPr>
-        <w:ind w:left="3520" w:hanging="440"/>
-      </w:pPr>
-      <w:rPr>
-        <w:rFonts w:ascii="Wingdings" w:hAnsi="Wingdings" w:hint="default"/>
-      </w:rPr>
-    </w:lvl>
-    <w:lvl w:ilvl="7" w:tplc="FFFFFFFF" w:tentative="1">
-      <w:start w:val="1"/>
-      <w:numFmt w:val="bullet"/>
-      <w:lvlText w:val=""/>
-      <w:lvlJc w:val="left"/>
-      <w:pPr>
-        <w:ind w:left="3960" w:hanging="440"/>
-      </w:pPr>
-      <w:rPr>
-        <w:rFonts w:ascii="Wingdings" w:hAnsi="Wingdings" w:hint="default"/>
-      </w:rPr>
-    </w:lvl>
-    <w:lvl w:ilvl="8" w:tplc="FFFFFFFF" w:tentative="1">
-      <w:start w:val="1"/>
-      <w:numFmt w:val="bullet"/>
-      <w:lvlText w:val=""/>
-      <w:lvlJc w:val="left"/>
-      <w:pPr>
-        <w:ind w:left="4400" w:hanging="440"/>
-      </w:pPr>
-      <w:rPr>
-        <w:rFonts w:ascii="Wingdings" w:hAnsi="Wingdings" w:hint="default"/>
-      </w:rPr>
-    </w:lvl>
-  </w:abstractNum>
-  <w:abstractNum w:abstractNumId="4" w15:restartNumberingAfterBreak="0">
-    <w:nsid w:val="1C0223AA"/>
-    <w:multiLevelType w:val="hybridMultilevel"/>
-    <w:tmpl w:val="81783A04"/>
-    <w:lvl w:ilvl="0" w:tplc="E084BF38">
-      <w:start w:val="1"/>
-      <w:numFmt w:val="decimal"/>
-      <w:lvlText w:val="%1."/>
-      <w:lvlJc w:val="left"/>
-      <w:pPr>
-        <w:ind w:left="1080" w:hanging="360"/>
-      </w:pPr>
-      <w:rPr>
-        <w:rFonts w:hint="default"/>
-      </w:rPr>
-    </w:lvl>
-    <w:lvl w:ilvl="1" w:tplc="04090019" w:tentative="1">
-      <w:start w:val="1"/>
-      <w:numFmt w:val="upperLetter"/>
-      <w:lvlText w:val="%2."/>
-      <w:lvlJc w:val="left"/>
-      <w:pPr>
-        <w:ind w:left="1600" w:hanging="440"/>
-      </w:pPr>
-    </w:lvl>
-    <w:lvl w:ilvl="2" w:tplc="0409001B" w:tentative="1">
-      <w:start w:val="1"/>
-      <w:numFmt w:val="lowerRoman"/>
-      <w:lvlText w:val="%3."/>
-      <w:lvlJc w:val="right"/>
-      <w:pPr>
-        <w:ind w:left="2040" w:hanging="440"/>
-      </w:pPr>
-    </w:lvl>
-    <w:lvl w:ilvl="3" w:tplc="0409000F" w:tentative="1">
-      <w:start w:val="1"/>
-      <w:numFmt w:val="decimal"/>
-      <w:lvlText w:val="%4."/>
-      <w:lvlJc w:val="left"/>
-      <w:pPr>
-        <w:ind w:left="2480" w:hanging="440"/>
-      </w:pPr>
-    </w:lvl>
-    <w:lvl w:ilvl="4" w:tplc="04090019" w:tentative="1">
-      <w:start w:val="1"/>
-      <w:numFmt w:val="upperLetter"/>
-      <w:lvlText w:val="%5."/>
-      <w:lvlJc w:val="left"/>
-      <w:pPr>
-        <w:ind w:left="2920" w:hanging="440"/>
-      </w:pPr>
-    </w:lvl>
-    <w:lvl w:ilvl="5" w:tplc="0409001B" w:tentative="1">
-      <w:start w:val="1"/>
-      <w:numFmt w:val="lowerRoman"/>
-      <w:lvlText w:val="%6."/>
-      <w:lvlJc w:val="right"/>
-      <w:pPr>
-        <w:ind w:left="3360" w:hanging="440"/>
-      </w:pPr>
-    </w:lvl>
-    <w:lvl w:ilvl="6" w:tplc="0409000F" w:tentative="1">
-      <w:start w:val="1"/>
-      <w:numFmt w:val="decimal"/>
-      <w:lvlText w:val="%7."/>
-      <w:lvlJc w:val="left"/>
-      <w:pPr>
-        <w:ind w:left="3800" w:hanging="440"/>
-      </w:pPr>
-    </w:lvl>
-    <w:lvl w:ilvl="7" w:tplc="04090019" w:tentative="1">
-      <w:start w:val="1"/>
-      <w:numFmt w:val="upperLetter"/>
-      <w:lvlText w:val="%8."/>
-      <w:lvlJc w:val="left"/>
-      <w:pPr>
-        <w:ind w:left="4240" w:hanging="440"/>
-      </w:pPr>
-    </w:lvl>
-    <w:lvl w:ilvl="8" w:tplc="0409001B" w:tentative="1">
-      <w:start w:val="1"/>
-      <w:numFmt w:val="lowerRoman"/>
-      <w:lvlText w:val="%9."/>
-      <w:lvlJc w:val="right"/>
-      <w:pPr>
-        <w:ind w:left="4680" w:hanging="440"/>
-      </w:pPr>
-    </w:lvl>
-  </w:abstractNum>
-  <w:abstractNum w:abstractNumId="5" w15:restartNumberingAfterBreak="0">
+  <w:abstractNum w:abstractNumId="8" w15:restartNumberingAfterBreak="0">
     <w:nsid w:val="249659E8"/>
     <w:multiLevelType w:val="hybridMultilevel"/>
-    <w:tmpl w:val="EF006440"/>
+    <w:tmpl w:val="A106FB14"/>
     <w:lvl w:ilvl="0" w:tplc="049EA0B2">
       <w:start w:val="1"/>
       <w:numFmt w:val="bullet"/>
@@ -15520,7 +15710,120 @@
       </w:rPr>
     </w:lvl>
   </w:abstractNum>
-  <w:abstractNum w:abstractNumId="6" w15:restartNumberingAfterBreak="0">
+  <w:abstractNum w:abstractNumId="9" w15:restartNumberingAfterBreak="0">
+    <w:nsid w:val="25F303C3"/>
+    <w:multiLevelType w:val="hybridMultilevel"/>
+    <w:tmpl w:val="FEF0C8C0"/>
+    <w:lvl w:ilvl="0" w:tplc="049EA0B2">
+      <w:start w:val="1"/>
+      <w:numFmt w:val="bullet"/>
+      <w:lvlText w:val=""/>
+      <w:lvlJc w:val="left"/>
+      <w:pPr>
+        <w:ind w:left="2320" w:hanging="440"/>
+      </w:pPr>
+      <w:rPr>
+        <w:rFonts w:ascii="Wingdings" w:hAnsi="Wingdings" w:hint="default"/>
+      </w:rPr>
+    </w:lvl>
+    <w:lvl w:ilvl="1" w:tplc="04090003" w:tentative="1">
+      <w:start w:val="1"/>
+      <w:numFmt w:val="bullet"/>
+      <w:lvlText w:val=""/>
+      <w:lvlJc w:val="left"/>
+      <w:pPr>
+        <w:ind w:left="2760" w:hanging="440"/>
+      </w:pPr>
+      <w:rPr>
+        <w:rFonts w:ascii="Wingdings" w:hAnsi="Wingdings" w:hint="default"/>
+      </w:rPr>
+    </w:lvl>
+    <w:lvl w:ilvl="2" w:tplc="04090005" w:tentative="1">
+      <w:start w:val="1"/>
+      <w:numFmt w:val="bullet"/>
+      <w:lvlText w:val=""/>
+      <w:lvlJc w:val="left"/>
+      <w:pPr>
+        <w:ind w:left="3200" w:hanging="440"/>
+      </w:pPr>
+      <w:rPr>
+        <w:rFonts w:ascii="Wingdings" w:hAnsi="Wingdings" w:hint="default"/>
+      </w:rPr>
+    </w:lvl>
+    <w:lvl w:ilvl="3" w:tplc="04090001" w:tentative="1">
+      <w:start w:val="1"/>
+      <w:numFmt w:val="bullet"/>
+      <w:lvlText w:val=""/>
+      <w:lvlJc w:val="left"/>
+      <w:pPr>
+        <w:ind w:left="3640" w:hanging="440"/>
+      </w:pPr>
+      <w:rPr>
+        <w:rFonts w:ascii="Wingdings" w:hAnsi="Wingdings" w:hint="default"/>
+      </w:rPr>
+    </w:lvl>
+    <w:lvl w:ilvl="4" w:tplc="04090003" w:tentative="1">
+      <w:start w:val="1"/>
+      <w:numFmt w:val="bullet"/>
+      <w:lvlText w:val=""/>
+      <w:lvlJc w:val="left"/>
+      <w:pPr>
+        <w:ind w:left="4080" w:hanging="440"/>
+      </w:pPr>
+      <w:rPr>
+        <w:rFonts w:ascii="Wingdings" w:hAnsi="Wingdings" w:hint="default"/>
+      </w:rPr>
+    </w:lvl>
+    <w:lvl w:ilvl="5" w:tplc="04090005" w:tentative="1">
+      <w:start w:val="1"/>
+      <w:numFmt w:val="bullet"/>
+      <w:lvlText w:val=""/>
+      <w:lvlJc w:val="left"/>
+      <w:pPr>
+        <w:ind w:left="4520" w:hanging="440"/>
+      </w:pPr>
+      <w:rPr>
+        <w:rFonts w:ascii="Wingdings" w:hAnsi="Wingdings" w:hint="default"/>
+      </w:rPr>
+    </w:lvl>
+    <w:lvl w:ilvl="6" w:tplc="04090001" w:tentative="1">
+      <w:start w:val="1"/>
+      <w:numFmt w:val="bullet"/>
+      <w:lvlText w:val=""/>
+      <w:lvlJc w:val="left"/>
+      <w:pPr>
+        <w:ind w:left="4960" w:hanging="440"/>
+      </w:pPr>
+      <w:rPr>
+        <w:rFonts w:ascii="Wingdings" w:hAnsi="Wingdings" w:hint="default"/>
+      </w:rPr>
+    </w:lvl>
+    <w:lvl w:ilvl="7" w:tplc="04090003" w:tentative="1">
+      <w:start w:val="1"/>
+      <w:numFmt w:val="bullet"/>
+      <w:lvlText w:val=""/>
+      <w:lvlJc w:val="left"/>
+      <w:pPr>
+        <w:ind w:left="5400" w:hanging="440"/>
+      </w:pPr>
+      <w:rPr>
+        <w:rFonts w:ascii="Wingdings" w:hAnsi="Wingdings" w:hint="default"/>
+      </w:rPr>
+    </w:lvl>
+    <w:lvl w:ilvl="8" w:tplc="04090005" w:tentative="1">
+      <w:start w:val="1"/>
+      <w:numFmt w:val="bullet"/>
+      <w:lvlText w:val=""/>
+      <w:lvlJc w:val="left"/>
+      <w:pPr>
+        <w:ind w:left="5840" w:hanging="440"/>
+      </w:pPr>
+      <w:rPr>
+        <w:rFonts w:ascii="Wingdings" w:hAnsi="Wingdings" w:hint="default"/>
+      </w:rPr>
+    </w:lvl>
+  </w:abstractNum>
+  <w:abstractNum w:abstractNumId="10" w15:restartNumberingAfterBreak="0">
     <w:nsid w:val="27F34DA5"/>
     <w:multiLevelType w:val="multilevel"/>
     <w:tmpl w:val="F2CAFA52"/>
@@ -15669,7 +15972,152 @@
       </w:rPr>
     </w:lvl>
   </w:abstractNum>
-  <w:abstractNum w:abstractNumId="7" w15:restartNumberingAfterBreak="0">
+  <w:abstractNum w:abstractNumId="11" w15:restartNumberingAfterBreak="0">
+    <w:nsid w:val="3F6F36EE"/>
+    <w:multiLevelType w:val="multilevel"/>
+    <w:tmpl w:val="09AC5A96"/>
+    <w:lvl w:ilvl="0">
+      <w:start w:val="1"/>
+      <w:numFmt w:val="bullet"/>
+      <w:lvlText w:val=""/>
+      <w:lvlJc w:val="left"/>
+      <w:pPr>
+        <w:tabs>
+          <w:tab w:val="num" w:pos="720"/>
+        </w:tabs>
+        <w:ind w:left="720" w:hanging="360"/>
+      </w:pPr>
+      <w:rPr>
+        <w:rFonts w:ascii="Symbol" w:hAnsi="Symbol" w:hint="default"/>
+        <w:sz w:val="20"/>
+      </w:rPr>
+    </w:lvl>
+    <w:lvl w:ilvl="1">
+      <w:start w:val="1"/>
+      <w:numFmt w:val="bullet"/>
+      <w:lvlText w:val=""/>
+      <w:lvlJc w:val="left"/>
+      <w:pPr>
+        <w:ind w:left="1520" w:hanging="440"/>
+      </w:pPr>
+      <w:rPr>
+        <w:rFonts w:ascii="Wingdings" w:hAnsi="Wingdings" w:hint="default"/>
+      </w:rPr>
+    </w:lvl>
+    <w:lvl w:ilvl="2" w:tentative="1">
+      <w:start w:val="1"/>
+      <w:numFmt w:val="bullet"/>
+      <w:lvlText w:val=""/>
+      <w:lvlJc w:val="left"/>
+      <w:pPr>
+        <w:tabs>
+          <w:tab w:val="num" w:pos="2160"/>
+        </w:tabs>
+        <w:ind w:left="2160" w:hanging="360"/>
+      </w:pPr>
+      <w:rPr>
+        <w:rFonts w:ascii="Wingdings" w:hAnsi="Wingdings" w:hint="default"/>
+        <w:sz w:val="20"/>
+      </w:rPr>
+    </w:lvl>
+    <w:lvl w:ilvl="3" w:tentative="1">
+      <w:start w:val="1"/>
+      <w:numFmt w:val="bullet"/>
+      <w:lvlText w:val=""/>
+      <w:lvlJc w:val="left"/>
+      <w:pPr>
+        <w:tabs>
+          <w:tab w:val="num" w:pos="2880"/>
+        </w:tabs>
+        <w:ind w:left="2880" w:hanging="360"/>
+      </w:pPr>
+      <w:rPr>
+        <w:rFonts w:ascii="Wingdings" w:hAnsi="Wingdings" w:hint="default"/>
+        <w:sz w:val="20"/>
+      </w:rPr>
+    </w:lvl>
+    <w:lvl w:ilvl="4" w:tentative="1">
+      <w:start w:val="1"/>
+      <w:numFmt w:val="bullet"/>
+      <w:lvlText w:val=""/>
+      <w:lvlJc w:val="left"/>
+      <w:pPr>
+        <w:tabs>
+          <w:tab w:val="num" w:pos="3600"/>
+        </w:tabs>
+        <w:ind w:left="3600" w:hanging="360"/>
+      </w:pPr>
+      <w:rPr>
+        <w:rFonts w:ascii="Wingdings" w:hAnsi="Wingdings" w:hint="default"/>
+        <w:sz w:val="20"/>
+      </w:rPr>
+    </w:lvl>
+    <w:lvl w:ilvl="5" w:tentative="1">
+      <w:start w:val="1"/>
+      <w:numFmt w:val="bullet"/>
+      <w:lvlText w:val=""/>
+      <w:lvlJc w:val="left"/>
+      <w:pPr>
+        <w:tabs>
+          <w:tab w:val="num" w:pos="4320"/>
+        </w:tabs>
+        <w:ind w:left="4320" w:hanging="360"/>
+      </w:pPr>
+      <w:rPr>
+        <w:rFonts w:ascii="Wingdings" w:hAnsi="Wingdings" w:hint="default"/>
+        <w:sz w:val="20"/>
+      </w:rPr>
+    </w:lvl>
+    <w:lvl w:ilvl="6" w:tentative="1">
+      <w:start w:val="1"/>
+      <w:numFmt w:val="bullet"/>
+      <w:lvlText w:val=""/>
+      <w:lvlJc w:val="left"/>
+      <w:pPr>
+        <w:tabs>
+          <w:tab w:val="num" w:pos="5040"/>
+        </w:tabs>
+        <w:ind w:left="5040" w:hanging="360"/>
+      </w:pPr>
+      <w:rPr>
+        <w:rFonts w:ascii="Wingdings" w:hAnsi="Wingdings" w:hint="default"/>
+        <w:sz w:val="20"/>
+      </w:rPr>
+    </w:lvl>
+    <w:lvl w:ilvl="7" w:tentative="1">
+      <w:start w:val="1"/>
+      <w:numFmt w:val="bullet"/>
+      <w:lvlText w:val=""/>
+      <w:lvlJc w:val="left"/>
+      <w:pPr>
+        <w:tabs>
+          <w:tab w:val="num" w:pos="5760"/>
+        </w:tabs>
+        <w:ind w:left="5760" w:hanging="360"/>
+      </w:pPr>
+      <w:rPr>
+        <w:rFonts w:ascii="Wingdings" w:hAnsi="Wingdings" w:hint="default"/>
+        <w:sz w:val="20"/>
+      </w:rPr>
+    </w:lvl>
+    <w:lvl w:ilvl="8" w:tentative="1">
+      <w:start w:val="1"/>
+      <w:numFmt w:val="bullet"/>
+      <w:lvlText w:val=""/>
+      <w:lvlJc w:val="left"/>
+      <w:pPr>
+        <w:tabs>
+          <w:tab w:val="num" w:pos="6480"/>
+        </w:tabs>
+        <w:ind w:left="6480" w:hanging="360"/>
+      </w:pPr>
+      <w:rPr>
+        <w:rFonts w:ascii="Wingdings" w:hAnsi="Wingdings" w:hint="default"/>
+        <w:sz w:val="20"/>
+      </w:rPr>
+    </w:lvl>
+  </w:abstractNum>
+  <w:abstractNum w:abstractNumId="12" w15:restartNumberingAfterBreak="0">
     <w:nsid w:val="464929E9"/>
     <w:multiLevelType w:val="multilevel"/>
     <w:tmpl w:val="F6DE6BDC"/>
@@ -15818,10 +16266,498 @@
       </w:rPr>
     </w:lvl>
   </w:abstractNum>
-  <w:abstractNum w:abstractNumId="8" w15:restartNumberingAfterBreak="0">
+  <w:abstractNum w:abstractNumId="13" w15:restartNumberingAfterBreak="0">
     <w:nsid w:val="497D0F62"/>
     <w:multiLevelType w:val="multilevel"/>
-    <w:tmpl w:val="CF822A70"/>
+    <w:tmpl w:val="09AC5A96"/>
+    <w:lvl w:ilvl="0">
+      <w:start w:val="1"/>
+      <w:numFmt w:val="bullet"/>
+      <w:lvlText w:val=""/>
+      <w:lvlJc w:val="left"/>
+      <w:pPr>
+        <w:tabs>
+          <w:tab w:val="num" w:pos="720"/>
+        </w:tabs>
+        <w:ind w:left="720" w:hanging="360"/>
+      </w:pPr>
+      <w:rPr>
+        <w:rFonts w:ascii="Symbol" w:hAnsi="Symbol" w:hint="default"/>
+        <w:sz w:val="20"/>
+      </w:rPr>
+    </w:lvl>
+    <w:lvl w:ilvl="1">
+      <w:start w:val="1"/>
+      <w:numFmt w:val="bullet"/>
+      <w:lvlText w:val=""/>
+      <w:lvlJc w:val="left"/>
+      <w:pPr>
+        <w:ind w:left="1520" w:hanging="440"/>
+      </w:pPr>
+      <w:rPr>
+        <w:rFonts w:ascii="Wingdings" w:hAnsi="Wingdings" w:hint="default"/>
+      </w:rPr>
+    </w:lvl>
+    <w:lvl w:ilvl="2" w:tentative="1">
+      <w:start w:val="1"/>
+      <w:numFmt w:val="bullet"/>
+      <w:lvlText w:val=""/>
+      <w:lvlJc w:val="left"/>
+      <w:pPr>
+        <w:tabs>
+          <w:tab w:val="num" w:pos="2160"/>
+        </w:tabs>
+        <w:ind w:left="2160" w:hanging="360"/>
+      </w:pPr>
+      <w:rPr>
+        <w:rFonts w:ascii="Wingdings" w:hAnsi="Wingdings" w:hint="default"/>
+        <w:sz w:val="20"/>
+      </w:rPr>
+    </w:lvl>
+    <w:lvl w:ilvl="3" w:tentative="1">
+      <w:start w:val="1"/>
+      <w:numFmt w:val="bullet"/>
+      <w:lvlText w:val=""/>
+      <w:lvlJc w:val="left"/>
+      <w:pPr>
+        <w:tabs>
+          <w:tab w:val="num" w:pos="2880"/>
+        </w:tabs>
+        <w:ind w:left="2880" w:hanging="360"/>
+      </w:pPr>
+      <w:rPr>
+        <w:rFonts w:ascii="Wingdings" w:hAnsi="Wingdings" w:hint="default"/>
+        <w:sz w:val="20"/>
+      </w:rPr>
+    </w:lvl>
+    <w:lvl w:ilvl="4" w:tentative="1">
+      <w:start w:val="1"/>
+      <w:numFmt w:val="bullet"/>
+      <w:lvlText w:val=""/>
+      <w:lvlJc w:val="left"/>
+      <w:pPr>
+        <w:tabs>
+          <w:tab w:val="num" w:pos="3600"/>
+        </w:tabs>
+        <w:ind w:left="3600" w:hanging="360"/>
+      </w:pPr>
+      <w:rPr>
+        <w:rFonts w:ascii="Wingdings" w:hAnsi="Wingdings" w:hint="default"/>
+        <w:sz w:val="20"/>
+      </w:rPr>
+    </w:lvl>
+    <w:lvl w:ilvl="5" w:tentative="1">
+      <w:start w:val="1"/>
+      <w:numFmt w:val="bullet"/>
+      <w:lvlText w:val=""/>
+      <w:lvlJc w:val="left"/>
+      <w:pPr>
+        <w:tabs>
+          <w:tab w:val="num" w:pos="4320"/>
+        </w:tabs>
+        <w:ind w:left="4320" w:hanging="360"/>
+      </w:pPr>
+      <w:rPr>
+        <w:rFonts w:ascii="Wingdings" w:hAnsi="Wingdings" w:hint="default"/>
+        <w:sz w:val="20"/>
+      </w:rPr>
+    </w:lvl>
+    <w:lvl w:ilvl="6" w:tentative="1">
+      <w:start w:val="1"/>
+      <w:numFmt w:val="bullet"/>
+      <w:lvlText w:val=""/>
+      <w:lvlJc w:val="left"/>
+      <w:pPr>
+        <w:tabs>
+          <w:tab w:val="num" w:pos="5040"/>
+        </w:tabs>
+        <w:ind w:left="5040" w:hanging="360"/>
+      </w:pPr>
+      <w:rPr>
+        <w:rFonts w:ascii="Wingdings" w:hAnsi="Wingdings" w:hint="default"/>
+        <w:sz w:val="20"/>
+      </w:rPr>
+    </w:lvl>
+    <w:lvl w:ilvl="7" w:tentative="1">
+      <w:start w:val="1"/>
+      <w:numFmt w:val="bullet"/>
+      <w:lvlText w:val=""/>
+      <w:lvlJc w:val="left"/>
+      <w:pPr>
+        <w:tabs>
+          <w:tab w:val="num" w:pos="5760"/>
+        </w:tabs>
+        <w:ind w:left="5760" w:hanging="360"/>
+      </w:pPr>
+      <w:rPr>
+        <w:rFonts w:ascii="Wingdings" w:hAnsi="Wingdings" w:hint="default"/>
+        <w:sz w:val="20"/>
+      </w:rPr>
+    </w:lvl>
+    <w:lvl w:ilvl="8" w:tentative="1">
+      <w:start w:val="1"/>
+      <w:numFmt w:val="bullet"/>
+      <w:lvlText w:val=""/>
+      <w:lvlJc w:val="left"/>
+      <w:pPr>
+        <w:tabs>
+          <w:tab w:val="num" w:pos="6480"/>
+        </w:tabs>
+        <w:ind w:left="6480" w:hanging="360"/>
+      </w:pPr>
+      <w:rPr>
+        <w:rFonts w:ascii="Wingdings" w:hAnsi="Wingdings" w:hint="default"/>
+        <w:sz w:val="20"/>
+      </w:rPr>
+    </w:lvl>
+  </w:abstractNum>
+  <w:abstractNum w:abstractNumId="14" w15:restartNumberingAfterBreak="0">
+    <w:nsid w:val="5AAA724D"/>
+    <w:multiLevelType w:val="hybridMultilevel"/>
+    <w:tmpl w:val="7778D5BE"/>
+    <w:lvl w:ilvl="0" w:tplc="04090001">
+      <w:start w:val="1"/>
+      <w:numFmt w:val="bullet"/>
+      <w:lvlText w:val=""/>
+      <w:lvlJc w:val="left"/>
+      <w:pPr>
+        <w:ind w:left="2400" w:hanging="440"/>
+      </w:pPr>
+      <w:rPr>
+        <w:rFonts w:ascii="Wingdings" w:hAnsi="Wingdings" w:hint="default"/>
+      </w:rPr>
+    </w:lvl>
+    <w:lvl w:ilvl="1" w:tplc="04090003">
+      <w:start w:val="1"/>
+      <w:numFmt w:val="bullet"/>
+      <w:lvlText w:val=""/>
+      <w:lvlJc w:val="left"/>
+      <w:pPr>
+        <w:ind w:left="2840" w:hanging="440"/>
+      </w:pPr>
+      <w:rPr>
+        <w:rFonts w:ascii="Wingdings" w:hAnsi="Wingdings" w:hint="default"/>
+      </w:rPr>
+    </w:lvl>
+    <w:lvl w:ilvl="2" w:tplc="04090005" w:tentative="1">
+      <w:start w:val="1"/>
+      <w:numFmt w:val="bullet"/>
+      <w:lvlText w:val=""/>
+      <w:lvlJc w:val="left"/>
+      <w:pPr>
+        <w:ind w:left="3280" w:hanging="440"/>
+      </w:pPr>
+      <w:rPr>
+        <w:rFonts w:ascii="Wingdings" w:hAnsi="Wingdings" w:hint="default"/>
+      </w:rPr>
+    </w:lvl>
+    <w:lvl w:ilvl="3" w:tplc="04090001" w:tentative="1">
+      <w:start w:val="1"/>
+      <w:numFmt w:val="bullet"/>
+      <w:lvlText w:val=""/>
+      <w:lvlJc w:val="left"/>
+      <w:pPr>
+        <w:ind w:left="3720" w:hanging="440"/>
+      </w:pPr>
+      <w:rPr>
+        <w:rFonts w:ascii="Wingdings" w:hAnsi="Wingdings" w:hint="default"/>
+      </w:rPr>
+    </w:lvl>
+    <w:lvl w:ilvl="4" w:tplc="04090003" w:tentative="1">
+      <w:start w:val="1"/>
+      <w:numFmt w:val="bullet"/>
+      <w:lvlText w:val=""/>
+      <w:lvlJc w:val="left"/>
+      <w:pPr>
+        <w:ind w:left="4160" w:hanging="440"/>
+      </w:pPr>
+      <w:rPr>
+        <w:rFonts w:ascii="Wingdings" w:hAnsi="Wingdings" w:hint="default"/>
+      </w:rPr>
+    </w:lvl>
+    <w:lvl w:ilvl="5" w:tplc="04090005" w:tentative="1">
+      <w:start w:val="1"/>
+      <w:numFmt w:val="bullet"/>
+      <w:lvlText w:val=""/>
+      <w:lvlJc w:val="left"/>
+      <w:pPr>
+        <w:ind w:left="4600" w:hanging="440"/>
+      </w:pPr>
+      <w:rPr>
+        <w:rFonts w:ascii="Wingdings" w:hAnsi="Wingdings" w:hint="default"/>
+      </w:rPr>
+    </w:lvl>
+    <w:lvl w:ilvl="6" w:tplc="04090001" w:tentative="1">
+      <w:start w:val="1"/>
+      <w:numFmt w:val="bullet"/>
+      <w:lvlText w:val=""/>
+      <w:lvlJc w:val="left"/>
+      <w:pPr>
+        <w:ind w:left="5040" w:hanging="440"/>
+      </w:pPr>
+      <w:rPr>
+        <w:rFonts w:ascii="Wingdings" w:hAnsi="Wingdings" w:hint="default"/>
+      </w:rPr>
+    </w:lvl>
+    <w:lvl w:ilvl="7" w:tplc="04090003" w:tentative="1">
+      <w:start w:val="1"/>
+      <w:numFmt w:val="bullet"/>
+      <w:lvlText w:val=""/>
+      <w:lvlJc w:val="left"/>
+      <w:pPr>
+        <w:ind w:left="5480" w:hanging="440"/>
+      </w:pPr>
+      <w:rPr>
+        <w:rFonts w:ascii="Wingdings" w:hAnsi="Wingdings" w:hint="default"/>
+      </w:rPr>
+    </w:lvl>
+    <w:lvl w:ilvl="8" w:tplc="04090005" w:tentative="1">
+      <w:start w:val="1"/>
+      <w:numFmt w:val="bullet"/>
+      <w:lvlText w:val=""/>
+      <w:lvlJc w:val="left"/>
+      <w:pPr>
+        <w:ind w:left="5920" w:hanging="440"/>
+      </w:pPr>
+      <w:rPr>
+        <w:rFonts w:ascii="Wingdings" w:hAnsi="Wingdings" w:hint="default"/>
+      </w:rPr>
+    </w:lvl>
+  </w:abstractNum>
+  <w:abstractNum w:abstractNumId="15" w15:restartNumberingAfterBreak="0">
+    <w:nsid w:val="63A861C5"/>
+    <w:multiLevelType w:val="multilevel"/>
+    <w:tmpl w:val="30C2FC22"/>
+    <w:lvl w:ilvl="0">
+      <w:start w:val="1"/>
+      <w:numFmt w:val="decimal"/>
+      <w:lvlText w:val="%1."/>
+      <w:lvlJc w:val="left"/>
+      <w:pPr>
+        <w:tabs>
+          <w:tab w:val="num" w:pos="720"/>
+        </w:tabs>
+        <w:ind w:left="720" w:hanging="360"/>
+      </w:pPr>
+    </w:lvl>
+    <w:lvl w:ilvl="1">
+      <w:start w:val="1"/>
+      <w:numFmt w:val="bullet"/>
+      <w:lvlText w:val="o"/>
+      <w:lvlJc w:val="left"/>
+      <w:pPr>
+        <w:tabs>
+          <w:tab w:val="num" w:pos="1440"/>
+        </w:tabs>
+        <w:ind w:left="1440" w:hanging="360"/>
+      </w:pPr>
+      <w:rPr>
+        <w:rFonts w:ascii="Courier New" w:hAnsi="Courier New" w:hint="default"/>
+        <w:sz w:val="20"/>
+      </w:rPr>
+    </w:lvl>
+    <w:lvl w:ilvl="2" w:tentative="1">
+      <w:start w:val="1"/>
+      <w:numFmt w:val="decimal"/>
+      <w:lvlText w:val="%3."/>
+      <w:lvlJc w:val="left"/>
+      <w:pPr>
+        <w:tabs>
+          <w:tab w:val="num" w:pos="2160"/>
+        </w:tabs>
+        <w:ind w:left="2160" w:hanging="360"/>
+      </w:pPr>
+    </w:lvl>
+    <w:lvl w:ilvl="3" w:tentative="1">
+      <w:start w:val="1"/>
+      <w:numFmt w:val="decimal"/>
+      <w:lvlText w:val="%4."/>
+      <w:lvlJc w:val="left"/>
+      <w:pPr>
+        <w:tabs>
+          <w:tab w:val="num" w:pos="2880"/>
+        </w:tabs>
+        <w:ind w:left="2880" w:hanging="360"/>
+      </w:pPr>
+    </w:lvl>
+    <w:lvl w:ilvl="4" w:tentative="1">
+      <w:start w:val="1"/>
+      <w:numFmt w:val="decimal"/>
+      <w:lvlText w:val="%5."/>
+      <w:lvlJc w:val="left"/>
+      <w:pPr>
+        <w:tabs>
+          <w:tab w:val="num" w:pos="3600"/>
+        </w:tabs>
+        <w:ind w:left="3600" w:hanging="360"/>
+      </w:pPr>
+    </w:lvl>
+    <w:lvl w:ilvl="5" w:tentative="1">
+      <w:start w:val="1"/>
+      <w:numFmt w:val="decimal"/>
+      <w:lvlText w:val="%6."/>
+      <w:lvlJc w:val="left"/>
+      <w:pPr>
+        <w:tabs>
+          <w:tab w:val="num" w:pos="4320"/>
+        </w:tabs>
+        <w:ind w:left="4320" w:hanging="360"/>
+      </w:pPr>
+    </w:lvl>
+    <w:lvl w:ilvl="6" w:tentative="1">
+      <w:start w:val="1"/>
+      <w:numFmt w:val="decimal"/>
+      <w:lvlText w:val="%7."/>
+      <w:lvlJc w:val="left"/>
+      <w:pPr>
+        <w:tabs>
+          <w:tab w:val="num" w:pos="5040"/>
+        </w:tabs>
+        <w:ind w:left="5040" w:hanging="360"/>
+      </w:pPr>
+    </w:lvl>
+    <w:lvl w:ilvl="7" w:tentative="1">
+      <w:start w:val="1"/>
+      <w:numFmt w:val="decimal"/>
+      <w:lvlText w:val="%8."/>
+      <w:lvlJc w:val="left"/>
+      <w:pPr>
+        <w:tabs>
+          <w:tab w:val="num" w:pos="5760"/>
+        </w:tabs>
+        <w:ind w:left="5760" w:hanging="360"/>
+      </w:pPr>
+    </w:lvl>
+    <w:lvl w:ilvl="8" w:tentative="1">
+      <w:start w:val="1"/>
+      <w:numFmt w:val="decimal"/>
+      <w:lvlText w:val="%9."/>
+      <w:lvlJc w:val="left"/>
+      <w:pPr>
+        <w:tabs>
+          <w:tab w:val="num" w:pos="6480"/>
+        </w:tabs>
+        <w:ind w:left="6480" w:hanging="360"/>
+      </w:pPr>
+    </w:lvl>
+  </w:abstractNum>
+  <w:abstractNum w:abstractNumId="16" w15:restartNumberingAfterBreak="0">
+    <w:nsid w:val="644F05CD"/>
+    <w:multiLevelType w:val="multilevel"/>
+    <w:tmpl w:val="F6EC5010"/>
+    <w:lvl w:ilvl="0">
+      <w:start w:val="1"/>
+      <w:numFmt w:val="decimal"/>
+      <w:lvlText w:val="%1."/>
+      <w:lvlJc w:val="left"/>
+      <w:pPr>
+        <w:tabs>
+          <w:tab w:val="num" w:pos="720"/>
+        </w:tabs>
+        <w:ind w:left="720" w:hanging="360"/>
+      </w:pPr>
+    </w:lvl>
+    <w:lvl w:ilvl="1">
+      <w:start w:val="1"/>
+      <w:numFmt w:val="bullet"/>
+      <w:lvlText w:val=""/>
+      <w:lvlJc w:val="left"/>
+      <w:pPr>
+        <w:ind w:left="1520" w:hanging="440"/>
+      </w:pPr>
+      <w:rPr>
+        <w:rFonts w:ascii="Wingdings" w:hAnsi="Wingdings" w:hint="default"/>
+      </w:rPr>
+    </w:lvl>
+    <w:lvl w:ilvl="2" w:tentative="1">
+      <w:start w:val="1"/>
+      <w:numFmt w:val="decimal"/>
+      <w:lvlText w:val="%3."/>
+      <w:lvlJc w:val="left"/>
+      <w:pPr>
+        <w:tabs>
+          <w:tab w:val="num" w:pos="2160"/>
+        </w:tabs>
+        <w:ind w:left="2160" w:hanging="360"/>
+      </w:pPr>
+    </w:lvl>
+    <w:lvl w:ilvl="3" w:tentative="1">
+      <w:start w:val="1"/>
+      <w:numFmt w:val="decimal"/>
+      <w:lvlText w:val="%4."/>
+      <w:lvlJc w:val="left"/>
+      <w:pPr>
+        <w:tabs>
+          <w:tab w:val="num" w:pos="2880"/>
+        </w:tabs>
+        <w:ind w:left="2880" w:hanging="360"/>
+      </w:pPr>
+    </w:lvl>
+    <w:lvl w:ilvl="4" w:tentative="1">
+      <w:start w:val="1"/>
+      <w:numFmt w:val="decimal"/>
+      <w:lvlText w:val="%5."/>
+      <w:lvlJc w:val="left"/>
+      <w:pPr>
+        <w:tabs>
+          <w:tab w:val="num" w:pos="3600"/>
+        </w:tabs>
+        <w:ind w:left="3600" w:hanging="360"/>
+      </w:pPr>
+    </w:lvl>
+    <w:lvl w:ilvl="5" w:tentative="1">
+      <w:start w:val="1"/>
+      <w:numFmt w:val="decimal"/>
+      <w:lvlText w:val="%6."/>
+      <w:lvlJc w:val="left"/>
+      <w:pPr>
+        <w:tabs>
+          <w:tab w:val="num" w:pos="4320"/>
+        </w:tabs>
+        <w:ind w:left="4320" w:hanging="360"/>
+      </w:pPr>
+    </w:lvl>
+    <w:lvl w:ilvl="6" w:tentative="1">
+      <w:start w:val="1"/>
+      <w:numFmt w:val="decimal"/>
+      <w:lvlText w:val="%7."/>
+      <w:lvlJc w:val="left"/>
+      <w:pPr>
+        <w:tabs>
+          <w:tab w:val="num" w:pos="5040"/>
+        </w:tabs>
+        <w:ind w:left="5040" w:hanging="360"/>
+      </w:pPr>
+    </w:lvl>
+    <w:lvl w:ilvl="7" w:tentative="1">
+      <w:start w:val="1"/>
+      <w:numFmt w:val="decimal"/>
+      <w:lvlText w:val="%8."/>
+      <w:lvlJc w:val="left"/>
+      <w:pPr>
+        <w:tabs>
+          <w:tab w:val="num" w:pos="5760"/>
+        </w:tabs>
+        <w:ind w:left="5760" w:hanging="360"/>
+      </w:pPr>
+    </w:lvl>
+    <w:lvl w:ilvl="8" w:tentative="1">
+      <w:start w:val="1"/>
+      <w:numFmt w:val="decimal"/>
+      <w:lvlText w:val="%9."/>
+      <w:lvlJc w:val="left"/>
+      <w:pPr>
+        <w:tabs>
+          <w:tab w:val="num" w:pos="6480"/>
+        </w:tabs>
+        <w:ind w:left="6480" w:hanging="360"/>
+      </w:pPr>
+    </w:lvl>
+  </w:abstractNum>
+  <w:abstractNum w:abstractNumId="17" w15:restartNumberingAfterBreak="0">
+    <w:nsid w:val="7AB843A3"/>
+    <w:multiLevelType w:val="multilevel"/>
+    <w:tmpl w:val="F7FAC6B0"/>
     <w:lvl w:ilvl="0">
       <w:start w:val="1"/>
       <w:numFmt w:val="bullet"/>
@@ -15854,7 +16790,7 @@
         <w:sz w:val="20"/>
       </w:rPr>
     </w:lvl>
-    <w:lvl w:ilvl="2" w:tentative="1">
+    <w:lvl w:ilvl="2">
       <w:start w:val="1"/>
       <w:numFmt w:val="bullet"/>
       <w:lvlText w:val=""/>
@@ -15967,127 +16903,10 @@
       </w:rPr>
     </w:lvl>
   </w:abstractNum>
-  <w:abstractNum w:abstractNumId="9" w15:restartNumberingAfterBreak="0">
-    <w:nsid w:val="63A861C5"/>
+  <w:abstractNum w:abstractNumId="18" w15:restartNumberingAfterBreak="0">
+    <w:nsid w:val="7CC567BE"/>
     <w:multiLevelType w:val="multilevel"/>
-    <w:tmpl w:val="30C2FC22"/>
-    <w:lvl w:ilvl="0">
-      <w:start w:val="1"/>
-      <w:numFmt w:val="decimal"/>
-      <w:lvlText w:val="%1."/>
-      <w:lvlJc w:val="left"/>
-      <w:pPr>
-        <w:tabs>
-          <w:tab w:val="num" w:pos="720"/>
-        </w:tabs>
-        <w:ind w:left="720" w:hanging="360"/>
-      </w:pPr>
-    </w:lvl>
-    <w:lvl w:ilvl="1">
-      <w:start w:val="1"/>
-      <w:numFmt w:val="bullet"/>
-      <w:lvlText w:val="o"/>
-      <w:lvlJc w:val="left"/>
-      <w:pPr>
-        <w:tabs>
-          <w:tab w:val="num" w:pos="1440"/>
-        </w:tabs>
-        <w:ind w:left="1440" w:hanging="360"/>
-      </w:pPr>
-      <w:rPr>
-        <w:rFonts w:ascii="Courier New" w:hAnsi="Courier New" w:hint="default"/>
-        <w:sz w:val="20"/>
-      </w:rPr>
-    </w:lvl>
-    <w:lvl w:ilvl="2" w:tentative="1">
-      <w:start w:val="1"/>
-      <w:numFmt w:val="decimal"/>
-      <w:lvlText w:val="%3."/>
-      <w:lvlJc w:val="left"/>
-      <w:pPr>
-        <w:tabs>
-          <w:tab w:val="num" w:pos="2160"/>
-        </w:tabs>
-        <w:ind w:left="2160" w:hanging="360"/>
-      </w:pPr>
-    </w:lvl>
-    <w:lvl w:ilvl="3" w:tentative="1">
-      <w:start w:val="1"/>
-      <w:numFmt w:val="decimal"/>
-      <w:lvlText w:val="%4."/>
-      <w:lvlJc w:val="left"/>
-      <w:pPr>
-        <w:tabs>
-          <w:tab w:val="num" w:pos="2880"/>
-        </w:tabs>
-        <w:ind w:left="2880" w:hanging="360"/>
-      </w:pPr>
-    </w:lvl>
-    <w:lvl w:ilvl="4" w:tentative="1">
-      <w:start w:val="1"/>
-      <w:numFmt w:val="decimal"/>
-      <w:lvlText w:val="%5."/>
-      <w:lvlJc w:val="left"/>
-      <w:pPr>
-        <w:tabs>
-          <w:tab w:val="num" w:pos="3600"/>
-        </w:tabs>
-        <w:ind w:left="3600" w:hanging="360"/>
-      </w:pPr>
-    </w:lvl>
-    <w:lvl w:ilvl="5" w:tentative="1">
-      <w:start w:val="1"/>
-      <w:numFmt w:val="decimal"/>
-      <w:lvlText w:val="%6."/>
-      <w:lvlJc w:val="left"/>
-      <w:pPr>
-        <w:tabs>
-          <w:tab w:val="num" w:pos="4320"/>
-        </w:tabs>
-        <w:ind w:left="4320" w:hanging="360"/>
-      </w:pPr>
-    </w:lvl>
-    <w:lvl w:ilvl="6" w:tentative="1">
-      <w:start w:val="1"/>
-      <w:numFmt w:val="decimal"/>
-      <w:lvlText w:val="%7."/>
-      <w:lvlJc w:val="left"/>
-      <w:pPr>
-        <w:tabs>
-          <w:tab w:val="num" w:pos="5040"/>
-        </w:tabs>
-        <w:ind w:left="5040" w:hanging="360"/>
-      </w:pPr>
-    </w:lvl>
-    <w:lvl w:ilvl="7" w:tentative="1">
-      <w:start w:val="1"/>
-      <w:numFmt w:val="decimal"/>
-      <w:lvlText w:val="%8."/>
-      <w:lvlJc w:val="left"/>
-      <w:pPr>
-        <w:tabs>
-          <w:tab w:val="num" w:pos="5760"/>
-        </w:tabs>
-        <w:ind w:left="5760" w:hanging="360"/>
-      </w:pPr>
-    </w:lvl>
-    <w:lvl w:ilvl="8" w:tentative="1">
-      <w:start w:val="1"/>
-      <w:numFmt w:val="decimal"/>
-      <w:lvlText w:val="%9."/>
-      <w:lvlJc w:val="left"/>
-      <w:pPr>
-        <w:tabs>
-          <w:tab w:val="num" w:pos="6480"/>
-        </w:tabs>
-        <w:ind w:left="6480" w:hanging="360"/>
-      </w:pPr>
-    </w:lvl>
-  </w:abstractNum>
-  <w:abstractNum w:abstractNumId="10" w15:restartNumberingAfterBreak="0">
-    <w:nsid w:val="7AB843A3"/>
-    <w:multiLevelType w:val="multilevel"/>
-    <w:tmpl w:val="F7FAC6B0"/>
+    <w:tmpl w:val="B45E25EA"/>
     <w:lvl w:ilvl="0">
       <w:start w:val="1"/>
       <w:numFmt w:val="bullet"/>
@@ -16107,17 +16926,13 @@
     <w:lvl w:ilvl="1">
       <w:start w:val="1"/>
       <w:numFmt w:val="bullet"/>
-      <w:lvlText w:val="o"/>
+      <w:lvlText w:val=""/>
       <w:lvlJc w:val="left"/>
       <w:pPr>
-        <w:tabs>
-          <w:tab w:val="num" w:pos="1440"/>
-        </w:tabs>
-        <w:ind w:left="1440" w:hanging="360"/>
+        <w:ind w:left="1520" w:hanging="440"/>
       </w:pPr>
       <w:rPr>
-        <w:rFonts w:ascii="Courier New" w:hAnsi="Courier New" w:hint="default"/>
-        <w:sz w:val="20"/>
+        <w:rFonts w:ascii="Wingdings" w:hAnsi="Wingdings" w:hint="default"/>
       </w:rPr>
     </w:lvl>
     <w:lvl w:ilvl="2">
@@ -16233,38 +17048,178 @@
       </w:rPr>
     </w:lvl>
   </w:abstractNum>
+  <w:abstractNum w:abstractNumId="19" w15:restartNumberingAfterBreak="0">
+    <w:nsid w:val="7F6769FE"/>
+    <w:multiLevelType w:val="multilevel"/>
+    <w:tmpl w:val="83C81F70"/>
+    <w:lvl w:ilvl="0">
+      <w:start w:val="1"/>
+      <w:numFmt w:val="decimal"/>
+      <w:lvlText w:val="%1."/>
+      <w:lvlJc w:val="left"/>
+      <w:pPr>
+        <w:tabs>
+          <w:tab w:val="num" w:pos="720"/>
+        </w:tabs>
+        <w:ind w:left="720" w:hanging="360"/>
+      </w:pPr>
+    </w:lvl>
+    <w:lvl w:ilvl="1">
+      <w:start w:val="1"/>
+      <w:numFmt w:val="bullet"/>
+      <w:lvlText w:val=""/>
+      <w:lvlJc w:val="left"/>
+      <w:pPr>
+        <w:ind w:left="1520" w:hanging="440"/>
+      </w:pPr>
+      <w:rPr>
+        <w:rFonts w:ascii="Wingdings" w:hAnsi="Wingdings" w:hint="default"/>
+      </w:rPr>
+    </w:lvl>
+    <w:lvl w:ilvl="2" w:tentative="1">
+      <w:start w:val="1"/>
+      <w:numFmt w:val="decimal"/>
+      <w:lvlText w:val="%3."/>
+      <w:lvlJc w:val="left"/>
+      <w:pPr>
+        <w:tabs>
+          <w:tab w:val="num" w:pos="2160"/>
+        </w:tabs>
+        <w:ind w:left="2160" w:hanging="360"/>
+      </w:pPr>
+    </w:lvl>
+    <w:lvl w:ilvl="3" w:tentative="1">
+      <w:start w:val="1"/>
+      <w:numFmt w:val="decimal"/>
+      <w:lvlText w:val="%4."/>
+      <w:lvlJc w:val="left"/>
+      <w:pPr>
+        <w:tabs>
+          <w:tab w:val="num" w:pos="2880"/>
+        </w:tabs>
+        <w:ind w:left="2880" w:hanging="360"/>
+      </w:pPr>
+    </w:lvl>
+    <w:lvl w:ilvl="4" w:tentative="1">
+      <w:start w:val="1"/>
+      <w:numFmt w:val="decimal"/>
+      <w:lvlText w:val="%5."/>
+      <w:lvlJc w:val="left"/>
+      <w:pPr>
+        <w:tabs>
+          <w:tab w:val="num" w:pos="3600"/>
+        </w:tabs>
+        <w:ind w:left="3600" w:hanging="360"/>
+      </w:pPr>
+    </w:lvl>
+    <w:lvl w:ilvl="5" w:tentative="1">
+      <w:start w:val="1"/>
+      <w:numFmt w:val="decimal"/>
+      <w:lvlText w:val="%6."/>
+      <w:lvlJc w:val="left"/>
+      <w:pPr>
+        <w:tabs>
+          <w:tab w:val="num" w:pos="4320"/>
+        </w:tabs>
+        <w:ind w:left="4320" w:hanging="360"/>
+      </w:pPr>
+    </w:lvl>
+    <w:lvl w:ilvl="6" w:tentative="1">
+      <w:start w:val="1"/>
+      <w:numFmt w:val="decimal"/>
+      <w:lvlText w:val="%7."/>
+      <w:lvlJc w:val="left"/>
+      <w:pPr>
+        <w:tabs>
+          <w:tab w:val="num" w:pos="5040"/>
+        </w:tabs>
+        <w:ind w:left="5040" w:hanging="360"/>
+      </w:pPr>
+    </w:lvl>
+    <w:lvl w:ilvl="7" w:tentative="1">
+      <w:start w:val="1"/>
+      <w:numFmt w:val="decimal"/>
+      <w:lvlText w:val="%8."/>
+      <w:lvlJc w:val="left"/>
+      <w:pPr>
+        <w:tabs>
+          <w:tab w:val="num" w:pos="5760"/>
+        </w:tabs>
+        <w:ind w:left="5760" w:hanging="360"/>
+      </w:pPr>
+    </w:lvl>
+    <w:lvl w:ilvl="8" w:tentative="1">
+      <w:start w:val="1"/>
+      <w:numFmt w:val="decimal"/>
+      <w:lvlText w:val="%9."/>
+      <w:lvlJc w:val="left"/>
+      <w:pPr>
+        <w:tabs>
+          <w:tab w:val="num" w:pos="6480"/>
+        </w:tabs>
+        <w:ind w:left="6480" w:hanging="360"/>
+      </w:pPr>
+    </w:lvl>
+  </w:abstractNum>
   <w:num w:numId="1" w16cid:durableId="1800684289">
-    <w:abstractNumId w:val="6"/>
+    <w:abstractNumId w:val="10"/>
   </w:num>
   <w:num w:numId="2" w16cid:durableId="870529741">
+    <w:abstractNumId w:val="13"/>
+  </w:num>
+  <w:num w:numId="3" w16cid:durableId="938487723">
+    <w:abstractNumId w:val="12"/>
+  </w:num>
+  <w:num w:numId="4" w16cid:durableId="1675570740">
+    <w:abstractNumId w:val="2"/>
+  </w:num>
+  <w:num w:numId="5" w16cid:durableId="761993958">
     <w:abstractNumId w:val="8"/>
   </w:num>
-  <w:num w:numId="3" w16cid:durableId="938487723">
-    <w:abstractNumId w:val="7"/>
-  </w:num>
-  <w:num w:numId="4" w16cid:durableId="1675570740">
-    <w:abstractNumId w:val="1"/>
-  </w:num>
-  <w:num w:numId="5" w16cid:durableId="761993958">
+  <w:num w:numId="6" w16cid:durableId="601185158">
     <w:abstractNumId w:val="5"/>
   </w:num>
-  <w:num w:numId="6" w16cid:durableId="601185158">
-    <w:abstractNumId w:val="2"/>
-  </w:num>
   <w:num w:numId="7" w16cid:durableId="132909232">
-    <w:abstractNumId w:val="4"/>
+    <w:abstractNumId w:val="7"/>
   </w:num>
   <w:num w:numId="8" w16cid:durableId="525992530">
     <w:abstractNumId w:val="0"/>
   </w:num>
   <w:num w:numId="9" w16cid:durableId="1263105848">
+    <w:abstractNumId w:val="6"/>
+  </w:num>
+  <w:num w:numId="10" w16cid:durableId="1903909633">
+    <w:abstractNumId w:val="17"/>
+  </w:num>
+  <w:num w:numId="11" w16cid:durableId="534856190">
+    <w:abstractNumId w:val="15"/>
+  </w:num>
+  <w:num w:numId="12" w16cid:durableId="83453476">
+    <w:abstractNumId w:val="19"/>
+  </w:num>
+  <w:num w:numId="13" w16cid:durableId="2013793848">
+    <w:abstractNumId w:val="4"/>
+  </w:num>
+  <w:num w:numId="14" w16cid:durableId="1098521057">
+    <w:abstractNumId w:val="16"/>
+  </w:num>
+  <w:num w:numId="15" w16cid:durableId="698357820">
+    <w:abstractNumId w:val="18"/>
+  </w:num>
+  <w:num w:numId="16" w16cid:durableId="633217383">
+    <w:abstractNumId w:val="1"/>
+  </w:num>
+  <w:num w:numId="17" w16cid:durableId="1506633606">
+    <w:abstractNumId w:val="14"/>
+  </w:num>
+  <w:num w:numId="18" w16cid:durableId="2093964781">
+    <w:abstractNumId w:val="9"/>
+  </w:num>
+  <w:num w:numId="19" w16cid:durableId="266277505">
     <w:abstractNumId w:val="3"/>
   </w:num>
-  <w:num w:numId="10" w16cid:durableId="1903909633">
-    <w:abstractNumId w:val="10"/>
-  </w:num>
-  <w:num w:numId="11" w16cid:durableId="534856190">
-    <w:abstractNumId w:val="9"/>
+  <w:num w:numId="20" w16cid:durableId="1785223899">
+    <w:abstractNumId w:val="11"/>
   </w:num>
   <w:numIdMacAtCleanup w:val="11"/>
 </w:numbering>
@@ -16879,7 +17834,6 @@
   <w:style w:type="character" w:default="1" w:styleId="a0">
     <w:name w:val="Default Paragraph Font"/>
     <w:uiPriority w:val="1"/>
-    <w:semiHidden/>
     <w:unhideWhenUsed/>
   </w:style>
   <w:style w:type="table" w:default="1" w:styleId="a1">
@@ -17948,6 +18902,41 @@
       </w:tcPr>
     </w:tblStylePr>
   </w:style>
+  <w:style w:type="character" w:styleId="af7">
+    <w:name w:val="Hyperlink"/>
+    <w:basedOn w:val="a0"/>
+    <w:uiPriority w:val="99"/>
+    <w:unhideWhenUsed/>
+    <w:rsid w:val="007852D7"/>
+    <w:rPr>
+      <w:color w:val="0563C1" w:themeColor="hyperlink"/>
+      <w:u w:val="single"/>
+    </w:rPr>
+  </w:style>
+  <w:style w:type="character" w:styleId="af8">
+    <w:name w:val="Unresolved Mention"/>
+    <w:basedOn w:val="a0"/>
+    <w:uiPriority w:val="99"/>
+    <w:semiHidden/>
+    <w:unhideWhenUsed/>
+    <w:rsid w:val="007852D7"/>
+    <w:rPr>
+      <w:color w:val="605E5C"/>
+      <w:shd w:val="clear" w:color="auto" w:fill="E1DFDD"/>
+    </w:rPr>
+  </w:style>
+  <w:style w:type="character" w:styleId="af9">
+    <w:name w:val="FollowedHyperlink"/>
+    <w:basedOn w:val="a0"/>
+    <w:uiPriority w:val="99"/>
+    <w:semiHidden/>
+    <w:unhideWhenUsed/>
+    <w:rsid w:val="00D300A9"/>
+    <w:rPr>
+      <w:color w:val="954F72" w:themeColor="followedHyperlink"/>
+      <w:u w:val="single"/>
+    </w:rPr>
+  </w:style>
 </w:styles>
 </file>
 

--- a/0.report/4.OpinionReview_통합본.docx
+++ b/0.report/4.OpinionReview_통합본.docx
@@ -60,7 +60,20 @@
         <w:rPr>
           <w:b/>
         </w:rPr>
-        <w:t>문서 간 유사도 분석(Document Similarity Analysis)</w:t>
+        <w:t>문서 간 유사도</w:t>
+      </w:r>
+      <w:r>
+        <w:rPr>
+          <w:rFonts w:hint="eastAsia"/>
+          <w:b/>
+        </w:rPr>
+        <w:t xml:space="preserve"> </w:t>
+      </w:r>
+      <w:r>
+        <w:rPr>
+          <w:b/>
+        </w:rPr>
+        <w:t>분석(Document Similarity Analysis)</w:t>
       </w:r>
       <w:r>
         <w:t>을 수행하는 것을 목표로 한다.</w:t>
@@ -2184,7 +2197,31 @@
         <w:ind w:left="840"/>
       </w:pPr>
       <w:r>
-        <w:t>• 불용어 제거(Stopwords): NLTK English stopwords 기반 제거(`</w:t>
+        <w:t xml:space="preserve">• </w:t>
+      </w:r>
+      <w:proofErr w:type="spellStart"/>
+      <w:r>
+        <w:t>불용어</w:t>
+      </w:r>
+      <w:proofErr w:type="spellEnd"/>
+      <w:r>
+        <w:t xml:space="preserve"> 제거(</w:t>
+      </w:r>
+      <w:proofErr w:type="spellStart"/>
+      <w:r>
+        <w:t>Stopwords</w:t>
+      </w:r>
+      <w:proofErr w:type="spellEnd"/>
+      <w:r>
+        <w:t xml:space="preserve">): NLTK English </w:t>
+      </w:r>
+      <w:proofErr w:type="spellStart"/>
+      <w:r>
+        <w:t>stopwords</w:t>
+      </w:r>
+      <w:proofErr w:type="spellEnd"/>
+      <w:r>
+        <w:t xml:space="preserve"> 기반 제거(`</w:t>
       </w:r>
       <w:proofErr w:type="spellStart"/>
       <w:r>
@@ -4922,7 +4959,15 @@
               <w:t xml:space="preserve">    </w:t>
             </w:r>
             <w:r>
-              <w:t>columns=[f"Doc {i+1}" for i in range(doc_topic_</w:t>
+              <w:t>columns</w:t>
+            </w:r>
+            <w:proofErr w:type="gramStart"/>
+            <w:r>
+              <w:t>=[</w:t>
+            </w:r>
+            <w:proofErr w:type="gramEnd"/>
+            <w:r>
+              <w:t>f"Doc {i+1}" for i in range(doc_topic_</w:t>
             </w:r>
             <w:proofErr w:type="gramStart"/>
             <w:r>
@@ -6526,9 +6571,9 @@
           <w:noProof/>
         </w:rPr>
         <w:drawing>
-          <wp:inline distT="0" distB="0" distL="0" distR="0" wp14:anchorId="158C5282" wp14:editId="4346073D">
-            <wp:extent cx="6515100" cy="4610100"/>
-            <wp:effectExtent l="0" t="0" r="0" b="0"/>
+          <wp:inline distT="0" distB="0" distL="0" distR="0" wp14:anchorId="158C5282" wp14:editId="595EACC4">
+            <wp:extent cx="5384381" cy="3810000"/>
+            <wp:effectExtent l="0" t="0" r="6985" b="0"/>
             <wp:docPr id="1322909328" name="그림 1"/>
             <wp:cNvGraphicFramePr>
               <a:graphicFrameLocks xmlns:a="http://schemas.openxmlformats.org/drawingml/2006/main" noChangeAspect="1"/>
@@ -6549,7 +6594,7 @@
                   <pic:spPr>
                     <a:xfrm>
                       <a:off x="0" y="0"/>
-                      <a:ext cx="6515100" cy="4610100"/>
+                      <a:ext cx="5414552" cy="3831349"/>
                     </a:xfrm>
                     <a:prstGeom prst="rect">
                       <a:avLst/>
@@ -6635,21 +6680,15 @@
         <w:rPr>
           <w:rFonts w:hint="eastAsia"/>
         </w:rPr>
-        <w:t xml:space="preserve">(elbow) 지점은 명확하게 관찰되지 않는다. 이는 TF-IDF 기반 고차원 텍스트 공간에서 문서 분포가 연속적으로 분산되어 </w:t>
-      </w:r>
+        <w:t>(elbow) 지점은 명확하게 관찰되지 않는다. 이는 TF-IDF 기반 고차원 텍스트 공간에서 문서 분포가 연속적으로 분산되어 있어, 클러스터 수 증가에 따라 응집도 개선이 점진적으로 이루어졌기 때문으로 해석할 수 있다.</w:t>
+      </w:r>
+    </w:p>
+    <w:p>
       <w:r>
         <w:rPr>
           <w:rFonts w:hint="eastAsia"/>
         </w:rPr>
         <w:lastRenderedPageBreak/>
-        <w:t>있어, 클러스터 수 증가에 따라 응집도 개선이 점진적으로 이루어졌기 때문으로 해석할 수 있다.</w:t>
-      </w:r>
-    </w:p>
-    <w:p>
-      <w:r>
-        <w:rPr>
-          <w:rFonts w:hint="eastAsia"/>
-        </w:rPr>
         <w:t>따라서 Elbow Method 단독으로는 최적 클러스터 수를 하나의 값으로 명확히 결정하기 어렵다고 판단하였으며, 추가적인 판단 지표로 Silhouette Score 분석을 병행하였다.</w:t>
       </w:r>
     </w:p>
@@ -7241,9 +7280,9 @@
           <w:noProof/>
         </w:rPr>
         <w:drawing>
-          <wp:inline distT="0" distB="0" distL="0" distR="0" wp14:anchorId="4A4E39C6" wp14:editId="360B3A65">
-            <wp:extent cx="5743575" cy="3066057"/>
-            <wp:effectExtent l="0" t="0" r="0" b="1270"/>
+          <wp:inline distT="0" distB="0" distL="0" distR="0" wp14:anchorId="4A4E39C6" wp14:editId="78D274DE">
+            <wp:extent cx="4886325" cy="2608437"/>
+            <wp:effectExtent l="0" t="0" r="0" b="1905"/>
             <wp:docPr id="1254561468" name="그림 1"/>
             <wp:cNvGraphicFramePr>
               <a:graphicFrameLocks xmlns:a="http://schemas.openxmlformats.org/drawingml/2006/main" noChangeAspect="1"/>
@@ -7273,7 +7312,7 @@
                   <pic:spPr bwMode="auto">
                     <a:xfrm>
                       <a:off x="0" y="0"/>
-                      <a:ext cx="5747125" cy="3067952"/>
+                      <a:ext cx="4900507" cy="2616007"/>
                     </a:xfrm>
                     <a:prstGeom prst="rect">
                       <a:avLst/>
@@ -7451,9 +7490,9 @@
         </w:rPr>
         <w:lastRenderedPageBreak/>
         <w:drawing>
-          <wp:inline distT="0" distB="0" distL="0" distR="0" wp14:anchorId="67CC09E2" wp14:editId="19A41119">
-            <wp:extent cx="5067300" cy="3007652"/>
-            <wp:effectExtent l="0" t="0" r="0" b="2540"/>
+          <wp:inline distT="0" distB="0" distL="0" distR="0" wp14:anchorId="67CC09E2" wp14:editId="22A1F803">
+            <wp:extent cx="4826093" cy="2864485"/>
+            <wp:effectExtent l="0" t="0" r="0" b="0"/>
             <wp:docPr id="2100361470" name="그림 1"/>
             <wp:cNvGraphicFramePr>
               <a:graphicFrameLocks xmlns:a="http://schemas.openxmlformats.org/drawingml/2006/main" noChangeAspect="1"/>
@@ -7474,7 +7513,7 @@
                   <pic:spPr>
                     <a:xfrm>
                       <a:off x="0" y="0"/>
-                      <a:ext cx="5107495" cy="3031509"/>
+                      <a:ext cx="4867082" cy="2888814"/>
                     </a:xfrm>
                     <a:prstGeom prst="rect">
                       <a:avLst/>
@@ -7512,15 +7551,15 @@
     </w:p>
     <w:p>
       <w:pPr>
-        <w:ind w:left="1600" w:firstLine="800"/>
+        <w:jc w:val="center"/>
       </w:pPr>
       <w:r>
         <w:rPr>
           <w:noProof/>
         </w:rPr>
         <w:drawing>
-          <wp:inline distT="0" distB="0" distL="0" distR="0" wp14:anchorId="4630B86F" wp14:editId="562057AF">
-            <wp:extent cx="3338389" cy="3590925"/>
+          <wp:inline distT="0" distB="0" distL="0" distR="0" wp14:anchorId="4630B86F" wp14:editId="17CC0A7A">
+            <wp:extent cx="3547745" cy="3816118"/>
             <wp:effectExtent l="0" t="0" r="0" b="0"/>
             <wp:docPr id="437680427" name="그림 1"/>
             <wp:cNvGraphicFramePr>
@@ -7542,7 +7581,7 @@
                   <pic:spPr>
                     <a:xfrm>
                       <a:off x="0" y="0"/>
-                      <a:ext cx="3341735" cy="3594524"/>
+                      <a:ext cx="3558251" cy="3827419"/>
                     </a:xfrm>
                     <a:prstGeom prst="rect">
                       <a:avLst/>
@@ -9251,7 +9290,7 @@
           <w:noProof/>
         </w:rPr>
         <w:drawing>
-          <wp:inline distT="0" distB="0" distL="0" distR="0" wp14:anchorId="1C4223B7" wp14:editId="49C3EABA">
+          <wp:inline distT="0" distB="0" distL="0" distR="0" wp14:anchorId="1C4223B7" wp14:editId="267C0702">
             <wp:extent cx="4752865" cy="3600450"/>
             <wp:effectExtent l="0" t="0" r="0" b="0"/>
             <wp:docPr id="738745968" name="그림 2"/>
@@ -9333,7 +9372,7 @@
         </w:rPr>
         <w:lastRenderedPageBreak/>
         <w:drawing>
-          <wp:inline distT="0" distB="0" distL="0" distR="0" wp14:anchorId="126A7568" wp14:editId="3FD42CB5">
+          <wp:inline distT="0" distB="0" distL="0" distR="0" wp14:anchorId="126A7568" wp14:editId="2016D1D1">
             <wp:extent cx="4828309" cy="3657600"/>
             <wp:effectExtent l="0" t="0" r="0" b="0"/>
             <wp:docPr id="1313075968" name="그림 3"/>
@@ -11453,7 +11492,7 @@
               <w:spacing w:line="276" w:lineRule="auto"/>
               <w:jc w:val="center"/>
               <w:rPr>
-                <w:rFonts w:eastAsiaTheme="minorHAnsi" w:cs="Arial" w:hint="eastAsia"/>
+                <w:rFonts w:eastAsiaTheme="minorHAnsi" w:cs="Arial"/>
                 <w:sz w:val="20"/>
                 <w:szCs w:val="20"/>
               </w:rPr>
@@ -11674,7 +11713,7 @@
         <w:spacing w:line="276" w:lineRule="auto"/>
         <w:jc w:val="center"/>
         <w:rPr>
-          <w:rFonts w:eastAsiaTheme="minorHAnsi" w:cs="Arial" w:hint="eastAsia"/>
+          <w:rFonts w:eastAsiaTheme="minorHAnsi" w:cs="Arial"/>
           <w:sz w:val="20"/>
           <w:szCs w:val="20"/>
         </w:rPr>
@@ -13386,9 +13425,6 @@
     <w:p>
       <w:pPr>
         <w:pStyle w:val="3"/>
-        <w:rPr>
-          <w:rFonts w:hint="eastAsia"/>
-        </w:rPr>
       </w:pPr>
       <w:r>
         <w:t>4.7.1 참고 자료</w:t>
@@ -13559,9 +13595,6 @@
     <w:p>
       <w:pPr>
         <w:ind w:left="360"/>
-        <w:rPr>
-          <w:rFonts w:hint="eastAsia"/>
-        </w:rPr>
       </w:pPr>
       <w:r>
         <w:rPr>
@@ -13641,10 +13674,7 @@
       </w:pPr>
       <w:proofErr w:type="spellStart"/>
       <w:r>
-        <w:t>P</w:t>
-      </w:r>
-      <w:r>
-        <w:t>ycaret</w:t>
+        <w:t>Pycaret</w:t>
       </w:r>
       <w:proofErr w:type="spellEnd"/>
       <w:r>
@@ -13662,10 +13692,7 @@
         <w:ind w:left="360"/>
       </w:pPr>
       <w:r>
-        <w:t>P</w:t>
-      </w:r>
-      <w:r>
-        <w:t>andas</w:t>
+        <w:t>Pandas</w:t>
       </w:r>
       <w:r>
         <w:rPr>
@@ -13683,10 +13710,7 @@
       </w:pPr>
       <w:proofErr w:type="spellStart"/>
       <w:r>
-        <w:t>N</w:t>
-      </w:r>
-      <w:r>
-        <w:t>umpy</w:t>
+        <w:t>Numpy</w:t>
       </w:r>
       <w:proofErr w:type="spellEnd"/>
       <w:r>
@@ -13843,19 +13867,10 @@
         <w:t>1.11.4과학 계산 및 통계</w:t>
       </w:r>
     </w:p>
-    <w:p>
-      <w:pPr>
-        <w:rPr>
-          <w:rFonts w:hint="eastAsia"/>
-        </w:rPr>
-      </w:pPr>
-    </w:p>
+    <w:p/>
     <w:p>
       <w:pPr>
         <w:pStyle w:val="3"/>
-        <w:rPr>
-          <w:rFonts w:hint="eastAsia"/>
-        </w:rPr>
       </w:pPr>
       <w:r>
         <w:t>4.7.2 부록</w:t>
@@ -13870,11 +13885,6 @@
       </w:r>
     </w:p>
     <w:p>
-      <w:pPr>
-        <w:rPr>
-          <w:rFonts w:hint="eastAsia"/>
-        </w:rPr>
-      </w:pPr>
       <w:r>
         <w:rPr>
           <w:rFonts w:hint="eastAsia"/>
@@ -13886,19 +13896,7 @@
           <w:rPr>
             <w:rStyle w:val="af7"/>
           </w:rPr>
-          <w:t>https://github.com/jaemin1020/big20-ML-project</w:t>
-        </w:r>
-        <w:r>
-          <w:rPr>
-            <w:rStyle w:val="af7"/>
-          </w:rPr>
-          <w:t>2</w:t>
-        </w:r>
-        <w:r>
-          <w:rPr>
-            <w:rStyle w:val="af7"/>
-          </w:rPr>
-          <w:t>-team3</w:t>
+          <w:t>https://github.com/jaemin1020/big20-ML-project2-team3</w:t>
         </w:r>
       </w:hyperlink>
     </w:p>
@@ -14259,9 +14257,6 @@
             <w:pPr>
               <w:spacing w:after="160" w:line="300" w:lineRule="auto"/>
               <w:cnfStyle w:val="000000100000" w:firstRow="0" w:lastRow="0" w:firstColumn="0" w:lastColumn="0" w:oddVBand="0" w:evenVBand="0" w:oddHBand="1" w:evenHBand="0" w:firstRowFirstColumn="0" w:firstRowLastColumn="0" w:lastRowFirstColumn="0" w:lastRowLastColumn="0"/>
-              <w:rPr>
-                <w:rFonts w:hint="eastAsia"/>
-              </w:rPr>
             </w:pPr>
             <w:proofErr w:type="spellStart"/>
             <w:r>
@@ -14279,9 +14274,6 @@
             <w:pPr>
               <w:spacing w:after="160" w:line="300" w:lineRule="auto"/>
               <w:cnfStyle w:val="000000100000" w:firstRow="0" w:lastRow="0" w:firstColumn="0" w:lastColumn="0" w:oddVBand="0" w:evenVBand="0" w:oddHBand="1" w:evenHBand="0" w:firstRowFirstColumn="0" w:firstRowLastColumn="0" w:lastRowFirstColumn="0" w:lastRowLastColumn="0"/>
-              <w:rPr>
-                <w:rFonts w:hint="eastAsia"/>
-              </w:rPr>
             </w:pPr>
             <w:r>
               <w:rPr>
@@ -14433,19 +14425,10 @@
         </w:tc>
       </w:tr>
     </w:tbl>
-    <w:p>
-      <w:pPr>
-        <w:rPr>
-          <w:rFonts w:hint="eastAsia"/>
-        </w:rPr>
-      </w:pPr>
-    </w:p>
+    <w:p/>
     <w:p>
       <w:pPr>
         <w:pStyle w:val="4"/>
-        <w:rPr>
-          <w:rFonts w:hint="eastAsia"/>
-        </w:rPr>
       </w:pPr>
       <w:r>
         <w:lastRenderedPageBreak/>
@@ -14581,11 +14564,6 @@
       </w:tr>
     </w:tbl>
     <w:p>
-      <w:pPr>
-        <w:rPr>
-          <w:rFonts w:hint="eastAsia"/>
-        </w:rPr>
-      </w:pPr>
       <w:r>
         <w:rPr>
           <w:bCs/>
@@ -17834,6 +17812,7 @@
   <w:style w:type="character" w:default="1" w:styleId="a0">
     <w:name w:val="Default Paragraph Font"/>
     <w:uiPriority w:val="1"/>
+    <w:semiHidden/>
     <w:unhideWhenUsed/>
   </w:style>
   <w:style w:type="table" w:default="1" w:styleId="a1">

--- a/0.report/4.OpinionReview_통합본.docx
+++ b/0.report/4.OpinionReview_통합본.docx
@@ -5306,11 +5306,15 @@
       </w:r>
     </w:p>
     <w:p>
+      <w:pPr>
+        <w:rPr>
+          <w:rFonts w:hint="eastAsia"/>
+        </w:rPr>
+      </w:pPr>
       <w:r>
         <w:br w:type="page"/>
       </w:r>
     </w:p>
-    <w:p/>
     <w:p>
       <w:pPr>
         <w:pStyle w:val="2"/>
@@ -5319,6 +5323,7 @@
         <w:rPr>
           <w:rFonts w:hint="eastAsia"/>
         </w:rPr>
+        <w:lastRenderedPageBreak/>
         <w:t>4.4 클러스터링(Clustering) 분석 및 최적화</w:t>
       </w:r>
     </w:p>
@@ -6037,8 +6042,14 @@
         <w:rPr>
           <w:rFonts w:hint="eastAsia"/>
         </w:rPr>
+        <w:t xml:space="preserve">Silhouette Score는 클러스터 내부 응집도와 클러스터 간 분리도를 동시에 반영하는 지표로, 값이 클수록 군집 품질이 우수함을 의미한다. 반면 Davies-Bouldin Index는 </w:t>
+      </w:r>
+      <w:r>
+        <w:rPr>
+          <w:rFonts w:hint="eastAsia"/>
+        </w:rPr>
         <w:lastRenderedPageBreak/>
-        <w:t>Silhouette Score는 클러스터 내부 응집도와 클러스터 간 분리도를 동시에 반영하는 지표로, 값이 클수록 군집 품질이 우수함을 의미한다. 반면 Davies-Bouldin Index는 클러스터 간 유사도를 기반으로 계산되며, 값이 작을수록 클러스터 간 분리가 잘 이루어졌음을 나타낸다.</w:t>
+        <w:t>클러스터 간 유사도를 기반으로 계산되며, 값이 작을수록 클러스터 간 분리가 잘 이루어졌음을 나타낸다.</w:t>
       </w:r>
     </w:p>
     <w:p>
@@ -6430,29 +6441,32 @@
         <w:rPr>
           <w:rFonts w:hint="eastAsia"/>
         </w:rPr>
+        <w:t>실제로</w:t>
+      </w:r>
+      <w:r>
+        <w:t xml:space="preserve"> </w:t>
+      </w:r>
+      <w:r>
+        <w:rPr>
+          <w:rFonts w:hint="eastAsia"/>
+        </w:rPr>
+        <w:t>[표 4.4.2]</w:t>
+      </w:r>
+      <w:r>
+        <w:t>에 나타난 바와 같이, 호텔 서비스, 자동차 관련 리뷰, 전자기기 사용 경험 등 주제적으로 유사한 문서들이 동일 클러스터로 묶였으며, 이를 통해 LDA 토픽 분포가 클러스터링 입력 특징으로서 효과적으로 작동함을 확인하였다.</w:t>
+      </w:r>
+      <w:r>
+        <w:rPr>
+          <w:rFonts w:hint="eastAsia"/>
+        </w:rPr>
+        <w:t xml:space="preserve"> 또한</w:t>
+      </w:r>
+      <w:r>
+        <w:t xml:space="preserve"> 본 </w:t>
+      </w:r>
+      <w:r>
         <w:lastRenderedPageBreak/>
-        <w:t>실제로</w:t>
-      </w:r>
-      <w:r>
-        <w:t xml:space="preserve"> </w:t>
-      </w:r>
-      <w:r>
-        <w:rPr>
-          <w:rFonts w:hint="eastAsia"/>
-        </w:rPr>
-        <w:t>[표 4.4.2]</w:t>
-      </w:r>
-      <w:r>
-        <w:t>에 나타난 바와 같이, 호텔 서비스, 자동차 관련 리뷰, 전자기기 사용 경험 등 주제적으로 유사한 문서들이 동일 클러스터로 묶였으며, 이를 통해 LDA 토픽 분포가 클러스터링 입력 특징으로서 효과적으로 작동함을 확인하였다.</w:t>
-      </w:r>
-      <w:r>
-        <w:rPr>
-          <w:rFonts w:hint="eastAsia"/>
-        </w:rPr>
-        <w:t xml:space="preserve"> 또한</w:t>
-      </w:r>
-      <w:r>
-        <w:t xml:space="preserve"> 본 연구에서는 클러스터별 대표 토픽, 토픽 점수, 주요 키워드를 문서 단위로 매핑하여 CSV 파일로 저장함으로써, 결과 해석의 용이성과 후속 분석을 위한 재현성을 확보하였다.</w:t>
+        <w:t>연구에서는 클러스터별 대표 토픽, 토픽 점수, 주요 키워드를 문서 단위로 매핑하여 CSV 파일로 저장함으로써, 결과 해석의 용이성과 후속 분석을 위한 재현성을 확보하였다.</w:t>
       </w:r>
       <w:r>
         <w:rPr>
@@ -6831,13 +6845,19 @@
         <w:t>𝑘</w:t>
       </w:r>
       <w:r>
-        <w:t>=1</w:t>
-      </w:r>
-      <w:r>
-        <w:rPr>
-          <w:rFonts w:hint="eastAsia"/>
-        </w:rPr>
-        <w:t>0을</w:t>
+        <w:t>=</w:t>
+      </w:r>
+      <w:r>
+        <w:rPr>
+          <w:rFonts w:hint="eastAsia"/>
+        </w:rPr>
+        <w:t>5</w:t>
+      </w:r>
+      <w:r>
+        <w:rPr>
+          <w:rFonts w:hint="eastAsia"/>
+        </w:rPr>
+        <w:t>을</w:t>
       </w:r>
       <w:r>
         <w:t xml:space="preserve"> 최적 클러스터 수로 설정하였으며, 이후 분석에서는 해당 기준을 바탕으로 클러스터링 및 후속 유사도 분석을 수행하였다.</w:t>
@@ -9290,7 +9310,7 @@
           <w:noProof/>
         </w:rPr>
         <w:drawing>
-          <wp:inline distT="0" distB="0" distL="0" distR="0" wp14:anchorId="1C4223B7" wp14:editId="267C0702">
+          <wp:inline distT="0" distB="0" distL="0" distR="0" wp14:anchorId="1C4223B7" wp14:editId="2F252A4E">
             <wp:extent cx="4752865" cy="3600450"/>
             <wp:effectExtent l="0" t="0" r="0" b="0"/>
             <wp:docPr id="738745968" name="그림 2"/>
@@ -9372,7 +9392,7 @@
         </w:rPr>
         <w:lastRenderedPageBreak/>
         <w:drawing>
-          <wp:inline distT="0" distB="0" distL="0" distR="0" wp14:anchorId="126A7568" wp14:editId="2016D1D1">
+          <wp:inline distT="0" distB="0" distL="0" distR="0" wp14:anchorId="126A7568" wp14:editId="187DDA1C">
             <wp:extent cx="4828309" cy="3657600"/>
             <wp:effectExtent l="0" t="0" r="0" b="0"/>
             <wp:docPr id="1313075968" name="그림 3"/>
